--- a/fuentes/228147_CF03_DU.docx
+++ b/fuentes/228147_CF03_DU.docx
@@ -202,7 +202,7 @@
               </wp:anchor>
             </w:drawing>
           </mc:Choice>
-          <mc:Fallback xmlns:oel="http://schemas.microsoft.com/office/2019/extlst" xmlns:a="http://schemas.openxmlformats.org/drawingml/2006/main" xmlns:adec="http://schemas.microsoft.com/office/drawing/2017/decorative" xmlns:pic="http://schemas.openxmlformats.org/drawingml/2006/picture" xmlns:a14="http://schemas.microsoft.com/office/drawing/2010/main" xmlns:w16sdtdh="http://schemas.microsoft.com/office/word/2020/wordml/sdtdatahash">
+          <mc:Fallback xmlns:w16sdtdh="http://schemas.microsoft.com/office/word/2020/wordml/sdtdatahash" xmlns:a14="http://schemas.microsoft.com/office/drawing/2010/main" xmlns:pic="http://schemas.openxmlformats.org/drawingml/2006/picture" xmlns:adec="http://schemas.microsoft.com/office/drawing/2017/decorative" xmlns:a="http://schemas.openxmlformats.org/drawingml/2006/main" xmlns:oel="http://schemas.microsoft.com/office/2019/extlst">
             <w:pict w14:anchorId="0A7A3AD9">
               <v:rect id="Rectángulo 3" style="position:absolute;margin-left:-55.7pt;margin-top:26.5pt;width:613.85pt;height:204pt;z-index:-251656192;visibility:visible;mso-wrap-style:square;mso-height-percent:0;mso-wrap-distance-left:9pt;mso-wrap-distance-top:0;mso-wrap-distance-right:9pt;mso-wrap-distance-bottom:0;mso-position-horizontal:absolute;mso-position-horizontal-relative:text;mso-position-vertical:absolute;mso-position-vertical-relative:text;mso-height-percent:0;mso-height-relative:margin;v-text-anchor:middle" o:spid="_x0000_s1026" fillcolor="#00314d" stroked="f" strokeweight="1pt" w14:anchorId="202622FC" o:gfxdata="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"/>
             </w:pict>
@@ -297,7 +297,7 @@
               </wp:anchor>
             </w:drawing>
           </mc:Choice>
-          <mc:Fallback xmlns:w16sdtdh="http://schemas.microsoft.com/office/word/2020/wordml/sdtdatahash">
+          <mc:Fallback>
             <w:pict>
               <v:shapetype w14:anchorId="2E2DABF6" id="_x0000_t202" coordsize="21600,21600" o:spt="202" path="m,l,21600r21600,l21600,xe">
                 <v:stroke joinstyle="miter"/>
@@ -524,7 +524,7 @@
           <w:r>
             <w:fldChar w:fldCharType="separate"/>
           </w:r>
-          <w:hyperlink w:anchor="_Toc224497580" w:history="1">
+          <w:hyperlink w:anchor="_Toc226384471" w:history="1">
             <w:r>
               <w:rPr>
                 <w:rStyle w:val="Hipervnculo"/>
@@ -551,7 +551,7 @@
                 <w:noProof/>
                 <w:webHidden/>
               </w:rPr>
-              <w:instrText xml:space="preserve"> PAGEREF _Toc224497580 \h </w:instrText>
+              <w:instrText xml:space="preserve"> PAGEREF _Toc226384471 \h </w:instrText>
             </w:r>
             <w:r>
               <w:rPr>
@@ -598,7 +598,7 @@
               <w14:ligatures w14:val="none"/>
             </w:rPr>
           </w:pPr>
-          <w:hyperlink w:anchor="_Toc224497581" w:history="1">
+          <w:hyperlink w:anchor="_Toc226384472" w:history="1">
             <w:r>
               <w:rPr>
                 <w:rStyle w:val="Hipervnculo"/>
@@ -643,7 +643,7 @@
                 <w:noProof/>
                 <w:webHidden/>
               </w:rPr>
-              <w:instrText xml:space="preserve"> PAGEREF _Toc224497581 \h </w:instrText>
+              <w:instrText xml:space="preserve"> PAGEREF _Toc226384472 \h </w:instrText>
             </w:r>
             <w:r>
               <w:rPr>
@@ -690,7 +690,7 @@
               <w14:ligatures w14:val="none"/>
             </w:rPr>
           </w:pPr>
-          <w:hyperlink w:anchor="_Toc224497582" w:history="1">
+          <w:hyperlink w:anchor="_Toc226384473" w:history="1">
             <w:r>
               <w:rPr>
                 <w:rStyle w:val="Hipervnculo"/>
@@ -735,7 +735,7 @@
                 <w:noProof/>
                 <w:webHidden/>
               </w:rPr>
-              <w:instrText xml:space="preserve"> PAGEREF _Toc224497582 \h </w:instrText>
+              <w:instrText xml:space="preserve"> PAGEREF _Toc226384473 \h </w:instrText>
             </w:r>
             <w:r>
               <w:rPr>
@@ -782,7 +782,7 @@
               <w14:ligatures w14:val="none"/>
             </w:rPr>
           </w:pPr>
-          <w:hyperlink w:anchor="_Toc224497583" w:history="1">
+          <w:hyperlink w:anchor="_Toc226384474" w:history="1">
             <w:r>
               <w:rPr>
                 <w:rStyle w:val="Hipervnculo"/>
@@ -827,7 +827,7 @@
                 <w:noProof/>
                 <w:webHidden/>
               </w:rPr>
-              <w:instrText xml:space="preserve"> PAGEREF _Toc224497583 \h </w:instrText>
+              <w:instrText xml:space="preserve"> PAGEREF _Toc226384474 \h </w:instrText>
             </w:r>
             <w:r>
               <w:rPr>
@@ -874,7 +874,7 @@
               <w14:ligatures w14:val="none"/>
             </w:rPr>
           </w:pPr>
-          <w:hyperlink w:anchor="_Toc224497584" w:history="1">
+          <w:hyperlink w:anchor="_Toc226384475" w:history="1">
             <w:r>
               <w:rPr>
                 <w:rStyle w:val="Hipervnculo"/>
@@ -919,7 +919,7 @@
                 <w:noProof/>
                 <w:webHidden/>
               </w:rPr>
-              <w:instrText xml:space="preserve"> PAGEREF _Toc224497584 \h </w:instrText>
+              <w:instrText xml:space="preserve"> PAGEREF _Toc226384475 \h </w:instrText>
             </w:r>
             <w:r>
               <w:rPr>
@@ -966,7 +966,7 @@
               <w14:ligatures w14:val="none"/>
             </w:rPr>
           </w:pPr>
-          <w:hyperlink w:anchor="_Toc224497585" w:history="1">
+          <w:hyperlink w:anchor="_Toc226384476" w:history="1">
             <w:r>
               <w:rPr>
                 <w:rStyle w:val="Hipervnculo"/>
@@ -1011,7 +1011,7 @@
                 <w:noProof/>
                 <w:webHidden/>
               </w:rPr>
-              <w:instrText xml:space="preserve"> PAGEREF _Toc224497585 \h </w:instrText>
+              <w:instrText xml:space="preserve"> PAGEREF _Toc226384476 \h </w:instrText>
             </w:r>
             <w:r>
               <w:rPr>
@@ -1058,7 +1058,7 @@
               <w14:ligatures w14:val="none"/>
             </w:rPr>
           </w:pPr>
-          <w:hyperlink w:anchor="_Toc224497586" w:history="1">
+          <w:hyperlink w:anchor="_Toc226384477" w:history="1">
             <w:r>
               <w:rPr>
                 <w:rStyle w:val="Hipervnculo"/>
@@ -1103,7 +1103,7 @@
                 <w:noProof/>
                 <w:webHidden/>
               </w:rPr>
-              <w:instrText xml:space="preserve"> PAGEREF _Toc224497586 \h </w:instrText>
+              <w:instrText xml:space="preserve"> PAGEREF _Toc226384477 \h </w:instrText>
             </w:r>
             <w:r>
               <w:rPr>
@@ -1150,7 +1150,7 @@
               <w14:ligatures w14:val="none"/>
             </w:rPr>
           </w:pPr>
-          <w:hyperlink w:anchor="_Toc224497587" w:history="1">
+          <w:hyperlink w:anchor="_Toc226384478" w:history="1">
             <w:r>
               <w:rPr>
                 <w:rStyle w:val="Hipervnculo"/>
@@ -1195,7 +1195,7 @@
                 <w:noProof/>
                 <w:webHidden/>
               </w:rPr>
-              <w:instrText xml:space="preserve"> PAGEREF _Toc224497587 \h </w:instrText>
+              <w:instrText xml:space="preserve"> PAGEREF _Toc226384478 \h </w:instrText>
             </w:r>
             <w:r>
               <w:rPr>
@@ -1242,7 +1242,7 @@
               <w14:ligatures w14:val="none"/>
             </w:rPr>
           </w:pPr>
-          <w:hyperlink w:anchor="_Toc224497588" w:history="1">
+          <w:hyperlink w:anchor="_Toc226384479" w:history="1">
             <w:r>
               <w:rPr>
                 <w:rStyle w:val="Hipervnculo"/>
@@ -1287,7 +1287,7 @@
                 <w:noProof/>
                 <w:webHidden/>
               </w:rPr>
-              <w:instrText xml:space="preserve"> PAGEREF _Toc224497588 \h </w:instrText>
+              <w:instrText xml:space="preserve"> PAGEREF _Toc226384479 \h </w:instrText>
             </w:r>
             <w:r>
               <w:rPr>
@@ -1334,7 +1334,7 @@
               <w14:ligatures w14:val="none"/>
             </w:rPr>
           </w:pPr>
-          <w:hyperlink w:anchor="_Toc224497589" w:history="1">
+          <w:hyperlink w:anchor="_Toc226384480" w:history="1">
             <w:r>
               <w:rPr>
                 <w:rStyle w:val="Hipervnculo"/>
@@ -1379,7 +1379,7 @@
                 <w:noProof/>
                 <w:webHidden/>
               </w:rPr>
-              <w:instrText xml:space="preserve"> PAGEREF _Toc224497589 \h </w:instrText>
+              <w:instrText xml:space="preserve"> PAGEREF _Toc226384480 \h </w:instrText>
             </w:r>
             <w:r>
               <w:rPr>
@@ -1426,7 +1426,7 @@
               <w14:ligatures w14:val="none"/>
             </w:rPr>
           </w:pPr>
-          <w:hyperlink w:anchor="_Toc224497590" w:history="1">
+          <w:hyperlink w:anchor="_Toc226384481" w:history="1">
             <w:r>
               <w:rPr>
                 <w:rStyle w:val="Hipervnculo"/>
@@ -1471,7 +1471,7 @@
                 <w:noProof/>
                 <w:webHidden/>
               </w:rPr>
-              <w:instrText xml:space="preserve"> PAGEREF _Toc224497590 \h </w:instrText>
+              <w:instrText xml:space="preserve"> PAGEREF _Toc226384481 \h </w:instrText>
             </w:r>
             <w:r>
               <w:rPr>
@@ -1518,7 +1518,7 @@
               <w14:ligatures w14:val="none"/>
             </w:rPr>
           </w:pPr>
-          <w:hyperlink w:anchor="_Toc224497591" w:history="1">
+          <w:hyperlink w:anchor="_Toc226384482" w:history="1">
             <w:r>
               <w:rPr>
                 <w:rStyle w:val="Hipervnculo"/>
@@ -1563,7 +1563,7 @@
                 <w:noProof/>
                 <w:webHidden/>
               </w:rPr>
-              <w:instrText xml:space="preserve"> PAGEREF _Toc224497591 \h </w:instrText>
+              <w:instrText xml:space="preserve"> PAGEREF _Toc226384482 \h </w:instrText>
             </w:r>
             <w:r>
               <w:rPr>
@@ -1609,7 +1609,7 @@
               <w14:ligatures w14:val="none"/>
             </w:rPr>
           </w:pPr>
-          <w:hyperlink w:anchor="_Toc224497592" w:history="1">
+          <w:hyperlink w:anchor="_Toc226384483" w:history="1">
             <w:r>
               <w:rPr>
                 <w:rStyle w:val="Hipervnculo"/>
@@ -1636,7 +1636,7 @@
                 <w:noProof/>
                 <w:webHidden/>
               </w:rPr>
-              <w:instrText xml:space="preserve"> PAGEREF _Toc224497592 \h </w:instrText>
+              <w:instrText xml:space="preserve"> PAGEREF _Toc226384483 \h </w:instrText>
             </w:r>
             <w:r>
               <w:rPr>
@@ -1682,7 +1682,7 @@
               <w14:ligatures w14:val="none"/>
             </w:rPr>
           </w:pPr>
-          <w:hyperlink w:anchor="_Toc224497593" w:history="1">
+          <w:hyperlink w:anchor="_Toc226384484" w:history="1">
             <w:r>
               <w:rPr>
                 <w:rStyle w:val="Hipervnculo"/>
@@ -1709,7 +1709,7 @@
                 <w:noProof/>
                 <w:webHidden/>
               </w:rPr>
-              <w:instrText xml:space="preserve"> PAGEREF _Toc224497593 \h </w:instrText>
+              <w:instrText xml:space="preserve"> PAGEREF _Toc226384484 \h </w:instrText>
             </w:r>
             <w:r>
               <w:rPr>
@@ -1755,7 +1755,7 @@
               <w14:ligatures w14:val="none"/>
             </w:rPr>
           </w:pPr>
-          <w:hyperlink w:anchor="_Toc224497594" w:history="1">
+          <w:hyperlink w:anchor="_Toc226384485" w:history="1">
             <w:r>
               <w:rPr>
                 <w:rStyle w:val="Hipervnculo"/>
@@ -1782,7 +1782,7 @@
                 <w:noProof/>
                 <w:webHidden/>
               </w:rPr>
-              <w:instrText xml:space="preserve"> PAGEREF _Toc224497594 \h </w:instrText>
+              <w:instrText xml:space="preserve"> PAGEREF _Toc226384485 \h </w:instrText>
             </w:r>
             <w:r>
               <w:rPr>
@@ -1828,7 +1828,7 @@
               <w14:ligatures w14:val="none"/>
             </w:rPr>
           </w:pPr>
-          <w:hyperlink w:anchor="_Toc224497595" w:history="1">
+          <w:hyperlink w:anchor="_Toc226384486" w:history="1">
             <w:r>
               <w:rPr>
                 <w:rStyle w:val="Hipervnculo"/>
@@ -1855,7 +1855,7 @@
                 <w:noProof/>
                 <w:webHidden/>
               </w:rPr>
-              <w:instrText xml:space="preserve"> PAGEREF _Toc224497595 \h </w:instrText>
+              <w:instrText xml:space="preserve"> PAGEREF _Toc226384486 \h </w:instrText>
             </w:r>
             <w:r>
               <w:rPr>
@@ -1875,7 +1875,7 @@
                 <w:noProof/>
                 <w:webHidden/>
               </w:rPr>
-              <w:t>91</w:t>
+              <w:t>90</w:t>
             </w:r>
             <w:r>
               <w:rPr>
@@ -1901,7 +1901,7 @@
               <w14:ligatures w14:val="none"/>
             </w:rPr>
           </w:pPr>
-          <w:hyperlink w:anchor="_Toc224497596" w:history="1">
+          <w:hyperlink w:anchor="_Toc226384487" w:history="1">
             <w:r>
               <w:rPr>
                 <w:rStyle w:val="Hipervnculo"/>
@@ -1928,7 +1928,7 @@
                 <w:noProof/>
                 <w:webHidden/>
               </w:rPr>
-              <w:instrText xml:space="preserve"> PAGEREF _Toc224497596 \h </w:instrText>
+              <w:instrText xml:space="preserve"> PAGEREF _Toc226384487 \h </w:instrText>
             </w:r>
             <w:r>
               <w:rPr>
@@ -1948,7 +1948,7 @@
                 <w:noProof/>
                 <w:webHidden/>
               </w:rPr>
-              <w:t>92</w:t>
+              <w:t>91</w:t>
             </w:r>
             <w:r>
               <w:rPr>
@@ -1986,7 +1986,7 @@
       <w:pPr>
         <w:pStyle w:val="Titulosgenerales"/>
       </w:pPr>
-      <w:bookmarkStart w:id="0" w:name="_Toc224497580"/>
+      <w:bookmarkStart w:id="0" w:name="_Toc226384471"/>
       <w:r>
         <w:t>Introducción</w:t>
       </w:r>
@@ -2493,7 +2493,7 @@
       <w:pPr>
         <w:pStyle w:val="Ttulo1"/>
       </w:pPr>
-      <w:bookmarkStart w:id="1" w:name="_Toc224497581"/>
+      <w:bookmarkStart w:id="1" w:name="_Toc226384472"/>
       <w:r>
         <w:t>Mantenimiento de equipos informáticos</w:t>
       </w:r>
@@ -3210,7 +3210,7 @@
       <w:pPr>
         <w:pStyle w:val="Ttulo2"/>
       </w:pPr>
-      <w:bookmarkStart w:id="2" w:name="_Toc224497582"/>
+      <w:bookmarkStart w:id="2" w:name="_Toc226384473"/>
       <w:r>
         <w:t>Características</w:t>
       </w:r>
@@ -4120,7 +4120,19 @@
         <w:rPr>
           <w:rStyle w:val="Ttulo5Car"/>
         </w:rPr>
-        <w:t>Deshágase del polvo y las partículas de tu mouse.</w:t>
+        <w:t xml:space="preserve">Deshágase del polvo y las partículas de </w:t>
+      </w:r>
+      <w:r>
+        <w:rPr>
+          <w:rStyle w:val="Ttulo5Car"/>
+        </w:rPr>
+        <w:t>s</w:t>
+      </w:r>
+      <w:r>
+        <w:rPr>
+          <w:rStyle w:val="Ttulo5Car"/>
+        </w:rPr>
+        <w:t>u mouse.</w:t>
       </w:r>
       <w:r>
         <w:rPr>
@@ -5461,7 +5473,7 @@
       <w:pPr>
         <w:pStyle w:val="Ttulo2"/>
       </w:pPr>
-      <w:bookmarkStart w:id="3" w:name="_Toc224497583"/>
+      <w:bookmarkStart w:id="3" w:name="_Toc226384474"/>
       <w:r>
         <w:t>Tipos de mantenimiento.</w:t>
       </w:r>
@@ -6502,7 +6514,7 @@
       <w:pPr>
         <w:pStyle w:val="Ttulo2"/>
       </w:pPr>
-      <w:bookmarkStart w:id="4" w:name="_Toc224497584"/>
+      <w:bookmarkStart w:id="4" w:name="_Toc226384475"/>
       <w:r>
         <w:t>Materiales y herramientas técnicas</w:t>
       </w:r>
@@ -11785,7 +11797,7 @@
       <w:pPr>
         <w:pStyle w:val="Ttulo1"/>
       </w:pPr>
-      <w:bookmarkStart w:id="5" w:name="_Toc224497585"/>
+      <w:bookmarkStart w:id="5" w:name="_Toc226384476"/>
       <w:r>
         <w:t>Manuales técnicos</w:t>
       </w:r>
@@ -12452,7 +12464,7 @@
       <w:r>
         <w:t xml:space="preserve"> </w:t>
       </w:r>
-      <w:bookmarkStart w:id="6" w:name="_Toc224497586"/>
+      <w:bookmarkStart w:id="6" w:name="_Toc226384477"/>
       <w:r>
         <w:t>Especificaciones</w:t>
       </w:r>
@@ -13073,7 +13085,7 @@
       <w:pPr>
         <w:pStyle w:val="Ttulo2"/>
       </w:pPr>
-      <w:bookmarkStart w:id="7" w:name="_Toc224497587"/>
+      <w:bookmarkStart w:id="7" w:name="_Toc226384478"/>
       <w:r>
         <w:t>Procedimientos</w:t>
       </w:r>
@@ -14158,7 +14170,7 @@
       <w:pPr>
         <w:pStyle w:val="Ttulo1"/>
       </w:pPr>
-      <w:bookmarkStart w:id="8" w:name="_Toc224497588"/>
+      <w:bookmarkStart w:id="8" w:name="_Toc226384479"/>
       <w:r>
         <w:t>Elementos de limpieza para mantenimiento de equipos</w:t>
       </w:r>
@@ -14321,7 +14333,7 @@
       <w:pPr>
         <w:pStyle w:val="Ttulo2"/>
       </w:pPr>
-      <w:bookmarkStart w:id="9" w:name="_Toc224497589"/>
+      <w:bookmarkStart w:id="9" w:name="_Toc226384480"/>
       <w:r>
         <w:t>Características</w:t>
       </w:r>
@@ -15293,102 +15305,1614 @@
       </w:pPr>
       <w:r>
         <w:t>Nunca limpie con las huellas; si lo hace, podría rayar más el disco.</w:t>
+      </w:r>
+    </w:p>
+    <w:p>
+      <w:pPr>
+        <w:rPr>
+          <w:b/>
+        </w:rPr>
+      </w:pPr>
+      <w:r>
+        <w:rPr>
+          <w:b/>
+        </w:rPr>
+        <w:t>Limpieza de disco duro</w:t>
+      </w:r>
+      <w:r>
+        <w:rPr>
+          <w:b/>
+        </w:rPr>
+        <w:t>.</w:t>
+      </w:r>
+    </w:p>
+    <w:p>
+      <w:pPr>
+        <w:rPr>
+          <w:b/>
+        </w:rPr>
+      </w:pPr>
+      <w:r>
+        <w:t xml:space="preserve"> </w:t>
+      </w:r>
+      <w:r>
+        <w:rPr>
+          <w:b/>
+        </w:rPr>
+        <w:t xml:space="preserve">Procedimiento: </w:t>
+      </w:r>
+    </w:p>
+    <w:p>
+      <w:pPr>
+        <w:pStyle w:val="Prrafodelista"/>
+        <w:numPr>
+          <w:ilvl w:val="0"/>
+          <w:numId w:val="77"/>
+        </w:numPr>
+        <w:ind w:left="567" w:hanging="283"/>
+      </w:pPr>
+      <w:r>
+        <w:t xml:space="preserve">Los discos duros de las computadoras no se pueden limpiar físicamente. </w:t>
+      </w:r>
+    </w:p>
+    <w:p>
+      <w:pPr>
+        <w:pStyle w:val="Prrafodelista"/>
+        <w:numPr>
+          <w:ilvl w:val="0"/>
+          <w:numId w:val="77"/>
+        </w:numPr>
+        <w:ind w:left="567" w:hanging="283"/>
+      </w:pPr>
+      <w:r>
+        <w:t xml:space="preserve">Sin embargo, se pueden limpiar con utilidades de </w:t>
+      </w:r>
+      <w:r>
+        <w:t>“software”</w:t>
+      </w:r>
+      <w:r>
+        <w:t xml:space="preserve"> para ayudarlo a funcionar de manera rápida y eficiente. </w:t>
+      </w:r>
+    </w:p>
+    <w:p>
+      <w:pPr>
+        <w:pStyle w:val="Prrafodelista"/>
+        <w:numPr>
+          <w:ilvl w:val="0"/>
+          <w:numId w:val="77"/>
+        </w:numPr>
+        <w:ind w:left="567" w:hanging="283"/>
+      </w:pPr>
+      <w:r>
+        <w:t>El uso de estas utilidades evita que el disco duro se ralentice.</w:t>
+      </w:r>
+    </w:p>
+    <w:p>
+      <w:pPr>
+        <w:pStyle w:val="Prrafodelista"/>
+        <w:numPr>
+          <w:ilvl w:val="0"/>
+          <w:numId w:val="77"/>
+        </w:numPr>
+        <w:ind w:left="567" w:hanging="283"/>
+      </w:pPr>
+      <w:r>
+        <w:t>Consulte nuestra sección de solución de problemas básicos para conocer los pasos de su sistema operativo para ayudar a mejorar el rendimiento de la computadora.</w:t>
+      </w:r>
+    </w:p>
+    <w:p/>
+    <w:p>
+      <w:pPr>
+        <w:rPr>
+          <w:b/>
+        </w:rPr>
+      </w:pPr>
+      <w:r>
+        <w:rPr>
+          <w:b/>
+        </w:rPr>
+        <w:t>Limpieza de auriculares</w:t>
+      </w:r>
+      <w:r>
+        <w:rPr>
+          <w:b/>
+        </w:rPr>
+        <w:t>.</w:t>
+      </w:r>
+    </w:p>
+    <w:p>
+      <w:pPr>
+        <w:rPr>
+          <w:b/>
+        </w:rPr>
+      </w:pPr>
+      <w:r>
+        <w:rPr>
+          <w:b/>
+        </w:rPr>
+        <w:t xml:space="preserve"> Procedimiento: </w:t>
+      </w:r>
+    </w:p>
+    <w:p>
+      <w:pPr>
+        <w:pStyle w:val="Prrafodelista"/>
+        <w:numPr>
+          <w:ilvl w:val="0"/>
+          <w:numId w:val="78"/>
+        </w:numPr>
+        <w:ind w:left="567" w:hanging="283"/>
+      </w:pPr>
+      <w:r>
+        <w:t>Los auriculares deben limpiarse con frecuencia para ayudar a prevenir la propagación de gérmenes y piojos.</w:t>
+      </w:r>
+    </w:p>
+    <w:p>
+      <w:pPr>
+        <w:pStyle w:val="Prrafodelista"/>
+        <w:numPr>
+          <w:ilvl w:val="0"/>
+          <w:numId w:val="78"/>
+        </w:numPr>
+        <w:ind w:left="567" w:hanging="283"/>
+      </w:pPr>
+      <w:r>
+        <w:t xml:space="preserve">Si los auriculares son de plástico o vinilo, humedezca un paño con agua tibia y frote la cabeza y los auriculares. </w:t>
+      </w:r>
+    </w:p>
+    <w:p>
+      <w:pPr>
+        <w:pStyle w:val="Prrafodelista"/>
+        <w:numPr>
+          <w:ilvl w:val="0"/>
+          <w:numId w:val="78"/>
+        </w:numPr>
+        <w:ind w:left="567" w:hanging="283"/>
+      </w:pPr>
+      <w:r>
+        <w:t xml:space="preserve">Los auriculares que tienen almohadillas también tienen la posibilidad de reemplazar las almohadillas. </w:t>
+      </w:r>
+    </w:p>
+    <w:p>
+      <w:pPr>
+        <w:pStyle w:val="Prrafodelista"/>
+        <w:numPr>
+          <w:ilvl w:val="0"/>
+          <w:numId w:val="78"/>
+        </w:numPr>
+        <w:ind w:left="567" w:hanging="283"/>
+      </w:pPr>
+      <w:r>
+        <w:t>Reemplazar estas almohadillas también puede ayudar a mantener limpios los auriculares.</w:t>
+      </w:r>
+    </w:p>
+    <w:p>
+      <w:pPr>
+        <w:pStyle w:val="Prrafodelista"/>
+        <w:numPr>
+          <w:ilvl w:val="0"/>
+          <w:numId w:val="78"/>
+        </w:numPr>
+        <w:ind w:left="567" w:hanging="283"/>
+      </w:pPr>
+      <w:r>
+        <w:t xml:space="preserve">Finalmente, en lo que respecta a los auriculares que propagan los piojos. </w:t>
+      </w:r>
+    </w:p>
+    <w:p>
+      <w:pPr>
+        <w:pStyle w:val="Prrafodelista"/>
+        <w:numPr>
+          <w:ilvl w:val="0"/>
+          <w:numId w:val="78"/>
+        </w:numPr>
+        <w:ind w:left="567" w:hanging="283"/>
+      </w:pPr>
+      <w:r>
+        <w:t>Si diferentes estudiantes usan los mismos auriculares, pídeles que usen sus propios auriculares, coloque bolsas sobre los auriculares o unos auriculares que se puedan limpiar con agua tibia después de cada uso.</w:t>
+      </w:r>
+    </w:p>
+    <w:p>
+      <w:pPr>
+        <w:rPr>
+          <w:b/>
+        </w:rPr>
+      </w:pPr>
+      <w:r>
+        <w:rPr>
+          <w:b/>
+        </w:rPr>
+        <w:t>Limpieza del teclado</w:t>
+      </w:r>
+    </w:p>
+    <w:p>
+      <w:r>
+        <w:t>Estos pasos son para limpiar un teclado de escritorio. Para computadoras portátiles, consulte: cómo limpiar una computadora portátil:</w:t>
+      </w:r>
+    </w:p>
+    <w:p>
+      <w:pPr>
+        <w:rPr>
+          <w:b/>
+        </w:rPr>
+      </w:pPr>
+      <w:r>
+        <w:t xml:space="preserve"> </w:t>
+      </w:r>
+      <w:r>
+        <w:rPr>
+          <w:b/>
+        </w:rPr>
+        <w:t xml:space="preserve">Procedimiento: </w:t>
+      </w:r>
+    </w:p>
+    <w:p>
+      <w:pPr>
+        <w:pStyle w:val="Prrafodelista"/>
+        <w:numPr>
+          <w:ilvl w:val="0"/>
+          <w:numId w:val="79"/>
+        </w:numPr>
+        <w:ind w:left="567" w:hanging="283"/>
+      </w:pPr>
+      <w:r>
+        <w:t>El teclado de la computadora suele ser el elemento más infectado por gérmenes en su hogar u oficina.</w:t>
+      </w:r>
+    </w:p>
+    <w:p>
+      <w:pPr>
+        <w:pStyle w:val="Prrafodelista"/>
+        <w:numPr>
+          <w:ilvl w:val="0"/>
+          <w:numId w:val="79"/>
+        </w:numPr>
+        <w:ind w:left="567" w:hanging="283"/>
+      </w:pPr>
+      <w:r>
+        <w:t>Limpiarlo ayuda a eliminar las bacterias peligrosas, reparar o prevenir las teclas atascadas y mantiene el teclado funcionando correctamente.</w:t>
+      </w:r>
+    </w:p>
+    <w:p>
+      <w:pPr>
+        <w:pStyle w:val="Prrafodelista"/>
+        <w:numPr>
+          <w:ilvl w:val="0"/>
+          <w:numId w:val="79"/>
+        </w:numPr>
+        <w:ind w:left="567" w:hanging="283"/>
+      </w:pPr>
+      <w:r>
+        <w:t xml:space="preserve">Antes de limpiar el teclado, primero apague la computadora o si está usando un teclado USB desconéctelo de la computadora. </w:t>
+      </w:r>
+    </w:p>
+    <w:p>
+      <w:pPr>
+        <w:pStyle w:val="Prrafodelista"/>
+        <w:numPr>
+          <w:ilvl w:val="0"/>
+          <w:numId w:val="79"/>
+        </w:numPr>
+        <w:ind w:left="567" w:hanging="283"/>
+      </w:pPr>
+      <w:r>
+        <w:t>No desenchufar el teclado puede causar otros problemas en la computadora, ya que puede presionar teclas que hacen que la computadora realice una tarea que no desea que realice.</w:t>
+      </w:r>
+    </w:p>
+    <w:p>
+      <w:pPr>
+        <w:pStyle w:val="Prrafodelista"/>
+        <w:numPr>
+          <w:ilvl w:val="0"/>
+          <w:numId w:val="79"/>
+        </w:numPr>
+        <w:ind w:left="567" w:hanging="283"/>
+      </w:pPr>
+      <w:r>
+        <w:t>Mucha gente limpia el teclado dándole la vuelta y sacudiéndolo. Un método más eficiente es utilizar aire comprimido. El aire comprimido es aire comprimido contenido en una lata con una boquilla muy larga. Para limpiar un teclado con aire comprimido, apunte entre las teclas y elimine todo el polvo y la suciedad. También se puede usar una aspiradora, pero asegúrese de que el teclado no tenga teclas sueltas que puedan ser succionadas por la aspiradora.</w:t>
+      </w:r>
+    </w:p>
+    <w:p>
+      <w:pPr>
+        <w:rPr>
+          <w:b/>
+        </w:rPr>
+      </w:pPr>
+    </w:p>
+    <w:p>
+      <w:pPr>
+        <w:rPr>
+          <w:b/>
+        </w:rPr>
+      </w:pPr>
+      <w:r>
+        <w:rPr>
+          <w:b/>
+        </w:rPr>
+        <w:t>Limpiar el teclado más extensamente, retirar las teclas del teclado.</w:t>
+      </w:r>
+    </w:p>
+    <w:p>
+      <w:pPr>
+        <w:rPr>
+          <w:b/>
+        </w:rPr>
+      </w:pPr>
+      <w:r>
+        <w:rPr>
+          <w:b/>
+        </w:rPr>
+        <w:t>Cómo quitar las teclas de un teclado:</w:t>
+      </w:r>
+    </w:p>
+    <w:p>
+      <w:pPr>
+        <w:pStyle w:val="Prrafodelista"/>
+        <w:numPr>
+          <w:ilvl w:val="0"/>
+          <w:numId w:val="80"/>
+        </w:numPr>
+        <w:ind w:left="567" w:hanging="283"/>
+      </w:pPr>
+      <w:r>
+        <w:t xml:space="preserve">Después de eliminar el polvo, la suciedad y el cabello. </w:t>
+      </w:r>
+    </w:p>
+    <w:p>
+      <w:pPr>
+        <w:pStyle w:val="Prrafodelista"/>
+        <w:numPr>
+          <w:ilvl w:val="0"/>
+          <w:numId w:val="80"/>
+        </w:numPr>
+        <w:ind w:left="567" w:hanging="283"/>
+      </w:pPr>
+      <w:r>
+        <w:t xml:space="preserve">Rocíe un desinfectante en un paño o use paños desinfectantes y frote cada una de las teclas del teclado. </w:t>
+      </w:r>
+    </w:p>
+    <w:p>
+      <w:pPr>
+        <w:pStyle w:val="Prrafodelista"/>
+        <w:numPr>
+          <w:ilvl w:val="0"/>
+          <w:numId w:val="80"/>
+        </w:numPr>
+        <w:ind w:left="567" w:hanging="283"/>
+      </w:pPr>
+      <w:r>
+        <w:t>Como se menciona en nuestros consejos generales de limpieza, nunca rocíe ningún líquido sobre el teclado.</w:t>
+      </w:r>
+    </w:p>
+    <w:p/>
+    <w:p>
+      <w:pPr>
+        <w:rPr>
+          <w:b/>
+        </w:rPr>
+      </w:pPr>
+      <w:r>
+        <w:rPr>
+          <w:b/>
+        </w:rPr>
+        <w:t>Sustancia derramada en el teclado</w:t>
+      </w:r>
+      <w:r>
+        <w:rPr>
+          <w:b/>
+        </w:rPr>
+        <w:t>.</w:t>
+      </w:r>
+    </w:p>
+    <w:p>
+      <w:pPr>
+        <w:rPr>
+          <w:b/>
+        </w:rPr>
+      </w:pPr>
+      <w:r>
+        <w:rPr>
+          <w:b/>
+        </w:rPr>
+        <w:t xml:space="preserve">Procedimiento: </w:t>
+      </w:r>
+    </w:p>
+    <w:p>
+      <w:pPr>
+        <w:pStyle w:val="Prrafodelista"/>
+        <w:numPr>
+          <w:ilvl w:val="0"/>
+          <w:numId w:val="29"/>
+        </w:numPr>
+        <w:ind w:left="567" w:hanging="283"/>
+      </w:pPr>
+      <w:r>
+        <w:t xml:space="preserve">Si se derrama algo sobre el teclado, apague la computadora inmediatamente o, como mínimo, desconecte el teclado de la computadora. </w:t>
+      </w:r>
+    </w:p>
+    <w:p>
+      <w:pPr>
+        <w:pStyle w:val="Prrafodelista"/>
+        <w:numPr>
+          <w:ilvl w:val="0"/>
+          <w:numId w:val="29"/>
+        </w:numPr>
+        <w:ind w:left="567" w:hanging="283"/>
+      </w:pPr>
+      <w:r>
+        <w:t xml:space="preserve">Una vez hecho esto, voltee el teclado para evitar que la sustancia penetre en los circuitos. </w:t>
+      </w:r>
+    </w:p>
+    <w:p>
+      <w:pPr>
+        <w:pStyle w:val="Prrafodelista"/>
+        <w:numPr>
+          <w:ilvl w:val="0"/>
+          <w:numId w:val="29"/>
+        </w:numPr>
+        <w:ind w:left="567" w:hanging="283"/>
+      </w:pPr>
+      <w:r>
+        <w:t>Mientras el teclado está boca abajo, sacúdalo sobre una superficie que pueda limpiarse más tarde.</w:t>
+      </w:r>
+    </w:p>
+    <w:p>
+      <w:pPr>
+        <w:pStyle w:val="Prrafodelista"/>
+        <w:numPr>
+          <w:ilvl w:val="0"/>
+          <w:numId w:val="29"/>
+        </w:numPr>
+        <w:ind w:left="567" w:hanging="283"/>
+      </w:pPr>
+      <w:r>
+        <w:t xml:space="preserve">Mientras aún está bocabajo, use un paño para comenzar a limpiar las teclas. </w:t>
+      </w:r>
+    </w:p>
+    <w:p>
+      <w:pPr>
+        <w:pStyle w:val="Prrafodelista"/>
+        <w:numPr>
+          <w:ilvl w:val="0"/>
+          <w:numId w:val="29"/>
+        </w:numPr>
+        <w:ind w:left="567" w:hanging="283"/>
+      </w:pPr>
+      <w:r>
+        <w:t xml:space="preserve">Después de limpiar el teclado, déjelo bocabajo durante, al menos, dos días para que se seque. </w:t>
+      </w:r>
+    </w:p>
+    <w:p>
+      <w:pPr>
+        <w:pStyle w:val="Prrafodelista"/>
+        <w:numPr>
+          <w:ilvl w:val="0"/>
+          <w:numId w:val="29"/>
+        </w:numPr>
+        <w:ind w:left="567" w:hanging="283"/>
+      </w:pPr>
+      <w:r>
+        <w:t>Una vez seco, continúa limpiando el teclado con cualquier resto de sustancia.</w:t>
+      </w:r>
+    </w:p>
+    <w:p>
+      <w:pPr>
+        <w:pStyle w:val="Prrafodelista"/>
+        <w:numPr>
+          <w:ilvl w:val="0"/>
+          <w:numId w:val="29"/>
+        </w:numPr>
+        <w:ind w:left="567" w:hanging="283"/>
+      </w:pPr>
+      <w:r>
+        <w:t xml:space="preserve">Si después de limpiar las teclas del teclado se pegan, retírelas y limpie debajo de las teclas y la parte inferior de la tecla. </w:t>
+      </w:r>
+    </w:p>
+    <w:p>
+      <w:pPr>
+        <w:pStyle w:val="Prrafodelista"/>
+        <w:numPr>
+          <w:ilvl w:val="0"/>
+          <w:numId w:val="29"/>
+        </w:numPr>
+        <w:ind w:left="567" w:hanging="283"/>
+      </w:pPr>
+      <w:r>
+        <w:t>Finalmente, si el teclado aún funciona, pero permanece sucio o pegajoso antes de desecharlo como último recurso, intenta lavarlo en el lavavajillas.</w:t>
+      </w:r>
+    </w:p>
+    <w:p>
+      <w:pPr>
+        <w:rPr>
+          <w:b/>
+        </w:rPr>
+      </w:pPr>
+      <w:r>
+        <w:rPr>
+          <w:b/>
+        </w:rPr>
+        <w:t>Limpieza de LCD/LED</w:t>
+      </w:r>
+      <w:r>
+        <w:rPr>
+          <w:b/>
+        </w:rPr>
+        <w:t>.</w:t>
+      </w:r>
+    </w:p>
+    <w:p>
+      <w:pPr>
+        <w:rPr>
+          <w:b/>
+        </w:rPr>
+      </w:pPr>
+      <w:r>
+        <w:rPr>
+          <w:b/>
+        </w:rPr>
+        <w:t xml:space="preserve"> Procedimiento: </w:t>
+      </w:r>
+    </w:p>
+    <w:p>
+      <w:pPr>
+        <w:pStyle w:val="Prrafodelista"/>
+        <w:numPr>
+          <w:ilvl w:val="0"/>
+          <w:numId w:val="81"/>
+        </w:numPr>
+        <w:ind w:left="567" w:hanging="283"/>
+      </w:pPr>
+      <w:r>
+        <w:t>La suciedad, el polvo y las huellas dactilares pueden dificultar la lectura de la pantalla de la computadora.</w:t>
+      </w:r>
+    </w:p>
+    <w:p>
+      <w:pPr>
+        <w:pStyle w:val="Prrafodelista"/>
+        <w:numPr>
+          <w:ilvl w:val="0"/>
+          <w:numId w:val="81"/>
+        </w:numPr>
+        <w:ind w:left="567" w:hanging="283"/>
+      </w:pPr>
+      <w:r>
+        <w:t>A diferencia de un monitor de computadora CRT, el monitor LCD o LED no es de vidrio y requiere procedimientos de limpieza especiales.</w:t>
+      </w:r>
+    </w:p>
+    <w:p>
+      <w:pPr>
+        <w:pStyle w:val="Prrafodelista"/>
+        <w:numPr>
+          <w:ilvl w:val="0"/>
+          <w:numId w:val="81"/>
+        </w:numPr>
+        <w:ind w:left="567" w:hanging="283"/>
+      </w:pPr>
+      <w:r>
+        <w:t>Al limpiar la pantalla LCD o LED, es importante recordar no rociar ningún líquido directamente sobre la pantalla. Presione suavemente mientras limpia y no use una toalla de papel ya que puede rayar la pantalla.</w:t>
+      </w:r>
+    </w:p>
+    <w:p>
+      <w:pPr>
+        <w:pStyle w:val="Prrafodelista"/>
+        <w:numPr>
+          <w:ilvl w:val="0"/>
+          <w:numId w:val="81"/>
+        </w:numPr>
+        <w:ind w:left="567" w:hanging="283"/>
+      </w:pPr>
+      <w:r>
+        <w:t xml:space="preserve">Para limpiar la pantalla LCD o LED, utilice un paño de microfibra no resistente, un paño de algodón suave o un plumero </w:t>
+      </w:r>
+      <w:proofErr w:type="spellStart"/>
+      <w:r>
+        <w:t>swiffer</w:t>
+      </w:r>
+      <w:proofErr w:type="spellEnd"/>
+      <w:r>
+        <w:t xml:space="preserve">. </w:t>
+      </w:r>
+    </w:p>
+    <w:p>
+      <w:pPr>
+        <w:pStyle w:val="Prrafodelista"/>
+        <w:numPr>
+          <w:ilvl w:val="0"/>
+          <w:numId w:val="81"/>
+        </w:numPr>
+        <w:ind w:left="567" w:hanging="283"/>
+      </w:pPr>
+      <w:r>
+        <w:t xml:space="preserve">Si un paño seco no limpia completamente la pantalla, puede aplicar alcohol al paño y limpiar la pantalla con un paño húmedo. </w:t>
+      </w:r>
+    </w:p>
+    <w:p>
+      <w:pPr>
+        <w:pStyle w:val="Prrafodelista"/>
+        <w:numPr>
+          <w:ilvl w:val="0"/>
+          <w:numId w:val="81"/>
+        </w:numPr>
+        <w:ind w:left="567" w:hanging="283"/>
+      </w:pPr>
+      <w:r>
+        <w:t>El alcohol isopropílico se utiliza para limpiar monitores LCD y LED antes de salir de fábrica.</w:t>
+      </w:r>
+    </w:p>
+    <w:p>
+      <w:pPr>
+        <w:rPr>
+          <w:b/>
+        </w:rPr>
+      </w:pPr>
+      <w:r>
+        <w:rPr>
+          <w:b/>
+        </w:rPr>
+        <w:t>Limpieza de monitores y pantallas LCD, CRT</w:t>
+      </w:r>
+      <w:r>
+        <w:rPr>
+          <w:b/>
+        </w:rPr>
+        <w:t>.</w:t>
+      </w:r>
+    </w:p>
+    <w:p>
+      <w:pPr>
+        <w:rPr>
+          <w:b/>
+        </w:rPr>
+      </w:pPr>
+      <w:r>
+        <w:rPr>
+          <w:b/>
+        </w:rPr>
+        <w:t>Procedimiento:</w:t>
+      </w:r>
+    </w:p>
+    <w:p>
+      <w:pPr>
+        <w:pStyle w:val="Prrafodelista"/>
+        <w:numPr>
+          <w:ilvl w:val="0"/>
+          <w:numId w:val="82"/>
+        </w:numPr>
+        <w:ind w:left="567" w:hanging="283"/>
+      </w:pPr>
+      <w:r>
+        <w:t xml:space="preserve">La pantalla de un monitor de vidrio se puede limpiar con un limpiador de vidrios doméstico común. </w:t>
+      </w:r>
+    </w:p>
+    <w:p>
+      <w:pPr>
+        <w:pStyle w:val="Prrafodelista"/>
+        <w:numPr>
+          <w:ilvl w:val="0"/>
+          <w:numId w:val="82"/>
+        </w:numPr>
+        <w:ind w:left="567" w:hanging="283"/>
+      </w:pPr>
+      <w:r>
+        <w:t xml:space="preserve">Desenchufe el cable de alimentación del monitor y rocíe el limpiador sobre un paño sin pelusa para evitar que el líquido se filtre a los componentes del interior del monitor. </w:t>
+      </w:r>
+    </w:p>
+    <w:p>
+      <w:pPr>
+        <w:pStyle w:val="Prrafodelista"/>
+        <w:numPr>
+          <w:ilvl w:val="0"/>
+          <w:numId w:val="82"/>
+        </w:numPr>
+        <w:ind w:left="567" w:hanging="283"/>
+      </w:pPr>
+      <w:r>
+        <w:t xml:space="preserve">Aspire el polvo que se haya depositado en la parte superior del monitor y asegúrese de que no haya libros ni papeles que cubra las rejillas de ventilación. </w:t>
+      </w:r>
+    </w:p>
+    <w:p>
+      <w:pPr>
+        <w:pStyle w:val="Prrafodelista"/>
+        <w:numPr>
+          <w:ilvl w:val="0"/>
+          <w:numId w:val="82"/>
+        </w:numPr>
+        <w:ind w:left="567" w:hanging="283"/>
+      </w:pPr>
+      <w:r>
+        <w:t>Las rejillas de ventilación del monitor obstruidas pueden hacer que el monitor se sobrecaliente o incluso se incendie.</w:t>
+      </w:r>
+    </w:p>
+    <w:p>
+      <w:pPr>
+        <w:rPr>
+          <w:b/>
+        </w:rPr>
+      </w:pPr>
+      <w:r>
+        <w:rPr>
+          <w:b/>
+        </w:rPr>
+        <w:t>Limpieza de placa base: el polvo y, especialmente, las partículas de humo de cigarrillo pueden acumularse y corroer los circuitos, lo que provoca diversos problemas, como bloqueos informáticos.</w:t>
+      </w:r>
+    </w:p>
+    <w:p>
+      <w:pPr>
+        <w:rPr>
+          <w:b/>
+        </w:rPr>
+      </w:pPr>
+      <w:r>
+        <w:rPr>
+          <w:b/>
+        </w:rPr>
+        <w:t xml:space="preserve">Procedimiento: </w:t>
+      </w:r>
+    </w:p>
+    <w:p>
+      <w:pPr>
+        <w:pStyle w:val="Prrafodelista"/>
+        <w:numPr>
+          <w:ilvl w:val="0"/>
+          <w:numId w:val="83"/>
+        </w:numPr>
+        <w:ind w:left="567" w:hanging="283"/>
+      </w:pPr>
+      <w:r>
+        <w:t xml:space="preserve">Nuestra recomendación a la hora de limpiar la placa base de polvo, suciedad o pelos es utilizar aire comprimido. </w:t>
+      </w:r>
+    </w:p>
+    <w:p>
+      <w:pPr>
+        <w:pStyle w:val="Prrafodelista"/>
+        <w:numPr>
+          <w:ilvl w:val="0"/>
+          <w:numId w:val="83"/>
+        </w:numPr>
+        <w:ind w:left="567" w:hanging="283"/>
+      </w:pPr>
+      <w:r>
+        <w:t xml:space="preserve">Cuando utilice aire comprimido, manténgalo en posición vertical para evitar que los productos químicos salgan del recipiente, lo que podría dañar la placa base u otros componentes. </w:t>
+      </w:r>
+    </w:p>
+    <w:p>
+      <w:pPr>
+        <w:pStyle w:val="Prrafodelista"/>
+        <w:numPr>
+          <w:ilvl w:val="0"/>
+          <w:numId w:val="83"/>
+        </w:numPr>
+        <w:ind w:left="567" w:hanging="283"/>
+      </w:pPr>
+      <w:r>
+        <w:t>Además, cuando utilice aire comprimido, asegúrese de quitar siempre el polvo o la suciedad de la placa base o de la carcasa.</w:t>
+      </w:r>
+    </w:p>
+    <w:p>
+      <w:pPr>
+        <w:pStyle w:val="Prrafodelista"/>
+        <w:numPr>
+          <w:ilvl w:val="0"/>
+          <w:numId w:val="83"/>
+        </w:numPr>
+        <w:ind w:left="567" w:hanging="283"/>
+      </w:pPr>
+      <w:r>
+        <w:t xml:space="preserve">Otra buena alternativa al aire comprimido es una aspiradora portátil a batería. </w:t>
+      </w:r>
+    </w:p>
+    <w:p>
+      <w:pPr>
+        <w:pStyle w:val="Prrafodelista"/>
+        <w:numPr>
+          <w:ilvl w:val="0"/>
+          <w:numId w:val="83"/>
+        </w:numPr>
+        <w:ind w:left="567" w:hanging="283"/>
+      </w:pPr>
+      <w:r>
+        <w:t>Las aspiradoras portátiles pueden eliminar por completo el polvo, la suciedad y el cabello de la placa base y evitar que quede atrapado en la carcasa.</w:t>
       </w:r>
     </w:p>
     <w:p/>
     <w:p/>
+    <w:p>
+      <w:pPr>
+        <w:rPr>
+          <w:b/>
+        </w:rPr>
+      </w:pPr>
+      <w:r>
+        <w:rPr>
+          <w:b/>
+        </w:rPr>
+        <w:t>Limpieza de ratones</w:t>
+      </w:r>
+    </w:p>
+    <w:p>
+      <w:r>
+        <w:t>Un mouse óptico o láser sucio puede hacer que el cursor del mouse sea difícil de mover o que se mueva de forma errática.</w:t>
+      </w:r>
+    </w:p>
+    <w:p>
+      <w:pPr>
+        <w:rPr>
+          <w:b/>
+        </w:rPr>
+      </w:pPr>
+      <w:r>
+        <w:rPr>
+          <w:b/>
+        </w:rPr>
+        <w:t xml:space="preserve"> Procedimiento: </w:t>
+      </w:r>
+    </w:p>
+    <w:p>
+      <w:pPr>
+        <w:pStyle w:val="Prrafodelista"/>
+        <w:numPr>
+          <w:ilvl w:val="0"/>
+          <w:numId w:val="30"/>
+        </w:numPr>
+        <w:ind w:left="567" w:hanging="283"/>
+      </w:pPr>
+      <w:r>
+        <w:t xml:space="preserve">Use una lata de aire comprimido diseñada para usar con equipos electrónicos, rociándola alrededor del sensor óptico en la parte inferior del mouse. </w:t>
+      </w:r>
+    </w:p>
+    <w:p>
+      <w:pPr>
+        <w:pStyle w:val="Prrafodelista"/>
+        <w:numPr>
+          <w:ilvl w:val="0"/>
+          <w:numId w:val="30"/>
+        </w:numPr>
+        <w:ind w:left="567" w:hanging="283"/>
+      </w:pPr>
+      <w:r>
+        <w:t>Soplar aire en la parte inferior del mouse elimina la suciedad, el polvo, el cabello u otras obstrucciones que bloquean el sensor óptico.</w:t>
+      </w:r>
+    </w:p>
+    <w:p>
+      <w:pPr>
+        <w:pStyle w:val="Prrafodelista"/>
+        <w:numPr>
+          <w:ilvl w:val="0"/>
+          <w:numId w:val="30"/>
+        </w:numPr>
+        <w:ind w:left="567" w:hanging="283"/>
+      </w:pPr>
+      <w:r>
+        <w:t>Evite usar productos químicos de limpieza o pasar un paño directamente sobre el sensor óptico, ya que podría rayarlo o dañarlo.</w:t>
+      </w:r>
+    </w:p>
+    <w:p>
+      <w:r>
+        <w:rPr>
+          <w:b/>
+        </w:rPr>
+        <w:t>Ratón óptico-mecánico (ratón de bola):</w:t>
+      </w:r>
+      <w:r>
+        <w:t xml:space="preserve"> Un ratón óptico-mecánico sucio (ratón con una bola) puede dificultar el movimiento del ratón y provocar un movimiento extraño del ratón.</w:t>
+      </w:r>
+      <w:r>
+        <w:t xml:space="preserve">   </w:t>
+      </w:r>
+      <w:r>
+        <w:t>Girar la parte inferior de la cubierta del mouse</w:t>
+      </w:r>
+    </w:p>
+    <w:p>
+      <w:pPr>
+        <w:rPr>
+          <w:b/>
+        </w:rPr>
+      </w:pPr>
+      <w:r>
+        <w:rPr>
+          <w:b/>
+        </w:rPr>
+        <w:t xml:space="preserve">Procedimiento: </w:t>
+      </w:r>
+    </w:p>
+    <w:p>
+      <w:pPr>
+        <w:pStyle w:val="Prrafodelista"/>
+        <w:numPr>
+          <w:ilvl w:val="0"/>
+          <w:numId w:val="84"/>
+        </w:numPr>
+        <w:ind w:left="567" w:hanging="283"/>
+      </w:pPr>
+      <w:r>
+        <w:t xml:space="preserve">Para limpiar los rodillos de un mouse óptico-mecánico, primero debe quitar la cubierta inferior. </w:t>
+      </w:r>
+    </w:p>
+    <w:p>
+      <w:pPr>
+        <w:pStyle w:val="Prrafodelista"/>
+        <w:numPr>
+          <w:ilvl w:val="0"/>
+          <w:numId w:val="84"/>
+        </w:numPr>
+        <w:ind w:left="567" w:hanging="283"/>
+      </w:pPr>
+      <w:r>
+        <w:t xml:space="preserve">Para hacer esto, examine la parte inferior del mouse para ver en qué dirección girar la cubierta. </w:t>
+      </w:r>
+    </w:p>
+    <w:p>
+      <w:pPr>
+        <w:pStyle w:val="Prrafodelista"/>
+        <w:numPr>
+          <w:ilvl w:val="0"/>
+          <w:numId w:val="84"/>
+        </w:numPr>
+        <w:ind w:left="567" w:hanging="283"/>
+      </w:pPr>
+      <w:r>
+        <w:t xml:space="preserve">Como puede ver en la siguiente ilustración, la cubierta del mouse debe moverse en sentido contrario a las agujas del reloj. </w:t>
+      </w:r>
+    </w:p>
+    <w:p>
+      <w:pPr>
+        <w:pStyle w:val="Prrafodelista"/>
+        <w:numPr>
+          <w:ilvl w:val="0"/>
+          <w:numId w:val="84"/>
+        </w:numPr>
+        <w:ind w:left="567" w:hanging="283"/>
+      </w:pPr>
+      <w:r>
+        <w:t>Coloque dos dedos en la cubierta del mouse, presione hacia abajo y gire en la dirección de las flechas.</w:t>
+      </w:r>
+    </w:p>
+    <w:p>
+      <w:pPr>
+        <w:pStyle w:val="Prrafodelista"/>
+        <w:numPr>
+          <w:ilvl w:val="0"/>
+          <w:numId w:val="84"/>
+        </w:numPr>
+        <w:ind w:left="567" w:hanging="283"/>
+      </w:pPr>
+      <w:r>
+        <w:t xml:space="preserve">Una vez que la cubierta haya girado aproximadamente una pulgada, gire el mouse a su posición normal, cubriendo la parte inferior del mouse con una mano. </w:t>
+      </w:r>
+    </w:p>
+    <w:p>
+      <w:pPr>
+        <w:pStyle w:val="Prrafodelista"/>
+        <w:numPr>
+          <w:ilvl w:val="0"/>
+          <w:numId w:val="84"/>
+        </w:numPr>
+        <w:ind w:left="567" w:hanging="283"/>
+      </w:pPr>
+      <w:r>
+        <w:t xml:space="preserve">La parte inferior debería caerse, incluida la bola del ratón. </w:t>
+      </w:r>
+    </w:p>
+    <w:p>
+      <w:pPr>
+        <w:pStyle w:val="Prrafodelista"/>
+        <w:numPr>
+          <w:ilvl w:val="0"/>
+          <w:numId w:val="84"/>
+        </w:numPr>
+        <w:ind w:left="567" w:hanging="283"/>
+      </w:pPr>
+      <w:r>
+        <w:t>Si la cubierta no se cae, trate de sacudir el mouse suavemente.</w:t>
+      </w:r>
+    </w:p>
+    <w:p>
+      <w:pPr>
+        <w:rPr>
+          <w:b/>
+        </w:rPr>
+      </w:pPr>
+      <w:r>
+        <w:rPr>
+          <w:b/>
+        </w:rPr>
+        <w:t>Ratón de ordenador sin bola</w:t>
+      </w:r>
+    </w:p>
+    <w:p>
+      <w:pPr>
+        <w:rPr>
+          <w:b/>
+        </w:rPr>
+      </w:pPr>
+      <w:r>
+        <w:rPr>
+          <w:b/>
+        </w:rPr>
+        <w:t>Procedimiento:</w:t>
+      </w:r>
+    </w:p>
+    <w:p>
+      <w:pPr>
+        <w:pStyle w:val="Prrafodelista"/>
+        <w:numPr>
+          <w:ilvl w:val="0"/>
+          <w:numId w:val="85"/>
+        </w:numPr>
+        <w:ind w:left="567" w:hanging="141"/>
+      </w:pPr>
+      <w:r>
+        <w:t xml:space="preserve">Una vez que se quitan la cubierta inferior y la bola, se deben ver tres rodillos dentro del mouse. </w:t>
+      </w:r>
+    </w:p>
+    <w:p>
+      <w:pPr>
+        <w:pStyle w:val="Prrafodelista"/>
+        <w:numPr>
+          <w:ilvl w:val="0"/>
+          <w:numId w:val="85"/>
+        </w:numPr>
+        <w:ind w:left="567" w:hanging="141"/>
+      </w:pPr>
+      <w:r>
+        <w:t xml:space="preserve">Utilice un bastoncillo de algodón, el dedo o la uña para eliminar cualquier sustancia de los rodillos. </w:t>
+      </w:r>
+    </w:p>
+    <w:p>
+      <w:pPr>
+        <w:pStyle w:val="Prrafodelista"/>
+        <w:numPr>
+          <w:ilvl w:val="0"/>
+          <w:numId w:val="85"/>
+        </w:numPr>
+        <w:ind w:left="567" w:hanging="141"/>
+      </w:pPr>
+      <w:r>
+        <w:t xml:space="preserve">Por lo general, hay una pequeña línea de cabello y suciedad en el medio del rodillo. </w:t>
+      </w:r>
+    </w:p>
+    <w:p>
+      <w:pPr>
+        <w:pStyle w:val="Prrafodelista"/>
+        <w:numPr>
+          <w:ilvl w:val="0"/>
+          <w:numId w:val="85"/>
+        </w:numPr>
+        <w:ind w:left="567" w:hanging="141"/>
+      </w:pPr>
+      <w:r>
+        <w:t>Retire la mayor cantidad posible de esta sustancia.</w:t>
+      </w:r>
+    </w:p>
+    <w:p>
+      <w:pPr>
+        <w:pStyle w:val="Prrafodelista"/>
+        <w:numPr>
+          <w:ilvl w:val="0"/>
+          <w:numId w:val="85"/>
+        </w:numPr>
+        <w:ind w:left="567" w:hanging="141"/>
+      </w:pPr>
+      <w:r>
+        <w:t>Una vez que haya eliminado la mayor cantidad de suciedad y cabello posible, vuelva a colocar la bola en el mouse y vuelva a colocar la cubierta.</w:t>
+      </w:r>
+    </w:p>
+    <w:p>
+      <w:pPr>
+        <w:pStyle w:val="Prrafodelista"/>
+        <w:numPr>
+          <w:ilvl w:val="0"/>
+          <w:numId w:val="85"/>
+        </w:numPr>
+        <w:ind w:left="567" w:hanging="141"/>
+      </w:pPr>
+      <w:r>
+        <w:t xml:space="preserve">Si el mouse todavía tiene los mismos problemas, repita el proceso anterior. </w:t>
+      </w:r>
+    </w:p>
+    <w:p>
+      <w:pPr>
+        <w:pStyle w:val="Prrafodelista"/>
+        <w:numPr>
+          <w:ilvl w:val="0"/>
+          <w:numId w:val="85"/>
+        </w:numPr>
+        <w:ind w:left="567" w:hanging="141"/>
+      </w:pPr>
+      <w:r>
+        <w:t xml:space="preserve">Si, después de varios intentos, el mouse sigue teniendo los mismos problemas, su mouse tiene otros problemas de </w:t>
+      </w:r>
+      <w:r>
+        <w:t>“hardware”</w:t>
+      </w:r>
+      <w:r>
+        <w:t xml:space="preserve"> y debe reemplazarse.</w:t>
+      </w:r>
+    </w:p>
+    <w:p>
+      <w:r>
+        <w:rPr>
+          <w:b/>
+        </w:rPr>
+        <w:t>Limpieza de impresora</w:t>
+      </w:r>
+      <w:r>
+        <w:rPr>
+          <w:b/>
+        </w:rPr>
+        <w:t xml:space="preserve">: </w:t>
+      </w:r>
+      <w:r>
+        <w:t>l</w:t>
+      </w:r>
+      <w:r>
+        <w:t>impiar el exterior de una impresora ayuda a mantener la apariencia de la impresora y, si la usan muchas personas diferentes, mantiene la impresora libre de gérmenes.</w:t>
+      </w:r>
+    </w:p>
+    <w:p>
+      <w:pPr>
+        <w:rPr>
+          <w:b/>
+        </w:rPr>
+      </w:pPr>
+    </w:p>
+    <w:p>
+      <w:pPr>
+        <w:rPr>
+          <w:b/>
+        </w:rPr>
+      </w:pPr>
+      <w:r>
+        <w:rPr>
+          <w:b/>
+        </w:rPr>
+        <w:t xml:space="preserve">Procedimiento: </w:t>
+      </w:r>
+    </w:p>
+    <w:p>
+      <w:pPr>
+        <w:pStyle w:val="Prrafodelista"/>
+        <w:numPr>
+          <w:ilvl w:val="0"/>
+          <w:numId w:val="86"/>
+        </w:numPr>
+        <w:ind w:left="567" w:hanging="283"/>
+      </w:pPr>
+      <w:r>
+        <w:t xml:space="preserve">Primero, asegúrese de apagar la impresora antes de limpiarla. </w:t>
+      </w:r>
+    </w:p>
+    <w:p>
+      <w:pPr>
+        <w:pStyle w:val="Prrafodelista"/>
+        <w:numPr>
+          <w:ilvl w:val="0"/>
+          <w:numId w:val="86"/>
+        </w:numPr>
+        <w:ind w:left="567" w:hanging="283"/>
+      </w:pPr>
+      <w:r>
+        <w:t xml:space="preserve">Humedezca un paño con agua o alcohol isopropílico y limpie la carcasa y cada uno de los botones o perillas de la impresora. </w:t>
+      </w:r>
+    </w:p>
+    <w:p>
+      <w:pPr>
+        <w:pStyle w:val="Prrafodelista"/>
+        <w:numPr>
+          <w:ilvl w:val="0"/>
+          <w:numId w:val="86"/>
+        </w:numPr>
+        <w:ind w:left="567" w:hanging="283"/>
+      </w:pPr>
+      <w:r>
+        <w:t>Como se mencionó anteriormente, nunca rocíe ningún líquido directamente sobre la impresora</w:t>
+      </w:r>
+    </w:p>
+    <w:p>
+      <w:pPr>
+        <w:pStyle w:val="Prrafodelista"/>
+        <w:numPr>
+          <w:ilvl w:val="0"/>
+          <w:numId w:val="86"/>
+        </w:numPr>
+        <w:ind w:left="567" w:hanging="283"/>
+      </w:pPr>
+      <w:r>
+        <w:t>Algunas impresoras requieren que se limpie el interior para ayudar a que la impresora funcione sin problemas.</w:t>
+      </w:r>
+    </w:p>
+    <w:p>
+      <w:r>
+        <w:rPr>
+          <w:b/>
+        </w:rPr>
+        <w:t>Limpieza del escáner:</w:t>
+      </w:r>
+      <w:r>
+        <w:t xml:space="preserve"> los escáneres de superficie plana suelen ensuciarse con polvo, huellas dactilares y cabello. Cuando el escáner está sucio, las imágenes pueden tener distorsiones.</w:t>
+      </w:r>
+    </w:p>
+    <w:p>
+      <w:pPr>
+        <w:rPr>
+          <w:b/>
+        </w:rPr>
+      </w:pPr>
+      <w:r>
+        <w:rPr>
+          <w:b/>
+        </w:rPr>
+        <w:t xml:space="preserve">Procedimiento: </w:t>
+      </w:r>
+    </w:p>
+    <w:p>
+      <w:pPr>
+        <w:pStyle w:val="Prrafodelista"/>
+        <w:numPr>
+          <w:ilvl w:val="0"/>
+          <w:numId w:val="87"/>
+        </w:numPr>
+        <w:ind w:left="567" w:hanging="283"/>
+      </w:pPr>
+      <w:r>
+        <w:t xml:space="preserve">Limpie la superficie de un escáner de superficie plana rociando un limpiador de ventanas sobre una toalla de papel o un paño de algodón y limpie el vidrio hasta que quede limpio. </w:t>
+      </w:r>
+    </w:p>
+    <w:p>
+      <w:pPr>
+        <w:pStyle w:val="Prrafodelista"/>
+        <w:numPr>
+          <w:ilvl w:val="0"/>
+          <w:numId w:val="87"/>
+        </w:numPr>
+        <w:ind w:left="567" w:hanging="283"/>
+      </w:pPr>
+      <w:r>
+        <w:t>Como se mencionó anteriormente, nunca rocíe un líquido directamente sobre el componente.</w:t>
+      </w:r>
+    </w:p>
+    <w:p>
+      <w:pPr>
+        <w:pStyle w:val="Prrafodelista"/>
+        <w:numPr>
+          <w:ilvl w:val="0"/>
+          <w:numId w:val="87"/>
+        </w:numPr>
+        <w:ind w:left="567" w:hanging="283"/>
+      </w:pPr>
+      <w:r>
+        <w:t>También se puede usar la misma toalla o paño de algodón para limpiar el exterior del escáner.</w:t>
+      </w:r>
+    </w:p>
     <w:p/>
     <w:p>
       <w:pPr>
-        <w:rPr>
-          <w:b/>
-        </w:rPr>
-      </w:pPr>
-      <w:r>
-        <w:rPr>
-          <w:b/>
-        </w:rPr>
-        <w:t>Limpieza de disco duro</w:t>
-      </w:r>
-      <w:r>
-        <w:rPr>
-          <w:b/>
+        <w:pStyle w:val="Ttulo2"/>
+      </w:pPr>
+      <w:bookmarkStart w:id="10" w:name="_Toc226384481"/>
+      <w:r>
+        <w:t>Productos</w:t>
+      </w:r>
+      <w:bookmarkEnd w:id="10"/>
+      <w:r>
+        <w:t xml:space="preserve"> </w:t>
+      </w:r>
+    </w:p>
+    <w:p>
+      <w:r>
+        <w:t>La limpieza física de su PC con regularidad puede agregar años a su vida útil general y ayudar a mantener sus componentes funcionando de la manera más eficiente posible. Para ayudarlo a hacer bien el trabajo, a continuación, le indicamos cómo limpiar su computadora.</w:t>
+      </w:r>
+    </w:p>
+    <w:p>
+      <w:pPr>
+        <w:rPr>
+          <w:b/>
+        </w:rPr>
+      </w:pPr>
+      <w:r>
+        <w:rPr>
+          <w:b/>
+        </w:rPr>
+        <w:t>Herramientas y suministros de limpieza</w:t>
+      </w:r>
+    </w:p>
+    <w:p>
+      <w:r>
+        <w:t xml:space="preserve">Al </w:t>
+      </w:r>
+      <w:r>
+        <w:rPr>
+          <w:b/>
+        </w:rPr>
+        <w:t>limpiar</w:t>
+      </w:r>
+      <w:r>
+        <w:t xml:space="preserve"> su computadora, es útil tener a mano las herramientas y los suministros adecuados. Esto es lo que necesitará:</w:t>
+      </w:r>
+    </w:p>
+    <w:p>
+      <w:pPr>
+        <w:pStyle w:val="Prrafodelista"/>
+        <w:numPr>
+          <w:ilvl w:val="0"/>
+          <w:numId w:val="88"/>
+        </w:numPr>
+        <w:ind w:left="567" w:hanging="283"/>
+      </w:pPr>
+      <w:r>
+        <w:rPr>
+          <w:rStyle w:val="Ttulo5Car"/>
+        </w:rPr>
+        <w:t>Paño de microfibra</w:t>
+      </w:r>
+      <w:r>
+        <w:rPr>
+          <w:rStyle w:val="Ttulo5Car"/>
         </w:rPr>
         <w:t>.</w:t>
       </w:r>
-    </w:p>
-    <w:p>
-      <w:pPr>
-        <w:rPr>
-          <w:b/>
-        </w:rPr>
-      </w:pPr>
-      <w:r>
+      <w:r>
+        <w:t xml:space="preserve"> estos paños de limpieza especializados están hechos de un material suave y resistente. Los paños de microfibra no dañan la pantalla ni la computadora, pero son excelentes para limpiar las áreas delicadas. </w:t>
+      </w:r>
+    </w:p>
+    <w:p>
+      <w:pPr>
+        <w:pStyle w:val="Prrafodelista"/>
+        <w:numPr>
+          <w:ilvl w:val="0"/>
+          <w:numId w:val="88"/>
+        </w:numPr>
+        <w:ind w:left="567" w:hanging="283"/>
+      </w:pPr>
+      <w:r>
+        <w:rPr>
+          <w:rStyle w:val="Ttulo5Car"/>
+        </w:rPr>
+        <w:t>Alcohol isopropílico</w:t>
+      </w:r>
+      <w:r>
+        <w:rPr>
+          <w:b/>
+        </w:rPr>
+        <w:t xml:space="preserve">. </w:t>
+      </w:r>
+      <w:r>
+        <w:t>cuando necesite quitar pegatinas o limpiar cualquier parte de su PC que no pueda exponerse a la humedad, el alcohol isopropílico es perfecto. El potente líquido se seca sin dejar residuos y disuelve incluso las acumulaciones de suciedad más molestas.</w:t>
+      </w:r>
+    </w:p>
+    <w:p>
+      <w:pPr>
+        <w:pStyle w:val="Prrafodelista"/>
+        <w:numPr>
+          <w:ilvl w:val="0"/>
+          <w:numId w:val="88"/>
+        </w:numPr>
+        <w:ind w:left="567" w:hanging="283"/>
+      </w:pPr>
+      <w:r>
+        <w:rPr>
+          <w:rStyle w:val="Ttulo5Car"/>
+        </w:rPr>
+        <w:t>Bastoncillos de algodón</w:t>
+      </w:r>
+      <w:r>
+        <w:rPr>
+          <w:rStyle w:val="Ttulo5Car"/>
+        </w:rPr>
+        <w:t>.</w:t>
+      </w:r>
+      <w:r>
+        <w:rPr>
+          <w:b/>
+        </w:rPr>
         <w:t xml:space="preserve"> </w:t>
       </w:r>
       <w:r>
-        <w:rPr>
-          <w:b/>
-        </w:rPr>
-        <w:t xml:space="preserve">Procedimiento: </w:t>
-      </w:r>
-    </w:p>
-    <w:p>
-      <w:pPr>
-        <w:pStyle w:val="Prrafodelista"/>
-        <w:numPr>
-          <w:ilvl w:val="0"/>
-          <w:numId w:val="77"/>
-        </w:numPr>
-        <w:ind w:left="567" w:hanging="283"/>
-      </w:pPr>
-      <w:r>
-        <w:t xml:space="preserve">Los discos duros de las computadoras no se pueden limpiar físicamente. </w:t>
-      </w:r>
-    </w:p>
-    <w:p>
-      <w:pPr>
-        <w:pStyle w:val="Prrafodelista"/>
-        <w:numPr>
-          <w:ilvl w:val="0"/>
-          <w:numId w:val="77"/>
-        </w:numPr>
-        <w:ind w:left="567" w:hanging="283"/>
-      </w:pPr>
-      <w:r>
-        <w:t xml:space="preserve">Sin embargo, se pueden limpiar con utilidades de </w:t>
-      </w:r>
-      <w:r>
-        <w:t>“software”</w:t>
-      </w:r>
-      <w:r>
-        <w:t xml:space="preserve"> para ayudarlo a funcionar de manera rápida y eficiente. </w:t>
-      </w:r>
-    </w:p>
-    <w:p>
-      <w:pPr>
-        <w:pStyle w:val="Prrafodelista"/>
-        <w:numPr>
-          <w:ilvl w:val="0"/>
-          <w:numId w:val="77"/>
-        </w:numPr>
-        <w:ind w:left="567" w:hanging="283"/>
-      </w:pPr>
-      <w:r>
-        <w:t>El uso de estas utilidades evita que el disco duro se ralentice.</w:t>
-      </w:r>
-    </w:p>
-    <w:p>
-      <w:pPr>
-        <w:pStyle w:val="Prrafodelista"/>
-        <w:numPr>
-          <w:ilvl w:val="0"/>
-          <w:numId w:val="77"/>
-        </w:numPr>
-        <w:ind w:left="567" w:hanging="283"/>
-      </w:pPr>
-      <w:r>
-        <w:t>Consulte nuestra sección de solución de problemas básicos para conocer los pasos de su sistema operativo para ayudar a mejorar el rendimiento de la computadora.</w:t>
+        <w:t>a veces llamados bastoncillos de algodón, los bastoncillos de algodón son perfectos para meterse en lugares delicados o difíciles de alcanzar en su PC.</w:t>
+      </w:r>
+    </w:p>
+    <w:p>
+      <w:pPr>
+        <w:pStyle w:val="Prrafodelista"/>
+        <w:numPr>
+          <w:ilvl w:val="0"/>
+          <w:numId w:val="88"/>
+        </w:numPr>
+        <w:ind w:left="567" w:hanging="283"/>
+      </w:pPr>
+      <w:r>
+        <w:rPr>
+          <w:rStyle w:val="Ttulo5Car"/>
+        </w:rPr>
+        <w:t>Toallas de papel</w:t>
+      </w:r>
+      <w:r>
+        <w:rPr>
+          <w:rStyle w:val="Ttulo5Car"/>
+        </w:rPr>
+        <w:t xml:space="preserve">. </w:t>
+      </w:r>
+      <w:r>
+        <w:t>si bien no son la solución de limpieza más elegante, las toallas de papel hacen el trabajo al limpiar el exterior de una computadora o cualquier gabinete con ventanas de vidrio.</w:t>
+      </w:r>
+    </w:p>
+    <w:p>
+      <w:pPr>
+        <w:pStyle w:val="Prrafodelista"/>
+        <w:numPr>
+          <w:ilvl w:val="0"/>
+          <w:numId w:val="88"/>
+        </w:numPr>
+        <w:ind w:left="567" w:hanging="283"/>
+      </w:pPr>
+      <w:r>
+        <w:rPr>
+          <w:rStyle w:val="Ttulo5Car"/>
+        </w:rPr>
+        <w:t>Limpieza externa</w:t>
+      </w:r>
+      <w:r>
+        <w:rPr>
+          <w:rStyle w:val="Ttulo5Car"/>
+        </w:rPr>
+        <w:t>.</w:t>
+      </w:r>
+      <w:r>
+        <w:t xml:space="preserve"> el exterior de su computadora se puede limpiar antes o después del interior. </w:t>
+      </w:r>
+    </w:p>
+    <w:p>
+      <w:pPr>
+        <w:pStyle w:val="Prrafodelista"/>
+        <w:numPr>
+          <w:ilvl w:val="0"/>
+          <w:numId w:val="89"/>
+        </w:numPr>
+        <w:ind w:left="567" w:hanging="283"/>
+      </w:pPr>
+      <w:r>
+        <w:t xml:space="preserve">El Limpiador de vidrio rociado sobre una toalla de papel, nunca directamente sobre la PC, es la mejor manera de limpiar cualquier parte externa de su computadora. </w:t>
+      </w:r>
+    </w:p>
+    <w:p>
+      <w:pPr>
+        <w:pStyle w:val="Prrafodelista"/>
+        <w:numPr>
+          <w:ilvl w:val="0"/>
+          <w:numId w:val="89"/>
+        </w:numPr>
+        <w:ind w:left="567" w:hanging="283"/>
+      </w:pPr>
+      <w:r>
+        <w:t xml:space="preserve">Recuerde que los puertos en la parte delantera y trasera de la máquina son susceptibles a daños por humedad. </w:t>
+      </w:r>
+    </w:p>
+    <w:p>
+      <w:pPr>
+        <w:pStyle w:val="Prrafodelista"/>
+        <w:numPr>
+          <w:ilvl w:val="0"/>
+          <w:numId w:val="89"/>
+        </w:numPr>
+        <w:ind w:left="567" w:hanging="283"/>
+      </w:pPr>
+      <w:r>
+        <w:t>El uso de un paño o una toalla de papel que esté demasiado húmedo puede provocar que un exceso de limpiador entre en los puertos y cause un daño significativo a su PC.</w:t>
+      </w:r>
+    </w:p>
+    <w:p>
+      <w:pPr>
+        <w:pStyle w:val="Prrafodelista"/>
+        <w:numPr>
+          <w:ilvl w:val="0"/>
+          <w:numId w:val="31"/>
+        </w:numPr>
+      </w:pPr>
+      <w:r>
+        <w:rPr>
+          <w:b/>
+        </w:rPr>
+        <w:t>Retire los filtros de polvo:</w:t>
+      </w:r>
+      <w:r>
+        <w:t xml:space="preserve"> antes de limpiar su escritorio, asegúrese de verificar si hay filtros de polvo extraíbles en su carcasa. </w:t>
+      </w:r>
+    </w:p>
+    <w:p>
+      <w:pPr>
+        <w:pStyle w:val="Prrafodelista"/>
+        <w:numPr>
+          <w:ilvl w:val="0"/>
+          <w:numId w:val="90"/>
+        </w:numPr>
+        <w:ind w:left="567" w:hanging="283"/>
+      </w:pPr>
+      <w:r>
+        <w:t xml:space="preserve">A menudo, habrá al menos un filtro conectado a la fuente de alimentación que se puede quitar y limpiar fácilmente. </w:t>
+      </w:r>
+    </w:p>
+    <w:p>
+      <w:pPr>
+        <w:pStyle w:val="Prrafodelista"/>
+        <w:numPr>
+          <w:ilvl w:val="0"/>
+          <w:numId w:val="90"/>
+        </w:numPr>
+        <w:ind w:left="567" w:hanging="283"/>
+      </w:pPr>
+      <w:r>
+        <w:t xml:space="preserve">Los filtros de polvo son increíbles para reducir la acumulación de polvo en su PC, pero pueden tener el efecto contrario cuando intenta limpiar o quitar el polvo del interior de su máquina. </w:t>
+      </w:r>
+    </w:p>
+    <w:p>
+      <w:pPr>
+        <w:pStyle w:val="Prrafodelista"/>
+        <w:numPr>
+          <w:ilvl w:val="0"/>
+          <w:numId w:val="90"/>
+        </w:numPr>
+        <w:ind w:left="567" w:hanging="283"/>
+      </w:pPr>
+      <w:r>
+        <w:t>La misma tecnología que evita que entre polvo también evitará que los desechos salgan de la caja, por lo que es mejor quitar los filtros al principio del proceso de limpieza.</w:t>
+      </w:r>
+    </w:p>
+    <w:p>
+      <w:pPr>
+        <w:rPr>
+          <w:b/>
+        </w:rPr>
+      </w:pPr>
+    </w:p>
+    <w:p>
+      <w:pPr>
+        <w:rPr>
+          <w:b/>
+        </w:rPr>
+      </w:pPr>
+      <w:r>
+        <w:rPr>
+          <w:b/>
+        </w:rPr>
+        <w:t xml:space="preserve">Limpieza interna: hay algunas áreas clave que debe limpiar regularmente dentro de su PC. </w:t>
+      </w:r>
+    </w:p>
+    <w:p>
+      <w:pPr>
+        <w:pStyle w:val="Prrafodelista"/>
+        <w:numPr>
+          <w:ilvl w:val="0"/>
+          <w:numId w:val="32"/>
+        </w:numPr>
+        <w:ind w:left="567" w:hanging="283"/>
+      </w:pPr>
+      <w:r>
+        <w:t>Recuerde tomar su tiempo y concentrarse en limpiar cuidadosamente cuando trabaje cerca de componentes expuestos.</w:t>
+      </w:r>
+    </w:p>
+    <w:p>
+      <w:pPr>
+        <w:pStyle w:val="Prrafodelista"/>
+        <w:numPr>
+          <w:ilvl w:val="0"/>
+          <w:numId w:val="32"/>
+        </w:numPr>
+        <w:ind w:left="567" w:hanging="283"/>
+      </w:pPr>
+      <w:r>
+        <w:t xml:space="preserve">La mayoría de las computadoras de escritorio modernas tienen suficiente espacio en su estuche para limpiarlas cómodamente sin necesidad de desmontarlas. </w:t>
+      </w:r>
+    </w:p>
+    <w:p>
+      <w:pPr>
+        <w:pStyle w:val="Prrafodelista"/>
+        <w:numPr>
+          <w:ilvl w:val="0"/>
+          <w:numId w:val="32"/>
+        </w:numPr>
+        <w:ind w:left="567" w:hanging="283"/>
+      </w:pPr>
+      <w:r>
+        <w:t>Para ser increíblemente minucioso, puede quitar su tarjeta gráfica, pero eso no es necesario.</w:t>
       </w:r>
     </w:p>
     <w:p/>
@@ -15402,3182 +16926,1743 @@
         <w:rPr>
           <w:b/>
         </w:rPr>
-        <w:t>Limpieza de auriculares</w:t>
-      </w:r>
-      <w:r>
-        <w:rPr>
-          <w:b/>
-        </w:rPr>
-        <w:t>.</w:t>
-      </w:r>
-    </w:p>
-    <w:p>
-      <w:pPr>
-        <w:rPr>
-          <w:b/>
-        </w:rPr>
-      </w:pPr>
-      <w:r>
-        <w:rPr>
-          <w:b/>
-        </w:rPr>
-        <w:t xml:space="preserve"> Procedimiento: </w:t>
-      </w:r>
-    </w:p>
-    <w:p>
-      <w:pPr>
-        <w:pStyle w:val="Prrafodelista"/>
-        <w:numPr>
-          <w:ilvl w:val="0"/>
-          <w:numId w:val="78"/>
-        </w:numPr>
-        <w:ind w:left="567" w:hanging="283"/>
-      </w:pPr>
-      <w:r>
-        <w:t>Los auriculares deben limpiarse con frecuencia para ayudar a prevenir la propagación de gérmenes y piojos.</w:t>
-      </w:r>
-    </w:p>
-    <w:p>
-      <w:pPr>
-        <w:pStyle w:val="Prrafodelista"/>
-        <w:numPr>
-          <w:ilvl w:val="0"/>
-          <w:numId w:val="78"/>
-        </w:numPr>
-        <w:ind w:left="567" w:hanging="283"/>
-      </w:pPr>
-      <w:r>
-        <w:t xml:space="preserve">Si los auriculares son de plástico o vinilo, humedezca un paño con agua tibia y frote la cabeza y los auriculares. </w:t>
-      </w:r>
-    </w:p>
-    <w:p>
-      <w:pPr>
-        <w:pStyle w:val="Prrafodelista"/>
-        <w:numPr>
-          <w:ilvl w:val="0"/>
-          <w:numId w:val="78"/>
-        </w:numPr>
-        <w:ind w:left="567" w:hanging="283"/>
-      </w:pPr>
-      <w:r>
-        <w:t xml:space="preserve">Los auriculares que tienen almohadillas también tienen la posibilidad de reemplazar las almohadillas. </w:t>
-      </w:r>
-    </w:p>
-    <w:p>
-      <w:pPr>
-        <w:pStyle w:val="Prrafodelista"/>
-        <w:numPr>
-          <w:ilvl w:val="0"/>
-          <w:numId w:val="78"/>
-        </w:numPr>
-        <w:ind w:left="567" w:hanging="283"/>
-      </w:pPr>
-      <w:r>
-        <w:t>Reemplazar estas almohadillas también puede ayudar a mantener limpios los auriculares.</w:t>
-      </w:r>
-    </w:p>
-    <w:p>
-      <w:pPr>
-        <w:pStyle w:val="Prrafodelista"/>
-        <w:numPr>
-          <w:ilvl w:val="0"/>
-          <w:numId w:val="78"/>
-        </w:numPr>
-        <w:ind w:left="567" w:hanging="283"/>
-      </w:pPr>
-      <w:r>
-        <w:t xml:space="preserve">Finalmente, en lo que respecta a los auriculares que propagan los piojos. </w:t>
-      </w:r>
-    </w:p>
-    <w:p>
-      <w:pPr>
-        <w:pStyle w:val="Prrafodelista"/>
-        <w:numPr>
-          <w:ilvl w:val="0"/>
-          <w:numId w:val="78"/>
-        </w:numPr>
-        <w:ind w:left="567" w:hanging="283"/>
-      </w:pPr>
-      <w:r>
-        <w:t>Si diferentes estudiantes usan los mismos auriculares, pídeles que usen sus propios auriculares, coloque bolsas sobre los auriculares o unos auriculares que se puedan limpiar con agua tibia después de cada uso.</w:t>
-      </w:r>
-    </w:p>
-    <w:p>
-      <w:pPr>
-        <w:rPr>
-          <w:b/>
-        </w:rPr>
-      </w:pPr>
-      <w:r>
-        <w:rPr>
-          <w:b/>
-        </w:rPr>
-        <w:t>Limpieza del teclado</w:t>
-      </w:r>
-    </w:p>
-    <w:p>
-      <w:r>
-        <w:t>Estos pasos son para limpiar un teclado de escritorio. Para computadoras portátiles, consulte: cómo limpiar una computadora portátil:</w:t>
-      </w:r>
-    </w:p>
-    <w:p>
-      <w:pPr>
-        <w:rPr>
-          <w:b/>
-        </w:rPr>
-      </w:pPr>
+        <w:t xml:space="preserve">Limpieza de su casa: </w:t>
+      </w:r>
+    </w:p>
+    <w:p>
+      <w:pPr>
+        <w:pStyle w:val="Prrafodelista"/>
+        <w:numPr>
+          <w:ilvl w:val="0"/>
+          <w:numId w:val="91"/>
+        </w:numPr>
+        <w:ind w:left="567" w:hanging="283"/>
+      </w:pPr>
+      <w:r>
+        <w:t xml:space="preserve">Asegúrese de estar en un espacio bien ventilado </w:t>
+      </w:r>
+    </w:p>
+    <w:p>
+      <w:pPr>
+        <w:pStyle w:val="Prrafodelista"/>
+        <w:numPr>
+          <w:ilvl w:val="0"/>
+          <w:numId w:val="91"/>
+        </w:numPr>
+        <w:ind w:left="567" w:hanging="283"/>
+      </w:pPr>
+      <w:r>
+        <w:t xml:space="preserve">Use aire comprimido para eliminar primero las partículas más grandes de polvo del interior de la carcasa. </w:t>
+      </w:r>
+    </w:p>
+    <w:p>
+      <w:pPr>
+        <w:pStyle w:val="Prrafodelista"/>
+        <w:numPr>
+          <w:ilvl w:val="0"/>
+          <w:numId w:val="91"/>
+        </w:numPr>
+        <w:ind w:left="567" w:hanging="283"/>
+      </w:pPr>
+      <w:r>
+        <w:t xml:space="preserve">Ciertas áreas, como bahías de disco duro vacías o manojos de cables, pueden tener una acumulación significativa de suciedad. </w:t>
+      </w:r>
+    </w:p>
+    <w:p>
+      <w:pPr>
+        <w:pStyle w:val="Prrafodelista"/>
+        <w:numPr>
+          <w:ilvl w:val="0"/>
+          <w:numId w:val="91"/>
+        </w:numPr>
+        <w:ind w:left="567" w:hanging="283"/>
+      </w:pPr>
+      <w:r>
+        <w:t>Si puede, quite las bridas para cables o vacíe los compartimientos para unidades para limpiar detrás de ellos más fácilmente.</w:t>
+      </w:r>
+    </w:p>
+    <w:p>
+      <w:pPr>
+        <w:rPr>
+          <w:b/>
+        </w:rPr>
+      </w:pPr>
+    </w:p>
+    <w:p>
+      <w:pPr>
+        <w:rPr>
+          <w:b/>
+        </w:rPr>
+      </w:pPr>
+      <w:r>
+        <w:rPr>
+          <w:b/>
+        </w:rPr>
+        <w:t xml:space="preserve">Ventiladores de limpieza: </w:t>
+      </w:r>
+    </w:p>
+    <w:p>
+      <w:pPr>
+        <w:pStyle w:val="Prrafodelista"/>
+        <w:numPr>
+          <w:ilvl w:val="0"/>
+          <w:numId w:val="92"/>
+        </w:numPr>
+        <w:ind w:left="567" w:hanging="283"/>
+      </w:pPr>
+      <w:r>
+        <w:t xml:space="preserve">Los ventiladores también son la causa principal de la suciedad y el polvo que ingresan a su PC. </w:t>
+      </w:r>
+    </w:p>
+    <w:p>
+      <w:pPr>
+        <w:pStyle w:val="Prrafodelista"/>
+        <w:numPr>
+          <w:ilvl w:val="0"/>
+          <w:numId w:val="92"/>
+        </w:numPr>
+        <w:ind w:left="567" w:hanging="283"/>
+      </w:pPr>
+      <w:r>
+        <w:t xml:space="preserve">Los desechos se enganchan con el aire de admisión frío y se adhieren a los ventiladores y a cualquier otro componente que pueda tocar. </w:t>
+      </w:r>
+    </w:p>
+    <w:p>
+      <w:pPr>
+        <w:pStyle w:val="Prrafodelista"/>
+        <w:numPr>
+          <w:ilvl w:val="0"/>
+          <w:numId w:val="92"/>
+        </w:numPr>
+        <w:ind w:left="567" w:hanging="283"/>
+      </w:pPr>
+      <w:r>
+        <w:t xml:space="preserve">El aire comprimido generalmente puede eliminar la mayor parte de la suciedad de los ventiladores de caja. </w:t>
+      </w:r>
+    </w:p>
+    <w:p>
+      <w:pPr>
+        <w:pStyle w:val="Prrafodelista"/>
+        <w:numPr>
+          <w:ilvl w:val="0"/>
+          <w:numId w:val="92"/>
+        </w:numPr>
+        <w:ind w:left="567" w:hanging="283"/>
+      </w:pPr>
+      <w:r>
+        <w:t xml:space="preserve">Sostener el ventilador cuando lo rocía con aire comprimido protege los cojinetes del ventilador, evitando que gire más rápido de lo diseñado y se dañe. </w:t>
+      </w:r>
+    </w:p>
+    <w:p>
+      <w:pPr>
+        <w:pStyle w:val="Prrafodelista"/>
+        <w:numPr>
+          <w:ilvl w:val="0"/>
+          <w:numId w:val="92"/>
+        </w:numPr>
+        <w:ind w:left="567" w:hanging="283"/>
+      </w:pPr>
+      <w:r>
+        <w:t xml:space="preserve">A veces, el aire comprimido puede no ser suficiente para hacer el trabajo. Ahí es donde los hisopos de algodón son útiles. </w:t>
+      </w:r>
+    </w:p>
+    <w:p>
+      <w:pPr>
+        <w:pStyle w:val="Prrafodelista"/>
+        <w:numPr>
+          <w:ilvl w:val="0"/>
+          <w:numId w:val="92"/>
+        </w:numPr>
+        <w:ind w:left="567" w:hanging="283"/>
+      </w:pPr>
+      <w:r>
+        <w:t xml:space="preserve">Con un bastoncillo de algodón nuevo, elimine con cuidado cualquier suciedad de los ventiladores que el aire comprimido no haya podido liberar. </w:t>
+      </w:r>
+    </w:p>
+    <w:p>
+      <w:pPr>
+        <w:pStyle w:val="Prrafodelista"/>
+        <w:numPr>
+          <w:ilvl w:val="0"/>
+          <w:numId w:val="92"/>
+        </w:numPr>
+        <w:ind w:left="567" w:hanging="283"/>
+      </w:pPr>
+      <w:r>
+        <w:t>Una vez que haya eliminado toda la acumulación de polvo significativa de los ventiladores, golpee toda el área con aire nuevamente para eliminar el polvo caído que acaba de limpiar el ventilador.</w:t>
+      </w:r>
+    </w:p>
+    <w:p>
+      <w:pPr>
+        <w:rPr>
+          <w:b/>
+        </w:rPr>
+      </w:pPr>
+      <w:r>
+        <w:rPr>
+          <w:b/>
+        </w:rPr>
+        <w:t xml:space="preserve">Limpieza de su fuente de alimentación: </w:t>
+      </w:r>
+    </w:p>
+    <w:p>
+      <w:pPr>
+        <w:pStyle w:val="Prrafodelista"/>
+        <w:numPr>
+          <w:ilvl w:val="0"/>
+          <w:numId w:val="93"/>
+        </w:numPr>
+        <w:ind w:left="567" w:hanging="283"/>
+      </w:pPr>
+      <w:r>
+        <w:t xml:space="preserve">Como se mencionó anteriormente, la parte más crucial de la limpieza de una fuente de alimentación es quitar y limpiar adecuadamente el filtro de polvo antes de intentar limpiar el resto del dispositivo. </w:t>
+      </w:r>
+    </w:p>
+    <w:p>
+      <w:pPr>
+        <w:pStyle w:val="Prrafodelista"/>
+        <w:numPr>
+          <w:ilvl w:val="0"/>
+          <w:numId w:val="93"/>
+        </w:numPr>
+        <w:ind w:left="567" w:hanging="283"/>
+      </w:pPr>
+      <w:r>
+        <w:t xml:space="preserve">La mayoría de los componentes de una fuente de alimentación están ocultos dentro de la pieza, por lo que es poco lo que puede hacer además de limpiar la cubierta antipolvo. </w:t>
+      </w:r>
+    </w:p>
+    <w:p>
+      <w:pPr>
+        <w:pStyle w:val="Prrafodelista"/>
+        <w:numPr>
+          <w:ilvl w:val="0"/>
+          <w:numId w:val="93"/>
+        </w:numPr>
+        <w:ind w:left="567" w:hanging="283"/>
+      </w:pPr>
+      <w:r>
+        <w:t xml:space="preserve">Usando ráfagas intermitentes, puede usar aire comprimido para empujar el polvo desde el interior de la fuente de alimentación hacia donde normalmente estaría la cubierta antipolvo. </w:t>
+      </w:r>
+    </w:p>
+    <w:p>
+      <w:pPr>
+        <w:pStyle w:val="Prrafodelista"/>
+        <w:numPr>
+          <w:ilvl w:val="0"/>
+          <w:numId w:val="93"/>
+        </w:numPr>
+        <w:ind w:left="567" w:hanging="283"/>
+      </w:pPr>
+      <w:r>
+        <w:t xml:space="preserve">Nunca use ninguna solución de limpieza en o cerca de una fuente de alimentación. </w:t>
+      </w:r>
+    </w:p>
+    <w:p>
+      <w:pPr>
+        <w:pStyle w:val="Prrafodelista"/>
+        <w:numPr>
+          <w:ilvl w:val="0"/>
+          <w:numId w:val="93"/>
+        </w:numPr>
+        <w:ind w:left="567" w:hanging="283"/>
+      </w:pPr>
+      <w:r>
+        <w:t>Puede usar alcohol isopropílico para quitar las pegatinas del dispositivo, pero aplíquelo con cuidado con un bastoncillo de algodón y no lo deje correr.</w:t>
+      </w:r>
+    </w:p>
+    <w:p/>
+    <w:p>
+      <w:pPr>
+        <w:rPr>
+          <w:b/>
+        </w:rPr>
+      </w:pPr>
+      <w:r>
+        <w:rPr>
+          <w:b/>
+        </w:rPr>
+        <w:t xml:space="preserve">Limpieza de su tarjeta gráfica/GPU: </w:t>
+      </w:r>
+    </w:p>
+    <w:p>
+      <w:pPr>
+        <w:pStyle w:val="Prrafodelista"/>
+        <w:numPr>
+          <w:ilvl w:val="0"/>
+          <w:numId w:val="33"/>
+        </w:numPr>
+        <w:ind w:left="567" w:hanging="283"/>
+      </w:pPr>
+      <w:r>
+        <w:t xml:space="preserve">En estos días, la mayoría de las tarjetas gráficas tienen un conjunto de dos o incluso tres ventiladores para mantenerlas frescas. </w:t>
+      </w:r>
+    </w:p>
+    <w:p>
+      <w:pPr>
+        <w:pStyle w:val="Prrafodelista"/>
+        <w:numPr>
+          <w:ilvl w:val="0"/>
+          <w:numId w:val="33"/>
+        </w:numPr>
+        <w:ind w:left="567" w:hanging="283"/>
+      </w:pPr>
+      <w:r>
+        <w:t xml:space="preserve">Si bien esto es fantástico para juegos y otras tareas profesionales, crea más aire en movimiento en su sistema y, por lo tanto, esparce más polvo y escombros. </w:t>
+      </w:r>
+    </w:p>
+    <w:p>
+      <w:pPr>
+        <w:pStyle w:val="Prrafodelista"/>
+        <w:numPr>
+          <w:ilvl w:val="0"/>
+          <w:numId w:val="33"/>
+        </w:numPr>
+        <w:ind w:left="567" w:hanging="283"/>
+      </w:pPr>
+      <w:r>
+        <w:t>Hay dos formas de limpiar la tarjeta gráfica:</w:t>
+      </w:r>
+    </w:p>
+    <w:p>
+      <w:pPr>
+        <w:pStyle w:val="Prrafodelista"/>
+        <w:numPr>
+          <w:ilvl w:val="0"/>
+          <w:numId w:val="34"/>
+        </w:numPr>
+        <w:rPr>
+          <w:b/>
+        </w:rPr>
+      </w:pPr>
+      <w:r>
+        <w:rPr>
+          <w:b/>
+        </w:rPr>
+        <w:t xml:space="preserve">Retire y limpie: </w:t>
+      </w:r>
+    </w:p>
+    <w:p>
+      <w:pPr>
+        <w:pStyle w:val="Prrafodelista"/>
+        <w:numPr>
+          <w:ilvl w:val="0"/>
+          <w:numId w:val="94"/>
+        </w:numPr>
+        <w:ind w:left="567" w:hanging="283"/>
+      </w:pPr>
+      <w:r>
+        <w:t>Desconecte con cuidado la tarjeta gráfica de su ranura PCI y sosténgala firmemente con una mano.</w:t>
+      </w:r>
+    </w:p>
+    <w:p>
+      <w:pPr>
+        <w:pStyle w:val="Prrafodelista"/>
+        <w:numPr>
+          <w:ilvl w:val="0"/>
+          <w:numId w:val="94"/>
+        </w:numPr>
+        <w:ind w:left="567" w:hanging="283"/>
+      </w:pPr>
+      <w:r>
+        <w:t xml:space="preserve">Con aire comprimido, limpie alrededor del disipador térmico y los puertos de la GPU, teniendo cuidado de eliminar todos los residuos. </w:t>
+      </w:r>
+    </w:p>
+    <w:p>
+      <w:pPr>
+        <w:pStyle w:val="Prrafodelista"/>
+        <w:numPr>
+          <w:ilvl w:val="0"/>
+          <w:numId w:val="94"/>
+        </w:numPr>
+        <w:ind w:left="567" w:hanging="283"/>
+      </w:pPr>
+      <w:r>
+        <w:t xml:space="preserve">Recuerde sujetar los ventiladores mientras los limpia para evitar dañar la tarjeta gráfica. </w:t>
+      </w:r>
+    </w:p>
+    <w:p>
+      <w:pPr>
+        <w:pStyle w:val="Prrafodelista"/>
+        <w:numPr>
+          <w:ilvl w:val="0"/>
+          <w:numId w:val="94"/>
+        </w:numPr>
+        <w:ind w:left="567" w:hanging="283"/>
+      </w:pPr>
+      <w:r>
+        <w:t>Puede notar que sale algo de polvo de su GPU una vez que la reinstala y la enciende, pero eso es normal y se limpia fácilmente con otra ráfaga rápida de aire comprimido.</w:t>
+      </w:r>
+    </w:p>
+    <w:p>
+      <w:pPr>
+        <w:pStyle w:val="Prrafodelista"/>
+        <w:numPr>
+          <w:ilvl w:val="0"/>
+          <w:numId w:val="34"/>
+        </w:numPr>
+        <w:rPr>
+          <w:b/>
+        </w:rPr>
+      </w:pPr>
+      <w:r>
+        <w:rPr>
+          <w:b/>
+        </w:rPr>
+        <w:t xml:space="preserve">Sin quitar: </w:t>
+      </w:r>
+    </w:p>
+    <w:p>
+      <w:pPr>
+        <w:pStyle w:val="Prrafodelista"/>
+        <w:numPr>
+          <w:ilvl w:val="0"/>
+          <w:numId w:val="95"/>
+        </w:numPr>
+        <w:ind w:left="567" w:hanging="283"/>
+      </w:pPr>
+      <w:r>
+        <w:t xml:space="preserve">Si puede colocar su PC de lado, puede limpiar su tarjeta gráfica de manera eficiente sin necesidad de quitarla. </w:t>
+      </w:r>
+    </w:p>
+    <w:p>
+      <w:pPr>
+        <w:pStyle w:val="Prrafodelista"/>
+        <w:numPr>
+          <w:ilvl w:val="0"/>
+          <w:numId w:val="95"/>
+        </w:numPr>
+        <w:ind w:left="567" w:hanging="283"/>
+      </w:pPr>
+      <w:r>
+        <w:t xml:space="preserve">Siempre que pueda ver y acceder cómodamente a los ventiladores de su tarjeta, puede limpiar correctamente su GPU. </w:t>
+      </w:r>
+    </w:p>
+    <w:p>
+      <w:pPr>
+        <w:pStyle w:val="Prrafodelista"/>
+        <w:numPr>
+          <w:ilvl w:val="0"/>
+          <w:numId w:val="95"/>
+        </w:numPr>
+        <w:ind w:left="567" w:hanging="283"/>
+      </w:pPr>
+      <w:r>
+        <w:t xml:space="preserve">Usando ráfagas de aire controladas, elimine la acumulación de suciedad significativa sobre y alrededor de su tarjeta gráfica. </w:t>
+      </w:r>
+    </w:p>
+    <w:p>
+      <w:pPr>
+        <w:pStyle w:val="Prrafodelista"/>
+        <w:numPr>
+          <w:ilvl w:val="0"/>
+          <w:numId w:val="95"/>
+        </w:numPr>
+        <w:ind w:left="567" w:hanging="283"/>
+      </w:pPr>
+      <w:r>
+        <w:t>Un paño de microfibra puede ayudar a recolectar grandes trozos de polvo que caen entre las ráfagas de aire.</w:t>
+      </w:r>
+    </w:p>
+    <w:p/>
+    <w:p>
+      <w:pPr>
+        <w:rPr>
+          <w:b/>
+        </w:rPr>
+      </w:pPr>
+      <w:r>
+        <w:rPr>
+          <w:b/>
+        </w:rPr>
+        <w:t>Mantenimiento de CPU</w:t>
+      </w:r>
+    </w:p>
+    <w:p>
+      <w:pPr>
+        <w:pStyle w:val="Prrafodelista"/>
+        <w:numPr>
+          <w:ilvl w:val="0"/>
+          <w:numId w:val="35"/>
+        </w:numPr>
+        <w:ind w:left="567" w:hanging="283"/>
+      </w:pPr>
+      <w:r>
+        <w:t xml:space="preserve">El lugar que se limpia con menos frecuencia en una computadora es la CPU. </w:t>
+      </w:r>
+    </w:p>
+    <w:p>
+      <w:pPr>
+        <w:pStyle w:val="Prrafodelista"/>
+        <w:numPr>
+          <w:ilvl w:val="0"/>
+          <w:numId w:val="35"/>
+        </w:numPr>
+        <w:ind w:left="567" w:hanging="283"/>
+      </w:pPr>
+      <w:r>
+        <w:t xml:space="preserve">Esto se debe a que el procesador suele estar cubierto por un dispositivo de refrigeración y no se puede acceder a él sin desmontarlo. </w:t>
+      </w:r>
+    </w:p>
+    <w:p>
+      <w:pPr>
+        <w:pStyle w:val="Prrafodelista"/>
+        <w:numPr>
+          <w:ilvl w:val="0"/>
+          <w:numId w:val="35"/>
+        </w:numPr>
+        <w:ind w:left="567" w:hanging="283"/>
+      </w:pPr>
+      <w:r>
+        <w:t xml:space="preserve">Otra razón por la que el mantenimiento de la CPU rara vez se completa es que solo se necesita cada pocos años. </w:t>
+      </w:r>
+    </w:p>
+    <w:p>
+      <w:pPr>
+        <w:pStyle w:val="Prrafodelista"/>
+        <w:numPr>
+          <w:ilvl w:val="0"/>
+          <w:numId w:val="35"/>
+        </w:numPr>
+        <w:ind w:left="567" w:hanging="283"/>
+      </w:pPr>
+      <w:r>
+        <w:t xml:space="preserve">Es poco lo que puede hacer con una CPU además de volver a aplicar un compuesto térmico y reinstalar el enfriador. </w:t>
+      </w:r>
+    </w:p>
+    <w:p>
+      <w:pPr>
+        <w:pStyle w:val="Prrafodelista"/>
+        <w:numPr>
+          <w:ilvl w:val="0"/>
+          <w:numId w:val="35"/>
+        </w:numPr>
+        <w:ind w:left="567" w:hanging="283"/>
+      </w:pPr>
+      <w:r>
+        <w:t xml:space="preserve">Reemplazar la pasta térmica al menos cada dos años ayudará significativamente a aumentar la vida útil de su procesador. </w:t>
+      </w:r>
+    </w:p>
+    <w:p>
+      <w:pPr>
+        <w:pStyle w:val="Prrafodelista"/>
+        <w:numPr>
+          <w:ilvl w:val="0"/>
+          <w:numId w:val="35"/>
+        </w:numPr>
+        <w:ind w:left="567" w:hanging="283"/>
+      </w:pPr>
+      <w:r>
+        <w:t xml:space="preserve">Cuando vuelva a aplicar pasta térmica, primero deberá quitar el dispositivo de enfriamiento conectado a su procesador. </w:t>
+      </w:r>
+    </w:p>
+    <w:p>
+      <w:pPr>
+        <w:pStyle w:val="Prrafodelista"/>
+        <w:numPr>
+          <w:ilvl w:val="0"/>
+          <w:numId w:val="35"/>
+        </w:numPr>
+        <w:ind w:left="567" w:hanging="283"/>
+      </w:pPr>
+      <w:r>
+        <w:t xml:space="preserve">Nunca intente separar una CPU y un enfriador cuando el dispositivo esté frío o no se haya encendido recientemente. </w:t>
+      </w:r>
+    </w:p>
+    <w:p>
+      <w:pPr>
+        <w:pStyle w:val="Prrafodelista"/>
+        <w:numPr>
+          <w:ilvl w:val="0"/>
+          <w:numId w:val="35"/>
+        </w:numPr>
+        <w:ind w:left="567" w:hanging="283"/>
+      </w:pPr>
+      <w:r>
+        <w:t xml:space="preserve">La pasta térmica fría puede actuar como pegamento y si el procesador se pega al dispositivo de enfriamiento cuando lo quitas, puedes dañar fácilmente o incluso arruinar tu CPU. </w:t>
+      </w:r>
+    </w:p>
+    <w:p>
+      <w:pPr>
+        <w:pStyle w:val="Prrafodelista"/>
+        <w:numPr>
+          <w:ilvl w:val="0"/>
+          <w:numId w:val="35"/>
+        </w:numPr>
+        <w:ind w:left="567" w:hanging="283"/>
+      </w:pPr>
+      <w:r>
+        <w:t xml:space="preserve">Siempre haga funcionar la PC durante al menos unos minutos antes de retirar un enfriador. </w:t>
+      </w:r>
+    </w:p>
+    <w:p>
+      <w:pPr>
+        <w:pStyle w:val="Prrafodelista"/>
+        <w:numPr>
+          <w:ilvl w:val="0"/>
+          <w:numId w:val="35"/>
+        </w:numPr>
+        <w:ind w:left="567" w:hanging="283"/>
+      </w:pPr>
+      <w:r>
+        <w:t>Esto ayudará a separar fácilmente los dos componentes sin dañarlos.</w:t>
+      </w:r>
+    </w:p>
+    <w:p>
+      <w:pPr>
+        <w:pStyle w:val="Prrafodelista"/>
+        <w:numPr>
+          <w:ilvl w:val="0"/>
+          <w:numId w:val="35"/>
+        </w:numPr>
+        <w:ind w:left="567" w:hanging="283"/>
+      </w:pPr>
+      <w:r>
+        <w:t xml:space="preserve">Una vez que el procesador esté expuesto, use una pequeña cantidad de alcohol isopropílico en una toalla de papel para eliminar completamente la pasta térmica vieja. </w:t>
+      </w:r>
+    </w:p>
+    <w:p>
+      <w:pPr>
+        <w:pStyle w:val="Prrafodelista"/>
+        <w:numPr>
+          <w:ilvl w:val="0"/>
+          <w:numId w:val="35"/>
+        </w:numPr>
+        <w:ind w:left="567" w:hanging="283"/>
+      </w:pPr>
+      <w:r>
+        <w:t xml:space="preserve">Tenga cuidado y asegúrese de eliminar hasta el último trozo de compuesto térmico viejo. </w:t>
+      </w:r>
+    </w:p>
+    <w:p>
+      <w:pPr>
+        <w:pStyle w:val="Prrafodelista"/>
+        <w:numPr>
+          <w:ilvl w:val="0"/>
+          <w:numId w:val="35"/>
+        </w:numPr>
+        <w:ind w:left="567" w:hanging="283"/>
+      </w:pPr>
+      <w:r>
+        <w:t xml:space="preserve">Dejar parches de pasta térmica seca dará como resultado una dispersión de calor desigual, lo que podría dañar el procesador en el futuro. </w:t>
+      </w:r>
+    </w:p>
+    <w:p>
+      <w:pPr>
+        <w:pStyle w:val="Prrafodelista"/>
+        <w:numPr>
+          <w:ilvl w:val="0"/>
+          <w:numId w:val="35"/>
+        </w:numPr>
+        <w:ind w:left="567" w:hanging="283"/>
+      </w:pPr>
+      <w:r>
+        <w:t>Una vez que se haya eliminado todo el compuesto viejo, aplique una gota del tamaño de un guisante de pasta térmica nueva antes de volver a instalar el enfriador en su CPU.</w:t>
+      </w:r>
+    </w:p>
+    <w:p/>
+    <w:p>
+      <w:pPr>
+        <w:pStyle w:val="Ttulo2"/>
+      </w:pPr>
+      <w:bookmarkStart w:id="11" w:name="_Toc226384482"/>
+      <w:r>
+        <w:t>Usos</w:t>
+      </w:r>
+      <w:bookmarkEnd w:id="11"/>
       <w:r>
         <w:t xml:space="preserve"> </w:t>
       </w:r>
-      <w:r>
-        <w:rPr>
-          <w:b/>
-        </w:rPr>
-        <w:t xml:space="preserve">Procedimiento: </w:t>
-      </w:r>
-    </w:p>
-    <w:p>
-      <w:pPr>
-        <w:pStyle w:val="Prrafodelista"/>
-        <w:numPr>
-          <w:ilvl w:val="0"/>
-          <w:numId w:val="79"/>
-        </w:numPr>
-        <w:ind w:left="567" w:hanging="283"/>
-      </w:pPr>
-      <w:r>
-        <w:t>El teclado de la computadora suele ser el elemento más infectado por gérmenes en su hogar u oficina.</w:t>
-      </w:r>
-    </w:p>
-    <w:p>
-      <w:pPr>
-        <w:pStyle w:val="Prrafodelista"/>
-        <w:numPr>
-          <w:ilvl w:val="0"/>
-          <w:numId w:val="79"/>
-        </w:numPr>
-        <w:ind w:left="567" w:hanging="283"/>
-      </w:pPr>
-      <w:r>
-        <w:t>Limpiarlo ayuda a eliminar las bacterias peligrosas, reparar o prevenir las teclas atascadas y mantiene el teclado funcionando correctamente.</w:t>
-      </w:r>
-    </w:p>
-    <w:p>
-      <w:pPr>
-        <w:pStyle w:val="Prrafodelista"/>
-        <w:numPr>
-          <w:ilvl w:val="0"/>
-          <w:numId w:val="79"/>
-        </w:numPr>
-        <w:ind w:left="567" w:hanging="283"/>
-      </w:pPr>
-      <w:r>
-        <w:t xml:space="preserve">Antes de limpiar el teclado, primero apague la computadora o si está usando un teclado USB desconéctelo de la computadora. </w:t>
-      </w:r>
-    </w:p>
-    <w:p>
-      <w:pPr>
-        <w:pStyle w:val="Prrafodelista"/>
-        <w:numPr>
-          <w:ilvl w:val="0"/>
-          <w:numId w:val="79"/>
-        </w:numPr>
-        <w:ind w:left="567" w:hanging="283"/>
-      </w:pPr>
-      <w:r>
-        <w:t>No desenchufar el teclado puede causar otros problemas en la computadora, ya que puede presionar teclas que hacen que la computadora realice una tarea que no desea que realice.</w:t>
-      </w:r>
-    </w:p>
-    <w:p>
-      <w:pPr>
-        <w:pStyle w:val="Prrafodelista"/>
-        <w:numPr>
-          <w:ilvl w:val="0"/>
-          <w:numId w:val="79"/>
-        </w:numPr>
-        <w:ind w:left="567" w:hanging="283"/>
-      </w:pPr>
-      <w:r>
-        <w:t>Mucha gente limpia el teclado dándole la vuelta y sacudiéndolo. Un método más eficiente es utilizar aire comprimido. El aire comprimido es aire comprimido contenido en una lata con una boquilla muy larga. Para limpiar un teclado con aire comprimido, apunte entre las teclas y elimine todo el polvo y la suciedad. También se puede usar una aspiradora, pero asegúrese de que el teclado no tenga teclas sueltas que puedan ser succionadas por la aspiradora.</w:t>
-      </w:r>
-    </w:p>
-    <w:p>
-      <w:pPr>
-        <w:rPr>
-          <w:b/>
-        </w:rPr>
-      </w:pPr>
-      <w:r>
-        <w:rPr>
-          <w:b/>
-        </w:rPr>
-        <w:t>Limpiar el teclado más extensamente, retirar las teclas del teclado.</w:t>
-      </w:r>
-    </w:p>
-    <w:p>
-      <w:pPr>
-        <w:rPr>
-          <w:b/>
-        </w:rPr>
-      </w:pPr>
-      <w:r>
-        <w:rPr>
-          <w:b/>
-        </w:rPr>
-        <w:t>Cómo quitar las teclas de un teclado:</w:t>
-      </w:r>
-    </w:p>
-    <w:p>
-      <w:pPr>
-        <w:pStyle w:val="Prrafodelista"/>
-        <w:numPr>
-          <w:ilvl w:val="0"/>
-          <w:numId w:val="80"/>
-        </w:numPr>
-        <w:ind w:left="567" w:hanging="283"/>
-      </w:pPr>
-      <w:r>
-        <w:t xml:space="preserve">Después de eliminar el polvo, la suciedad y el cabello. </w:t>
-      </w:r>
-    </w:p>
-    <w:p>
-      <w:pPr>
-        <w:pStyle w:val="Prrafodelista"/>
-        <w:numPr>
-          <w:ilvl w:val="0"/>
-          <w:numId w:val="80"/>
-        </w:numPr>
-        <w:ind w:left="567" w:hanging="283"/>
-      </w:pPr>
-      <w:r>
-        <w:t xml:space="preserve">Rocíe un desinfectante en un paño o use paños desinfectantes y frote cada una de las teclas del teclado. </w:t>
-      </w:r>
-    </w:p>
-    <w:p>
-      <w:pPr>
-        <w:pStyle w:val="Prrafodelista"/>
-        <w:numPr>
-          <w:ilvl w:val="0"/>
-          <w:numId w:val="80"/>
-        </w:numPr>
-        <w:ind w:left="567" w:hanging="283"/>
-      </w:pPr>
-      <w:r>
-        <w:t>Como se menciona en nuestros consejos generales de limpieza, nunca rocíe ningún líquido sobre el teclado.</w:t>
+    </w:p>
+    <w:p>
+      <w:r>
+        <w:t>Los ingredientes más comunes en los productos de limpieza para el hogar incluyen álcalis, ácidos, detergentes, abrasivos, desinfectantes y solventes de alcohol.</w:t>
+      </w:r>
+    </w:p>
+    <w:p>
+      <w:pPr>
+        <w:rPr>
+          <w:b/>
+        </w:rPr>
+      </w:pPr>
+      <w:r>
+        <w:rPr>
+          <w:b/>
+        </w:rPr>
+        <w:t>Ahora, se conocerá más al respecto sobre estos:</w:t>
+      </w:r>
+    </w:p>
+    <w:p>
+      <w:pPr>
+        <w:rPr>
+          <w:b/>
+        </w:rPr>
+      </w:pPr>
+      <w:r>
+        <w:rPr>
+          <w:b/>
+        </w:rPr>
+        <w:t>Abrasivos</w:t>
+      </w:r>
+    </w:p>
+    <w:p>
+      <w:pPr>
+        <w:pStyle w:val="Prrafodelista"/>
+        <w:numPr>
+          <w:ilvl w:val="0"/>
+          <w:numId w:val="96"/>
+        </w:numPr>
+        <w:ind w:left="567" w:hanging="283"/>
+      </w:pPr>
+      <w:r>
+        <w:t xml:space="preserve">Los abrasivos son materiales que eliminan la suciedad al frotarlos. </w:t>
+      </w:r>
+    </w:p>
+    <w:p>
+      <w:pPr>
+        <w:pStyle w:val="Prrafodelista"/>
+        <w:numPr>
+          <w:ilvl w:val="0"/>
+          <w:numId w:val="96"/>
+        </w:numPr>
+        <w:ind w:left="567" w:hanging="283"/>
+      </w:pPr>
+      <w:r>
+        <w:t xml:space="preserve">La piedra podrida, el merlán, la piedra pómez, la ceniza volcánica, el cuarzo, el mármol, el feldespato y la sílice son ejemplos principales de un abrasivo. </w:t>
+      </w:r>
+    </w:p>
+    <w:p>
+      <w:pPr>
+        <w:pStyle w:val="Prrafodelista"/>
+        <w:numPr>
+          <w:ilvl w:val="0"/>
+          <w:numId w:val="96"/>
+        </w:numPr>
+        <w:ind w:left="567" w:hanging="283"/>
+      </w:pPr>
+      <w:r>
+        <w:t xml:space="preserve">El papel de lija, las mallas de plástico y nailon y la lana de acero también son abrasivos. </w:t>
+      </w:r>
+    </w:p>
+    <w:p>
+      <w:pPr>
+        <w:pStyle w:val="Prrafodelista"/>
+        <w:numPr>
+          <w:ilvl w:val="0"/>
+          <w:numId w:val="96"/>
+        </w:numPr>
+        <w:ind w:left="567" w:hanging="283"/>
+      </w:pPr>
+      <w:r>
+        <w:t xml:space="preserve">Los materiales abrasivos, en particular el carbonato de calcio, se pueden encontrar en los polvos y estropajos para fregar. </w:t>
+      </w:r>
+    </w:p>
+    <w:p>
+      <w:pPr>
+        <w:pStyle w:val="Prrafodelista"/>
+        <w:numPr>
+          <w:ilvl w:val="0"/>
+          <w:numId w:val="96"/>
+        </w:numPr>
+        <w:ind w:left="567" w:hanging="283"/>
+      </w:pPr>
+      <w:r>
+        <w:t xml:space="preserve">En general, cuanto más grandes son las partículas abrasivas, más áspero es el limpiador. </w:t>
+      </w:r>
+    </w:p>
+    <w:p>
+      <w:pPr>
+        <w:pStyle w:val="Prrafodelista"/>
+        <w:numPr>
+          <w:ilvl w:val="0"/>
+          <w:numId w:val="96"/>
+        </w:numPr>
+        <w:ind w:left="567" w:hanging="283"/>
+      </w:pPr>
+      <w:r>
+        <w:t xml:space="preserve">La malla de plástico o nailon es el abrasivo más fino, y cuanto más fino sea un abrasivo, menos daño sufrirá la superficie que se está limpiando. </w:t>
+      </w:r>
+    </w:p>
+    <w:p>
+      <w:pPr>
+        <w:pStyle w:val="Prrafodelista"/>
+        <w:numPr>
+          <w:ilvl w:val="0"/>
+          <w:numId w:val="96"/>
+        </w:numPr>
+        <w:ind w:left="567" w:hanging="283"/>
+      </w:pPr>
+      <w:r>
+        <w:t xml:space="preserve">Los abrasivos gruesos se sienten ásperos y arenosos. </w:t>
+      </w:r>
+    </w:p>
+    <w:p>
+      <w:pPr>
+        <w:pStyle w:val="Prrafodelista"/>
+        <w:numPr>
+          <w:ilvl w:val="0"/>
+          <w:numId w:val="96"/>
+        </w:numPr>
+        <w:ind w:left="567" w:hanging="283"/>
+      </w:pPr>
+      <w:r>
+        <w:t xml:space="preserve">Las etiquetas en los contenedores de polvos abrasivos rara vez usan el término </w:t>
+      </w:r>
+      <w:r>
+        <w:rPr>
+          <w:b/>
+        </w:rPr>
+        <w:t xml:space="preserve">"abrasivo", </w:t>
+      </w:r>
+      <w:r>
+        <w:t>sino que indican que son "limpiadores", a diferencia del término más común "limpiador".</w:t>
+      </w:r>
+    </w:p>
+    <w:p>
+      <w:pPr>
+        <w:pStyle w:val="Prrafodelista"/>
+        <w:numPr>
+          <w:ilvl w:val="0"/>
+          <w:numId w:val="96"/>
+        </w:numPr>
+        <w:ind w:left="567" w:hanging="283"/>
+      </w:pPr>
+      <w:r>
+        <w:t xml:space="preserve">El uso regular de abrasivos fuertes en una superficie rayará gradualmente el acabado de los equipos informáticos, fregaderos, bañeras y electrodomésticos digitales. </w:t>
+      </w:r>
+    </w:p>
+    <w:p>
+      <w:pPr>
+        <w:pStyle w:val="Prrafodelista"/>
+        <w:numPr>
+          <w:ilvl w:val="0"/>
+          <w:numId w:val="96"/>
+        </w:numPr>
+        <w:ind w:left="567" w:hanging="283"/>
+      </w:pPr>
+      <w:r>
+        <w:t xml:space="preserve">Una vez que la superficie está opaca y áspera, se ensucia más y las manchas se vuelven más profundas, y debe continuar usando un abrasivo fuerte para eliminar la suciedad y las manchas incrustadas. </w:t>
+      </w:r>
+    </w:p>
+    <w:p>
+      <w:pPr>
+        <w:pStyle w:val="Prrafodelista"/>
+        <w:numPr>
+          <w:ilvl w:val="0"/>
+          <w:numId w:val="96"/>
+        </w:numPr>
+        <w:ind w:left="567" w:hanging="283"/>
+      </w:pPr>
+      <w:r>
+        <w:t>Los abrasivos gruesos pueden dañar el plástico, el vidrio, las superficies antiadherentes de los utensilios de cocina, la carpintería pintada y los metales enchapados y muy pulidos.</w:t>
       </w:r>
     </w:p>
     <w:p/>
     <w:p>
       <w:pPr>
-        <w:rPr>
-          <w:b/>
-        </w:rPr>
-      </w:pPr>
-      <w:r>
-        <w:rPr>
-          <w:b/>
-        </w:rPr>
-        <w:t>Sustancia derramada en el teclado</w:t>
-      </w:r>
-      <w:r>
-        <w:rPr>
-          <w:b/>
-        </w:rPr>
-        <w:t>.</w:t>
-      </w:r>
-    </w:p>
-    <w:p>
-      <w:pPr>
-        <w:rPr>
-          <w:b/>
-        </w:rPr>
-      </w:pPr>
-      <w:r>
-        <w:rPr>
-          <w:b/>
-        </w:rPr>
-        <w:t xml:space="preserve">Procedimiento: </w:t>
-      </w:r>
-    </w:p>
-    <w:p>
-      <w:pPr>
-        <w:pStyle w:val="Prrafodelista"/>
-        <w:numPr>
-          <w:ilvl w:val="0"/>
-          <w:numId w:val="29"/>
-        </w:numPr>
-        <w:ind w:left="567" w:hanging="283"/>
-      </w:pPr>
-      <w:r>
-        <w:t xml:space="preserve">Si se derrama algo sobre el teclado, apague la computadora inmediatamente o, como mínimo, desconecte el teclado de la computadora. </w:t>
-      </w:r>
-    </w:p>
-    <w:p>
-      <w:pPr>
-        <w:pStyle w:val="Prrafodelista"/>
-        <w:numPr>
-          <w:ilvl w:val="0"/>
-          <w:numId w:val="29"/>
-        </w:numPr>
-        <w:ind w:left="567" w:hanging="283"/>
-      </w:pPr>
-      <w:r>
-        <w:t xml:space="preserve">Una vez hecho esto, voltee el teclado para evitar que la sustancia penetre en los circuitos. </w:t>
-      </w:r>
-    </w:p>
-    <w:p>
-      <w:pPr>
-        <w:pStyle w:val="Prrafodelista"/>
-        <w:numPr>
-          <w:ilvl w:val="0"/>
-          <w:numId w:val="29"/>
-        </w:numPr>
-        <w:ind w:left="567" w:hanging="283"/>
-      </w:pPr>
-      <w:r>
-        <w:t>Mientras el teclado está boca abajo, sacúdalo sobre una superficie que pueda limpiarse más tarde.</w:t>
-      </w:r>
-    </w:p>
-    <w:p>
-      <w:pPr>
-        <w:pStyle w:val="Prrafodelista"/>
-        <w:numPr>
-          <w:ilvl w:val="0"/>
-          <w:numId w:val="29"/>
-        </w:numPr>
-        <w:ind w:left="567" w:hanging="283"/>
-      </w:pPr>
-      <w:r>
-        <w:t xml:space="preserve">Mientras aún está bocabajo, use un paño para comenzar a limpiar las teclas. </w:t>
-      </w:r>
-    </w:p>
-    <w:p>
-      <w:pPr>
-        <w:pStyle w:val="Prrafodelista"/>
-        <w:numPr>
-          <w:ilvl w:val="0"/>
-          <w:numId w:val="29"/>
-        </w:numPr>
-        <w:ind w:left="567" w:hanging="283"/>
-      </w:pPr>
-      <w:r>
-        <w:t xml:space="preserve">Después de limpiar el teclado, déjelo bocabajo durante, al menos, dos días para que se seque. </w:t>
-      </w:r>
-    </w:p>
-    <w:p>
-      <w:pPr>
-        <w:pStyle w:val="Prrafodelista"/>
-        <w:numPr>
-          <w:ilvl w:val="0"/>
-          <w:numId w:val="29"/>
-        </w:numPr>
-        <w:ind w:left="567" w:hanging="283"/>
-      </w:pPr>
-      <w:r>
-        <w:t>Una vez seco, continúa limpiando el teclado con cualquier resto de sustancia.</w:t>
-      </w:r>
-    </w:p>
-    <w:p>
-      <w:pPr>
-        <w:pStyle w:val="Prrafodelista"/>
-        <w:numPr>
-          <w:ilvl w:val="0"/>
-          <w:numId w:val="29"/>
-        </w:numPr>
-        <w:ind w:left="567" w:hanging="283"/>
-      </w:pPr>
-      <w:r>
-        <w:t xml:space="preserve">Si después de limpiar las teclas del teclado se pegan, retírelas y limpie debajo de las teclas y la parte inferior de la tecla. </w:t>
-      </w:r>
-    </w:p>
-    <w:p>
-      <w:pPr>
-        <w:pStyle w:val="Prrafodelista"/>
-        <w:numPr>
-          <w:ilvl w:val="0"/>
-          <w:numId w:val="29"/>
-        </w:numPr>
-        <w:ind w:left="567" w:hanging="283"/>
-      </w:pPr>
-      <w:r>
-        <w:t>Finalmente, si el teclado aún funciona, pero permanece sucio o pegajoso antes de desecharlo como último recurso, intenta lavarlo en el lavavajillas.</w:t>
-      </w:r>
-    </w:p>
-    <w:p>
-      <w:pPr>
-        <w:rPr>
-          <w:b/>
-        </w:rPr>
-      </w:pPr>
-      <w:r>
-        <w:rPr>
-          <w:b/>
-        </w:rPr>
-        <w:t>Limpieza de LCD/LED</w:t>
-      </w:r>
-      <w:r>
-        <w:rPr>
-          <w:b/>
-        </w:rPr>
-        <w:t>.</w:t>
-      </w:r>
-    </w:p>
-    <w:p>
-      <w:pPr>
-        <w:rPr>
-          <w:b/>
-        </w:rPr>
-      </w:pPr>
-      <w:r>
-        <w:rPr>
-          <w:b/>
-        </w:rPr>
-        <w:t xml:space="preserve"> Procedimiento: </w:t>
-      </w:r>
-    </w:p>
-    <w:p>
-      <w:pPr>
-        <w:pStyle w:val="Prrafodelista"/>
-        <w:numPr>
-          <w:ilvl w:val="0"/>
-          <w:numId w:val="81"/>
-        </w:numPr>
-        <w:ind w:left="567" w:hanging="283"/>
-      </w:pPr>
-      <w:r>
-        <w:t>La suciedad, el polvo y las huellas dactilares pueden dificultar la lectura de la pantalla de la computadora.</w:t>
-      </w:r>
-    </w:p>
-    <w:p>
-      <w:pPr>
-        <w:pStyle w:val="Prrafodelista"/>
-        <w:numPr>
-          <w:ilvl w:val="0"/>
-          <w:numId w:val="81"/>
-        </w:numPr>
-        <w:ind w:left="567" w:hanging="283"/>
-      </w:pPr>
-      <w:r>
-        <w:t>A diferencia de un monitor de computadora CRT, el monitor LCD o LED no es de vidrio y requiere procedimientos de limpieza especiales.</w:t>
-      </w:r>
-    </w:p>
-    <w:p>
-      <w:pPr>
-        <w:pStyle w:val="Prrafodelista"/>
-        <w:numPr>
-          <w:ilvl w:val="0"/>
-          <w:numId w:val="81"/>
-        </w:numPr>
-        <w:ind w:left="567" w:hanging="283"/>
-      </w:pPr>
-      <w:r>
-        <w:t>Al limpiar la pantalla LCD o LED, es importante recordar no rociar ningún líquido directamente sobre la pantalla. Presione suavemente mientras limpia y no use una toalla de papel ya que puede rayar la pantalla.</w:t>
-      </w:r>
-    </w:p>
-    <w:p>
-      <w:pPr>
-        <w:pStyle w:val="Prrafodelista"/>
-        <w:numPr>
-          <w:ilvl w:val="0"/>
-          <w:numId w:val="81"/>
-        </w:numPr>
-        <w:ind w:left="567" w:hanging="283"/>
-      </w:pPr>
-      <w:r>
-        <w:t xml:space="preserve">Para limpiar la pantalla LCD o LED, utilice un paño de microfibra no resistente, un paño de algodón suave o un plumero </w:t>
-      </w:r>
-      <w:proofErr w:type="spellStart"/>
-      <w:r>
-        <w:t>swiffer</w:t>
-      </w:r>
-      <w:proofErr w:type="spellEnd"/>
-      <w:r>
-        <w:t xml:space="preserve">. </w:t>
-      </w:r>
-    </w:p>
-    <w:p>
-      <w:pPr>
-        <w:pStyle w:val="Prrafodelista"/>
-        <w:numPr>
-          <w:ilvl w:val="0"/>
-          <w:numId w:val="81"/>
-        </w:numPr>
-        <w:ind w:left="567" w:hanging="283"/>
-      </w:pPr>
-      <w:r>
-        <w:t xml:space="preserve">Si un paño seco no limpia completamente la pantalla, puede aplicar alcohol al paño y limpiar la pantalla con un paño húmedo. </w:t>
-      </w:r>
-    </w:p>
-    <w:p>
-      <w:pPr>
-        <w:pStyle w:val="Prrafodelista"/>
-        <w:numPr>
-          <w:ilvl w:val="0"/>
-          <w:numId w:val="81"/>
-        </w:numPr>
-        <w:ind w:left="567" w:hanging="283"/>
-      </w:pPr>
-      <w:r>
-        <w:t>El alcohol isopropílico se utiliza para limpiar monitores LCD y LED antes de salir de fábrica.</w:t>
-      </w:r>
-    </w:p>
-    <w:p>
-      <w:pPr>
-        <w:rPr>
-          <w:b/>
-        </w:rPr>
-      </w:pPr>
-      <w:r>
-        <w:rPr>
-          <w:b/>
-        </w:rPr>
-        <w:t>Limpieza de monitores y pantallas LCD, CRT</w:t>
-      </w:r>
-      <w:r>
-        <w:rPr>
-          <w:b/>
-        </w:rPr>
-        <w:t>.</w:t>
-      </w:r>
-    </w:p>
-    <w:p>
-      <w:pPr>
-        <w:rPr>
-          <w:b/>
-        </w:rPr>
-      </w:pPr>
-      <w:r>
-        <w:rPr>
-          <w:b/>
-        </w:rPr>
-        <w:t>Procedimiento:</w:t>
-      </w:r>
-    </w:p>
-    <w:p>
-      <w:pPr>
-        <w:pStyle w:val="Prrafodelista"/>
-        <w:numPr>
-          <w:ilvl w:val="0"/>
-          <w:numId w:val="82"/>
-        </w:numPr>
-        <w:ind w:left="567" w:hanging="283"/>
-      </w:pPr>
-      <w:r>
-        <w:t xml:space="preserve">La pantalla de un monitor de vidrio se puede limpiar con un limpiador de vidrios doméstico común. </w:t>
-      </w:r>
-    </w:p>
-    <w:p>
-      <w:pPr>
-        <w:pStyle w:val="Prrafodelista"/>
-        <w:numPr>
-          <w:ilvl w:val="0"/>
-          <w:numId w:val="82"/>
-        </w:numPr>
-        <w:ind w:left="567" w:hanging="283"/>
-      </w:pPr>
-      <w:r>
-        <w:t xml:space="preserve">Desenchufe el cable de alimentación del monitor y rocíe el limpiador sobre un paño sin pelusa para evitar que el líquido se filtre a los componentes del interior del monitor. </w:t>
-      </w:r>
-    </w:p>
-    <w:p>
-      <w:pPr>
-        <w:pStyle w:val="Prrafodelista"/>
-        <w:numPr>
-          <w:ilvl w:val="0"/>
-          <w:numId w:val="82"/>
-        </w:numPr>
-        <w:ind w:left="567" w:hanging="283"/>
-      </w:pPr>
-      <w:r>
-        <w:t xml:space="preserve">Aspire el polvo que se haya depositado en la parte superior del monitor y asegúrese de que no haya libros ni papeles que cubra las rejillas de ventilación. </w:t>
-      </w:r>
-    </w:p>
-    <w:p>
-      <w:pPr>
-        <w:pStyle w:val="Prrafodelista"/>
-        <w:numPr>
-          <w:ilvl w:val="0"/>
-          <w:numId w:val="82"/>
-        </w:numPr>
-        <w:ind w:left="567" w:hanging="283"/>
-      </w:pPr>
-      <w:r>
-        <w:t>Las rejillas de ventilación del monitor obstruidas pueden hacer que el monitor se sobrecaliente o incluso se incendie.</w:t>
-      </w:r>
-    </w:p>
-    <w:p>
-      <w:pPr>
-        <w:rPr>
-          <w:b/>
-        </w:rPr>
-      </w:pPr>
-      <w:r>
-        <w:rPr>
-          <w:b/>
-        </w:rPr>
-        <w:t>Limpieza de placa base: el polvo y, especialmente, las partículas de humo de cigarrillo pueden acumularse y corroer los circuitos, lo que provoca diversos problemas, como bloqueos informáticos.</w:t>
-      </w:r>
-    </w:p>
-    <w:p>
-      <w:pPr>
-        <w:rPr>
-          <w:b/>
-        </w:rPr>
-      </w:pPr>
-      <w:r>
-        <w:rPr>
-          <w:b/>
-        </w:rPr>
-        <w:t xml:space="preserve">Procedimiento: </w:t>
-      </w:r>
-    </w:p>
-    <w:p>
-      <w:pPr>
-        <w:pStyle w:val="Prrafodelista"/>
-        <w:numPr>
-          <w:ilvl w:val="0"/>
-          <w:numId w:val="83"/>
-        </w:numPr>
-        <w:ind w:left="567" w:hanging="283"/>
-      </w:pPr>
-      <w:r>
-        <w:t xml:space="preserve">Nuestra recomendación a la hora de limpiar la placa base de polvo, suciedad o pelos es utilizar aire comprimido. </w:t>
-      </w:r>
-    </w:p>
-    <w:p>
-      <w:pPr>
-        <w:pStyle w:val="Prrafodelista"/>
-        <w:numPr>
-          <w:ilvl w:val="0"/>
-          <w:numId w:val="83"/>
-        </w:numPr>
-        <w:ind w:left="567" w:hanging="283"/>
-      </w:pPr>
-      <w:r>
-        <w:t xml:space="preserve">Cuando utilice aire comprimido, manténgalo en posición vertical para evitar que los productos químicos salgan del recipiente, lo que podría dañar la placa base u otros componentes. </w:t>
-      </w:r>
-    </w:p>
-    <w:p>
-      <w:pPr>
-        <w:pStyle w:val="Prrafodelista"/>
-        <w:numPr>
-          <w:ilvl w:val="0"/>
-          <w:numId w:val="83"/>
-        </w:numPr>
-        <w:ind w:left="567" w:hanging="283"/>
-      </w:pPr>
-      <w:r>
-        <w:t>Además, cuando utilice aire comprimido, asegúrese de quitar siempre el polvo o la suciedad de la placa base o de la carcasa.</w:t>
-      </w:r>
-    </w:p>
-    <w:p>
-      <w:pPr>
-        <w:pStyle w:val="Prrafodelista"/>
-        <w:numPr>
-          <w:ilvl w:val="0"/>
-          <w:numId w:val="83"/>
-        </w:numPr>
-        <w:ind w:left="567" w:hanging="283"/>
-      </w:pPr>
-      <w:r>
-        <w:t xml:space="preserve">Otra buena alternativa al aire comprimido es una aspiradora portátil a batería. </w:t>
-      </w:r>
-    </w:p>
-    <w:p>
-      <w:pPr>
-        <w:pStyle w:val="Prrafodelista"/>
-        <w:numPr>
-          <w:ilvl w:val="0"/>
-          <w:numId w:val="83"/>
-        </w:numPr>
-        <w:ind w:left="567" w:hanging="283"/>
-      </w:pPr>
-      <w:r>
-        <w:t>Las aspiradoras portátiles pueden eliminar por completo el polvo, la suciedad y el cabello de la placa base y evitar que quede atrapado en la carcasa.</w:t>
+        <w:ind w:firstLine="708"/>
+        <w:rPr>
+          <w:b/>
+        </w:rPr>
+      </w:pPr>
+      <w:r>
+        <w:rPr>
+          <w:b/>
+        </w:rPr>
+        <w:t>Ácidos</w:t>
+      </w:r>
+    </w:p>
+    <w:p>
+      <w:pPr>
+        <w:pStyle w:val="Prrafodelista"/>
+        <w:numPr>
+          <w:ilvl w:val="0"/>
+          <w:numId w:val="97"/>
+        </w:numPr>
+        <w:ind w:left="567" w:hanging="283"/>
+      </w:pPr>
+      <w:r>
+        <w:t xml:space="preserve">Los ácidos son beneficiosos para eliminar los depósitos de agua dura, la decoloración de las manchas de óxido de aluminio, latón, bronce y cobre y hierro. </w:t>
+      </w:r>
+    </w:p>
+    <w:p>
+      <w:pPr>
+        <w:pStyle w:val="Prrafodelista"/>
+        <w:numPr>
+          <w:ilvl w:val="0"/>
+          <w:numId w:val="97"/>
+        </w:numPr>
+        <w:ind w:left="567" w:hanging="283"/>
+      </w:pPr>
+      <w:r>
+        <w:t>Los ácidos fuertes también devoran la ropa, el cuero, la piel y algunos metales. También pueden irritar y lesionar la piel y los ojos.</w:t>
+      </w:r>
+    </w:p>
+    <w:p>
+      <w:pPr>
+        <w:ind w:left="360"/>
+        <w:rPr>
+          <w:b/>
+        </w:rPr>
+      </w:pPr>
+      <w:r>
+        <w:rPr>
+          <w:b/>
+        </w:rPr>
+        <w:t>Muy suave</w:t>
+      </w:r>
+    </w:p>
+    <w:p>
+      <w:pPr>
+        <w:pStyle w:val="Prrafodelista"/>
+        <w:numPr>
+          <w:ilvl w:val="0"/>
+          <w:numId w:val="98"/>
+        </w:numPr>
+        <w:ind w:left="567" w:hanging="283"/>
+      </w:pPr>
+      <w:r>
+        <w:t xml:space="preserve">El vinagre tiene aproximadamente 5 % de ácido y contrarresta los limpiadores de hornos. </w:t>
+      </w:r>
+    </w:p>
+    <w:p>
+      <w:pPr>
+        <w:pStyle w:val="Prrafodelista"/>
+        <w:numPr>
+          <w:ilvl w:val="0"/>
+          <w:numId w:val="98"/>
+        </w:numPr>
+        <w:ind w:left="567" w:hanging="283"/>
+      </w:pPr>
+      <w:r>
+        <w:t xml:space="preserve">El vinagre elimina los depósitos de agua dura de la cristalería. </w:t>
+      </w:r>
+    </w:p>
+    <w:p>
+      <w:pPr>
+        <w:pStyle w:val="Prrafodelista"/>
+        <w:numPr>
+          <w:ilvl w:val="0"/>
+          <w:numId w:val="98"/>
+        </w:numPr>
+        <w:ind w:left="567" w:hanging="283"/>
+      </w:pPr>
+      <w:r>
+        <w:t>El jugo de limón es un ácido cítrico y funciona de la misma manera que el vinagre.</w:t>
+      </w:r>
+    </w:p>
+    <w:p>
+      <w:pPr>
+        <w:ind w:left="360"/>
+        <w:rPr>
+          <w:b/>
+        </w:rPr>
+      </w:pPr>
+    </w:p>
+    <w:p>
+      <w:pPr>
+        <w:ind w:left="360"/>
+        <w:rPr>
+          <w:b/>
+        </w:rPr>
+      </w:pPr>
+      <w:r>
+        <w:rPr>
+          <w:b/>
+        </w:rPr>
+        <w:t>Muy fuerte</w:t>
+      </w:r>
+    </w:p>
+    <w:p>
+      <w:pPr>
+        <w:pStyle w:val="Prrafodelista"/>
+        <w:numPr>
+          <w:ilvl w:val="0"/>
+          <w:numId w:val="99"/>
+        </w:numPr>
+        <w:ind w:left="567" w:hanging="283"/>
+      </w:pPr>
+      <w:r>
+        <w:t xml:space="preserve">El ácido oxálico es especialmente efectivo como removedor de óxido y es muy venenoso. </w:t>
+      </w:r>
+    </w:p>
+    <w:p>
+      <w:pPr>
+        <w:pStyle w:val="Prrafodelista"/>
+        <w:numPr>
+          <w:ilvl w:val="0"/>
+          <w:numId w:val="99"/>
+        </w:numPr>
+        <w:ind w:left="567" w:hanging="283"/>
+      </w:pPr>
+      <w:r>
+        <w:t xml:space="preserve">A veces se encuentra en limpiadores de inodoros. </w:t>
+      </w:r>
+    </w:p>
+    <w:p>
+      <w:pPr>
+        <w:pStyle w:val="Prrafodelista"/>
+        <w:numPr>
+          <w:ilvl w:val="0"/>
+          <w:numId w:val="99"/>
+        </w:numPr>
+        <w:ind w:left="567" w:hanging="283"/>
+      </w:pPr>
+      <w:r>
+        <w:t>El ácido clorhídrico y el sulfúrico se usan en concentraciones diluidas en algunos limpiadores de inodoros.</w:t>
+      </w:r>
+    </w:p>
+    <w:p>
+      <w:pPr>
+        <w:rPr>
+          <w:b/>
+        </w:rPr>
+      </w:pPr>
+    </w:p>
+    <w:p>
+      <w:pPr>
+        <w:rPr>
+          <w:b/>
+        </w:rPr>
+      </w:pPr>
+      <w:r>
+        <w:rPr>
+          <w:b/>
+        </w:rPr>
+        <w:t>Álcalis</w:t>
+      </w:r>
+    </w:p>
+    <w:p>
+      <w:pPr>
+        <w:pStyle w:val="Prrafodelista"/>
+        <w:numPr>
+          <w:ilvl w:val="0"/>
+          <w:numId w:val="100"/>
+        </w:numPr>
+        <w:ind w:left="567" w:hanging="283"/>
+      </w:pPr>
+      <w:r>
+        <w:t xml:space="preserve">Los álcalis son sales solubles eficaces para eliminar la suciedad sin frotar en exceso. </w:t>
+      </w:r>
+    </w:p>
+    <w:p>
+      <w:pPr>
+        <w:pStyle w:val="Prrafodelista"/>
+        <w:numPr>
+          <w:ilvl w:val="0"/>
+          <w:numId w:val="100"/>
+        </w:numPr>
+        <w:ind w:left="567" w:hanging="283"/>
+      </w:pPr>
+      <w:r>
+        <w:t xml:space="preserve">Son buenos desengrasantes porque los álcalis forman una emulsión, una mezcla donde se mantienen en suspensión partículas aceitosas o sólidas. </w:t>
+      </w:r>
+    </w:p>
+    <w:p>
+      <w:pPr>
+        <w:pStyle w:val="Prrafodelista"/>
+        <w:numPr>
+          <w:ilvl w:val="0"/>
+          <w:numId w:val="100"/>
+        </w:numPr>
+        <w:ind w:left="567" w:hanging="283"/>
+      </w:pPr>
+      <w:r>
+        <w:t xml:space="preserve">Las partículas no se separan del resto del líquido; por lo tanto, no se vuelven a depositar en la superficie que se limpia de los equipos informáticos. </w:t>
+      </w:r>
+    </w:p>
+    <w:p>
+      <w:pPr>
+        <w:pStyle w:val="Prrafodelista"/>
+        <w:numPr>
+          <w:ilvl w:val="0"/>
+          <w:numId w:val="100"/>
+        </w:numPr>
+        <w:ind w:left="567" w:hanging="283"/>
+      </w:pPr>
+      <w:r>
+        <w:t xml:space="preserve">Los álcalis eliminan fácilmente la suciedad aceitosa. </w:t>
+      </w:r>
+    </w:p>
+    <w:p>
+      <w:pPr>
+        <w:pStyle w:val="Prrafodelista"/>
+        <w:numPr>
+          <w:ilvl w:val="0"/>
+          <w:numId w:val="100"/>
+        </w:numPr>
+        <w:ind w:left="567" w:hanging="283"/>
+      </w:pPr>
+      <w:r>
+        <w:t xml:space="preserve">Los limpiadores alcalinos también pueden eliminar el aceite de una pintura a base de aceite, secándola y haciendo que se agriete o se pele. </w:t>
+      </w:r>
+    </w:p>
+    <w:p>
+      <w:pPr>
+        <w:pStyle w:val="Prrafodelista"/>
+        <w:numPr>
+          <w:ilvl w:val="0"/>
+          <w:numId w:val="100"/>
+        </w:numPr>
+        <w:ind w:left="567" w:hanging="283"/>
+      </w:pPr>
+      <w:r>
+        <w:t xml:space="preserve">Los álcalis tienen tendencia a oscurecer las superficies de aluminio. </w:t>
+      </w:r>
+    </w:p>
+    <w:p>
+      <w:pPr>
+        <w:pStyle w:val="Prrafodelista"/>
+        <w:numPr>
+          <w:ilvl w:val="0"/>
+          <w:numId w:val="100"/>
+        </w:numPr>
+        <w:ind w:left="567" w:hanging="283"/>
+      </w:pPr>
+      <w:r>
+        <w:t xml:space="preserve">Las sustancias alcalinas varían en fuerza. La mayoría son tóxicos, algunos son corrosivos, otros pueden irritar la piel y los ojos. </w:t>
+      </w:r>
+    </w:p>
+    <w:p>
+      <w:pPr>
+        <w:pStyle w:val="Prrafodelista"/>
+        <w:numPr>
+          <w:ilvl w:val="0"/>
+          <w:numId w:val="100"/>
+        </w:numPr>
+        <w:ind w:left="567" w:hanging="283"/>
+      </w:pPr>
+      <w:r>
+        <w:t>Los álcalis más fuertes pueden causar quemaduras y, si se tragan, pueden causar lesiones internas o la muerte.</w:t>
+      </w:r>
+    </w:p>
+    <w:p>
+      <w:pPr>
+        <w:rPr>
+          <w:b/>
+        </w:rPr>
+      </w:pPr>
+    </w:p>
+    <w:p>
+      <w:pPr>
+        <w:rPr>
+          <w:b/>
+        </w:rPr>
+      </w:pPr>
+      <w:r>
+        <w:rPr>
+          <w:b/>
+        </w:rPr>
+        <w:t>Suave</w:t>
+      </w:r>
+    </w:p>
+    <w:p>
+      <w:pPr>
+        <w:pStyle w:val="Prrafodelista"/>
+        <w:numPr>
+          <w:ilvl w:val="0"/>
+          <w:numId w:val="101"/>
+        </w:numPr>
+        <w:ind w:left="567" w:hanging="283"/>
+      </w:pPr>
+      <w:r>
+        <w:t>El bicarbonato de sodio (bicarbonato de sodio) es un ejemplo de un álcali suave.</w:t>
+      </w:r>
+    </w:p>
+    <w:p>
+      <w:pPr>
+        <w:rPr>
+          <w:b/>
+        </w:rPr>
+      </w:pPr>
+      <w:r>
+        <w:rPr>
+          <w:b/>
+        </w:rPr>
+        <w:t xml:space="preserve">     </w:t>
+      </w:r>
+    </w:p>
+    <w:p>
+      <w:pPr>
+        <w:rPr>
+          <w:b/>
+        </w:rPr>
+      </w:pPr>
+      <w:r>
+        <w:rPr>
+          <w:b/>
+        </w:rPr>
+        <w:t>Moderado</w:t>
+      </w:r>
+    </w:p>
+    <w:p>
+      <w:pPr>
+        <w:pStyle w:val="Prrafodelista"/>
+        <w:numPr>
+          <w:ilvl w:val="0"/>
+          <w:numId w:val="101"/>
+        </w:numPr>
+        <w:ind w:left="567" w:hanging="283"/>
+      </w:pPr>
+      <w:r>
+        <w:t xml:space="preserve">El amoníaco doméstico es una mezcla diluida de 5 a 10 % de gas amoníaco en agua. </w:t>
+      </w:r>
+    </w:p>
+    <w:p>
+      <w:pPr>
+        <w:pStyle w:val="Prrafodelista"/>
+        <w:numPr>
+          <w:ilvl w:val="0"/>
+          <w:numId w:val="101"/>
+        </w:numPr>
+        <w:ind w:left="567" w:hanging="283"/>
+      </w:pPr>
+      <w:r>
+        <w:t xml:space="preserve">Se puede encontrar en limpiadores multiusos, limpiadores de hornos y limpiadores de ventanas. </w:t>
+      </w:r>
+    </w:p>
+    <w:p>
+      <w:pPr>
+        <w:pStyle w:val="Prrafodelista"/>
+        <w:numPr>
+          <w:ilvl w:val="0"/>
+          <w:numId w:val="101"/>
+        </w:numPr>
+        <w:ind w:left="567" w:hanging="283"/>
+      </w:pPr>
+      <w:r>
+        <w:t>El bórax es un polvo cristalino blanco y el fosfato trisódico (TSP) es un polvo cristalino que se encuentra en algunos limpiadores multiusos.</w:t>
+      </w:r>
+    </w:p>
+    <w:p>
+      <w:pPr>
+        <w:ind w:left="707" w:firstLine="2"/>
+        <w:rPr>
+          <w:b/>
+        </w:rPr>
+      </w:pPr>
+      <w:r>
+        <w:rPr>
+          <w:b/>
+        </w:rPr>
+        <w:t xml:space="preserve"> </w:t>
+      </w:r>
+    </w:p>
+    <w:p>
+      <w:pPr>
+        <w:ind w:left="707" w:firstLine="2"/>
+        <w:rPr>
+          <w:b/>
+        </w:rPr>
+      </w:pPr>
+      <w:r>
+        <w:rPr>
+          <w:b/>
+        </w:rPr>
+        <w:t>Muy fuerte</w:t>
+      </w:r>
+    </w:p>
+    <w:p>
+      <w:pPr>
+        <w:pStyle w:val="Prrafodelista"/>
+        <w:numPr>
+          <w:ilvl w:val="0"/>
+          <w:numId w:val="102"/>
+        </w:numPr>
+        <w:ind w:left="567" w:hanging="283"/>
+      </w:pPr>
+      <w:r>
+        <w:t xml:space="preserve">La soda para lavar, también llamada soda de sal, es carbonato de sodio. </w:t>
+      </w:r>
+    </w:p>
+    <w:p>
+      <w:pPr>
+        <w:pStyle w:val="Prrafodelista"/>
+        <w:numPr>
+          <w:ilvl w:val="0"/>
+          <w:numId w:val="102"/>
+        </w:numPr>
+        <w:ind w:left="567" w:hanging="283"/>
+      </w:pPr>
+      <w:r>
+        <w:t xml:space="preserve">La lejía es un hidróxido de sodio y también se llama soda cáustica, que se puede encontrar en algunos limpiadores de hornos y desagües. </w:t>
+      </w:r>
+    </w:p>
+    <w:p>
+      <w:pPr>
+        <w:pStyle w:val="Prrafodelista"/>
+        <w:numPr>
+          <w:ilvl w:val="0"/>
+          <w:numId w:val="102"/>
+        </w:numPr>
+        <w:ind w:left="567" w:hanging="283"/>
+      </w:pPr>
+      <w:r>
+        <w:t xml:space="preserve">Al igual que con cualquier producto que contenga productos químicos, examine la etiqueta y siga cuidadosamente las instrucciones de manipulación, almacenamiento y eliminación. </w:t>
+      </w:r>
+    </w:p>
+    <w:p>
+      <w:pPr>
+        <w:pStyle w:val="Prrafodelista"/>
+        <w:numPr>
+          <w:ilvl w:val="0"/>
+          <w:numId w:val="102"/>
+        </w:numPr>
+        <w:ind w:left="567" w:hanging="283"/>
+      </w:pPr>
+      <w:r>
+        <w:t>Mantenga todos los productos de limpieza domésticos fuera del alcance de los niños y las mascotas.</w:t>
+      </w:r>
+    </w:p>
+    <w:p>
+      <w:pPr>
+        <w:rPr>
+          <w:b/>
+        </w:rPr>
+      </w:pPr>
+    </w:p>
+    <w:p>
+      <w:pPr>
+        <w:rPr>
+          <w:b/>
+        </w:rPr>
+      </w:pPr>
+      <w:r>
+        <w:rPr>
+          <w:b/>
+        </w:rPr>
+        <w:t>Blanqueadores</w:t>
+      </w:r>
+    </w:p>
+    <w:p>
+      <w:pPr>
+        <w:pStyle w:val="Prrafodelista"/>
+        <w:numPr>
+          <w:ilvl w:val="0"/>
+          <w:numId w:val="103"/>
+        </w:numPr>
+        <w:ind w:left="567" w:hanging="283"/>
+      </w:pPr>
+      <w:r>
+        <w:t xml:space="preserve">El cloro generalmente es el blanqueador más común que se usa en los productos de limpieza para algunos equipos informáticos. </w:t>
+      </w:r>
+    </w:p>
+    <w:p>
+      <w:pPr>
+        <w:pStyle w:val="Prrafodelista"/>
+        <w:numPr>
+          <w:ilvl w:val="0"/>
+          <w:numId w:val="103"/>
+        </w:numPr>
+        <w:ind w:left="567" w:hanging="283"/>
+      </w:pPr>
+      <w:r>
+        <w:t>Sin embargo, los nuevos blanqueadores sin cloro se están volviendo más populares, principalmente porque son más seguros de usar y almacenar.</w:t>
+      </w:r>
+    </w:p>
+    <w:p>
+      <w:pPr>
+        <w:rPr>
+          <w:b/>
+        </w:rPr>
+      </w:pPr>
+    </w:p>
+    <w:p>
+      <w:pPr>
+        <w:rPr>
+          <w:b/>
+        </w:rPr>
+      </w:pPr>
+      <w:r>
+        <w:rPr>
+          <w:b/>
+        </w:rPr>
+        <w:t>Detergentes</w:t>
+      </w:r>
+    </w:p>
+    <w:p>
+      <w:pPr>
+        <w:pStyle w:val="Prrafodelista"/>
+        <w:numPr>
+          <w:ilvl w:val="0"/>
+          <w:numId w:val="104"/>
+        </w:numPr>
+        <w:ind w:left="567" w:hanging="283"/>
+      </w:pPr>
+      <w:r>
+        <w:t xml:space="preserve">Algunos detergentes para ropa se pueden usar para trabajos de limpieza del hogar. </w:t>
+      </w:r>
+    </w:p>
+    <w:p>
+      <w:pPr>
+        <w:pStyle w:val="Prrafodelista"/>
+        <w:numPr>
+          <w:ilvl w:val="0"/>
+          <w:numId w:val="104"/>
+        </w:numPr>
+        <w:ind w:left="567" w:hanging="283"/>
+      </w:pPr>
+      <w:r>
+        <w:t xml:space="preserve">Los detergentes aflojan la suciedad, y si se agregan fosfatos solubles complejos (llamados "constructores") a un detergente, eliminarán la suciedad aceitosa. </w:t>
+      </w:r>
+    </w:p>
+    <w:p>
+      <w:pPr>
+        <w:pStyle w:val="Prrafodelista"/>
+        <w:numPr>
+          <w:ilvl w:val="0"/>
+          <w:numId w:val="104"/>
+        </w:numPr>
+        <w:ind w:left="567" w:hanging="283"/>
+      </w:pPr>
+      <w:r>
+        <w:t>Si se agrega un constructor, el producto de limpieza se marca como "servicio pesado" o "multiuso".</w:t>
+      </w:r>
+    </w:p>
+    <w:p>
+      <w:pPr>
+        <w:rPr>
+          <w:b/>
+        </w:rPr>
+      </w:pPr>
+    </w:p>
+    <w:p>
+      <w:pPr>
+        <w:rPr>
+          <w:b/>
+        </w:rPr>
+      </w:pPr>
+    </w:p>
+    <w:p>
+      <w:pPr>
+        <w:rPr>
+          <w:b/>
+        </w:rPr>
+      </w:pPr>
+      <w:r>
+        <w:rPr>
+          <w:b/>
+        </w:rPr>
+        <w:t>Desinfectantes</w:t>
+      </w:r>
+    </w:p>
+    <w:p>
+      <w:pPr>
+        <w:pStyle w:val="Prrafodelista"/>
+        <w:numPr>
+          <w:ilvl w:val="0"/>
+          <w:numId w:val="105"/>
+        </w:numPr>
+        <w:ind w:left="567" w:hanging="283"/>
+      </w:pPr>
+      <w:r>
+        <w:t xml:space="preserve">Los desinfectantes son productos químicos que reducen la cantidad de bacterias y, a menudo, se usan para limpiar baños y lavar platos. </w:t>
+      </w:r>
+    </w:p>
+    <w:p>
+      <w:pPr>
+        <w:pStyle w:val="Prrafodelista"/>
+        <w:numPr>
+          <w:ilvl w:val="0"/>
+          <w:numId w:val="105"/>
+        </w:numPr>
+        <w:ind w:left="567" w:hanging="283"/>
+      </w:pPr>
+      <w:r>
+        <w:t xml:space="preserve">Úselo con precaución y siga las instrucciones en la botella. </w:t>
+      </w:r>
+    </w:p>
+    <w:p>
+      <w:pPr>
+        <w:pStyle w:val="Prrafodelista"/>
+        <w:numPr>
+          <w:ilvl w:val="0"/>
+          <w:numId w:val="105"/>
+        </w:numPr>
+        <w:ind w:left="567" w:hanging="283"/>
+      </w:pPr>
+      <w:r>
+        <w:t>Los desinfectantes también ayudan a desodorizar las superficies, porque matan los microorganismos que producen olores.</w:t>
+      </w:r>
+    </w:p>
+    <w:p>
+      <w:pPr>
+        <w:rPr>
+          <w:b/>
+        </w:rPr>
+      </w:pPr>
+    </w:p>
+    <w:p>
+      <w:pPr>
+        <w:rPr>
+          <w:b/>
+        </w:rPr>
+      </w:pPr>
+      <w:r>
+        <w:rPr>
+          <w:b/>
+        </w:rPr>
+        <w:t>Disolventes de alcohol</w:t>
+      </w:r>
+    </w:p>
+    <w:p>
+      <w:pPr>
+        <w:pStyle w:val="Prrafodelista"/>
+        <w:numPr>
+          <w:ilvl w:val="0"/>
+          <w:numId w:val="106"/>
+        </w:numPr>
+        <w:ind w:left="567" w:hanging="283"/>
+      </w:pPr>
+      <w:r>
+        <w:t xml:space="preserve">La mayoría de los abrillantadores y ceras para muebles y suelos de madera contienen un disolvente de alcohol. </w:t>
+      </w:r>
+    </w:p>
+    <w:p>
+      <w:pPr>
+        <w:pStyle w:val="Prrafodelista"/>
+        <w:numPr>
+          <w:ilvl w:val="0"/>
+          <w:numId w:val="106"/>
+        </w:numPr>
+        <w:ind w:left="567" w:hanging="283"/>
+      </w:pPr>
+      <w:r>
+        <w:t>Estos solventes son similares a los fluidos utilizados en los procesos de limpieza en seco porque eliminan la suciedad aceitosa.</w:t>
+      </w:r>
+    </w:p>
+    <w:p>
+      <w:pPr>
+        <w:ind w:firstLine="0"/>
+      </w:pPr>
+    </w:p>
+    <w:p>
+      <w:pPr>
+        <w:rPr>
+          <w:b/>
+        </w:rPr>
+      </w:pPr>
+      <w:r>
+        <w:rPr>
+          <w:b/>
+        </w:rPr>
+        <w:t>Hacer un limpiador</w:t>
+      </w:r>
+    </w:p>
+    <w:p>
+      <w:pPr>
+        <w:pStyle w:val="Prrafodelista"/>
+        <w:numPr>
+          <w:ilvl w:val="0"/>
+          <w:numId w:val="107"/>
+        </w:numPr>
+        <w:ind w:left="567" w:hanging="283"/>
+      </w:pPr>
+      <w:r>
+        <w:t xml:space="preserve">Al hacer sus propios productos de limpieza para los equipos, puede ahorrar dinero y controlar la cantidad de productos químicos peligrosos. </w:t>
+      </w:r>
+    </w:p>
+    <w:p>
+      <w:pPr>
+        <w:pStyle w:val="Prrafodelista"/>
+        <w:numPr>
+          <w:ilvl w:val="0"/>
+          <w:numId w:val="107"/>
+        </w:numPr>
+        <w:ind w:left="567" w:hanging="283"/>
+      </w:pPr>
+      <w:r>
+        <w:t>Sin embargo, primero debe tener en cuenta algunas de las limitaciones o inconvenientes de los productos caseros.</w:t>
+      </w:r>
+    </w:p>
+    <w:p>
+      <w:pPr>
+        <w:pStyle w:val="Prrafodelista"/>
+        <w:numPr>
+          <w:ilvl w:val="0"/>
+          <w:numId w:val="107"/>
+        </w:numPr>
+        <w:ind w:left="567" w:hanging="283"/>
+      </w:pPr>
+      <w:r>
+        <w:t xml:space="preserve">Los caseros pueden tardar más en limpiarse de manera efectiva. </w:t>
+      </w:r>
+    </w:p>
+    <w:p>
+      <w:pPr>
+        <w:pStyle w:val="Prrafodelista"/>
+        <w:numPr>
+          <w:ilvl w:val="0"/>
+          <w:numId w:val="107"/>
+        </w:numPr>
+        <w:ind w:left="567" w:hanging="283"/>
+      </w:pPr>
+      <w:r>
+        <w:t>Es posible que deba dejar que el producto “se asiente” en la superficie durante más tiempo de lo habitual o que deba repasar la superficie varias veces.</w:t>
+      </w:r>
+    </w:p>
+    <w:p>
+      <w:pPr>
+        <w:pStyle w:val="Prrafodelista"/>
+        <w:numPr>
+          <w:ilvl w:val="0"/>
+          <w:numId w:val="107"/>
+        </w:numPr>
+        <w:ind w:left="567" w:hanging="283"/>
+      </w:pPr>
+      <w:r>
+        <w:t>Es posible que se requiera más esfuerzo y es posible que el producto no limpie tan bien si se usó repetidamente un limpiador fuerte en la superficie antes de la solución casera.</w:t>
+      </w:r>
+    </w:p>
+    <w:p>
+      <w:pPr>
+        <w:pStyle w:val="Prrafodelista"/>
+        <w:numPr>
+          <w:ilvl w:val="0"/>
+          <w:numId w:val="107"/>
+        </w:numPr>
+        <w:ind w:left="567" w:hanging="283"/>
+      </w:pPr>
+      <w:r>
+        <w:t xml:space="preserve">Si decide hacer sus propios limpiadores, úselos y guárdelos de manera segura. </w:t>
+      </w:r>
+    </w:p>
+    <w:p>
+      <w:pPr>
+        <w:pStyle w:val="Prrafodelista"/>
+        <w:numPr>
+          <w:ilvl w:val="0"/>
+          <w:numId w:val="107"/>
+        </w:numPr>
+        <w:ind w:left="567" w:hanging="283"/>
+      </w:pPr>
+      <w:r>
+        <w:t>Si bien los ingredientes de los limpiadores caseros son más seguros, no todos son tóxicos.</w:t>
+      </w:r>
+    </w:p>
+    <w:p>
+      <w:pPr>
+        <w:pStyle w:val="Prrafodelista"/>
+        <w:numPr>
+          <w:ilvl w:val="0"/>
+          <w:numId w:val="107"/>
+        </w:numPr>
+        <w:ind w:left="567" w:hanging="283"/>
+      </w:pPr>
+      <w:r>
+        <w:t xml:space="preserve">Tenga cuidado al mezclar productos químicos. </w:t>
+      </w:r>
+    </w:p>
+    <w:p>
+      <w:pPr>
+        <w:pStyle w:val="Prrafodelista"/>
+        <w:numPr>
+          <w:ilvl w:val="0"/>
+          <w:numId w:val="107"/>
+        </w:numPr>
+        <w:ind w:left="567" w:hanging="283"/>
+      </w:pPr>
+      <w:r>
+        <w:t>Algunas sustancias químicas, como la lejía con cloro y el amoníaco, producen un gas tóxico cuando se mezclan.</w:t>
+      </w:r>
+    </w:p>
+    <w:p>
+      <w:pPr>
+        <w:pStyle w:val="Prrafodelista"/>
+        <w:numPr>
+          <w:ilvl w:val="0"/>
+          <w:numId w:val="107"/>
+        </w:numPr>
+        <w:ind w:left="567" w:hanging="283"/>
+      </w:pPr>
+      <w:r>
+        <w:t>No mezcle más de un mes de suministro a la vez. Las soluciones químicas pueden perder su eficacia con el tiempo.</w:t>
+      </w:r>
+    </w:p>
+    <w:p>
+      <w:pPr>
+        <w:pStyle w:val="Prrafodelista"/>
+        <w:numPr>
+          <w:ilvl w:val="0"/>
+          <w:numId w:val="107"/>
+        </w:numPr>
+        <w:ind w:left="567" w:hanging="283"/>
+      </w:pPr>
+      <w:r>
+        <w:t>Mezcle las soluciones en un área bien ventilada. Guarde todas las soluciones de limpieza fuera del alcance de los niños, preferiblemente en un gabinete con cerradura a prueba de niños.</w:t>
+      </w:r>
+    </w:p>
+    <w:p>
+      <w:pPr>
+        <w:pStyle w:val="Prrafodelista"/>
+        <w:numPr>
+          <w:ilvl w:val="0"/>
+          <w:numId w:val="107"/>
+        </w:numPr>
+        <w:ind w:left="567" w:hanging="283"/>
+      </w:pPr>
+      <w:r>
+        <w:t xml:space="preserve">Almacene las soluciones en recipientes comprados en tiendas sin usar. </w:t>
+      </w:r>
+    </w:p>
+    <w:p>
+      <w:pPr>
+        <w:pStyle w:val="Prrafodelista"/>
+        <w:numPr>
+          <w:ilvl w:val="0"/>
+          <w:numId w:val="107"/>
+        </w:numPr>
+        <w:ind w:left="567" w:hanging="283"/>
+      </w:pPr>
+      <w:r>
+        <w:t xml:space="preserve">Utilice contenedores de almacenamiento permanente que se colocarán en un lugar permanente. </w:t>
+      </w:r>
+    </w:p>
+    <w:p>
+      <w:pPr>
+        <w:pStyle w:val="Prrafodelista"/>
+        <w:numPr>
+          <w:ilvl w:val="0"/>
+          <w:numId w:val="107"/>
+        </w:numPr>
+        <w:ind w:left="567" w:hanging="283"/>
+      </w:pPr>
+      <w:r>
+        <w:t xml:space="preserve">Nunca los ponga en recipientes de comida viejos. </w:t>
+      </w:r>
+    </w:p>
+    <w:p>
+      <w:pPr>
+        <w:pStyle w:val="Prrafodelista"/>
+        <w:numPr>
+          <w:ilvl w:val="0"/>
+          <w:numId w:val="107"/>
+        </w:numPr>
+        <w:ind w:left="567" w:hanging="283"/>
+      </w:pPr>
+      <w:r>
+        <w:t>Los productos químicos pueden interactuar con los residuos del contenido original o el recipiente puede confundirse con un alimento o una bebida.</w:t>
+      </w:r>
+    </w:p>
+    <w:p>
+      <w:pPr>
+        <w:pStyle w:val="Prrafodelista"/>
+        <w:numPr>
+          <w:ilvl w:val="0"/>
+          <w:numId w:val="107"/>
+        </w:numPr>
+        <w:ind w:left="567" w:hanging="283"/>
+      </w:pPr>
+      <w:r>
+        <w:t>Etiquete los contenedores con cuidado. Esto es especialmente importante si otras personas en su hogar limpian o tienen acceso a los limpiadores.</w:t>
       </w:r>
     </w:p>
     <w:p/>
     <w:p/>
     <w:p>
       <w:pPr>
-        <w:rPr>
-          <w:b/>
-        </w:rPr>
-      </w:pPr>
-      <w:r>
-        <w:rPr>
-          <w:b/>
-        </w:rPr>
-        <w:t>Limpieza de ratones</w:t>
-      </w:r>
-    </w:p>
-    <w:p>
-      <w:r>
-        <w:t>Un mouse óptico o láser sucio puede hacer que el cursor del mouse sea difícil de mover o que se mueva de forma errática.</w:t>
-      </w:r>
-    </w:p>
-    <w:p>
-      <w:pPr>
-        <w:rPr>
-          <w:b/>
-        </w:rPr>
-      </w:pPr>
-      <w:r>
-        <w:rPr>
-          <w:b/>
-        </w:rPr>
-        <w:t xml:space="preserve"> Procedimiento: </w:t>
-      </w:r>
-    </w:p>
-    <w:p>
-      <w:pPr>
-        <w:pStyle w:val="Prrafodelista"/>
-        <w:numPr>
-          <w:ilvl w:val="0"/>
-          <w:numId w:val="30"/>
-        </w:numPr>
-        <w:ind w:left="567" w:hanging="283"/>
-      </w:pPr>
-      <w:r>
-        <w:t xml:space="preserve">Use una lata de aire comprimido diseñada para usar con equipos electrónicos, rociándola alrededor del sensor óptico en la parte inferior del mouse. </w:t>
-      </w:r>
-    </w:p>
-    <w:p>
-      <w:pPr>
-        <w:pStyle w:val="Prrafodelista"/>
-        <w:numPr>
-          <w:ilvl w:val="0"/>
-          <w:numId w:val="30"/>
-        </w:numPr>
-        <w:ind w:left="567" w:hanging="283"/>
-      </w:pPr>
-      <w:r>
-        <w:t>Soplar aire en la parte inferior del mouse elimina la suciedad, el polvo, el cabello u otras obstrucciones que bloquean el sensor óptico.</w:t>
-      </w:r>
-    </w:p>
-    <w:p>
-      <w:pPr>
-        <w:pStyle w:val="Prrafodelista"/>
-        <w:numPr>
-          <w:ilvl w:val="0"/>
-          <w:numId w:val="30"/>
-        </w:numPr>
-        <w:ind w:left="567" w:hanging="283"/>
-      </w:pPr>
-      <w:r>
-        <w:t>Evite usar productos químicos de limpieza o pasar un paño directamente sobre el sensor óptico, ya que podría rayarlo o dañarlo.</w:t>
-      </w:r>
-    </w:p>
-    <w:p>
-      <w:r>
-        <w:rPr>
-          <w:b/>
-        </w:rPr>
-        <w:t>Ratón óptico-mecánico (ratón de bola):</w:t>
-      </w:r>
-      <w:r>
-        <w:t xml:space="preserve"> Un ratón óptico-mecánico sucio (ratón con una bola) puede dificultar el movimiento del ratón y provocar un movimiento extraño del ratón.</w:t>
-      </w:r>
-      <w:r>
-        <w:t xml:space="preserve">   </w:t>
-      </w:r>
-      <w:r>
-        <w:t>Girar la parte inferior de la cubierta del mouse</w:t>
-      </w:r>
-    </w:p>
-    <w:p>
-      <w:pPr>
-        <w:rPr>
-          <w:b/>
-        </w:rPr>
-      </w:pPr>
-      <w:r>
-        <w:rPr>
-          <w:b/>
-        </w:rPr>
-        <w:t xml:space="preserve">Procedimiento: </w:t>
-      </w:r>
-    </w:p>
-    <w:p>
-      <w:pPr>
-        <w:pStyle w:val="Prrafodelista"/>
-        <w:numPr>
-          <w:ilvl w:val="0"/>
-          <w:numId w:val="84"/>
-        </w:numPr>
-        <w:ind w:left="567" w:hanging="283"/>
-      </w:pPr>
-      <w:r>
-        <w:t xml:space="preserve">Para limpiar los rodillos de un mouse óptico-mecánico, primero debe quitar la cubierta inferior. </w:t>
-      </w:r>
-    </w:p>
-    <w:p>
-      <w:pPr>
-        <w:pStyle w:val="Prrafodelista"/>
-        <w:numPr>
-          <w:ilvl w:val="0"/>
-          <w:numId w:val="84"/>
-        </w:numPr>
-        <w:ind w:left="567" w:hanging="283"/>
-      </w:pPr>
-      <w:r>
-        <w:t xml:space="preserve">Para hacer esto, examine la parte inferior del mouse para ver en qué dirección girar la cubierta. </w:t>
-      </w:r>
-    </w:p>
-    <w:p>
-      <w:pPr>
-        <w:pStyle w:val="Prrafodelista"/>
-        <w:numPr>
-          <w:ilvl w:val="0"/>
-          <w:numId w:val="84"/>
-        </w:numPr>
-        <w:ind w:left="567" w:hanging="283"/>
-      </w:pPr>
-      <w:r>
-        <w:t xml:space="preserve">Como puede ver en la siguiente ilustración, la cubierta del mouse debe moverse en sentido contrario a las agujas del reloj. </w:t>
-      </w:r>
-    </w:p>
-    <w:p>
-      <w:pPr>
-        <w:pStyle w:val="Prrafodelista"/>
-        <w:numPr>
-          <w:ilvl w:val="0"/>
-          <w:numId w:val="84"/>
-        </w:numPr>
-        <w:ind w:left="567" w:hanging="283"/>
-      </w:pPr>
-      <w:r>
-        <w:t>Coloque dos dedos en la cubierta del mouse, presione hacia abajo y gire en la dirección de las flechas.</w:t>
-      </w:r>
-    </w:p>
-    <w:p>
-      <w:pPr>
-        <w:pStyle w:val="Prrafodelista"/>
-        <w:numPr>
-          <w:ilvl w:val="0"/>
-          <w:numId w:val="84"/>
-        </w:numPr>
-        <w:ind w:left="567" w:hanging="283"/>
-      </w:pPr>
-      <w:r>
-        <w:t xml:space="preserve">Una vez que la cubierta haya girado aproximadamente una pulgada, gire el mouse a su posición normal, cubriendo la parte inferior del mouse con una mano. </w:t>
-      </w:r>
-    </w:p>
-    <w:p>
-      <w:pPr>
-        <w:pStyle w:val="Prrafodelista"/>
-        <w:numPr>
-          <w:ilvl w:val="0"/>
-          <w:numId w:val="84"/>
-        </w:numPr>
-        <w:ind w:left="567" w:hanging="283"/>
-      </w:pPr>
-      <w:r>
-        <w:t xml:space="preserve">La parte inferior debería caerse, incluida la bola del ratón. </w:t>
-      </w:r>
-    </w:p>
-    <w:p>
-      <w:pPr>
-        <w:pStyle w:val="Prrafodelista"/>
-        <w:numPr>
-          <w:ilvl w:val="0"/>
-          <w:numId w:val="84"/>
-        </w:numPr>
-        <w:ind w:left="567" w:hanging="283"/>
-      </w:pPr>
-      <w:r>
-        <w:t>Si la cubierta no se cae, trate de sacudir el mouse suavemente.</w:t>
-      </w:r>
-    </w:p>
-    <w:p>
-      <w:pPr>
-        <w:rPr>
-          <w:b/>
-        </w:rPr>
-      </w:pPr>
-      <w:r>
-        <w:rPr>
-          <w:b/>
-        </w:rPr>
-        <w:t>Ratón de ordenador sin bola</w:t>
-      </w:r>
-    </w:p>
-    <w:p>
-      <w:pPr>
-        <w:rPr>
-          <w:b/>
-        </w:rPr>
-      </w:pPr>
-      <w:r>
-        <w:rPr>
-          <w:b/>
-        </w:rPr>
-        <w:t>Procedimiento:</w:t>
-      </w:r>
-    </w:p>
-    <w:p>
-      <w:pPr>
-        <w:pStyle w:val="Prrafodelista"/>
-        <w:numPr>
-          <w:ilvl w:val="0"/>
-          <w:numId w:val="85"/>
-        </w:numPr>
-        <w:ind w:left="567" w:hanging="141"/>
-      </w:pPr>
-      <w:r>
-        <w:t xml:space="preserve">Una vez que se quitan la cubierta inferior y la bola, se deben ver tres rodillos dentro del mouse. </w:t>
-      </w:r>
-    </w:p>
-    <w:p>
-      <w:pPr>
-        <w:pStyle w:val="Prrafodelista"/>
-        <w:numPr>
-          <w:ilvl w:val="0"/>
-          <w:numId w:val="85"/>
-        </w:numPr>
-        <w:ind w:left="567" w:hanging="141"/>
-      </w:pPr>
-      <w:r>
-        <w:t xml:space="preserve">Utilice un bastoncillo de algodón, el dedo o la uña para eliminar cualquier sustancia de los rodillos. </w:t>
-      </w:r>
-    </w:p>
-    <w:p>
-      <w:pPr>
-        <w:pStyle w:val="Prrafodelista"/>
-        <w:numPr>
-          <w:ilvl w:val="0"/>
-          <w:numId w:val="85"/>
-        </w:numPr>
-        <w:ind w:left="567" w:hanging="141"/>
-      </w:pPr>
-      <w:r>
-        <w:t xml:space="preserve">Por lo general, hay una pequeña línea de cabello y suciedad en el medio del rodillo. </w:t>
-      </w:r>
-    </w:p>
-    <w:p>
-      <w:pPr>
-        <w:pStyle w:val="Prrafodelista"/>
-        <w:numPr>
-          <w:ilvl w:val="0"/>
-          <w:numId w:val="85"/>
-        </w:numPr>
-        <w:ind w:left="567" w:hanging="141"/>
-      </w:pPr>
-      <w:r>
-        <w:t>Retire la mayor cantidad posible de esta sustancia.</w:t>
-      </w:r>
-    </w:p>
-    <w:p>
-      <w:pPr>
-        <w:pStyle w:val="Prrafodelista"/>
-        <w:numPr>
-          <w:ilvl w:val="0"/>
-          <w:numId w:val="85"/>
-        </w:numPr>
-        <w:ind w:left="567" w:hanging="141"/>
-      </w:pPr>
-      <w:r>
-        <w:t>Una vez que haya eliminado la mayor cantidad de suciedad y cabello posible, vuelva a colocar la bola en el mouse y vuelva a colocar la cubierta.</w:t>
-      </w:r>
-    </w:p>
-    <w:p>
-      <w:pPr>
-        <w:pStyle w:val="Prrafodelista"/>
-        <w:numPr>
-          <w:ilvl w:val="0"/>
-          <w:numId w:val="85"/>
-        </w:numPr>
-        <w:ind w:left="567" w:hanging="141"/>
-      </w:pPr>
-      <w:r>
-        <w:t xml:space="preserve">Si el mouse todavía tiene los mismos problemas, repita el proceso anterior. </w:t>
-      </w:r>
-    </w:p>
-    <w:p>
-      <w:pPr>
-        <w:pStyle w:val="Prrafodelista"/>
-        <w:numPr>
-          <w:ilvl w:val="0"/>
-          <w:numId w:val="85"/>
-        </w:numPr>
-        <w:ind w:left="567" w:hanging="141"/>
-      </w:pPr>
-      <w:r>
-        <w:t xml:space="preserve">Si, después de varios intentos, el mouse sigue teniendo los mismos problemas, su mouse tiene otros problemas de </w:t>
-      </w:r>
-      <w:r>
-        <w:t>“hardware”</w:t>
-      </w:r>
-      <w:r>
-        <w:t xml:space="preserve"> y debe reemplazarse.</w:t>
-      </w:r>
-    </w:p>
-    <w:p>
-      <w:r>
-        <w:rPr>
-          <w:b/>
-        </w:rPr>
-        <w:t>Limpieza de impresora</w:t>
-      </w:r>
-      <w:r>
-        <w:rPr>
-          <w:b/>
-        </w:rPr>
-        <w:t xml:space="preserve">: </w:t>
-      </w:r>
-      <w:r>
-        <w:t>l</w:t>
-      </w:r>
-      <w:r>
-        <w:t>impiar el exterior de una impresora ayuda a mantener la apariencia de la impresora y, si la usan muchas personas diferentes, mantiene la impresora libre de gérmenes.</w:t>
-      </w:r>
-    </w:p>
-    <w:p>
-      <w:pPr>
-        <w:rPr>
-          <w:b/>
-        </w:rPr>
-      </w:pPr>
-    </w:p>
-    <w:p>
-      <w:pPr>
-        <w:rPr>
-          <w:b/>
-        </w:rPr>
-      </w:pPr>
-      <w:r>
-        <w:rPr>
-          <w:b/>
-        </w:rPr>
-        <w:t xml:space="preserve">Procedimiento: </w:t>
-      </w:r>
-    </w:p>
-    <w:p>
-      <w:pPr>
-        <w:pStyle w:val="Prrafodelista"/>
-        <w:numPr>
-          <w:ilvl w:val="0"/>
-          <w:numId w:val="86"/>
-        </w:numPr>
-        <w:ind w:left="567" w:hanging="283"/>
-      </w:pPr>
-      <w:r>
-        <w:t xml:space="preserve">Primero, asegúrese de apagar la impresora antes de limpiarla. </w:t>
-      </w:r>
-    </w:p>
-    <w:p>
-      <w:pPr>
-        <w:pStyle w:val="Prrafodelista"/>
-        <w:numPr>
-          <w:ilvl w:val="0"/>
-          <w:numId w:val="86"/>
-        </w:numPr>
-        <w:ind w:left="567" w:hanging="283"/>
-      </w:pPr>
-      <w:r>
-        <w:t xml:space="preserve">Humedezca un paño con agua o alcohol isopropílico y limpie la carcasa y cada uno de los botones o perillas de la impresora. </w:t>
-      </w:r>
-    </w:p>
-    <w:p>
-      <w:pPr>
-        <w:pStyle w:val="Prrafodelista"/>
-        <w:numPr>
-          <w:ilvl w:val="0"/>
-          <w:numId w:val="86"/>
-        </w:numPr>
-        <w:ind w:left="567" w:hanging="283"/>
-      </w:pPr>
-      <w:r>
-        <w:t>Como se mencionó anteriormente, nunca rocíe ningún líquido directamente sobre la impresora</w:t>
-      </w:r>
-    </w:p>
-    <w:p>
-      <w:pPr>
-        <w:pStyle w:val="Prrafodelista"/>
-        <w:numPr>
-          <w:ilvl w:val="0"/>
-          <w:numId w:val="86"/>
-        </w:numPr>
-        <w:ind w:left="567" w:hanging="283"/>
-      </w:pPr>
-      <w:r>
-        <w:t>Algunas impresoras requieren que se limpie el interior para ayudar a que la impresora funcione sin problemas.</w:t>
-      </w:r>
-    </w:p>
-    <w:p>
-      <w:r>
-        <w:rPr>
-          <w:b/>
-        </w:rPr>
-        <w:t>Limpieza del escáner:</w:t>
-      </w:r>
-      <w:r>
-        <w:t xml:space="preserve"> los escáneres de superficie plana suelen ensuciarse con polvo, huellas dactilares y cabello. Cuando el escáner está sucio, las imágenes pueden tener distorsiones.</w:t>
-      </w:r>
-    </w:p>
-    <w:p>
-      <w:pPr>
-        <w:rPr>
-          <w:b/>
-        </w:rPr>
-      </w:pPr>
-      <w:r>
-        <w:rPr>
-          <w:b/>
-        </w:rPr>
-        <w:t xml:space="preserve">Procedimiento: </w:t>
-      </w:r>
-    </w:p>
-    <w:p>
-      <w:pPr>
-        <w:pStyle w:val="Prrafodelista"/>
-        <w:numPr>
-          <w:ilvl w:val="0"/>
-          <w:numId w:val="87"/>
-        </w:numPr>
-        <w:ind w:left="567" w:hanging="283"/>
-      </w:pPr>
-      <w:r>
-        <w:t xml:space="preserve">Limpie la superficie de un escáner de superficie plana rociando un limpiador de ventanas sobre una toalla de papel o un paño de algodón y limpie el vidrio hasta que quede limpio. </w:t>
-      </w:r>
-    </w:p>
-    <w:p>
-      <w:pPr>
-        <w:pStyle w:val="Prrafodelista"/>
-        <w:numPr>
-          <w:ilvl w:val="0"/>
-          <w:numId w:val="87"/>
-        </w:numPr>
-        <w:ind w:left="567" w:hanging="283"/>
-      </w:pPr>
-      <w:r>
-        <w:t>Como se mencionó anteriormente, nunca rocíe un líquido directamente sobre el componente.</w:t>
-      </w:r>
-    </w:p>
-    <w:p>
-      <w:pPr>
-        <w:pStyle w:val="Prrafodelista"/>
-        <w:numPr>
-          <w:ilvl w:val="0"/>
-          <w:numId w:val="87"/>
-        </w:numPr>
-        <w:ind w:left="567" w:hanging="283"/>
-      </w:pPr>
-      <w:r>
-        <w:t>También se puede usar la misma toalla o paño de algodón para limpiar el exterior del escáner.</w:t>
-      </w:r>
-    </w:p>
-    <w:p/>
-    <w:p>
-      <w:pPr>
-        <w:pStyle w:val="Ttulo2"/>
-      </w:pPr>
-      <w:bookmarkStart w:id="10" w:name="_Toc224497590"/>
-      <w:r>
-        <w:t>Productos</w:t>
-      </w:r>
-      <w:bookmarkEnd w:id="10"/>
-      <w:r>
-        <w:t xml:space="preserve"> </w:t>
-      </w:r>
-    </w:p>
-    <w:p>
-      <w:r>
-        <w:t>La limpieza física de su PC con regularidad puede agregar años a su vida útil general y ayudar a mantener sus componentes funcionando de la manera más eficiente posible. Para ayudarlo a hacer bien el trabajo, a continuación, le indicamos cómo limpiar su computadora.</w:t>
-      </w:r>
-    </w:p>
-    <w:p>
-      <w:pPr>
-        <w:rPr>
-          <w:b/>
-        </w:rPr>
-      </w:pPr>
-      <w:r>
-        <w:rPr>
-          <w:b/>
-        </w:rPr>
-        <w:t>Herramientas y suministros de limpieza</w:t>
-      </w:r>
-    </w:p>
-    <w:p>
-      <w:r>
-        <w:t xml:space="preserve">Al </w:t>
-      </w:r>
-      <w:r>
-        <w:rPr>
-          <w:b/>
-        </w:rPr>
-        <w:t>limpiar</w:t>
-      </w:r>
-      <w:r>
-        <w:t xml:space="preserve"> su computadora, es útil tener a mano las herramientas y los suministros adecuados. Esto es lo que necesitará:</w:t>
-      </w:r>
-    </w:p>
-    <w:p>
-      <w:pPr>
-        <w:pStyle w:val="Prrafodelista"/>
-        <w:numPr>
-          <w:ilvl w:val="0"/>
-          <w:numId w:val="88"/>
-        </w:numPr>
-        <w:ind w:left="567" w:hanging="283"/>
-      </w:pPr>
-      <w:r>
-        <w:rPr>
-          <w:rStyle w:val="Ttulo5Car"/>
-        </w:rPr>
-        <w:t>Paño de microfibra</w:t>
-      </w:r>
-      <w:r>
-        <w:rPr>
-          <w:rStyle w:val="Ttulo5Car"/>
-        </w:rPr>
-        <w:t>.</w:t>
-      </w:r>
-      <w:r>
-        <w:t xml:space="preserve"> estos paños de limpieza especializados están hechos de un material suave y resistente. Los paños de microfibra no dañan la pantalla ni la computadora, pero son excelentes para limpiar las áreas delicadas. </w:t>
-      </w:r>
-    </w:p>
-    <w:p>
-      <w:pPr>
-        <w:pStyle w:val="Prrafodelista"/>
-        <w:numPr>
-          <w:ilvl w:val="0"/>
-          <w:numId w:val="88"/>
-        </w:numPr>
-        <w:ind w:left="567" w:hanging="283"/>
-      </w:pPr>
-      <w:r>
-        <w:rPr>
-          <w:rStyle w:val="Ttulo5Car"/>
-        </w:rPr>
-        <w:t>Alcohol isopropílico</w:t>
-      </w:r>
-      <w:r>
-        <w:rPr>
-          <w:b/>
-        </w:rPr>
-        <w:t xml:space="preserve">. </w:t>
-      </w:r>
-      <w:r>
-        <w:t>cuando necesite quitar pegatinas o limpiar cualquier parte de su PC que no pueda exponerse a la humedad, el alcohol isopropílico es perfecto. El potente líquido se seca sin dejar residuos y disuelve incluso las acumulaciones de suciedad más molestas.</w:t>
-      </w:r>
-    </w:p>
-    <w:p>
-      <w:pPr>
-        <w:pStyle w:val="Prrafodelista"/>
-        <w:numPr>
-          <w:ilvl w:val="0"/>
-          <w:numId w:val="88"/>
-        </w:numPr>
-        <w:ind w:left="567" w:hanging="283"/>
-      </w:pPr>
-      <w:r>
-        <w:rPr>
-          <w:rStyle w:val="Ttulo5Car"/>
-        </w:rPr>
-        <w:t>Bastoncillos de algodón</w:t>
-      </w:r>
-      <w:r>
-        <w:rPr>
-          <w:rStyle w:val="Ttulo5Car"/>
-        </w:rPr>
-        <w:t>.</w:t>
-      </w:r>
-      <w:r>
-        <w:rPr>
-          <w:b/>
-        </w:rPr>
-        <w:t xml:space="preserve"> </w:t>
-      </w:r>
-      <w:r>
-        <w:t>a veces llamados bastoncillos de algodón, los bastoncillos de algodón son perfectos para meterse en lugares delicados o difíciles de alcanzar en su PC.</w:t>
-      </w:r>
-    </w:p>
-    <w:p>
-      <w:pPr>
-        <w:pStyle w:val="Prrafodelista"/>
-        <w:numPr>
-          <w:ilvl w:val="0"/>
-          <w:numId w:val="88"/>
-        </w:numPr>
-        <w:ind w:left="567" w:hanging="283"/>
-      </w:pPr>
-      <w:r>
-        <w:rPr>
-          <w:rStyle w:val="Ttulo5Car"/>
-        </w:rPr>
-        <w:t>Toallas de papel</w:t>
-      </w:r>
-      <w:r>
-        <w:rPr>
-          <w:rStyle w:val="Ttulo5Car"/>
-        </w:rPr>
-        <w:t xml:space="preserve">. </w:t>
-      </w:r>
-      <w:r>
-        <w:t>si bien no son la solución de limpieza más elegante, las toallas de papel hacen el trabajo al limpiar el exterior de una computadora o cualquier gabinete con ventanas de vidrio.</w:t>
-      </w:r>
-    </w:p>
-    <w:p>
-      <w:pPr>
-        <w:pStyle w:val="Prrafodelista"/>
-        <w:numPr>
-          <w:ilvl w:val="0"/>
-          <w:numId w:val="88"/>
-        </w:numPr>
-        <w:ind w:left="567" w:hanging="283"/>
-      </w:pPr>
-      <w:r>
-        <w:rPr>
-          <w:rStyle w:val="Ttulo5Car"/>
-        </w:rPr>
-        <w:t>Limpieza externa</w:t>
-      </w:r>
-      <w:r>
-        <w:rPr>
-          <w:rStyle w:val="Ttulo5Car"/>
-        </w:rPr>
-        <w:t>.</w:t>
-      </w:r>
-      <w:r>
-        <w:t xml:space="preserve"> el exterior de su computadora se puede limpiar antes o después del interior. </w:t>
-      </w:r>
-    </w:p>
-    <w:p>
-      <w:pPr>
-        <w:pStyle w:val="Prrafodelista"/>
-        <w:numPr>
-          <w:ilvl w:val="0"/>
-          <w:numId w:val="89"/>
-        </w:numPr>
-        <w:ind w:left="567" w:hanging="283"/>
-      </w:pPr>
-      <w:r>
-        <w:t xml:space="preserve">El Limpiador de vidrio rociado sobre una toalla de papel, nunca directamente sobre la PC, es la mejor manera de limpiar cualquier parte externa de su computadora. </w:t>
-      </w:r>
-    </w:p>
-    <w:p>
-      <w:pPr>
-        <w:pStyle w:val="Prrafodelista"/>
-        <w:numPr>
-          <w:ilvl w:val="0"/>
-          <w:numId w:val="89"/>
-        </w:numPr>
-        <w:ind w:left="567" w:hanging="283"/>
-      </w:pPr>
-      <w:r>
-        <w:t xml:space="preserve">Recuerde que los puertos en la parte delantera y trasera de la máquina son susceptibles a daños por humedad. </w:t>
-      </w:r>
-    </w:p>
-    <w:p>
-      <w:pPr>
-        <w:pStyle w:val="Prrafodelista"/>
-        <w:numPr>
-          <w:ilvl w:val="0"/>
-          <w:numId w:val="89"/>
-        </w:numPr>
-        <w:ind w:left="567" w:hanging="283"/>
-      </w:pPr>
-      <w:r>
-        <w:t>El uso de un paño o una toalla de papel que esté demasiado húmedo puede provocar que un exceso de limpiador entre en los puertos y cause un daño significativo a su PC.</w:t>
-      </w:r>
-    </w:p>
-    <w:p>
-      <w:pPr>
-        <w:pStyle w:val="Prrafodelista"/>
-        <w:numPr>
-          <w:ilvl w:val="0"/>
-          <w:numId w:val="31"/>
-        </w:numPr>
-      </w:pPr>
-      <w:r>
-        <w:rPr>
-          <w:b/>
-        </w:rPr>
-        <w:t>Retire los filtros de polvo:</w:t>
-      </w:r>
-      <w:r>
-        <w:t xml:space="preserve"> antes de limpiar su escritorio, asegúrese de verificar si hay filtros de polvo extraíbles en su carcasa. </w:t>
-      </w:r>
-    </w:p>
-    <w:p>
-      <w:pPr>
-        <w:pStyle w:val="Prrafodelista"/>
-        <w:numPr>
-          <w:ilvl w:val="0"/>
-          <w:numId w:val="90"/>
-        </w:numPr>
-        <w:ind w:left="567" w:hanging="283"/>
-      </w:pPr>
-      <w:r>
-        <w:t xml:space="preserve">A menudo, habrá al menos un filtro conectado a la fuente de alimentación que se puede quitar y limpiar fácilmente. </w:t>
-      </w:r>
-    </w:p>
-    <w:p>
-      <w:pPr>
-        <w:pStyle w:val="Prrafodelista"/>
-        <w:numPr>
-          <w:ilvl w:val="0"/>
-          <w:numId w:val="90"/>
-        </w:numPr>
-        <w:ind w:left="567" w:hanging="283"/>
-      </w:pPr>
-      <w:r>
-        <w:t xml:space="preserve">Los filtros de polvo son increíbles para reducir la acumulación de polvo en su PC, pero pueden tener el efecto contrario cuando intenta limpiar o quitar el polvo del interior de su máquina. </w:t>
-      </w:r>
-    </w:p>
-    <w:p>
-      <w:pPr>
-        <w:pStyle w:val="Prrafodelista"/>
-        <w:numPr>
-          <w:ilvl w:val="0"/>
-          <w:numId w:val="90"/>
-        </w:numPr>
-        <w:ind w:left="567" w:hanging="283"/>
-      </w:pPr>
-      <w:r>
-        <w:t>La misma tecnología que evita que entre polvo también evitará que los desechos salgan de la caja, por lo que es mejor quitar los filtros al principio del proceso de limpieza.</w:t>
-      </w:r>
-    </w:p>
-    <w:p>
-      <w:pPr>
-        <w:rPr>
-          <w:b/>
-        </w:rPr>
-      </w:pPr>
-      <w:r>
-        <w:rPr>
-          <w:b/>
-        </w:rPr>
-        <w:t xml:space="preserve">Limpieza interna: hay algunas áreas clave que debe limpiar regularmente dentro de su PC. </w:t>
-      </w:r>
-    </w:p>
-    <w:p>
-      <w:pPr>
-        <w:pStyle w:val="Prrafodelista"/>
-        <w:numPr>
-          <w:ilvl w:val="0"/>
-          <w:numId w:val="32"/>
-        </w:numPr>
-        <w:ind w:left="567" w:hanging="283"/>
-      </w:pPr>
-      <w:r>
-        <w:t>Recuerde tomar su tiempo y concentrarse en limpiar cuidadosamente cuando trabaje cerca de componentes expuestos.</w:t>
-      </w:r>
-    </w:p>
-    <w:p>
-      <w:pPr>
-        <w:pStyle w:val="Prrafodelista"/>
-        <w:numPr>
-          <w:ilvl w:val="0"/>
-          <w:numId w:val="32"/>
-        </w:numPr>
-        <w:ind w:left="567" w:hanging="283"/>
-      </w:pPr>
-      <w:r>
-        <w:t xml:space="preserve">La mayoría de las computadoras de escritorio modernas tienen suficiente espacio en su estuche para limpiarlas cómodamente sin necesidad de desmontarlas. </w:t>
-      </w:r>
-    </w:p>
-    <w:p>
-      <w:pPr>
-        <w:pStyle w:val="Prrafodelista"/>
-        <w:numPr>
-          <w:ilvl w:val="0"/>
-          <w:numId w:val="32"/>
-        </w:numPr>
-        <w:ind w:left="567" w:hanging="283"/>
-      </w:pPr>
-      <w:r>
-        <w:t>Para ser increíblemente minucioso, puede quitar su tarjeta gráfica, pero eso no es necesario.</w:t>
-      </w:r>
-    </w:p>
-    <w:p/>
-    <w:p>
-      <w:pPr>
-        <w:rPr>
-          <w:b/>
-        </w:rPr>
-      </w:pPr>
-      <w:r>
-        <w:rPr>
-          <w:b/>
-        </w:rPr>
-        <w:t xml:space="preserve">Limpieza de su casa: </w:t>
-      </w:r>
-    </w:p>
-    <w:p>
-      <w:pPr>
-        <w:pStyle w:val="Prrafodelista"/>
-        <w:numPr>
-          <w:ilvl w:val="0"/>
-          <w:numId w:val="91"/>
-        </w:numPr>
-        <w:ind w:left="567" w:hanging="283"/>
-      </w:pPr>
-      <w:r>
-        <w:t xml:space="preserve">Asegúrese de estar en un espacio bien ventilado </w:t>
-      </w:r>
-    </w:p>
-    <w:p>
-      <w:pPr>
-        <w:pStyle w:val="Prrafodelista"/>
-        <w:numPr>
-          <w:ilvl w:val="0"/>
-          <w:numId w:val="91"/>
-        </w:numPr>
-        <w:ind w:left="567" w:hanging="283"/>
-      </w:pPr>
-      <w:r>
-        <w:t xml:space="preserve">Use aire comprimido para eliminar primero las partículas más grandes de polvo del interior de la carcasa. </w:t>
-      </w:r>
-    </w:p>
-    <w:p>
-      <w:pPr>
-        <w:pStyle w:val="Prrafodelista"/>
-        <w:numPr>
-          <w:ilvl w:val="0"/>
-          <w:numId w:val="91"/>
-        </w:numPr>
-        <w:ind w:left="567" w:hanging="283"/>
-      </w:pPr>
-      <w:r>
-        <w:t xml:space="preserve">Ciertas áreas, como bahías de disco duro vacías o manojos de cables, pueden tener una acumulación significativa de suciedad. </w:t>
-      </w:r>
-    </w:p>
-    <w:p>
-      <w:pPr>
-        <w:pStyle w:val="Prrafodelista"/>
-        <w:numPr>
-          <w:ilvl w:val="0"/>
-          <w:numId w:val="91"/>
-        </w:numPr>
-        <w:ind w:left="567" w:hanging="283"/>
-      </w:pPr>
-      <w:r>
-        <w:t>Si puede, quite las bridas para cables o vacíe los compartimientos para unidades para limpiar detrás de ellos más fácilmente.</w:t>
-      </w:r>
-    </w:p>
-    <w:p>
-      <w:pPr>
-        <w:rPr>
-          <w:b/>
-        </w:rPr>
-      </w:pPr>
-      <w:r>
-        <w:rPr>
-          <w:b/>
-        </w:rPr>
-        <w:t xml:space="preserve">Ventiladores de limpieza: </w:t>
-      </w:r>
-    </w:p>
-    <w:p>
-      <w:pPr>
-        <w:pStyle w:val="Prrafodelista"/>
-        <w:numPr>
-          <w:ilvl w:val="0"/>
-          <w:numId w:val="92"/>
-        </w:numPr>
-        <w:ind w:left="567" w:hanging="283"/>
-      </w:pPr>
-      <w:r>
-        <w:t xml:space="preserve">Los ventiladores también son la causa principal de la suciedad y el polvo que ingresan a su PC. </w:t>
-      </w:r>
-    </w:p>
-    <w:p>
-      <w:pPr>
-        <w:pStyle w:val="Prrafodelista"/>
-        <w:numPr>
-          <w:ilvl w:val="0"/>
-          <w:numId w:val="92"/>
-        </w:numPr>
-        <w:ind w:left="567" w:hanging="283"/>
-      </w:pPr>
-      <w:r>
-        <w:t xml:space="preserve">Los desechos se enganchan con el aire de admisión frío y se adhieren a los ventiladores y a cualquier otro componente que pueda tocar. </w:t>
-      </w:r>
-    </w:p>
-    <w:p>
-      <w:pPr>
-        <w:pStyle w:val="Prrafodelista"/>
-        <w:numPr>
-          <w:ilvl w:val="0"/>
-          <w:numId w:val="92"/>
-        </w:numPr>
-        <w:ind w:left="567" w:hanging="283"/>
-      </w:pPr>
-      <w:r>
-        <w:t xml:space="preserve">El aire comprimido generalmente puede eliminar la mayor parte de la suciedad de los ventiladores de caja. </w:t>
-      </w:r>
-    </w:p>
-    <w:p>
-      <w:pPr>
-        <w:pStyle w:val="Prrafodelista"/>
-        <w:numPr>
-          <w:ilvl w:val="0"/>
-          <w:numId w:val="92"/>
-        </w:numPr>
-        <w:ind w:left="567" w:hanging="283"/>
-      </w:pPr>
-      <w:r>
-        <w:t xml:space="preserve">Sostener el ventilador cuando lo rocía con aire comprimido protege los cojinetes del ventilador, evitando que gire más rápido de lo diseñado y se dañe. </w:t>
-      </w:r>
-    </w:p>
-    <w:p>
-      <w:pPr>
-        <w:pStyle w:val="Prrafodelista"/>
-        <w:numPr>
-          <w:ilvl w:val="0"/>
-          <w:numId w:val="92"/>
-        </w:numPr>
-        <w:ind w:left="567" w:hanging="283"/>
-      </w:pPr>
-      <w:r>
-        <w:t xml:space="preserve">A veces, el aire comprimido puede no ser suficiente para hacer el trabajo. Ahí es donde los hisopos de algodón son útiles. </w:t>
-      </w:r>
-    </w:p>
-    <w:p>
-      <w:pPr>
-        <w:pStyle w:val="Prrafodelista"/>
-        <w:numPr>
-          <w:ilvl w:val="0"/>
-          <w:numId w:val="92"/>
-        </w:numPr>
-        <w:ind w:left="567" w:hanging="283"/>
-      </w:pPr>
-      <w:r>
-        <w:t xml:space="preserve">Con un bastoncillo de algodón nuevo, elimine con cuidado cualquier suciedad de los ventiladores que el aire comprimido no haya podido liberar. </w:t>
-      </w:r>
-    </w:p>
-    <w:p>
-      <w:pPr>
-        <w:pStyle w:val="Prrafodelista"/>
-        <w:numPr>
-          <w:ilvl w:val="0"/>
-          <w:numId w:val="92"/>
-        </w:numPr>
-        <w:ind w:left="567" w:hanging="283"/>
-      </w:pPr>
-      <w:r>
-        <w:t>Una vez que haya eliminado toda la acumulación de polvo significativa de los ventiladores, golpee toda el área con aire nuevamente para eliminar el polvo caído que acaba de limpiar el ventilador.</w:t>
-      </w:r>
-    </w:p>
-    <w:p>
-      <w:pPr>
-        <w:rPr>
-          <w:b/>
-        </w:rPr>
-      </w:pPr>
-      <w:r>
-        <w:rPr>
-          <w:b/>
-        </w:rPr>
-        <w:t xml:space="preserve">Limpieza de su fuente de alimentación: </w:t>
-      </w:r>
-    </w:p>
-    <w:p>
-      <w:pPr>
-        <w:pStyle w:val="Prrafodelista"/>
-        <w:numPr>
-          <w:ilvl w:val="0"/>
-          <w:numId w:val="93"/>
-        </w:numPr>
-        <w:ind w:left="567" w:hanging="283"/>
-      </w:pPr>
-      <w:r>
-        <w:t xml:space="preserve">Como se mencionó anteriormente, la parte más crucial de la limpieza de una fuente de alimentación es quitar y limpiar adecuadamente el filtro de polvo antes de intentar limpiar el resto del dispositivo. </w:t>
-      </w:r>
-    </w:p>
-    <w:p>
-      <w:pPr>
-        <w:pStyle w:val="Prrafodelista"/>
-        <w:numPr>
-          <w:ilvl w:val="0"/>
-          <w:numId w:val="93"/>
-        </w:numPr>
-        <w:ind w:left="567" w:hanging="283"/>
-      </w:pPr>
-      <w:r>
-        <w:t xml:space="preserve">La mayoría de los componentes de una fuente de alimentación están ocultos dentro de la pieza, por lo que es poco lo que puede hacer además de limpiar la cubierta antipolvo. </w:t>
-      </w:r>
-    </w:p>
-    <w:p>
-      <w:pPr>
-        <w:pStyle w:val="Prrafodelista"/>
-        <w:numPr>
-          <w:ilvl w:val="0"/>
-          <w:numId w:val="93"/>
-        </w:numPr>
-        <w:ind w:left="567" w:hanging="283"/>
-      </w:pPr>
-      <w:r>
-        <w:t xml:space="preserve">Usando ráfagas intermitentes, puede usar aire comprimido para empujar el polvo desde el interior de la fuente de alimentación hacia donde normalmente estaría la cubierta antipolvo. </w:t>
-      </w:r>
-    </w:p>
-    <w:p>
-      <w:pPr>
-        <w:pStyle w:val="Prrafodelista"/>
-        <w:numPr>
-          <w:ilvl w:val="0"/>
-          <w:numId w:val="93"/>
-        </w:numPr>
-        <w:ind w:left="567" w:hanging="283"/>
-      </w:pPr>
-      <w:r>
-        <w:t xml:space="preserve">Nunca use ninguna solución de limpieza en o cerca de una fuente de alimentación. </w:t>
-      </w:r>
-    </w:p>
-    <w:p>
-      <w:pPr>
-        <w:pStyle w:val="Prrafodelista"/>
-        <w:numPr>
-          <w:ilvl w:val="0"/>
-          <w:numId w:val="93"/>
-        </w:numPr>
-        <w:ind w:left="567" w:hanging="283"/>
-      </w:pPr>
-      <w:r>
-        <w:t>Puede usar alcohol isopropílico para quitar las pegatinas del dispositivo, pero aplíquelo con cuidado con un bastoncillo de algodón y no lo deje correr.</w:t>
-      </w:r>
-    </w:p>
-    <w:p>
-      <w:pPr>
-        <w:rPr>
-          <w:b/>
-        </w:rPr>
-      </w:pPr>
-      <w:r>
-        <w:tab/>
-      </w:r>
-      <w:r>
-        <w:rPr>
-          <w:b/>
-        </w:rPr>
-        <w:t xml:space="preserve">Limpieza de su tarjeta gráfica/GPU: </w:t>
-      </w:r>
-    </w:p>
-    <w:p>
-      <w:pPr>
-        <w:pStyle w:val="Prrafodelista"/>
-        <w:numPr>
-          <w:ilvl w:val="0"/>
-          <w:numId w:val="33"/>
-        </w:numPr>
-        <w:ind w:left="567" w:hanging="283"/>
-      </w:pPr>
-      <w:r>
-        <w:t xml:space="preserve">En estos días, la mayoría de las tarjetas gráficas tienen un conjunto de dos o incluso tres ventiladores para mantenerlas frescas. </w:t>
-      </w:r>
-    </w:p>
-    <w:p>
-      <w:pPr>
-        <w:pStyle w:val="Prrafodelista"/>
-        <w:numPr>
-          <w:ilvl w:val="0"/>
-          <w:numId w:val="33"/>
-        </w:numPr>
-        <w:ind w:left="567" w:hanging="283"/>
-      </w:pPr>
-      <w:r>
-        <w:t xml:space="preserve">Si bien esto es fantástico para juegos y otras tareas profesionales, crea más aire en movimiento en su sistema y, por lo tanto, esparce más polvo y escombros. </w:t>
-      </w:r>
-    </w:p>
-    <w:p>
-      <w:pPr>
-        <w:pStyle w:val="Prrafodelista"/>
-        <w:numPr>
-          <w:ilvl w:val="0"/>
-          <w:numId w:val="33"/>
-        </w:numPr>
-        <w:ind w:left="567" w:hanging="283"/>
-      </w:pPr>
-      <w:r>
-        <w:t>Hay dos formas de limpiar la tarjeta gráfica:</w:t>
-      </w:r>
-    </w:p>
-    <w:p>
-      <w:pPr>
-        <w:pStyle w:val="Prrafodelista"/>
-        <w:numPr>
-          <w:ilvl w:val="0"/>
-          <w:numId w:val="34"/>
-        </w:numPr>
-        <w:rPr>
-          <w:b/>
-        </w:rPr>
-      </w:pPr>
-      <w:r>
-        <w:rPr>
-          <w:b/>
-        </w:rPr>
-        <w:t xml:space="preserve">Retire y limpie: </w:t>
-      </w:r>
-    </w:p>
-    <w:p>
-      <w:pPr>
-        <w:pStyle w:val="Prrafodelista"/>
-        <w:numPr>
-          <w:ilvl w:val="0"/>
-          <w:numId w:val="94"/>
-        </w:numPr>
-        <w:ind w:left="567" w:hanging="283"/>
-      </w:pPr>
-      <w:r>
-        <w:t>Desconecte con cuidado la tarjeta gráfica de su ranura PCI y sosténgala firmemente con una mano.</w:t>
-      </w:r>
-    </w:p>
-    <w:p>
-      <w:pPr>
-        <w:pStyle w:val="Prrafodelista"/>
-        <w:numPr>
-          <w:ilvl w:val="0"/>
-          <w:numId w:val="94"/>
-        </w:numPr>
-        <w:ind w:left="567" w:hanging="283"/>
-      </w:pPr>
-      <w:r>
-        <w:t xml:space="preserve">Con aire comprimido, limpie alrededor del disipador térmico y los puertos de la GPU, teniendo cuidado de eliminar todos los residuos. </w:t>
-      </w:r>
-    </w:p>
-    <w:p>
-      <w:pPr>
-        <w:pStyle w:val="Prrafodelista"/>
-        <w:numPr>
-          <w:ilvl w:val="0"/>
-          <w:numId w:val="94"/>
-        </w:numPr>
-        <w:ind w:left="567" w:hanging="283"/>
-      </w:pPr>
-      <w:r>
-        <w:t xml:space="preserve">Recuerde sujetar los ventiladores mientras los limpia para evitar dañar la tarjeta gráfica. </w:t>
-      </w:r>
-    </w:p>
-    <w:p>
-      <w:pPr>
-        <w:pStyle w:val="Prrafodelista"/>
-        <w:numPr>
-          <w:ilvl w:val="0"/>
-          <w:numId w:val="94"/>
-        </w:numPr>
-        <w:ind w:left="567" w:hanging="283"/>
-      </w:pPr>
-      <w:r>
-        <w:t>Puede notar que sale algo de polvo de su GPU una vez que la reinstala y la enciende, pero eso es normal y se limpia fácilmente con otra ráfaga rápida de aire comprimido.</w:t>
-      </w:r>
-    </w:p>
-    <w:p>
-      <w:pPr>
-        <w:pStyle w:val="Prrafodelista"/>
-        <w:numPr>
-          <w:ilvl w:val="0"/>
-          <w:numId w:val="34"/>
-        </w:numPr>
-        <w:rPr>
-          <w:b/>
-        </w:rPr>
-      </w:pPr>
-      <w:r>
-        <w:rPr>
-          <w:b/>
-        </w:rPr>
-        <w:t xml:space="preserve">Sin quitar: </w:t>
-      </w:r>
-    </w:p>
-    <w:p>
-      <w:pPr>
-        <w:pStyle w:val="Prrafodelista"/>
-        <w:numPr>
-          <w:ilvl w:val="0"/>
-          <w:numId w:val="95"/>
-        </w:numPr>
-        <w:ind w:left="567" w:hanging="283"/>
-      </w:pPr>
-      <w:r>
-        <w:t xml:space="preserve">Si puede colocar su PC de lado, puede limpiar su tarjeta gráfica de manera eficiente sin necesidad de quitarla. </w:t>
-      </w:r>
-    </w:p>
-    <w:p>
-      <w:pPr>
-        <w:pStyle w:val="Prrafodelista"/>
-        <w:numPr>
-          <w:ilvl w:val="0"/>
-          <w:numId w:val="95"/>
-        </w:numPr>
-        <w:ind w:left="567" w:hanging="283"/>
-      </w:pPr>
-      <w:r>
-        <w:t xml:space="preserve">Siempre que pueda ver y acceder cómodamente a los ventiladores de su tarjeta, puede limpiar correctamente su GPU. </w:t>
-      </w:r>
-    </w:p>
-    <w:p>
-      <w:pPr>
-        <w:pStyle w:val="Prrafodelista"/>
-        <w:numPr>
-          <w:ilvl w:val="0"/>
-          <w:numId w:val="95"/>
-        </w:numPr>
-        <w:ind w:left="567" w:hanging="283"/>
-      </w:pPr>
-      <w:r>
-        <w:t xml:space="preserve">Usando ráfagas de aire controladas, elimine la acumulación de suciedad significativa sobre y alrededor de su tarjeta gráfica. </w:t>
-      </w:r>
-    </w:p>
-    <w:p>
-      <w:pPr>
-        <w:pStyle w:val="Prrafodelista"/>
-        <w:numPr>
-          <w:ilvl w:val="0"/>
-          <w:numId w:val="95"/>
-        </w:numPr>
-        <w:ind w:left="567" w:hanging="283"/>
-      </w:pPr>
-      <w:r>
-        <w:t>Un paño de microfibra puede ayudar a recolectar grandes trozos de polvo que caen entre las ráfagas de aire.</w:t>
-      </w:r>
-    </w:p>
-    <w:p/>
-    <w:p/>
-    <w:p/>
-    <w:p>
-      <w:pPr>
-        <w:rPr>
-          <w:b/>
-        </w:rPr>
-      </w:pPr>
-      <w:r>
-        <w:rPr>
-          <w:b/>
-        </w:rPr>
-        <w:t>Mantenimiento de CPU</w:t>
-      </w:r>
-    </w:p>
-    <w:p>
-      <w:pPr>
-        <w:pStyle w:val="Prrafodelista"/>
-        <w:numPr>
-          <w:ilvl w:val="0"/>
-          <w:numId w:val="35"/>
-        </w:numPr>
-        <w:ind w:left="567" w:hanging="283"/>
-      </w:pPr>
-      <w:r>
-        <w:t xml:space="preserve">El lugar que se limpia con menos frecuencia en una computadora es la CPU. </w:t>
-      </w:r>
-    </w:p>
-    <w:p>
-      <w:pPr>
-        <w:pStyle w:val="Prrafodelista"/>
-        <w:numPr>
-          <w:ilvl w:val="0"/>
-          <w:numId w:val="35"/>
-        </w:numPr>
-        <w:ind w:left="567" w:hanging="283"/>
-      </w:pPr>
-      <w:r>
-        <w:t xml:space="preserve">Esto se debe a que el procesador suele estar cubierto por un dispositivo de refrigeración y no se puede acceder a él sin desmontarlo. </w:t>
-      </w:r>
-    </w:p>
-    <w:p>
-      <w:pPr>
-        <w:pStyle w:val="Prrafodelista"/>
-        <w:numPr>
-          <w:ilvl w:val="0"/>
-          <w:numId w:val="35"/>
-        </w:numPr>
-        <w:ind w:left="567" w:hanging="283"/>
-      </w:pPr>
-      <w:r>
-        <w:t xml:space="preserve">Otra razón por la que el mantenimiento de la CPU rara vez se completa es que solo se necesita cada pocos años. </w:t>
-      </w:r>
-    </w:p>
-    <w:p>
-      <w:pPr>
-        <w:pStyle w:val="Prrafodelista"/>
-        <w:numPr>
-          <w:ilvl w:val="0"/>
-          <w:numId w:val="35"/>
-        </w:numPr>
-        <w:ind w:left="567" w:hanging="283"/>
-      </w:pPr>
-      <w:r>
-        <w:t xml:space="preserve">Es poco lo que puede hacer con una CPU además de volver a aplicar un compuesto térmico y reinstalar el enfriador. </w:t>
-      </w:r>
-    </w:p>
-    <w:p>
-      <w:pPr>
-        <w:pStyle w:val="Prrafodelista"/>
-        <w:numPr>
-          <w:ilvl w:val="0"/>
-          <w:numId w:val="35"/>
-        </w:numPr>
-        <w:ind w:left="567" w:hanging="283"/>
-      </w:pPr>
-      <w:r>
-        <w:t xml:space="preserve">Reemplazar la pasta térmica al menos cada dos años ayudará significativamente a aumentar la vida útil de su procesador. </w:t>
-      </w:r>
-    </w:p>
-    <w:p>
-      <w:pPr>
-        <w:pStyle w:val="Prrafodelista"/>
-        <w:numPr>
-          <w:ilvl w:val="0"/>
-          <w:numId w:val="35"/>
-        </w:numPr>
-        <w:ind w:left="567" w:hanging="283"/>
-      </w:pPr>
-      <w:r>
-        <w:t xml:space="preserve">Cuando vuelva a aplicar pasta térmica, primero deberá quitar el dispositivo de enfriamiento conectado a su procesador. </w:t>
-      </w:r>
-    </w:p>
-    <w:p>
-      <w:pPr>
-        <w:pStyle w:val="Prrafodelista"/>
-        <w:numPr>
-          <w:ilvl w:val="0"/>
-          <w:numId w:val="35"/>
-        </w:numPr>
-        <w:ind w:left="567" w:hanging="283"/>
-      </w:pPr>
-      <w:r>
-        <w:t xml:space="preserve">Nunca intente separar una CPU y un enfriador cuando el dispositivo esté frío o no se haya encendido recientemente. </w:t>
-      </w:r>
-    </w:p>
-    <w:p>
-      <w:pPr>
-        <w:pStyle w:val="Prrafodelista"/>
-        <w:numPr>
-          <w:ilvl w:val="0"/>
-          <w:numId w:val="35"/>
-        </w:numPr>
-        <w:ind w:left="567" w:hanging="283"/>
-      </w:pPr>
-      <w:r>
-        <w:t xml:space="preserve">La pasta térmica fría puede actuar como pegamento y si el procesador se pega al dispositivo de enfriamiento cuando lo quitas, puedes dañar fácilmente o incluso arruinar tu CPU. </w:t>
-      </w:r>
-    </w:p>
-    <w:p>
-      <w:pPr>
-        <w:pStyle w:val="Prrafodelista"/>
-        <w:numPr>
-          <w:ilvl w:val="0"/>
-          <w:numId w:val="35"/>
-        </w:numPr>
-        <w:ind w:left="567" w:hanging="283"/>
-      </w:pPr>
-      <w:r>
-        <w:t xml:space="preserve">Siempre haga funcionar la PC durante al menos unos minutos antes de retirar un enfriador. </w:t>
-      </w:r>
-    </w:p>
-    <w:p>
-      <w:pPr>
-        <w:pStyle w:val="Prrafodelista"/>
-        <w:numPr>
-          <w:ilvl w:val="0"/>
-          <w:numId w:val="35"/>
-        </w:numPr>
-        <w:ind w:left="567" w:hanging="283"/>
-      </w:pPr>
-      <w:r>
-        <w:t>Esto ayudará a separar fácilmente los dos componentes sin dañarlos.</w:t>
-      </w:r>
-    </w:p>
-    <w:p>
-      <w:pPr>
-        <w:pStyle w:val="Prrafodelista"/>
-        <w:numPr>
-          <w:ilvl w:val="0"/>
-          <w:numId w:val="35"/>
-        </w:numPr>
-        <w:ind w:left="567" w:hanging="283"/>
-      </w:pPr>
-      <w:r>
-        <w:t xml:space="preserve">Una vez que el procesador esté expuesto, use una pequeña cantidad de alcohol isopropílico en una toalla de papel para eliminar completamente la pasta térmica vieja. </w:t>
-      </w:r>
-    </w:p>
-    <w:p>
-      <w:pPr>
-        <w:pStyle w:val="Prrafodelista"/>
-        <w:numPr>
-          <w:ilvl w:val="0"/>
-          <w:numId w:val="35"/>
-        </w:numPr>
-        <w:ind w:left="567" w:hanging="283"/>
-      </w:pPr>
-      <w:r>
-        <w:t xml:space="preserve">Tenga cuidado y asegúrese de eliminar hasta el último trozo de compuesto térmico viejo. </w:t>
-      </w:r>
-    </w:p>
-    <w:p>
-      <w:pPr>
-        <w:pStyle w:val="Prrafodelista"/>
-        <w:numPr>
-          <w:ilvl w:val="0"/>
-          <w:numId w:val="35"/>
-        </w:numPr>
-        <w:ind w:left="567" w:hanging="283"/>
-      </w:pPr>
-      <w:r>
-        <w:t xml:space="preserve">Dejar parches de pasta térmica seca dará como resultado una dispersión de calor desigual, lo que podría dañar el procesador en el futuro. </w:t>
-      </w:r>
-    </w:p>
-    <w:p>
-      <w:pPr>
-        <w:pStyle w:val="Prrafodelista"/>
-        <w:numPr>
-          <w:ilvl w:val="0"/>
-          <w:numId w:val="35"/>
-        </w:numPr>
-        <w:ind w:left="567" w:hanging="283"/>
-      </w:pPr>
-      <w:r>
-        <w:t>Una vez que se haya eliminado todo el compuesto viejo, aplique una gota del tamaño de un guisante de pasta térmica nueva antes de volver a instalar el enfriador en su CPU.</w:t>
-      </w:r>
-    </w:p>
-    <w:p/>
-    <w:p>
-      <w:pPr>
-        <w:pStyle w:val="Ttulo2"/>
-      </w:pPr>
-      <w:bookmarkStart w:id="11" w:name="_Toc224497591"/>
-      <w:r>
-        <w:t>Usos</w:t>
-      </w:r>
-      <w:bookmarkEnd w:id="11"/>
-      <w:r>
-        <w:t xml:space="preserve"> </w:t>
-      </w:r>
-    </w:p>
-    <w:p>
-      <w:r>
-        <w:t>Los ingredientes más comunes en los productos de limpieza para el hogar incluyen álcalis, ácidos, detergentes, abrasivos, desinfectantes y solventes de alcohol.</w:t>
-      </w:r>
-    </w:p>
-    <w:p>
-      <w:pPr>
-        <w:rPr>
-          <w:b/>
-        </w:rPr>
-      </w:pPr>
-      <w:r>
-        <w:rPr>
-          <w:b/>
-        </w:rPr>
-        <w:t>Ahora, se conocerá más al respecto sobre estos:</w:t>
-      </w:r>
-    </w:p>
-    <w:p>
-      <w:pPr>
-        <w:rPr>
-          <w:b/>
-        </w:rPr>
-      </w:pPr>
-      <w:r>
-        <w:rPr>
-          <w:b/>
-        </w:rPr>
-        <w:t>Abrasivos</w:t>
-      </w:r>
-    </w:p>
-    <w:p>
-      <w:pPr>
-        <w:pStyle w:val="Prrafodelista"/>
-        <w:numPr>
-          <w:ilvl w:val="0"/>
-          <w:numId w:val="96"/>
-        </w:numPr>
-        <w:ind w:left="567" w:hanging="283"/>
-      </w:pPr>
-      <w:r>
-        <w:t xml:space="preserve">Los abrasivos son materiales que eliminan la suciedad al frotarlos. </w:t>
-      </w:r>
-    </w:p>
-    <w:p>
-      <w:pPr>
-        <w:pStyle w:val="Prrafodelista"/>
-        <w:numPr>
-          <w:ilvl w:val="0"/>
-          <w:numId w:val="96"/>
-        </w:numPr>
-        <w:ind w:left="567" w:hanging="283"/>
-      </w:pPr>
-      <w:r>
-        <w:t xml:space="preserve">La piedra podrida, el merlán, la piedra pómez, la ceniza volcánica, el cuarzo, el mármol, el feldespato y la sílice son ejemplos principales de un abrasivo. </w:t>
-      </w:r>
-    </w:p>
-    <w:p>
-      <w:pPr>
-        <w:pStyle w:val="Prrafodelista"/>
-        <w:numPr>
-          <w:ilvl w:val="0"/>
-          <w:numId w:val="96"/>
-        </w:numPr>
-        <w:ind w:left="567" w:hanging="283"/>
-      </w:pPr>
-      <w:r>
-        <w:t xml:space="preserve">El papel de lija, las mallas de plástico y nailon y la lana de acero también son abrasivos. </w:t>
-      </w:r>
-    </w:p>
-    <w:p>
-      <w:pPr>
-        <w:pStyle w:val="Prrafodelista"/>
-        <w:numPr>
-          <w:ilvl w:val="0"/>
-          <w:numId w:val="96"/>
-        </w:numPr>
-        <w:ind w:left="567" w:hanging="283"/>
-      </w:pPr>
-      <w:r>
-        <w:t xml:space="preserve">Los materiales abrasivos, en particular el carbonato de calcio, se pueden encontrar en los polvos y estropajos para fregar. </w:t>
-      </w:r>
-    </w:p>
-    <w:p>
-      <w:pPr>
-        <w:pStyle w:val="Prrafodelista"/>
-        <w:numPr>
-          <w:ilvl w:val="0"/>
-          <w:numId w:val="96"/>
-        </w:numPr>
-        <w:ind w:left="567" w:hanging="283"/>
-      </w:pPr>
-      <w:r>
-        <w:t xml:space="preserve">En general, cuanto más grandes son las partículas abrasivas, más áspero es el limpiador. </w:t>
-      </w:r>
-    </w:p>
-    <w:p>
-      <w:pPr>
-        <w:pStyle w:val="Prrafodelista"/>
-        <w:numPr>
-          <w:ilvl w:val="0"/>
-          <w:numId w:val="96"/>
-        </w:numPr>
-        <w:ind w:left="567" w:hanging="283"/>
-      </w:pPr>
-      <w:r>
-        <w:t xml:space="preserve">La malla de plástico o nailon es el abrasivo más fino, y cuanto más fino sea un abrasivo, menos daño sufrirá la superficie que se está limpiando. </w:t>
-      </w:r>
-    </w:p>
-    <w:p>
-      <w:pPr>
-        <w:pStyle w:val="Prrafodelista"/>
-        <w:numPr>
-          <w:ilvl w:val="0"/>
-          <w:numId w:val="96"/>
-        </w:numPr>
-        <w:ind w:left="567" w:hanging="283"/>
-      </w:pPr>
-      <w:r>
-        <w:t xml:space="preserve">Los abrasivos gruesos se sienten ásperos y arenosos. </w:t>
-      </w:r>
-    </w:p>
-    <w:p>
-      <w:pPr>
-        <w:pStyle w:val="Prrafodelista"/>
-        <w:numPr>
-          <w:ilvl w:val="0"/>
-          <w:numId w:val="96"/>
-        </w:numPr>
-        <w:ind w:left="567" w:hanging="283"/>
-      </w:pPr>
-      <w:r>
-        <w:t xml:space="preserve">Las etiquetas en los contenedores de polvos abrasivos rara vez usan el término </w:t>
-      </w:r>
-      <w:r>
-        <w:rPr>
-          <w:b/>
-        </w:rPr>
-        <w:t xml:space="preserve">"abrasivo", </w:t>
-      </w:r>
-      <w:r>
-        <w:t>sino que indican que son "limpiadores", a diferencia del término más común "limpiador".</w:t>
-      </w:r>
-    </w:p>
-    <w:p>
-      <w:pPr>
-        <w:pStyle w:val="Prrafodelista"/>
-        <w:numPr>
-          <w:ilvl w:val="0"/>
-          <w:numId w:val="96"/>
-        </w:numPr>
-        <w:ind w:left="567" w:hanging="283"/>
-      </w:pPr>
-      <w:r>
-        <w:t xml:space="preserve">El uso regular de abrasivos fuertes en una superficie rayará gradualmente el acabado de los equipos informáticos, fregaderos, bañeras y electrodomésticos digitales. </w:t>
-      </w:r>
-    </w:p>
-    <w:p>
-      <w:pPr>
-        <w:pStyle w:val="Prrafodelista"/>
-        <w:numPr>
-          <w:ilvl w:val="0"/>
-          <w:numId w:val="96"/>
-        </w:numPr>
-        <w:ind w:left="567" w:hanging="283"/>
-      </w:pPr>
-      <w:r>
-        <w:t xml:space="preserve">Una vez que la superficie está opaca y áspera, se ensucia más y las manchas se vuelven más profundas, y debe continuar usando un abrasivo fuerte para eliminar la suciedad y las manchas incrustadas. </w:t>
-      </w:r>
-    </w:p>
-    <w:p>
-      <w:pPr>
-        <w:pStyle w:val="Prrafodelista"/>
-        <w:numPr>
-          <w:ilvl w:val="0"/>
-          <w:numId w:val="96"/>
-        </w:numPr>
-        <w:ind w:left="567" w:hanging="283"/>
-      </w:pPr>
-      <w:r>
-        <w:t>Los abrasivos gruesos pueden dañar el plástico, el vidrio, las superficies antiadherentes de los utensilios de cocina, la carpintería pintada y los metales enchapados y muy pulidos.</w:t>
-      </w:r>
-    </w:p>
-    <w:p/>
-    <w:p>
-      <w:pPr>
-        <w:ind w:firstLine="708"/>
-        <w:rPr>
-          <w:b/>
-        </w:rPr>
-      </w:pPr>
-      <w:r>
-        <w:rPr>
-          <w:b/>
-        </w:rPr>
-        <w:t>Ácidos</w:t>
-      </w:r>
-    </w:p>
-    <w:p>
-      <w:pPr>
-        <w:pStyle w:val="Prrafodelista"/>
-        <w:numPr>
-          <w:ilvl w:val="0"/>
-          <w:numId w:val="97"/>
-        </w:numPr>
-        <w:ind w:left="567" w:hanging="283"/>
-      </w:pPr>
-      <w:r>
-        <w:t xml:space="preserve">Los ácidos son beneficiosos para eliminar los depósitos de agua dura, la decoloración de las manchas de óxido de aluminio, latón, bronce y cobre y hierro. </w:t>
-      </w:r>
-    </w:p>
-    <w:p>
-      <w:pPr>
-        <w:pStyle w:val="Prrafodelista"/>
-        <w:numPr>
-          <w:ilvl w:val="0"/>
-          <w:numId w:val="97"/>
-        </w:numPr>
-        <w:ind w:left="567" w:hanging="283"/>
-      </w:pPr>
-      <w:r>
-        <w:t>Los ácidos fuertes también devoran la ropa, el cuero, la piel y algunos metales. También pueden irritar y lesionar la piel y los ojos.</w:t>
-      </w:r>
-    </w:p>
-    <w:p>
-      <w:pPr>
-        <w:pStyle w:val="Prrafodelista"/>
-        <w:ind w:left="567" w:firstLine="0"/>
-      </w:pPr>
-    </w:p>
-    <w:p>
-      <w:pPr>
-        <w:pStyle w:val="Prrafodelista"/>
-        <w:ind w:left="567" w:firstLine="0"/>
-      </w:pPr>
-    </w:p>
-    <w:p>
-      <w:pPr>
-        <w:ind w:left="360"/>
-        <w:rPr>
-          <w:b/>
-        </w:rPr>
-      </w:pPr>
-      <w:r>
-        <w:rPr>
-          <w:b/>
-        </w:rPr>
-        <w:t>Muy suave</w:t>
-      </w:r>
-    </w:p>
-    <w:p>
-      <w:pPr>
-        <w:pStyle w:val="Prrafodelista"/>
-        <w:numPr>
-          <w:ilvl w:val="0"/>
-          <w:numId w:val="98"/>
-        </w:numPr>
-        <w:ind w:left="567" w:hanging="283"/>
-      </w:pPr>
-      <w:r>
-        <w:t xml:space="preserve">El vinagre tiene aproximadamente 5 % de ácido y contrarresta los limpiadores de hornos. </w:t>
-      </w:r>
-    </w:p>
-    <w:p>
-      <w:pPr>
-        <w:pStyle w:val="Prrafodelista"/>
-        <w:numPr>
-          <w:ilvl w:val="0"/>
-          <w:numId w:val="98"/>
-        </w:numPr>
-        <w:ind w:left="567" w:hanging="283"/>
-      </w:pPr>
-      <w:r>
-        <w:t xml:space="preserve">El vinagre elimina los depósitos de agua dura de la cristalería. </w:t>
-      </w:r>
-    </w:p>
-    <w:p>
-      <w:pPr>
-        <w:pStyle w:val="Prrafodelista"/>
-        <w:numPr>
-          <w:ilvl w:val="0"/>
-          <w:numId w:val="98"/>
-        </w:numPr>
-        <w:ind w:left="567" w:hanging="283"/>
-      </w:pPr>
-      <w:r>
-        <w:t>El jugo de limón es un ácido cítrico y funciona de la misma manera que el vinagre.</w:t>
-      </w:r>
-    </w:p>
-    <w:p>
-      <w:pPr>
-        <w:ind w:left="360"/>
-        <w:rPr>
-          <w:b/>
-        </w:rPr>
-      </w:pPr>
-      <w:r>
-        <w:rPr>
-          <w:b/>
-        </w:rPr>
-        <w:t>Muy fuerte</w:t>
-      </w:r>
-    </w:p>
-    <w:p>
-      <w:pPr>
-        <w:pStyle w:val="Prrafodelista"/>
-        <w:numPr>
-          <w:ilvl w:val="0"/>
-          <w:numId w:val="99"/>
-        </w:numPr>
-        <w:ind w:left="567" w:hanging="283"/>
-      </w:pPr>
-      <w:r>
-        <w:t xml:space="preserve">El ácido oxálico es especialmente efectivo como removedor de óxido y es muy venenoso. </w:t>
-      </w:r>
-    </w:p>
-    <w:p>
-      <w:pPr>
-        <w:pStyle w:val="Prrafodelista"/>
-        <w:numPr>
-          <w:ilvl w:val="0"/>
-          <w:numId w:val="99"/>
-        </w:numPr>
-        <w:ind w:left="567" w:hanging="283"/>
-      </w:pPr>
-      <w:r>
-        <w:t xml:space="preserve">A veces se encuentra en limpiadores de inodoros. </w:t>
-      </w:r>
-    </w:p>
-    <w:p>
-      <w:pPr>
-        <w:pStyle w:val="Prrafodelista"/>
-        <w:numPr>
-          <w:ilvl w:val="0"/>
-          <w:numId w:val="99"/>
-        </w:numPr>
-        <w:ind w:left="567" w:hanging="283"/>
-      </w:pPr>
-      <w:r>
-        <w:t>El ácido clorhídrico y el sulfúrico se usan en concentraciones diluidas en algunos limpiadores de inodoros.</w:t>
-      </w:r>
-    </w:p>
-    <w:p>
-      <w:pPr>
-        <w:rPr>
-          <w:b/>
-        </w:rPr>
-      </w:pPr>
-      <w:r>
-        <w:rPr>
-          <w:b/>
-        </w:rPr>
-        <w:t>Álcalis</w:t>
-      </w:r>
-    </w:p>
-    <w:p>
-      <w:pPr>
-        <w:pStyle w:val="Prrafodelista"/>
-        <w:numPr>
-          <w:ilvl w:val="0"/>
-          <w:numId w:val="100"/>
-        </w:numPr>
-        <w:ind w:left="567" w:hanging="283"/>
-      </w:pPr>
-      <w:r>
-        <w:t xml:space="preserve">Los álcalis son sales solubles eficaces para eliminar la suciedad sin frotar en exceso. </w:t>
-      </w:r>
-    </w:p>
-    <w:p>
-      <w:pPr>
-        <w:pStyle w:val="Prrafodelista"/>
-        <w:numPr>
-          <w:ilvl w:val="0"/>
-          <w:numId w:val="100"/>
-        </w:numPr>
-        <w:ind w:left="567" w:hanging="283"/>
-      </w:pPr>
-      <w:r>
-        <w:t xml:space="preserve">Son buenos desengrasantes porque los álcalis forman una emulsión, una mezcla donde se mantienen en suspensión partículas aceitosas o sólidas. </w:t>
-      </w:r>
-    </w:p>
-    <w:p>
-      <w:pPr>
-        <w:pStyle w:val="Prrafodelista"/>
-        <w:numPr>
-          <w:ilvl w:val="0"/>
-          <w:numId w:val="100"/>
-        </w:numPr>
-        <w:ind w:left="567" w:hanging="283"/>
-      </w:pPr>
-      <w:r>
-        <w:t xml:space="preserve">Las partículas no se separan del resto del líquido; por lo tanto, no se vuelven a depositar en la superficie que se limpia de los equipos informáticos. </w:t>
-      </w:r>
-    </w:p>
-    <w:p>
-      <w:pPr>
-        <w:pStyle w:val="Prrafodelista"/>
-        <w:numPr>
-          <w:ilvl w:val="0"/>
-          <w:numId w:val="100"/>
-        </w:numPr>
-        <w:ind w:left="567" w:hanging="283"/>
-      </w:pPr>
-      <w:r>
-        <w:t xml:space="preserve">Los álcalis eliminan fácilmente la suciedad aceitosa. </w:t>
-      </w:r>
-    </w:p>
-    <w:p>
-      <w:pPr>
-        <w:pStyle w:val="Prrafodelista"/>
-        <w:numPr>
-          <w:ilvl w:val="0"/>
-          <w:numId w:val="100"/>
-        </w:numPr>
-        <w:ind w:left="567" w:hanging="283"/>
-      </w:pPr>
-      <w:r>
-        <w:t xml:space="preserve">Los limpiadores alcalinos también pueden eliminar el aceite de una pintura a base de aceite, secándola y haciendo que se agriete o se pele. </w:t>
-      </w:r>
-    </w:p>
-    <w:p>
-      <w:pPr>
-        <w:pStyle w:val="Prrafodelista"/>
-        <w:numPr>
-          <w:ilvl w:val="0"/>
-          <w:numId w:val="100"/>
-        </w:numPr>
-        <w:ind w:left="567" w:hanging="283"/>
-      </w:pPr>
-      <w:r>
-        <w:t xml:space="preserve">Los álcalis tienen tendencia a oscurecer las superficies de aluminio. </w:t>
-      </w:r>
-    </w:p>
-    <w:p>
-      <w:pPr>
-        <w:pStyle w:val="Prrafodelista"/>
-        <w:numPr>
-          <w:ilvl w:val="0"/>
-          <w:numId w:val="100"/>
-        </w:numPr>
-        <w:ind w:left="567" w:hanging="283"/>
-      </w:pPr>
-      <w:r>
-        <w:t xml:space="preserve">Las sustancias alcalinas varían en fuerza. La mayoría son tóxicos, algunos son corrosivos, otros pueden irritar la piel y los ojos. </w:t>
-      </w:r>
-    </w:p>
-    <w:p>
-      <w:pPr>
-        <w:pStyle w:val="Prrafodelista"/>
-        <w:numPr>
-          <w:ilvl w:val="0"/>
-          <w:numId w:val="100"/>
-        </w:numPr>
-        <w:ind w:left="567" w:hanging="283"/>
-      </w:pPr>
-      <w:r>
-        <w:t>Los álcalis más fuertes pueden causar quemaduras y, si se tragan, pueden causar lesiones internas o la muerte.</w:t>
-      </w:r>
-    </w:p>
-    <w:p>
-      <w:pPr>
-        <w:ind w:left="360"/>
-        <w:rPr>
-          <w:b/>
-        </w:rPr>
-      </w:pPr>
-      <w:r>
-        <w:rPr>
-          <w:b/>
-        </w:rPr>
-        <w:t>Suave</w:t>
-      </w:r>
-    </w:p>
-    <w:p>
-      <w:pPr>
-        <w:pStyle w:val="Prrafodelista"/>
-        <w:numPr>
-          <w:ilvl w:val="0"/>
-          <w:numId w:val="101"/>
-        </w:numPr>
-        <w:ind w:left="567" w:hanging="283"/>
-      </w:pPr>
-      <w:r>
-        <w:t>El bicarbonato de sodio (bicarbonato de sodio) es un ejemplo de un álcali suave.</w:t>
-      </w:r>
-    </w:p>
-    <w:p>
-      <w:pPr>
-        <w:rPr>
-          <w:b/>
-        </w:rPr>
-      </w:pPr>
-      <w:r>
-        <w:rPr>
-          <w:b/>
-        </w:rPr>
-        <w:t xml:space="preserve">       </w:t>
-      </w:r>
-      <w:r>
-        <w:rPr>
-          <w:b/>
-        </w:rPr>
-        <w:t>Moderado</w:t>
-      </w:r>
-    </w:p>
-    <w:p>
-      <w:pPr>
-        <w:pStyle w:val="Prrafodelista"/>
-        <w:numPr>
-          <w:ilvl w:val="0"/>
-          <w:numId w:val="101"/>
-        </w:numPr>
-        <w:ind w:left="567" w:hanging="283"/>
-      </w:pPr>
-      <w:r>
-        <w:t xml:space="preserve">El amoníaco doméstico es una mezcla diluida de 5 a 10 % de gas amoníaco en agua. </w:t>
-      </w:r>
-    </w:p>
-    <w:p>
-      <w:pPr>
-        <w:pStyle w:val="Prrafodelista"/>
-        <w:numPr>
-          <w:ilvl w:val="0"/>
-          <w:numId w:val="101"/>
-        </w:numPr>
-        <w:ind w:left="567" w:hanging="283"/>
-      </w:pPr>
-      <w:r>
-        <w:t xml:space="preserve">Se puede encontrar en limpiadores multiusos, limpiadores de hornos y limpiadores de ventanas. </w:t>
-      </w:r>
-    </w:p>
-    <w:p>
-      <w:pPr>
-        <w:pStyle w:val="Prrafodelista"/>
-        <w:numPr>
-          <w:ilvl w:val="0"/>
-          <w:numId w:val="101"/>
-        </w:numPr>
-        <w:ind w:left="567" w:hanging="283"/>
-      </w:pPr>
-      <w:r>
-        <w:t>El bórax es un polvo cristalino blanco y el fosfato trisódico (TSP) es un polvo cristalino que se encuentra en algunos limpiadores multiusos.</w:t>
-      </w:r>
-    </w:p>
-    <w:p>
-      <w:pPr>
-        <w:ind w:left="707" w:firstLine="2"/>
-        <w:rPr>
-          <w:b/>
-        </w:rPr>
-      </w:pPr>
-      <w:r>
-        <w:rPr>
-          <w:b/>
-        </w:rPr>
-        <w:t xml:space="preserve">   </w:t>
-      </w:r>
-      <w:r>
-        <w:rPr>
-          <w:b/>
-        </w:rPr>
-        <w:t>Muy fuerte</w:t>
-      </w:r>
-    </w:p>
-    <w:p>
-      <w:pPr>
-        <w:pStyle w:val="Prrafodelista"/>
-        <w:numPr>
-          <w:ilvl w:val="0"/>
-          <w:numId w:val="102"/>
-        </w:numPr>
-        <w:ind w:left="567" w:hanging="283"/>
-      </w:pPr>
-      <w:r>
-        <w:t xml:space="preserve">La soda para lavar, también llamada soda de sal, es carbonato de sodio. </w:t>
-      </w:r>
-    </w:p>
-    <w:p>
-      <w:pPr>
-        <w:pStyle w:val="Prrafodelista"/>
-        <w:numPr>
-          <w:ilvl w:val="0"/>
-          <w:numId w:val="102"/>
-        </w:numPr>
-        <w:ind w:left="567" w:hanging="283"/>
-      </w:pPr>
-      <w:r>
-        <w:t xml:space="preserve">La lejía es un hidróxido de sodio y también se llama soda cáustica, que se puede encontrar en algunos limpiadores de hornos y desagües. </w:t>
-      </w:r>
-    </w:p>
-    <w:p>
-      <w:pPr>
-        <w:pStyle w:val="Prrafodelista"/>
-        <w:numPr>
-          <w:ilvl w:val="0"/>
-          <w:numId w:val="102"/>
-        </w:numPr>
-        <w:ind w:left="567" w:hanging="283"/>
-      </w:pPr>
-      <w:r>
-        <w:t xml:space="preserve">Al igual que con cualquier producto que contenga productos químicos, examine la etiqueta y siga cuidadosamente las instrucciones de manipulación, almacenamiento y eliminación. </w:t>
-      </w:r>
-    </w:p>
-    <w:p>
-      <w:pPr>
-        <w:pStyle w:val="Prrafodelista"/>
-        <w:numPr>
-          <w:ilvl w:val="0"/>
-          <w:numId w:val="102"/>
-        </w:numPr>
-        <w:ind w:left="567" w:hanging="283"/>
-      </w:pPr>
-      <w:r>
-        <w:t>Mantenga todos los productos de limpieza domésticos fuera del alcance de los niños y las mascotas.</w:t>
-      </w:r>
-    </w:p>
-    <w:p>
-      <w:pPr>
-        <w:rPr>
-          <w:b/>
-        </w:rPr>
-      </w:pPr>
-      <w:r>
-        <w:rPr>
-          <w:b/>
-        </w:rPr>
-        <w:t>Blanqueadores</w:t>
-      </w:r>
-    </w:p>
-    <w:p>
-      <w:pPr>
-        <w:pStyle w:val="Prrafodelista"/>
-        <w:numPr>
-          <w:ilvl w:val="0"/>
-          <w:numId w:val="103"/>
-        </w:numPr>
-        <w:ind w:left="567" w:hanging="283"/>
-      </w:pPr>
-      <w:r>
-        <w:t xml:space="preserve">El cloro generalmente es el blanqueador más común que se usa en los productos de limpieza para algunos equipos informáticos. </w:t>
-      </w:r>
-    </w:p>
-    <w:p>
-      <w:pPr>
-        <w:pStyle w:val="Prrafodelista"/>
-        <w:numPr>
-          <w:ilvl w:val="0"/>
-          <w:numId w:val="103"/>
-        </w:numPr>
-        <w:ind w:left="567" w:hanging="283"/>
-      </w:pPr>
-      <w:r>
-        <w:t>Sin embargo, los nuevos blanqueadores sin cloro se están volviendo más populares, principalmente porque son más seguros de usar y almacenar.</w:t>
-      </w:r>
-    </w:p>
-    <w:p>
-      <w:pPr>
-        <w:rPr>
-          <w:b/>
-        </w:rPr>
-      </w:pPr>
-      <w:r>
-        <w:rPr>
-          <w:b/>
-        </w:rPr>
-        <w:t>Detergentes</w:t>
-      </w:r>
-    </w:p>
-    <w:p>
-      <w:pPr>
-        <w:pStyle w:val="Prrafodelista"/>
-        <w:numPr>
-          <w:ilvl w:val="0"/>
-          <w:numId w:val="104"/>
-        </w:numPr>
-        <w:ind w:left="567" w:hanging="283"/>
-      </w:pPr>
-      <w:r>
-        <w:t xml:space="preserve">Algunos detergentes para ropa se pueden usar para trabajos de limpieza del hogar. </w:t>
-      </w:r>
-    </w:p>
-    <w:p>
-      <w:pPr>
-        <w:pStyle w:val="Prrafodelista"/>
-        <w:numPr>
-          <w:ilvl w:val="0"/>
-          <w:numId w:val="104"/>
-        </w:numPr>
-        <w:ind w:left="567" w:hanging="283"/>
-      </w:pPr>
-      <w:r>
-        <w:t xml:space="preserve">Los detergentes aflojan la suciedad, y si se agregan fosfatos solubles complejos (llamados "constructores") a un detergente, eliminarán la suciedad aceitosa. </w:t>
-      </w:r>
-    </w:p>
-    <w:p>
-      <w:pPr>
-        <w:pStyle w:val="Prrafodelista"/>
-        <w:numPr>
-          <w:ilvl w:val="0"/>
-          <w:numId w:val="104"/>
-        </w:numPr>
-        <w:ind w:left="567" w:hanging="283"/>
-      </w:pPr>
-      <w:r>
-        <w:t>Si se agrega un constructor, el producto de limpieza se marca como "servicio pesado" o "multiuso".</w:t>
-      </w:r>
-    </w:p>
-    <w:p>
-      <w:pPr>
-        <w:rPr>
-          <w:b/>
-        </w:rPr>
-      </w:pPr>
-      <w:r>
-        <w:rPr>
-          <w:b/>
-        </w:rPr>
-        <w:t>Desinfectantes</w:t>
-      </w:r>
-    </w:p>
-    <w:p>
-      <w:pPr>
-        <w:pStyle w:val="Prrafodelista"/>
-        <w:numPr>
-          <w:ilvl w:val="0"/>
-          <w:numId w:val="105"/>
-        </w:numPr>
-        <w:ind w:left="567" w:hanging="283"/>
-      </w:pPr>
-      <w:r>
-        <w:t xml:space="preserve">Los desinfectantes son productos químicos que reducen la cantidad de bacterias y, a menudo, se usan para limpiar baños y lavar platos. </w:t>
-      </w:r>
-    </w:p>
-    <w:p>
-      <w:pPr>
-        <w:pStyle w:val="Prrafodelista"/>
-        <w:numPr>
-          <w:ilvl w:val="0"/>
-          <w:numId w:val="105"/>
-        </w:numPr>
-        <w:ind w:left="567" w:hanging="283"/>
-      </w:pPr>
-      <w:r>
-        <w:t xml:space="preserve">Úselo con precaución y siga las instrucciones en la botella. </w:t>
-      </w:r>
-    </w:p>
-    <w:p>
-      <w:pPr>
-        <w:pStyle w:val="Prrafodelista"/>
-        <w:numPr>
-          <w:ilvl w:val="0"/>
-          <w:numId w:val="105"/>
-        </w:numPr>
-        <w:ind w:left="567" w:hanging="283"/>
-      </w:pPr>
-      <w:r>
-        <w:t>Los desinfectantes también ayudan a desodorizar las superficies, porque matan los microorganismos que producen olores.</w:t>
-      </w:r>
-    </w:p>
-    <w:p>
-      <w:pPr>
-        <w:rPr>
-          <w:b/>
-        </w:rPr>
-      </w:pPr>
-      <w:r>
-        <w:rPr>
-          <w:b/>
-        </w:rPr>
-        <w:t>Disolventes de alcohol</w:t>
-      </w:r>
-    </w:p>
-    <w:p>
-      <w:pPr>
-        <w:pStyle w:val="Prrafodelista"/>
-        <w:numPr>
-          <w:ilvl w:val="0"/>
-          <w:numId w:val="106"/>
-        </w:numPr>
-        <w:ind w:left="567" w:hanging="283"/>
-      </w:pPr>
-      <w:r>
-        <w:t xml:space="preserve">La mayoría de los abrillantadores y ceras para muebles y suelos de madera contienen un disolvente de alcohol. </w:t>
-      </w:r>
-    </w:p>
-    <w:p>
-      <w:pPr>
-        <w:pStyle w:val="Prrafodelista"/>
-        <w:numPr>
-          <w:ilvl w:val="0"/>
-          <w:numId w:val="106"/>
-        </w:numPr>
-        <w:ind w:left="567" w:hanging="283"/>
-      </w:pPr>
-      <w:r>
-        <w:t>Estos solventes son similares a los fluidos utilizados en los procesos de limpieza en seco porque eliminan la suciedad aceitosa.</w:t>
-      </w:r>
-    </w:p>
-    <w:p>
-      <w:pPr>
-        <w:ind w:firstLine="0"/>
-      </w:pPr>
-    </w:p>
-    <w:p>
-      <w:pPr>
-        <w:rPr>
-          <w:b/>
-        </w:rPr>
-      </w:pPr>
-      <w:r>
-        <w:rPr>
-          <w:b/>
-        </w:rPr>
-        <w:t>Hacer un limpiador</w:t>
-      </w:r>
-    </w:p>
-    <w:p>
-      <w:pPr>
-        <w:pStyle w:val="Prrafodelista"/>
-        <w:numPr>
-          <w:ilvl w:val="0"/>
-          <w:numId w:val="107"/>
-        </w:numPr>
-        <w:ind w:left="567" w:hanging="283"/>
-      </w:pPr>
-      <w:r>
-        <w:t xml:space="preserve">Al hacer sus propios productos de limpieza para los equipos, puede ahorrar dinero y controlar la cantidad de productos químicos peligrosos. </w:t>
-      </w:r>
-    </w:p>
-    <w:p>
-      <w:pPr>
-        <w:pStyle w:val="Prrafodelista"/>
-        <w:numPr>
-          <w:ilvl w:val="0"/>
-          <w:numId w:val="107"/>
-        </w:numPr>
-        <w:ind w:left="567" w:hanging="283"/>
-      </w:pPr>
-      <w:r>
-        <w:t>Sin embargo, primero debe tener en cuenta algunas de las limitaciones o inconvenientes de los productos caseros.</w:t>
-      </w:r>
-    </w:p>
-    <w:p>
-      <w:pPr>
-        <w:pStyle w:val="Prrafodelista"/>
-        <w:numPr>
-          <w:ilvl w:val="0"/>
-          <w:numId w:val="107"/>
-        </w:numPr>
-        <w:ind w:left="567" w:hanging="283"/>
-      </w:pPr>
-      <w:r>
-        <w:t xml:space="preserve">Los caseros pueden tardar más en limpiarse de manera efectiva. </w:t>
-      </w:r>
-    </w:p>
-    <w:p>
-      <w:pPr>
-        <w:pStyle w:val="Prrafodelista"/>
-        <w:numPr>
-          <w:ilvl w:val="0"/>
-          <w:numId w:val="107"/>
-        </w:numPr>
-        <w:ind w:left="567" w:hanging="283"/>
-      </w:pPr>
-      <w:r>
-        <w:t>Es posible que deba dejar que el producto “se asiente” en la superficie durante más tiempo de lo habitual o que deba repasar la superficie varias veces.</w:t>
-      </w:r>
-    </w:p>
-    <w:p>
-      <w:pPr>
-        <w:pStyle w:val="Prrafodelista"/>
-        <w:numPr>
-          <w:ilvl w:val="0"/>
-          <w:numId w:val="107"/>
-        </w:numPr>
-        <w:ind w:left="567" w:hanging="283"/>
-      </w:pPr>
-      <w:r>
-        <w:t>Es posible que se requiera más esfuerzo y es posible que el producto no limpie tan bien si se usó repetidamente un limpiador fuerte en la superficie antes de la solución casera.</w:t>
-      </w:r>
-    </w:p>
-    <w:p>
-      <w:pPr>
-        <w:pStyle w:val="Prrafodelista"/>
-        <w:numPr>
-          <w:ilvl w:val="0"/>
-          <w:numId w:val="107"/>
-        </w:numPr>
-        <w:ind w:left="567" w:hanging="283"/>
-      </w:pPr>
-      <w:r>
-        <w:t xml:space="preserve">Si decide hacer sus propios limpiadores, úselos y guárdelos de manera segura. </w:t>
-      </w:r>
-    </w:p>
-    <w:p>
-      <w:pPr>
-        <w:pStyle w:val="Prrafodelista"/>
-        <w:numPr>
-          <w:ilvl w:val="0"/>
-          <w:numId w:val="107"/>
-        </w:numPr>
-        <w:ind w:left="567" w:hanging="283"/>
-      </w:pPr>
-      <w:r>
-        <w:t>Si bien los ingredientes de los limpiadores caseros son más seguros, no todos son tóxicos.</w:t>
-      </w:r>
-    </w:p>
-    <w:p>
-      <w:pPr>
-        <w:pStyle w:val="Prrafodelista"/>
-        <w:numPr>
-          <w:ilvl w:val="0"/>
-          <w:numId w:val="107"/>
-        </w:numPr>
-        <w:ind w:left="567" w:hanging="283"/>
-      </w:pPr>
-      <w:r>
-        <w:t xml:space="preserve">Tenga cuidado al mezclar productos químicos. </w:t>
-      </w:r>
-    </w:p>
-    <w:p>
-      <w:pPr>
-        <w:pStyle w:val="Prrafodelista"/>
-        <w:numPr>
-          <w:ilvl w:val="0"/>
-          <w:numId w:val="107"/>
-        </w:numPr>
-        <w:ind w:left="567" w:hanging="283"/>
-      </w:pPr>
-      <w:r>
-        <w:t>Algunas sustancias químicas, como la lejía con cloro y el amoníaco, producen un gas tóxico cuando se mezclan.</w:t>
-      </w:r>
-    </w:p>
-    <w:p>
-      <w:pPr>
-        <w:pStyle w:val="Prrafodelista"/>
-        <w:numPr>
-          <w:ilvl w:val="0"/>
-          <w:numId w:val="107"/>
-        </w:numPr>
-        <w:ind w:left="567" w:hanging="283"/>
-      </w:pPr>
-      <w:r>
-        <w:t>No mezcle más de un mes de suministro a la vez. Las soluciones químicas pueden perder su eficacia con el tiempo.</w:t>
-      </w:r>
-    </w:p>
-    <w:p>
-      <w:pPr>
-        <w:pStyle w:val="Prrafodelista"/>
-        <w:numPr>
-          <w:ilvl w:val="0"/>
-          <w:numId w:val="107"/>
-        </w:numPr>
-        <w:ind w:left="567" w:hanging="283"/>
-      </w:pPr>
-      <w:r>
-        <w:t>Mezcle las soluciones en un área bien ventilada. Guarde todas las soluciones de limpieza fuera del alcance de los niños, preferiblemente en un gabinete con cerradura a prueba de niños.</w:t>
-      </w:r>
-    </w:p>
-    <w:p>
-      <w:pPr>
-        <w:pStyle w:val="Prrafodelista"/>
-        <w:numPr>
-          <w:ilvl w:val="0"/>
-          <w:numId w:val="107"/>
-        </w:numPr>
-        <w:ind w:left="567" w:hanging="283"/>
-      </w:pPr>
-      <w:r>
-        <w:t xml:space="preserve">Almacene las soluciones en recipientes comprados en tiendas sin usar. </w:t>
-      </w:r>
-    </w:p>
-    <w:p>
-      <w:pPr>
-        <w:pStyle w:val="Prrafodelista"/>
-        <w:numPr>
-          <w:ilvl w:val="0"/>
-          <w:numId w:val="107"/>
-        </w:numPr>
-        <w:ind w:left="567" w:hanging="283"/>
-      </w:pPr>
-      <w:r>
-        <w:t xml:space="preserve">Utilice contenedores de almacenamiento permanente que se colocarán en un lugar permanente. </w:t>
-      </w:r>
-    </w:p>
-    <w:p>
-      <w:pPr>
-        <w:pStyle w:val="Prrafodelista"/>
-        <w:numPr>
-          <w:ilvl w:val="0"/>
-          <w:numId w:val="107"/>
-        </w:numPr>
-        <w:ind w:left="567" w:hanging="283"/>
-      </w:pPr>
-      <w:r>
-        <w:t xml:space="preserve">Nunca los ponga en recipientes de comida viejos. </w:t>
-      </w:r>
-    </w:p>
-    <w:p>
-      <w:pPr>
-        <w:pStyle w:val="Prrafodelista"/>
-        <w:numPr>
-          <w:ilvl w:val="0"/>
-          <w:numId w:val="107"/>
-        </w:numPr>
-        <w:ind w:left="567" w:hanging="283"/>
-      </w:pPr>
-      <w:r>
-        <w:t>Los productos químicos pueden interactuar con los residuos del contenido original o el recipiente puede confundirse con un alimento o una bebida.</w:t>
-      </w:r>
-    </w:p>
-    <w:p>
-      <w:pPr>
-        <w:pStyle w:val="Prrafodelista"/>
-        <w:numPr>
-          <w:ilvl w:val="0"/>
-          <w:numId w:val="107"/>
-        </w:numPr>
-        <w:ind w:left="567" w:hanging="283"/>
-      </w:pPr>
-      <w:r>
-        <w:t>Etiquete los contenedores con cuidado. Esto es especialmente importante si otras personas en su hogar limpian o tienen acceso a los limpiadores.</w:t>
-      </w:r>
-    </w:p>
-    <w:p/>
-    <w:p/>
-    <w:p>
-      <w:pPr>
         <w:pStyle w:val="Titulosgenerales"/>
       </w:pPr>
-      <w:bookmarkStart w:id="12" w:name="_Toc224497592"/>
+      <w:bookmarkStart w:id="12" w:name="_Toc226384483"/>
       <w:r>
         <w:t>Síntesis</w:t>
       </w:r>
@@ -18669,7 +18754,7 @@
       <w:pPr>
         <w:pStyle w:val="Titulosgenerales"/>
       </w:pPr>
-      <w:bookmarkStart w:id="13" w:name="_Toc224497593"/>
+      <w:bookmarkStart w:id="13" w:name="_Toc226384484"/>
       <w:r>
         <w:t>Glosario</w:t>
       </w:r>
@@ -19195,7 +19280,7 @@
       <w:pPr>
         <w:pStyle w:val="Titulosgenerales"/>
       </w:pPr>
-      <w:bookmarkStart w:id="14" w:name="_Toc224497594"/>
+      <w:bookmarkStart w:id="14" w:name="_Toc226384485"/>
       <w:r>
         <w:t>Material complementario</w:t>
       </w:r>
@@ -19308,11 +19393,7 @@
               <w:pStyle w:val="TextoTablas"/>
             </w:pPr>
             <w:r>
-              <w:t>1.</w:t>
-            </w:r>
-            <w:r>
-              <w:tab/>
-              <w:t>Mantenimiento de equipos informáticos</w:t>
+              <w:t>Windows PowerShell</w:t>
             </w:r>
           </w:p>
         </w:tc>
@@ -19324,91 +19405,23 @@
             <w:pPr>
               <w:pStyle w:val="TextoTablas"/>
             </w:pPr>
-            <w:proofErr w:type="spellStart"/>
             <w:r>
               <w:rPr>
                 <w:lang w:val="en-US"/>
               </w:rPr>
-              <w:t>Musy</w:t>
-            </w:r>
-            <w:proofErr w:type="spellEnd"/>
+              <w:t xml:space="preserve">Microsoft. (2023). </w:t>
+            </w:r>
+            <w:r>
+              <w:rPr>
+                <w:rStyle w:val="Extranjerismo"/>
+              </w:rPr>
+              <w:t>PowerShell documentation</w:t>
+            </w:r>
             <w:r>
               <w:rPr>
                 <w:lang w:val="en-US"/>
               </w:rPr>
-              <w:t xml:space="preserve">, J. (2021). </w:t>
-            </w:r>
-            <w:r>
-              <w:rPr>
-                <w:i/>
-                <w:lang w:val="en-US"/>
-              </w:rPr>
-              <w:t xml:space="preserve">Windows PowerShell: </w:t>
-            </w:r>
-            <w:proofErr w:type="spellStart"/>
-            <w:r>
-              <w:rPr>
-                <w:i/>
-                <w:lang w:val="en-US"/>
-              </w:rPr>
-              <w:t>Administrar</w:t>
-            </w:r>
-            <w:proofErr w:type="spellEnd"/>
-            <w:r>
-              <w:rPr>
-                <w:i/>
-                <w:lang w:val="en-US"/>
-              </w:rPr>
-              <w:t xml:space="preserve"> </w:t>
-            </w:r>
-            <w:proofErr w:type="spellStart"/>
-            <w:r>
-              <w:rPr>
-                <w:i/>
-                <w:lang w:val="en-US"/>
-              </w:rPr>
-              <w:t>Puestos</w:t>
-            </w:r>
-            <w:proofErr w:type="spellEnd"/>
-            <w:r>
-              <w:rPr>
-                <w:i/>
-                <w:lang w:val="en-US"/>
-              </w:rPr>
-              <w:t xml:space="preserve"> </w:t>
-            </w:r>
-            <w:proofErr w:type="spellStart"/>
-            <w:r>
-              <w:rPr>
-                <w:i/>
-                <w:lang w:val="en-US"/>
-              </w:rPr>
-              <w:t>Cliente</w:t>
-            </w:r>
-            <w:proofErr w:type="spellEnd"/>
-            <w:r>
-              <w:rPr>
-                <w:i/>
-                <w:lang w:val="en-US"/>
-              </w:rPr>
-              <w:t xml:space="preserve"> Windows</w:t>
-            </w:r>
-            <w:r>
-              <w:rPr>
-                <w:lang w:val="en-US"/>
-              </w:rPr>
-              <w:t xml:space="preserve">. </w:t>
-            </w:r>
-            <w:r>
-              <w:t xml:space="preserve">2.ª </w:t>
-            </w:r>
-            <w:proofErr w:type="spellStart"/>
-            <w:r>
-              <w:t>edición</w:t>
-            </w:r>
-            <w:proofErr w:type="spellEnd"/>
-            <w:r>
-              <w:t>. ed. Ediciones ENI. Expert IT. Web.</w:t>
+              <w:t>.</w:t>
             </w:r>
           </w:p>
         </w:tc>
@@ -19421,7 +19434,7 @@
               <w:pStyle w:val="TextoTablas"/>
             </w:pPr>
             <w:r>
-              <w:t>Libro</w:t>
+              <w:t>Artículo</w:t>
             </w:r>
           </w:p>
         </w:tc>
@@ -19432,24 +19445,18 @@
           <w:p>
             <w:pPr>
               <w:pStyle w:val="TextoTablas"/>
-              <w:rPr>
-                <w:b/>
-              </w:rPr>
             </w:pPr>
-            <w:hyperlink r:id="rId19">
+            <w:hyperlink r:id="rId19" w:history="1">
               <w:r>
                 <w:rPr>
-                  <w:color w:val="1155CC"/>
-                  <w:u w:val="single"/>
+                  <w:rStyle w:val="Hipervnculo"/>
                 </w:rPr>
-                <w:t>https://sena-primo.hosted.exlibrisgroup.com/permalink/f/1j5choe/sena_biblioteca_eniEIT35.1POWAW</w:t>
+                <w:t>https://learn.microsoft.com/en-us/powershell/</w:t>
               </w:r>
             </w:hyperlink>
-          </w:p>
-          <w:p>
-            <w:pPr>
-              <w:pStyle w:val="TextoTablas"/>
-            </w:pPr>
+            <w:r>
+              <w:t xml:space="preserve"> </w:t>
+            </w:r>
           </w:p>
         </w:tc>
       </w:tr>
@@ -19463,11 +19470,7 @@
               <w:pStyle w:val="TextoTablas"/>
             </w:pPr>
             <w:r>
-              <w:t>1.</w:t>
-            </w:r>
-            <w:r>
-              <w:tab/>
-              <w:t>Mantenimiento de equipos informáticos</w:t>
+              <w:t>Metodologías de defensa contra virus informáticos</w:t>
             </w:r>
           </w:p>
         </w:tc>
@@ -19479,17 +19482,54 @@
             <w:pPr>
               <w:pStyle w:val="TextoTablas"/>
             </w:pPr>
-            <w:r>
-              <w:t xml:space="preserve">Medina Arteaga, F y Ruiz Pernett, J. (2018). </w:t>
+            <w:proofErr w:type="spellStart"/>
+            <w:r>
+              <w:t>National</w:t>
+            </w:r>
+            <w:proofErr w:type="spellEnd"/>
+            <w:r>
+              <w:t xml:space="preserve"> </w:t>
+            </w:r>
+            <w:proofErr w:type="spellStart"/>
+            <w:r>
+              <w:t>Institute</w:t>
+            </w:r>
+            <w:proofErr w:type="spellEnd"/>
+            <w:r>
+              <w:t xml:space="preserve"> </w:t>
+            </w:r>
+            <w:proofErr w:type="spellStart"/>
+            <w:r>
+              <w:t>of</w:t>
+            </w:r>
+            <w:proofErr w:type="spellEnd"/>
+            <w:r>
+              <w:t xml:space="preserve"> </w:t>
+            </w:r>
+            <w:proofErr w:type="spellStart"/>
+            <w:r>
+              <w:t>Standards</w:t>
+            </w:r>
+            <w:proofErr w:type="spellEnd"/>
+            <w:r>
+              <w:t xml:space="preserve"> and </w:t>
+            </w:r>
+            <w:proofErr w:type="spellStart"/>
+            <w:r>
+              <w:t>Technology</w:t>
+            </w:r>
+            <w:proofErr w:type="spellEnd"/>
+            <w:r>
+              <w:t xml:space="preserve"> (NIST). (2020). </w:t>
             </w:r>
             <w:r>
               <w:rPr>
-                <w:i/>
+                <w:rStyle w:val="Extranjerismo"/>
               </w:rPr>
-              <w:t xml:space="preserve">Diseño de un sistema de gestión de mantenimiento asistido por ordenador (GMAO) como herramienta web para gestionar solicitudes de mantenimiento y la toma de decisiones en la división de apoyo logístico de la </w:t>
-            </w:r>
-            <w:r>
-              <w:t xml:space="preserve">Universidad de Córdoba. </w:t>
+              <w:t>Guide to malware incident prevention and handling for desktops and laptops (SP 800-83)</w:t>
+            </w:r>
+            <w:r>
+              <w:t>.</w:t>
             </w:r>
           </w:p>
         </w:tc>
@@ -19502,10 +19542,7 @@
               <w:pStyle w:val="TextoTablas"/>
             </w:pPr>
             <w:r>
-              <w:rPr>
-                <w:color w:val="333333"/>
-              </w:rPr>
-              <w:t>Trabajo de grado - Pregrado</w:t>
+              <w:t>Artículo</w:t>
             </w:r>
           </w:p>
         </w:tc>
@@ -19517,13 +19554,12 @@
             <w:pPr>
               <w:pStyle w:val="TextoTablas"/>
             </w:pPr>
-            <w:hyperlink r:id="rId20">
+            <w:hyperlink r:id="rId20" w:history="1">
               <w:r>
                 <w:rPr>
-                  <w:color w:val="0000FF"/>
-                  <w:u w:val="single"/>
+                  <w:rStyle w:val="Hipervnculo"/>
                 </w:rPr>
-                <w:t>https://repositorio.unicordoba.edu.co/handle/ucordoba/731</w:t>
+                <w:t>https://nvlpubs.nist.gov/nistpubs/SpecialPublications/NIST.SP.800-83r1.pdf</w:t>
               </w:r>
             </w:hyperlink>
             <w:r>
@@ -19545,11 +19581,7 @@
               <w:pStyle w:val="TextoTablas"/>
             </w:pPr>
             <w:r>
-              <w:t>1.</w:t>
-            </w:r>
-            <w:r>
-              <w:tab/>
-              <w:t>Mantenimiento de equipos informáticos</w:t>
+              <w:t>Microsoft Azure</w:t>
             </w:r>
           </w:p>
         </w:tc>
@@ -19561,22 +19593,17 @@
             <w:pPr>
               <w:pStyle w:val="TextoTablas"/>
             </w:pPr>
-            <w:proofErr w:type="spellStart"/>
-            <w:r>
-              <w:t>Chilan</w:t>
-            </w:r>
-            <w:proofErr w:type="spellEnd"/>
-            <w:r>
-              <w:t xml:space="preserve"> Intriago, B. D. y Macías Arias, E.J. (2014). Estudio de metodologías para defensa contra virus informáticos que pueden dañar el equipo de cómputo. </w:t>
+            <w:r>
+              <w:t xml:space="preserve">Microsoft. (2024). </w:t>
             </w:r>
             <w:r>
               <w:rPr>
-                <w:i/>
+                <w:rStyle w:val="Extranjerismo"/>
               </w:rPr>
-              <w:t>Sinapsis: la Revista Científica del ITSUP 2.5.</w:t>
-            </w:r>
-            <w:r>
-              <w:t xml:space="preserve"> </w:t>
+              <w:t>Azure architecture center</w:t>
+            </w:r>
+            <w:r>
+              <w:t>.</w:t>
             </w:r>
           </w:p>
         </w:tc>
@@ -19600,25 +19627,18 @@
           <w:p>
             <w:pPr>
               <w:pStyle w:val="TextoTablas"/>
-              <w:rPr>
-                <w:b/>
-                <w:color w:val="000000"/>
-              </w:rPr>
             </w:pPr>
-            <w:hyperlink r:id="rId21">
+            <w:hyperlink r:id="rId21" w:history="1">
               <w:r>
                 <w:rPr>
-                  <w:color w:val="1155CC"/>
-                  <w:u w:val="single"/>
+                  <w:rStyle w:val="Hipervnculo"/>
                 </w:rPr>
-                <w:t>https://sena-primo.hosted.exlibrisgroup.com/permalink/f/1i756fj/TN_cdi_dialnet_primary_oai_dialnet_unirioja_es_ART0001510067</w:t>
+                <w:t>https://learn.microsoft.com/en-us/azure/architecture/</w:t>
               </w:r>
             </w:hyperlink>
-          </w:p>
-          <w:p>
-            <w:pPr>
-              <w:pStyle w:val="TextoTablas"/>
-            </w:pPr>
+            <w:r>
+              <w:t xml:space="preserve"> </w:t>
+            </w:r>
           </w:p>
         </w:tc>
       </w:tr>
@@ -19632,11 +19652,7 @@
               <w:pStyle w:val="TextoTablas"/>
             </w:pPr>
             <w:r>
-              <w:t>1.</w:t>
-            </w:r>
-            <w:r>
-              <w:tab/>
-              <w:t>Mantenimiento de equipos informáticos</w:t>
+              <w:t>Gestión de riesgos y ciberseguridad organizacional</w:t>
             </w:r>
           </w:p>
         </w:tc>
@@ -19649,60 +19665,130 @@
               <w:pStyle w:val="TextoTablas"/>
             </w:pPr>
             <w:r>
-              <w:t xml:space="preserve">Lenovo </w:t>
+              <w:t xml:space="preserve">Banco Interamericano de Desarrollo (BID). (2021). </w:t>
             </w:r>
             <w:proofErr w:type="spellStart"/>
             <w:r>
-              <w:t>Support</w:t>
+              <w:rPr>
+                <w:rStyle w:val="Extranjerismo"/>
+              </w:rPr>
+              <w:t>Gestión</w:t>
             </w:r>
             <w:proofErr w:type="spellEnd"/>
             <w:r>
-              <w:t xml:space="preserve"> CO. (s.f.). </w:t>
-            </w:r>
-            <w:r>
               <w:rPr>
-                <w:i/>
+                <w:rStyle w:val="Extranjerismo"/>
               </w:rPr>
-              <w:t xml:space="preserve">Mantener su computadora limpia: computadoras portátiles, computadoras de escritorio todo en uno, </w:t>
+              <w:t xml:space="preserve"> de </w:t>
             </w:r>
             <w:proofErr w:type="spellStart"/>
             <w:r>
               <w:rPr>
-                <w:i/>
+                <w:rStyle w:val="Extranjerismo"/>
               </w:rPr>
-              <w:t>Tiny</w:t>
+              <w:t>riesgos</w:t>
             </w:r>
             <w:proofErr w:type="spellEnd"/>
             <w:r>
               <w:rPr>
-                <w:i/>
+                <w:rStyle w:val="Extranjerismo"/>
               </w:rPr>
-              <w:t>-In-</w:t>
+              <w:t xml:space="preserve"> </w:t>
             </w:r>
             <w:proofErr w:type="spellStart"/>
             <w:r>
               <w:rPr>
-                <w:i/>
+                <w:rStyle w:val="Extranjerismo"/>
               </w:rPr>
-              <w:t>One</w:t>
+              <w:t>cibernéticos</w:t>
             </w:r>
             <w:proofErr w:type="spellEnd"/>
             <w:r>
               <w:rPr>
-                <w:i/>
+                <w:rStyle w:val="Extranjerismo"/>
               </w:rPr>
-              <w:t xml:space="preserve"> y monitores</w:t>
-            </w:r>
-            <w:r>
-              <w:t xml:space="preserve">. Lenovo </w:t>
+              <w:t xml:space="preserve"> </w:t>
             </w:r>
             <w:proofErr w:type="spellStart"/>
             <w:r>
-              <w:t>Support</w:t>
+              <w:rPr>
+                <w:rStyle w:val="Extranjerismo"/>
+              </w:rPr>
+              <w:t>en</w:t>
             </w:r>
             <w:proofErr w:type="spellEnd"/>
             <w:r>
-              <w:t xml:space="preserve"> CO.</w:t>
+              <w:rPr>
+                <w:rStyle w:val="Extranjerismo"/>
+              </w:rPr>
+              <w:t xml:space="preserve"> </w:t>
+            </w:r>
+            <w:proofErr w:type="spellStart"/>
+            <w:r>
+              <w:rPr>
+                <w:rStyle w:val="Extranjerismo"/>
+              </w:rPr>
+              <w:t>entornos</w:t>
+            </w:r>
+            <w:proofErr w:type="spellEnd"/>
+            <w:r>
+              <w:rPr>
+                <w:rStyle w:val="Extranjerismo"/>
+              </w:rPr>
+              <w:t xml:space="preserve"> de </w:t>
+            </w:r>
+            <w:proofErr w:type="spellStart"/>
+            <w:r>
+              <w:rPr>
+                <w:rStyle w:val="Extranjerismo"/>
+              </w:rPr>
+              <w:t>tecnologías</w:t>
+            </w:r>
+            <w:proofErr w:type="spellEnd"/>
+            <w:r>
+              <w:rPr>
+                <w:rStyle w:val="Extranjerismo"/>
+              </w:rPr>
+              <w:t xml:space="preserve"> </w:t>
+            </w:r>
+            <w:proofErr w:type="spellStart"/>
+            <w:r>
+              <w:rPr>
+                <w:rStyle w:val="Extranjerismo"/>
+              </w:rPr>
+              <w:t>operativas</w:t>
+            </w:r>
+            <w:proofErr w:type="spellEnd"/>
+            <w:r>
+              <w:rPr>
+                <w:rStyle w:val="Extranjerismo"/>
+              </w:rPr>
+              <w:t xml:space="preserve"> (OT): </w:t>
+            </w:r>
+            <w:proofErr w:type="spellStart"/>
+            <w:r>
+              <w:rPr>
+                <w:rStyle w:val="Extranjerismo"/>
+              </w:rPr>
+              <w:t>guía</w:t>
+            </w:r>
+            <w:proofErr w:type="spellEnd"/>
+            <w:r>
+              <w:rPr>
+                <w:rStyle w:val="Extranjerismo"/>
+              </w:rPr>
+              <w:t xml:space="preserve"> para juntas </w:t>
+            </w:r>
+            <w:proofErr w:type="spellStart"/>
+            <w:r>
+              <w:rPr>
+                <w:rStyle w:val="Extranjerismo"/>
+              </w:rPr>
+              <w:t>directivas</w:t>
+            </w:r>
+            <w:proofErr w:type="spellEnd"/>
+            <w:r>
+              <w:t>.</w:t>
             </w:r>
           </w:p>
         </w:tc>
@@ -19715,108 +19801,7 @@
               <w:pStyle w:val="TextoTablas"/>
             </w:pPr>
             <w:r>
-              <w:t>Página Web</w:t>
-            </w:r>
-          </w:p>
-        </w:tc>
-        <w:tc>
-          <w:tcPr>
-            <w:tcW w:w="2879" w:type="dxa"/>
-          </w:tcPr>
-          <w:p>
-            <w:pPr>
-              <w:pStyle w:val="TextoTablas"/>
-              <w:rPr>
-                <w:b/>
-                <w:color w:val="000000"/>
-              </w:rPr>
-            </w:pPr>
-            <w:hyperlink r:id="rId22">
-              <w:r>
-                <w:rPr>
-                  <w:color w:val="1155CC"/>
-                  <w:u w:val="single"/>
-                </w:rPr>
-                <w:t>https://support.lenovo.com/co/es/solutions/ht035676</w:t>
-              </w:r>
-            </w:hyperlink>
-          </w:p>
-          <w:p>
-            <w:pPr>
-              <w:pStyle w:val="TextoTablas"/>
-            </w:pPr>
-          </w:p>
-        </w:tc>
-      </w:tr>
-      <w:tr>
-        <w:trPr>
-          <w:cnfStyle w:val="000000100000" w:firstRow="0" w:lastRow="0" w:firstColumn="0" w:lastColumn="0" w:oddVBand="0" w:evenVBand="0" w:oddHBand="1" w:evenHBand="0" w:firstRowFirstColumn="0" w:firstRowLastColumn="0" w:lastRowFirstColumn="0" w:lastRowLastColumn="0"/>
-        </w:trPr>
-        <w:tc>
-          <w:tcPr>
-            <w:tcW w:w="1696" w:type="dxa"/>
-          </w:tcPr>
-          <w:p>
-            <w:pPr>
-              <w:pStyle w:val="TextoTablas"/>
-            </w:pPr>
-            <w:r>
-              <w:t>1.</w:t>
-            </w:r>
-            <w:r>
-              <w:tab/>
-              <w:t>Mantenimiento de equipos informáticos</w:t>
-            </w:r>
-          </w:p>
-        </w:tc>
-        <w:tc>
-          <w:tcPr>
-            <w:tcW w:w="3119" w:type="dxa"/>
-          </w:tcPr>
-          <w:p>
-            <w:pPr>
-              <w:pStyle w:val="TextoTablas"/>
-              <w:rPr>
-                <w:b/>
-              </w:rPr>
-            </w:pPr>
-            <w:r>
-              <w:t xml:space="preserve">Microsoft. (s.f.). </w:t>
-            </w:r>
-            <w:r>
-              <w:rPr>
-                <w:i/>
-              </w:rPr>
-              <w:t>Sugerencias para mejorar el rendimiento del PC en Windows</w:t>
-            </w:r>
-            <w:r>
-              <w:t>. Microsoft.</w:t>
-            </w:r>
-          </w:p>
-          <w:p>
-            <w:pPr>
-              <w:pStyle w:val="TextoTablas"/>
-              <w:rPr>
-                <w:b/>
-              </w:rPr>
-            </w:pPr>
-          </w:p>
-          <w:p>
-            <w:pPr>
-              <w:pStyle w:val="TextoTablas"/>
-            </w:pPr>
-          </w:p>
-        </w:tc>
-        <w:tc>
-          <w:tcPr>
-            <w:tcW w:w="2268" w:type="dxa"/>
-          </w:tcPr>
-          <w:p>
-            <w:pPr>
-              <w:pStyle w:val="TextoTablas"/>
-            </w:pPr>
-            <w:r>
-              <w:t>Página Web</w:t>
+              <w:t>Artículo</w:t>
             </w:r>
           </w:p>
         </w:tc>
@@ -19828,351 +19813,12 @@
             <w:pPr>
               <w:pStyle w:val="TextoTablas"/>
             </w:pPr>
-            <w:hyperlink r:id="rId23">
+            <w:hyperlink r:id="rId22" w:history="1">
               <w:r>
                 <w:rPr>
-                  <w:color w:val="1155CC"/>
-                  <w:u w:val="single"/>
+                  <w:rStyle w:val="Hipervnculo"/>
                 </w:rPr>
-                <w:t>https://support.microsoft.com/es-es/windows/sugerencias-para-mejorar-el-rendimiento-del-pc-en-windows-b3b3ef5b-5953-fb6a-2528-4bbed82fba96</w:t>
-              </w:r>
-            </w:hyperlink>
-          </w:p>
-        </w:tc>
-      </w:tr>
-      <w:tr>
-        <w:tc>
-          <w:tcPr>
-            <w:tcW w:w="1696" w:type="dxa"/>
-          </w:tcPr>
-          <w:p>
-            <w:pPr>
-              <w:pStyle w:val="TextoTablas"/>
-            </w:pPr>
-            <w:r>
-              <w:t>1.</w:t>
-            </w:r>
-            <w:r>
-              <w:tab/>
-              <w:t>Mantenimiento de equipos informáticos</w:t>
-            </w:r>
-          </w:p>
-        </w:tc>
-        <w:tc>
-          <w:tcPr>
-            <w:tcW w:w="3119" w:type="dxa"/>
-          </w:tcPr>
-          <w:p>
-            <w:pPr>
-              <w:pStyle w:val="TextoTablas"/>
-            </w:pPr>
-            <w:r>
-              <w:t xml:space="preserve">Philippe. P. (2021). </w:t>
-            </w:r>
-            <w:r>
-              <w:rPr>
-                <w:i/>
-              </w:rPr>
-              <w:t xml:space="preserve">Microsoft Azure: gestione su sistema de </w:t>
-            </w:r>
-            <w:proofErr w:type="spellStart"/>
-            <w:r>
-              <w:rPr>
-                <w:i/>
-              </w:rPr>
-              <w:t>información</w:t>
-            </w:r>
-            <w:proofErr w:type="spellEnd"/>
-            <w:r>
-              <w:rPr>
-                <w:i/>
-              </w:rPr>
-              <w:t xml:space="preserve"> en la nube.</w:t>
-            </w:r>
-            <w:r>
-              <w:t xml:space="preserve"> Ediciones ENI, 2021. Recursos </w:t>
-            </w:r>
-            <w:proofErr w:type="spellStart"/>
-            <w:r>
-              <w:t>Informáticos</w:t>
-            </w:r>
-            <w:proofErr w:type="spellEnd"/>
-            <w:r>
-              <w:t>. Web.</w:t>
-            </w:r>
-          </w:p>
-        </w:tc>
-        <w:tc>
-          <w:tcPr>
-            <w:tcW w:w="2268" w:type="dxa"/>
-          </w:tcPr>
-          <w:p>
-            <w:pPr>
-              <w:pStyle w:val="TextoTablas"/>
-            </w:pPr>
-            <w:r>
-              <w:t>Libro</w:t>
-            </w:r>
-          </w:p>
-        </w:tc>
-        <w:tc>
-          <w:tcPr>
-            <w:tcW w:w="2879" w:type="dxa"/>
-          </w:tcPr>
-          <w:p>
-            <w:pPr>
-              <w:pStyle w:val="TextoTablas"/>
-              <w:rPr>
-                <w:b/>
-                <w:color w:val="000000"/>
-              </w:rPr>
-            </w:pPr>
-            <w:hyperlink r:id="rId24">
-              <w:r>
-                <w:rPr>
-                  <w:color w:val="1155CC"/>
-                  <w:u w:val="single"/>
-                </w:rPr>
-                <w:t>https://sena-primo.hosted.exlibrisgroup.com/permalink/f/1j5choe/sena_biblioteca_eniEPT3AZWIN</w:t>
-              </w:r>
-            </w:hyperlink>
-          </w:p>
-          <w:p>
-            <w:pPr>
-              <w:pStyle w:val="TextoTablas"/>
-            </w:pPr>
-          </w:p>
-        </w:tc>
-      </w:tr>
-      <w:tr>
-        <w:trPr>
-          <w:cnfStyle w:val="000000100000" w:firstRow="0" w:lastRow="0" w:firstColumn="0" w:lastColumn="0" w:oddVBand="0" w:evenVBand="0" w:oddHBand="1" w:evenHBand="0" w:firstRowFirstColumn="0" w:firstRowLastColumn="0" w:lastRowFirstColumn="0" w:lastRowLastColumn="0"/>
-        </w:trPr>
-        <w:tc>
-          <w:tcPr>
-            <w:tcW w:w="1696" w:type="dxa"/>
-          </w:tcPr>
-          <w:p>
-            <w:pPr>
-              <w:pStyle w:val="TextoTablas"/>
-            </w:pPr>
-            <w:r>
-              <w:t>1.</w:t>
-            </w:r>
-            <w:r>
-              <w:tab/>
-              <w:t>Mantenimiento de equipos informáticos</w:t>
-            </w:r>
-          </w:p>
-        </w:tc>
-        <w:tc>
-          <w:tcPr>
-            <w:tcW w:w="3119" w:type="dxa"/>
-          </w:tcPr>
-          <w:p>
-            <w:pPr>
-              <w:pStyle w:val="TextoTablas"/>
-            </w:pPr>
-            <w:proofErr w:type="spellStart"/>
-            <w:r>
-              <w:rPr>
-                <w:lang w:val="en-US"/>
-              </w:rPr>
-              <w:t>Musy</w:t>
-            </w:r>
-            <w:proofErr w:type="spellEnd"/>
-            <w:r>
-              <w:rPr>
-                <w:lang w:val="en-US"/>
-              </w:rPr>
-              <w:t xml:space="preserve">, J. (2021). </w:t>
-            </w:r>
-            <w:r>
-              <w:rPr>
-                <w:i/>
-                <w:lang w:val="en-US"/>
-              </w:rPr>
-              <w:t xml:space="preserve">Windows PowerShell: </w:t>
-            </w:r>
-            <w:proofErr w:type="spellStart"/>
-            <w:r>
-              <w:rPr>
-                <w:i/>
-                <w:lang w:val="en-US"/>
-              </w:rPr>
-              <w:t>Administrar</w:t>
-            </w:r>
-            <w:proofErr w:type="spellEnd"/>
-            <w:r>
-              <w:rPr>
-                <w:i/>
-                <w:lang w:val="en-US"/>
-              </w:rPr>
-              <w:t xml:space="preserve"> </w:t>
-            </w:r>
-            <w:proofErr w:type="spellStart"/>
-            <w:r>
-              <w:rPr>
-                <w:i/>
-                <w:lang w:val="en-US"/>
-              </w:rPr>
-              <w:t>Puestos</w:t>
-            </w:r>
-            <w:proofErr w:type="spellEnd"/>
-            <w:r>
-              <w:rPr>
-                <w:i/>
-                <w:lang w:val="en-US"/>
-              </w:rPr>
-              <w:t xml:space="preserve"> </w:t>
-            </w:r>
-            <w:proofErr w:type="spellStart"/>
-            <w:r>
-              <w:rPr>
-                <w:i/>
-                <w:lang w:val="en-US"/>
-              </w:rPr>
-              <w:t>Cliente</w:t>
-            </w:r>
-            <w:proofErr w:type="spellEnd"/>
-            <w:r>
-              <w:rPr>
-                <w:i/>
-                <w:lang w:val="en-US"/>
-              </w:rPr>
-              <w:t xml:space="preserve"> Windows</w:t>
-            </w:r>
-            <w:r>
-              <w:rPr>
-                <w:lang w:val="en-US"/>
-              </w:rPr>
-              <w:t xml:space="preserve">. </w:t>
-            </w:r>
-            <w:r>
-              <w:t xml:space="preserve">2.ª </w:t>
-            </w:r>
-            <w:proofErr w:type="spellStart"/>
-            <w:r>
-              <w:t>edición</w:t>
-            </w:r>
-            <w:proofErr w:type="spellEnd"/>
-            <w:r>
-              <w:t>. ed. Ediciones ENI. Expert IT. Web.</w:t>
-            </w:r>
-          </w:p>
-        </w:tc>
-        <w:tc>
-          <w:tcPr>
-            <w:tcW w:w="2268" w:type="dxa"/>
-          </w:tcPr>
-          <w:p>
-            <w:pPr>
-              <w:pStyle w:val="TextoTablas"/>
-            </w:pPr>
-            <w:r>
-              <w:t>Libro</w:t>
-            </w:r>
-          </w:p>
-        </w:tc>
-        <w:tc>
-          <w:tcPr>
-            <w:tcW w:w="2879" w:type="dxa"/>
-          </w:tcPr>
-          <w:p>
-            <w:pPr>
-              <w:pStyle w:val="TextoTablas"/>
-              <w:rPr>
-                <w:b/>
-              </w:rPr>
-            </w:pPr>
-            <w:hyperlink r:id="rId25">
-              <w:r>
-                <w:rPr>
-                  <w:color w:val="1155CC"/>
-                  <w:u w:val="single"/>
-                </w:rPr>
-                <w:t>https://sena-primo.hosted.exlibrisgroup.com/permalink/f/1j5choe/sena_biblioteca_eniEIT35.1POWAW</w:t>
-              </w:r>
-            </w:hyperlink>
-          </w:p>
-          <w:p>
-            <w:pPr>
-              <w:pStyle w:val="TextoTablas"/>
-            </w:pPr>
-          </w:p>
-        </w:tc>
-      </w:tr>
-      <w:tr>
-        <w:tc>
-          <w:tcPr>
-            <w:tcW w:w="1696" w:type="dxa"/>
-          </w:tcPr>
-          <w:p>
-            <w:pPr>
-              <w:pStyle w:val="TextoTablas"/>
-            </w:pPr>
-            <w:r>
-              <w:t>1.</w:t>
-            </w:r>
-            <w:r>
-              <w:tab/>
-              <w:t>Mantenimiento de equipos informáticos</w:t>
-            </w:r>
-          </w:p>
-        </w:tc>
-        <w:tc>
-          <w:tcPr>
-            <w:tcW w:w="3119" w:type="dxa"/>
-          </w:tcPr>
-          <w:p>
-            <w:pPr>
-              <w:pStyle w:val="TextoTablas"/>
-            </w:pPr>
-            <w:r>
-              <w:t xml:space="preserve">Medina Arteaga, F y Ruiz Pernett, J. (2018). </w:t>
-            </w:r>
-            <w:r>
-              <w:rPr>
-                <w:i/>
-              </w:rPr>
-              <w:t xml:space="preserve">Diseño de un sistema de gestión de mantenimiento asistido por ordenador (GMAO) como herramienta web para gestionar solicitudes de mantenimiento y la toma de decisiones en la división de apoyo logístico de la </w:t>
-            </w:r>
-            <w:r>
-              <w:t xml:space="preserve">Universidad de Córdoba. </w:t>
-            </w:r>
-          </w:p>
-        </w:tc>
-        <w:tc>
-          <w:tcPr>
-            <w:tcW w:w="2268" w:type="dxa"/>
-          </w:tcPr>
-          <w:p>
-            <w:pPr>
-              <w:pStyle w:val="TextoTablas"/>
-            </w:pPr>
-            <w:r>
-              <w:rPr>
-                <w:color w:val="333333"/>
-              </w:rPr>
-              <w:t>Trabajo de grado - Pregrado</w:t>
-            </w:r>
-          </w:p>
-        </w:tc>
-        <w:tc>
-          <w:tcPr>
-            <w:tcW w:w="2879" w:type="dxa"/>
-          </w:tcPr>
-          <w:p>
-            <w:pPr>
-              <w:pStyle w:val="TextoTablas"/>
-            </w:pPr>
-            <w:hyperlink r:id="rId26">
-              <w:r>
-                <w:rPr>
-                  <w:color w:val="0000FF"/>
-                  <w:u w:val="single"/>
-                </w:rPr>
-                <w:t>https://repositorio.unicordoba.edu.co/handle/ucordoba/731</w:t>
+                <w:t>https://publications.iadb.org/publications/spanish/document/Gestion-de-riesgos-ciberneticos-en-entornos-de-tecnologias-operativas-OT-guia-para-juntas-directivas.pdf</w:t>
               </w:r>
             </w:hyperlink>
             <w:r>
@@ -20184,6 +19830,7 @@
     </w:tbl>
     <w:p>
       <w:pPr>
+        <w:ind w:firstLine="0"/>
         <w:rPr>
           <w:lang w:val="es-419" w:eastAsia="es-CO"/>
         </w:rPr>
@@ -20207,7 +19854,7 @@
       <w:pPr>
         <w:pStyle w:val="Titulosgenerales"/>
       </w:pPr>
-      <w:bookmarkStart w:id="15" w:name="_Toc224497595"/>
+      <w:bookmarkStart w:id="15" w:name="_Toc226384486"/>
       <w:r>
         <w:t>Referencias bibliográficas</w:t>
       </w:r>
@@ -20223,7 +19870,7 @@
       </w:r>
     </w:p>
     <w:p>
-      <w:hyperlink r:id="rId27" w:history="1">
+      <w:hyperlink r:id="rId23" w:history="1">
         <w:r>
           <w:rPr>
             <w:rStyle w:val="Hipervnculo"/>
@@ -20255,7 +19902,7 @@
       </w:r>
     </w:p>
     <w:p>
-      <w:hyperlink r:id="rId28" w:history="1">
+      <w:hyperlink r:id="rId24" w:history="1">
         <w:r>
           <w:rPr>
             <w:rStyle w:val="Hipervnculo"/>
@@ -20289,7 +19936,7 @@
       <w:pPr>
         <w:pStyle w:val="Titulosgenerales"/>
       </w:pPr>
-      <w:bookmarkStart w:id="16" w:name="_Toc224497596"/>
+      <w:bookmarkStart w:id="16" w:name="_Toc226384487"/>
       <w:r>
         <w:t>Créditos</w:t>
       </w:r>
@@ -21588,8 +21235,8 @@
       </w:pPr>
     </w:p>
     <w:sectPr>
-      <w:headerReference w:type="default" r:id="rId29"/>
-      <w:footerReference w:type="default" r:id="rId30"/>
+      <w:headerReference w:type="default" r:id="rId25"/>
+      <w:footerReference w:type="default" r:id="rId26"/>
       <w:pgSz w:w="12240" w:h="15840"/>
       <w:pgMar w:top="1701" w:right="1134" w:bottom="1134" w:left="1134" w:header="709" w:footer="737" w:gutter="0"/>
       <w:pgNumType w:start="1"/>
@@ -21751,7 +21398,7 @@
                 </wp:anchor>
               </w:drawing>
             </mc:Choice>
-            <mc:Fallback xmlns:w16sdtdh="http://schemas.microsoft.com/office/word/2020/wordml/sdtdatahash">
+            <mc:Fallback>
               <w:pict>
                 <v:shapetype w14:anchorId="797C42AF" id="_x0000_t202" coordsize="21600,21600" o:spt="202" path="m,l,21600r21600,l21600,xe">
                   <v:stroke joinstyle="miter"/>
@@ -36227,6 +35874,10 @@
 </file>
 
 <file path=customXml/item1.xml><?xml version="1.0" encoding="utf-8"?>
+<b:Sources xmlns:b="http://schemas.openxmlformats.org/officeDocument/2006/bibliography" xmlns="http://schemas.openxmlformats.org/officeDocument/2006/bibliography" SelectedStyle="\APASixthEditionOfficeOnline.xsl" StyleName="APA" Version="6"/>
+</file>
+
+<file path=customXml/item2.xml><?xml version="1.0" encoding="utf-8"?>
 <ct:contentTypeSchema xmlns:ct="http://schemas.microsoft.com/office/2006/metadata/contentType" xmlns:ma="http://schemas.microsoft.com/office/2006/metadata/properties/metaAttributes" ct:_="" ma:_="" ma:contentTypeName="Documento" ma:contentTypeID="0x0101006A81D6BD42E8DF4C91013959704817E1" ma:contentTypeVersion="15" ma:contentTypeDescription="Crear nuevo documento." ma:contentTypeScope="" ma:versionID="bf4f72ffd194f0963ff564daca6869f7">
   <xsd:schema xmlns:xsd="http://www.w3.org/2001/XMLSchema" xmlns:xs="http://www.w3.org/2001/XMLSchema" xmlns:p="http://schemas.microsoft.com/office/2006/metadata/properties" xmlns:ns2="13c90a0b-73bc-4dc0-be5f-28d77b615beb" xmlns:ns3="13c93bba-48ce-428c-bfe5-88b42c19b028" targetNamespace="http://schemas.microsoft.com/office/2006/metadata/properties" ma:root="true" ma:fieldsID="8718d6f4873a5b1392a45044efa78385" ns2:_="" ns3:_="">
     <xsd:import namespace="13c90a0b-73bc-4dc0-be5f-28d77b615beb"/>
@@ -36461,20 +36112,7 @@
 </ct:contentTypeSchema>
 </file>
 
-<file path=customXml/item2.xml><?xml version="1.0" encoding="utf-8"?>
-<b:Sources xmlns:b="http://schemas.openxmlformats.org/officeDocument/2006/bibliography" xmlns="http://schemas.openxmlformats.org/officeDocument/2006/bibliography" SelectedStyle="\APASixthEditionOfficeOnline.xsl" StyleName="APA" Version="6"/>
-</file>
-
 <file path=customXml/item3.xml><?xml version="1.0" encoding="utf-8"?>
-<?mso-contentType ?>
-<FormTemplates xmlns="http://schemas.microsoft.com/sharepoint/v3/contenttype/forms">
-  <Display>DocumentLibraryForm</Display>
-  <Edit>DocumentLibraryForm</Edit>
-  <New>DocumentLibraryForm</New>
-</FormTemplates>
-</file>
-
-<file path=customXml/item4.xml><?xml version="1.0" encoding="utf-8"?>
 <p:properties xmlns:p="http://schemas.microsoft.com/office/2006/metadata/properties" xmlns:xsi="http://www.w3.org/2001/XMLSchema-instance" xmlns:pc="http://schemas.microsoft.com/office/infopath/2007/PartnerControls">
   <documentManagement>
     <TaxCatchAll xmlns="13c90a0b-73bc-4dc0-be5f-28d77b615beb" xsi:nil="true"/>
@@ -36493,7 +36131,24 @@
 </p:properties>
 </file>
 
+<file path=customXml/item4.xml><?xml version="1.0" encoding="utf-8"?>
+<?mso-contentType ?>
+<FormTemplates xmlns="http://schemas.microsoft.com/sharepoint/v3/contenttype/forms">
+  <Display>DocumentLibraryForm</Display>
+  <Edit>DocumentLibraryForm</Edit>
+  <New>DocumentLibraryForm</New>
+</FormTemplates>
+</file>
+
 <file path=customXml/itemProps1.xml><?xml version="1.0" encoding="utf-8"?>
+<ds:datastoreItem xmlns:ds="http://schemas.openxmlformats.org/officeDocument/2006/customXml" ds:itemID="{7DC3BEF1-1D6C-4136-8DAF-4A8D0404C2D1}">
+  <ds:schemaRefs>
+    <ds:schemaRef ds:uri="http://schemas.openxmlformats.org/officeDocument/2006/bibliography"/>
+  </ds:schemaRefs>
+</ds:datastoreItem>
+</file>
+
+<file path=customXml/itemProps2.xml><?xml version="1.0" encoding="utf-8"?>
 <ds:datastoreItem xmlns:ds="http://schemas.openxmlformats.org/officeDocument/2006/customXml" ds:itemID="{78488964-634B-4AAD-98FF-D8214F6B5AC1}">
   <ds:schemaRefs>
     <ds:schemaRef ds:uri="http://schemas.microsoft.com/office/2006/metadata/contentType"/>
@@ -36512,23 +36167,7 @@
 </ds:datastoreItem>
 </file>
 
-<file path=customXml/itemProps2.xml><?xml version="1.0" encoding="utf-8"?>
-<ds:datastoreItem xmlns:ds="http://schemas.openxmlformats.org/officeDocument/2006/customXml" ds:itemID="{7DC3BEF1-1D6C-4136-8DAF-4A8D0404C2D1}">
-  <ds:schemaRefs>
-    <ds:schemaRef ds:uri="http://schemas.openxmlformats.org/officeDocument/2006/bibliography"/>
-  </ds:schemaRefs>
-</ds:datastoreItem>
-</file>
-
 <file path=customXml/itemProps3.xml><?xml version="1.0" encoding="utf-8"?>
-<ds:datastoreItem xmlns:ds="http://schemas.openxmlformats.org/officeDocument/2006/customXml" ds:itemID="{0932EC34-D7DC-4028-8CB6-D96A866ADB02}">
-  <ds:schemaRefs>
-    <ds:schemaRef ds:uri="http://schemas.microsoft.com/sharepoint/v3/contenttype/forms"/>
-  </ds:schemaRefs>
-</ds:datastoreItem>
-</file>
-
-<file path=customXml/itemProps4.xml><?xml version="1.0" encoding="utf-8"?>
 <ds:datastoreItem xmlns:ds="http://schemas.openxmlformats.org/officeDocument/2006/customXml" ds:itemID="{539895FE-F7E5-4735-8065-4CEA47F81D43}">
   <ds:schemaRefs>
     <ds:schemaRef ds:uri="http://schemas.microsoft.com/office/2006/metadata/properties"/>
@@ -36537,4 +36176,12 @@
     <ds:schemaRef ds:uri="13c93bba-48ce-428c-bfe5-88b42c19b028"/>
   </ds:schemaRefs>
 </ds:datastoreItem>
+</file>
+
+<file path=customXml/itemProps4.xml><?xml version="1.0" encoding="utf-8"?>
+<ds:datastoreItem xmlns:ds="http://schemas.openxmlformats.org/officeDocument/2006/customXml" ds:itemID="{0932EC34-D7DC-4028-8CB6-D96A866ADB02}">
+  <ds:schemaRefs>
+    <ds:schemaRef ds:uri="http://schemas.microsoft.com/sharepoint/v3/contenttype/forms"/>
+  </ds:schemaRefs>
+</ds:datastoreItem>
 </file>
--- a/fuentes/228147_CF03_DU.docx
+++ b/fuentes/228147_CF03_DU.docx
@@ -1,6 +1,6 @@
 
 <file path=word/document.xml><?xml version="1.0" encoding="utf-8"?>
-<w:document xmlns:wpc="http://schemas.microsoft.com/office/word/2010/wordprocessingCanvas" xmlns:cx="http://schemas.microsoft.com/office/drawing/2014/chartex" xmlns:cx1="http://schemas.microsoft.com/office/drawing/2015/9/8/chartex" xmlns:cx2="http://schemas.microsoft.com/office/drawing/2015/10/21/chartex" xmlns:cx3="http://schemas.microsoft.com/office/drawing/2016/5/9/chartex" xmlns:cx4="http://schemas.microsoft.com/office/drawing/2016/5/10/chartex" xmlns:cx5="http://schemas.microsoft.com/office/drawing/2016/5/11/chartex" xmlns:cx6="http://schemas.microsoft.com/office/drawing/2016/5/12/chartex" xmlns:cx7="http://schemas.microsoft.com/office/drawing/2016/5/13/chartex" xmlns:cx8="http://schemas.microsoft.com/office/drawing/2016/5/14/chartex" xmlns:mc="http://schemas.openxmlformats.org/markup-compatibility/2006" xmlns:aink="http://schemas.microsoft.com/office/drawing/2016/ink" xmlns:am3d="http://schemas.microsoft.com/office/drawing/2017/model3d" xmlns:o="urn:schemas-microsoft-com:office:office" xmlns:oel="http://schemas.microsoft.com/office/2019/extlst" xmlns:r="http://schemas.openxmlformats.org/officeDocument/2006/relationships" xmlns:m="http://schemas.openxmlformats.org/officeDocument/2006/math" xmlns:v="urn:schemas-microsoft-com:vml" xmlns:wp14="http://schemas.microsoft.com/office/word/2010/wordprocessingDrawing" xmlns:wp="http://schemas.openxmlformats.org/drawingml/2006/wordprocessingDrawing" xmlns:w10="urn:schemas-microsoft-com:office:word" xmlns:w="http://schemas.openxmlformats.org/wordprocessingml/2006/main" xmlns:w14="http://schemas.microsoft.com/office/word/2010/wordml" xmlns:w15="http://schemas.microsoft.com/office/word/2012/wordml" xmlns:w16cex="http://schemas.microsoft.com/office/word/2018/wordml/cex" xmlns:w16cid="http://schemas.microsoft.com/office/word/2016/wordml/cid" xmlns:w16="http://schemas.microsoft.com/office/word/2018/wordml" xmlns:w16sdtdh="http://schemas.microsoft.com/office/word/2020/wordml/sdtdatahash" xmlns:w16se="http://schemas.microsoft.com/office/word/2015/wordml/symex" xmlns:wpg="http://schemas.microsoft.com/office/word/2010/wordprocessingGroup" xmlns:wpi="http://schemas.microsoft.com/office/word/2010/wordprocessingInk" xmlns:wne="http://schemas.microsoft.com/office/word/2006/wordml" xmlns:wps="http://schemas.microsoft.com/office/word/2010/wordprocessingShape" mc:Ignorable="w14 w15 w16se w16cid w16 w16cex w16sdtdh wp14">
+<w:document xmlns:wpc="http://schemas.microsoft.com/office/word/2010/wordprocessingCanvas" xmlns:cx="http://schemas.microsoft.com/office/drawing/2014/chartex" xmlns:cx1="http://schemas.microsoft.com/office/drawing/2015/9/8/chartex" xmlns:cx2="http://schemas.microsoft.com/office/drawing/2015/10/21/chartex" xmlns:cx3="http://schemas.microsoft.com/office/drawing/2016/5/9/chartex" xmlns:cx4="http://schemas.microsoft.com/office/drawing/2016/5/10/chartex" xmlns:cx5="http://schemas.microsoft.com/office/drawing/2016/5/11/chartex" xmlns:cx6="http://schemas.microsoft.com/office/drawing/2016/5/12/chartex" xmlns:cx7="http://schemas.microsoft.com/office/drawing/2016/5/13/chartex" xmlns:cx8="http://schemas.microsoft.com/office/drawing/2016/5/14/chartex" xmlns:mc="http://schemas.openxmlformats.org/markup-compatibility/2006" xmlns:aink="http://schemas.microsoft.com/office/drawing/2016/ink" xmlns:am3d="http://schemas.microsoft.com/office/drawing/2017/model3d" xmlns:o="urn:schemas-microsoft-com:office:office" xmlns:r="http://schemas.openxmlformats.org/officeDocument/2006/relationships" xmlns:m="http://schemas.openxmlformats.org/officeDocument/2006/math" xmlns:v="urn:schemas-microsoft-com:vml" xmlns:wp14="http://schemas.microsoft.com/office/word/2010/wordprocessingDrawing" xmlns:wp="http://schemas.openxmlformats.org/drawingml/2006/wordprocessingDrawing" xmlns:w10="urn:schemas-microsoft-com:office:word" xmlns:w="http://schemas.openxmlformats.org/wordprocessingml/2006/main" xmlns:w14="http://schemas.microsoft.com/office/word/2010/wordml" xmlns:w15="http://schemas.microsoft.com/office/word/2012/wordml" xmlns:w16cex="http://schemas.microsoft.com/office/word/2018/wordml/cex" xmlns:w16cid="http://schemas.microsoft.com/office/word/2016/wordml/cid" xmlns:w16="http://schemas.microsoft.com/office/word/2018/wordml" xmlns:w16sdtdh="http://schemas.microsoft.com/office/word/2020/wordml/sdtdatahash" xmlns:w16se="http://schemas.microsoft.com/office/word/2015/wordml/symex" xmlns:wpg="http://schemas.microsoft.com/office/word/2010/wordprocessingGroup" xmlns:wpi="http://schemas.microsoft.com/office/word/2010/wordprocessingInk" xmlns:wne="http://schemas.microsoft.com/office/word/2006/wordml" xmlns:wps="http://schemas.microsoft.com/office/word/2010/wordprocessingShape" mc:Ignorable="w14 w15 w16se w16cid w16 w16cex w16sdtdh wp14">
   <w:body>
     <w:p>
       <w:r>
@@ -202,7 +202,7 @@
               </wp:anchor>
             </w:drawing>
           </mc:Choice>
-          <mc:Fallback>
+          <mc:Fallback xmlns:oel="http://schemas.microsoft.com/office/2019/extlst">
             <w:pict>
               <v:rect w14:anchorId="24291E3F" id="Rectángulo 3" o:spid="_x0000_s1026" alt="&quot;&quot;" style="position:absolute;margin-left:-55.95pt;margin-top:26.4pt;width:613.85pt;height:164.25pt;z-index:-251655168;visibility:visible;mso-wrap-style:square;mso-height-percent:0;mso-wrap-distance-left:9pt;mso-wrap-distance-top:0;mso-wrap-distance-right:9pt;mso-wrap-distance-bottom:0;mso-position-horizontal:absolute;mso-position-horizontal-relative:text;mso-position-vertical:absolute;mso-position-vertical-relative:text;mso-height-percent:0;mso-height-relative:margin;v-text-anchor:middle" o:gfxdata="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" fillcolor="#00314d" stroked="f" strokeweight="1pt"/>
             </w:pict>
@@ -327,7 +327,7 @@
                 <v:stroke joinstyle="miter"/>
                 <v:path gradientshapeok="t" o:connecttype="rect"/>
               </v:shapetype>
-              <v:shape id="Cuadro de texto 2" o:spid="_x0000_s1026" type="#_x0000_t202" alt="&quot;&quot;" style="position:absolute;left:0;text-align:left;margin-left:-25.2pt;margin-top:10.9pt;width:549pt;height:104.25pt;z-index:251663360;visibility:visible;mso-wrap-style:square;mso-width-percent:0;mso-height-percent:0;mso-wrap-distance-left:9pt;mso-wrap-distance-top:3.6pt;mso-wrap-distance-right:9pt;mso-wrap-distance-bottom:3.6pt;mso-position-horizontal:absolute;mso-position-horizontal-relative:margin;mso-position-vertical:absolute;mso-position-vertical-relative:text;mso-width-percent:0;mso-height-percent:0;mso-width-relative:margin;mso-height-relative:margin;v-text-anchor:top" o:gfxdata="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" filled="f" stroked="f">
+              <v:shape id="Cuadro de texto 2" o:spid="_x0000_s1026" type="#_x0000_t202" alt="&quot;&quot;" style="position:absolute;left:0;text-align:left;margin-left:-25.2pt;margin-top:10.9pt;width:549pt;height:104.25pt;z-index:251663360;visibility:visible;mso-wrap-style:square;mso-width-percent:0;mso-height-percent:0;mso-wrap-distance-left:9pt;mso-wrap-distance-top:3.6pt;mso-wrap-distance-right:9pt;mso-wrap-distance-bottom:3.6pt;mso-position-horizontal:absolute;mso-position-horizontal-relative:margin;mso-position-vertical:absolute;mso-position-vertical-relative:text;mso-width-percent:0;mso-height-percent:0;mso-width-relative:margin;mso-height-relative:margin;v-text-anchor:top" o:gfxdata="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" filled="f" stroked="f">
                 <v:textbox>
                   <w:txbxContent>
                     <w:p>
@@ -545,6 +545,7 @@
           <w:docPartUnique/>
         </w:docPartObj>
       </w:sdtPr>
+      <w:sdtEndPr/>
       <w:sdtContent>
         <w:p>
           <w:pPr>
@@ -1059,7 +1060,7 @@
                 <w:noProof/>
                 <w:webHidden/>
               </w:rPr>
-              <w:t>46</w:t>
+              <w:t>45</w:t>
             </w:r>
             <w:r>
               <w:rPr>
@@ -2273,10 +2274,16 @@
           <w:noProof/>
         </w:rPr>
         <w:drawing>
-          <wp:inline distT="0" distB="0" distL="0" distR="0" wp14:anchorId="7DDB9676" wp14:editId="33B71F02">
+          <wp:inline distT="0" distB="0" distL="0" distR="0" wp14:anchorId="7DDB9676" wp14:editId="6BD8FA2D">
             <wp:extent cx="4038600" cy="2271713"/>
             <wp:effectExtent l="0" t="0" r="0" b="0"/>
-            <wp:docPr id="1" name="Picture 1"/>
+            <wp:docPr id="1" name="Picture 1">
+              <a:extLst xmlns:a="http://schemas.openxmlformats.org/drawingml/2006/main">
+                <a:ext uri="{C183D7F6-B498-43B3-948B-1728B52AA6E4}">
+                  <adec:decorative xmlns:adec="http://schemas.microsoft.com/office/drawing/2017/decorative" val="1"/>
+                </a:ext>
+              </a:extLst>
+            </wp:docPr>
             <wp:cNvGraphicFramePr>
               <a:graphicFrameLocks xmlns:a="http://schemas.openxmlformats.org/drawingml/2006/main" noChangeAspect="1"/>
             </wp:cNvGraphicFramePr>
@@ -2284,7 +2291,13 @@
               <a:graphicData uri="http://schemas.openxmlformats.org/drawingml/2006/picture">
                 <pic:pic xmlns:pic="http://schemas.openxmlformats.org/drawingml/2006/picture">
                   <pic:nvPicPr>
-                    <pic:cNvPr id="0" name="image.jpg"/>
+                    <pic:cNvPr id="1" name="Picture 1">
+                      <a:extLst>
+                        <a:ext uri="{C183D7F6-B498-43B3-948B-1728B52AA6E4}">
+                          <adec:decorative xmlns:adec="http://schemas.microsoft.com/office/drawing/2017/decorative" val="1"/>
+                        </a:ext>
+                      </a:extLst>
+                    </pic:cNvPr>
                     <pic:cNvPicPr/>
                   </pic:nvPicPr>
                   <pic:blipFill>
@@ -2344,13 +2357,24 @@
           <w:p>
             <w:pPr>
               <w:ind w:firstLine="0"/>
-              <w:jc w:val="center"/>
             </w:pPr>
             <w:r>
               <w:rPr>
                 <w:b/>
               </w:rPr>
-              <w:t>Síntesis del video. Características del mantenimiento de equipos informáticos</w:t>
+              <w:t>Transcripción</w:t>
+            </w:r>
+            <w:r>
+              <w:rPr>
+                <w:b/>
+              </w:rPr>
+              <w:t xml:space="preserve"> </w:t>
+            </w:r>
+            <w:r>
+              <w:rPr>
+                <w:b/>
+              </w:rPr>
+              <w:t>del video. Características del mantenimiento de equipos informáticos</w:t>
             </w:r>
           </w:p>
         </w:tc>
@@ -3167,7 +3191,21 @@
           <w:b/>
           <w:bCs/>
         </w:rPr>
-        <w:t>Evite sobrecalentar tu dispositivo</w:t>
+        <w:t xml:space="preserve">Evite sobrecalentar </w:t>
+      </w:r>
+      <w:r>
+        <w:rPr>
+          <w:b/>
+          <w:bCs/>
+        </w:rPr>
+        <w:t>s</w:t>
+      </w:r>
+      <w:r>
+        <w:rPr>
+          <w:b/>
+          <w:bCs/>
+        </w:rPr>
+        <w:t>u dispositivo</w:t>
       </w:r>
       <w:r>
         <w:t xml:space="preserve">. </w:t>
@@ -3233,7 +3271,7 @@
         <w:t>spam</w:t>
       </w:r>
       <w:r>
-        <w:t xml:space="preserve"> mientras navegas</w:t>
+        <w:t xml:space="preserve"> mientras navega</w:t>
       </w:r>
     </w:p>
     <w:p>
@@ -3761,7 +3799,13 @@
         <w:t>Google</w:t>
       </w:r>
       <w:r>
-        <w:t xml:space="preserve"> para ver qué información puede encontrar y, si aún tiene dudas, abstenerse de instalar el programa por completo. y ejecute un análisis al menos una vez a la semana.</w:t>
+        <w:t xml:space="preserve"> para ver qué información puede encontrar y, si aún tiene dudas, abstenerse de instalar el programa por completo. </w:t>
+      </w:r>
+      <w:r>
+        <w:t>Y</w:t>
+      </w:r>
+      <w:r>
+        <w:t xml:space="preserve"> ejecute un análisis al menos una vez a la semana.</w:t>
       </w:r>
     </w:p>
     <w:p>
@@ -3922,7 +3966,13 @@
         <w:ind w:left="993"/>
       </w:pPr>
       <w:r>
-        <w:t xml:space="preserve">El soporte informático se puede realizar localmente operando físicamente el dispositivo o de forma remota, iniciando sesión en la computadora de un usuario final para analizar un problema. </w:t>
+        <w:t>El soporte informático se puede realizar localmente</w:t>
+      </w:r>
+      <w:r>
+        <w:t>,</w:t>
+      </w:r>
+      <w:r>
+        <w:t xml:space="preserve"> operando físicamente el dispositivo o de forma remota, iniciando sesión en la computadora de un usuario final para analizar un problema. </w:t>
       </w:r>
     </w:p>
     <w:p>
@@ -5219,7 +5269,19 @@
         <w:t xml:space="preserve">. </w:t>
       </w:r>
       <w:r>
-        <w:t>Consulte la documentación o llame al fabricante para averiguar si la pantalla de su monitor tiene revestimientos antideslumbrantes u otros revestimientos delicados. Si es así, pregunte al fabricante o las instrucciones de limpieza. Si no tiene estos revestimientos especiales, puede rociar un limpiador de ventanas en un paño sin pelusa y limpiarlo. No rocíe directamente sobre la pantalla. Los productos químicos pueden gotear dentro del monitor y dañarlo.</w:t>
+        <w:t xml:space="preserve">Consulte la documentación o llame al fabricante para averiguar si la pantalla de su monitor tiene revestimientos antideslumbrantes u otros revestimientos delicados. Si es así, pregunte al fabricante </w:t>
+      </w:r>
+      <w:r>
+        <w:t>p</w:t>
+      </w:r>
+      <w:r>
+        <w:t>o</w:t>
+      </w:r>
+      <w:r>
+        <w:t>r</w:t>
+      </w:r>
+      <w:r>
+        <w:t xml:space="preserve"> las instrucciones de limpieza. Si no tiene estos revestimientos especiales, puede rociar un limpiador de ventanas en un paño sin pelusa y limpiarlo. No rocíe directamente sobre la pantalla. Los productos químicos pueden gotear dentro del monitor y dañarlo.</w:t>
       </w:r>
     </w:p>
     <w:p>
@@ -7779,48 +7841,39 @@
       </w:r>
     </w:p>
     <w:p>
+      <w:r>
+        <w:t>El objetivo principal de esta división es proporcionar a un empleado información en un ámbito particular y para una situación particular.</w:t>
+      </w:r>
+    </w:p>
+    <w:p>
+      <w:pPr>
+        <w:pStyle w:val="Ttulo3"/>
+      </w:pPr>
+      <w:r>
+        <w:t>¿Qué se incluye en un manual de operación y mantenimiento?</w:t>
+      </w:r>
+    </w:p>
+    <w:p>
+      <w:r>
+        <w:t xml:space="preserve">Por supuesto, los manuales pueden ser bastante diversos (maquinaria, construcción, </w:t>
+      </w:r>
+      <w:r>
+        <w:rPr>
+          <w:rStyle w:val="Extranjerismo"/>
+        </w:rPr>
+        <w:t>software</w:t>
+      </w:r>
+      <w:r>
+        <w:t>, etc.) y su contenido puede ser diferente, pero estas son las cosas que probablemente encontrará en uno de ellos:</w:t>
+      </w:r>
+    </w:p>
+    <w:p>
       <w:pPr>
         <w:pStyle w:val="Listaconvietas"/>
         <w:ind w:left="1134"/>
       </w:pPr>
       <w:r>
-        <w:t>Manuales de asistencia técnica.</w:t>
-      </w:r>
-    </w:p>
-    <w:p>
-      <w:r>
-        <w:t>El objetivo principal de esta división es proporcionar a un empleado información en un ámbito particular y para una situación particular.</w:t>
-      </w:r>
-    </w:p>
-    <w:p>
-      <w:pPr>
-        <w:pStyle w:val="Ttulo3"/>
-      </w:pPr>
-      <w:r>
         <w:lastRenderedPageBreak/>
-        <w:t>¿Qué se incluye en un manual de operación y mantenimiento?</w:t>
-      </w:r>
-    </w:p>
-    <w:p>
-      <w:r>
-        <w:t xml:space="preserve">Por supuesto, los manuales pueden ser bastante diversos (maquinaria, construcción, </w:t>
-      </w:r>
-      <w:r>
-        <w:rPr>
-          <w:rStyle w:val="Extranjerismo"/>
-        </w:rPr>
-        <w:t>software</w:t>
-      </w:r>
-      <w:r>
-        <w:t>, etc.) y su contenido puede ser diferente, pero estas son las cosas que probablemente encontrará en uno de ellos:</w:t>
-      </w:r>
-    </w:p>
-    <w:p>
-      <w:pPr>
-        <w:pStyle w:val="Listaconvietas"/>
-        <w:ind w:left="1134"/>
-      </w:pPr>
-      <w:r>
         <w:t>Información general: audiencia, terminología, alcance de un manual, etc.</w:t>
       </w:r>
     </w:p>
@@ -7958,7 +8011,6 @@
         <w:ind w:left="993"/>
       </w:pPr>
       <w:r>
-        <w:lastRenderedPageBreak/>
         <w:t>Cada uno de ellos tiene sus propias ventajas y desventajas y está dirigido a resolver problemas particulares.</w:t>
       </w:r>
     </w:p>
@@ -7985,6 +8037,7 @@
         <w:ind w:left="993"/>
       </w:pPr>
       <w:r>
+        <w:lastRenderedPageBreak/>
         <w:t>El equipo de más que nadie, conoce los problemas a los que se enfrentan los redactores técnicos a diario.</w:t>
       </w:r>
     </w:p>
@@ -8037,13 +8090,16 @@
         <w:pStyle w:val="Ttulo3"/>
       </w:pPr>
       <w:r>
+        <w:t>Análisis profundo</w:t>
+      </w:r>
+    </w:p>
+    <w:p>
+      <w:r>
+        <w:t xml:space="preserve">¿Su herramienta le permite realizar un seguimiento de la preparación de su proyecto o si los usuarios encuentran útiles sus temas o no? ¿Cuáles de los temas son </w:t>
+      </w:r>
+      <w:r>
         <w:lastRenderedPageBreak/>
-        <w:t>Análisis profundo</w:t>
-      </w:r>
-    </w:p>
-    <w:p>
-      <w:r>
-        <w:t>¿Su herramienta le permite realizar un seguimiento de la preparación de su proyecto o si los usuarios encuentran útiles sus temas o no? ¿Cuáles de los temas son más populares y cuáles no? Las estadísticas detalladas pueden mostrarle todos los puntos débiles de su documentación.</w:t>
+        <w:t>más populares y cuáles no? Las estadísticas detalladas pueden mostrarle todos los puntos débiles de su documentación.</w:t>
       </w:r>
     </w:p>
     <w:p>
@@ -8087,7 +8143,6 @@
       </w:pPr>
       <w:bookmarkStart w:id="6" w:name="_Toc228165805"/>
       <w:r>
-        <w:lastRenderedPageBreak/>
         <w:t>Especificaciones</w:t>
       </w:r>
       <w:bookmarkEnd w:id="6"/>
@@ -8111,6 +8166,7 @@
           <w:b/>
           <w:bCs/>
         </w:rPr>
+        <w:lastRenderedPageBreak/>
         <w:t>Los manuales de productos</w:t>
       </w:r>
       <w:r>
@@ -8267,7 +8323,6 @@
           <w:b/>
           <w:bCs/>
         </w:rPr>
-        <w:lastRenderedPageBreak/>
         <w:t>Las notas de lanzamiento de la versión</w:t>
       </w:r>
       <w:r>
@@ -8300,6 +8355,7 @@
           <w:b/>
           <w:bCs/>
         </w:rPr>
+        <w:lastRenderedPageBreak/>
         <w:t>Los manuales técnicos</w:t>
       </w:r>
       <w:r>
@@ -8360,11 +8416,31 @@
     </w:p>
     <w:p>
       <w:r>
-        <w:t xml:space="preserve">Conozca los usuarios. Descubra cómo están utilizando sus productos, cuáles son sus desafíos y su nivel de experiencia técnica. Esto le permitirá presentar su manual al nivel correcto sin presionar a sus usuarios más allá de sus habilidades actuales. Su equipo de atención al cliente puede ser un recurso valioso cuando se trata de conocer a </w:t>
-      </w:r>
+        <w:t>Conozca los usuarios. Descubra cómo están utilizando sus productos, cuáles son sus desafíos y su nivel de experiencia técnica. Esto le permitirá presentar su manual al nivel correcto sin presionar a sus usuarios más allá de sus habilidades actuales. Su equipo de atención al cliente puede ser un recurso valioso cuando se trata de conocer a sus clientes. Podrán decirle qué preguntas hacen los clientes con frecuencia y cómo los clientes usan sus productos.</w:t>
+      </w:r>
+    </w:p>
+    <w:p>
+      <w:pPr>
+        <w:pStyle w:val="Ttulo4"/>
+      </w:pPr>
       <w:r>
         <w:lastRenderedPageBreak/>
-        <w:t>sus clientes. Podrán decirle qué preguntas hacen los clientes con frecuencia y cómo los clientes usan sus productos.</w:t>
+        <w:t>Diseñe una plantilla</w:t>
+      </w:r>
+    </w:p>
+    <w:p>
+      <w:r>
+        <w:t xml:space="preserve">Todos sus documentos dentro de su manual técnico deben seguir una estructura predefinida. Cuando sus usuarios saben qué esperar, esto mejora su experiencia con el manual y hace que su contenido sea más consistente. Esto es especialmente crítico cuando está utilizando un equipo de escritores para crear su manual, como probablemente lo será. </w:t>
+      </w:r>
+    </w:p>
+    <w:p>
+      <w:r>
+        <w:t xml:space="preserve">La plantilla debe contener información vital relacionada con la estructura del documento. Esto incluye si usar una tabla de contenido, los títulos y subtítulos, así como las opciones de formato. </w:t>
+      </w:r>
+    </w:p>
+    <w:p>
+      <w:r>
+        <w:t>Tener una plantilla estandarizada les brinda a sus escritores un tiempo más fácil cuando se trata de crear contenido nuevo. Pueden seguir un conjunto de reglas predefinidas que su organización ha implementado para garantizar la correcta presentación del contenido.</w:t>
       </w:r>
     </w:p>
     <w:p>
@@ -8372,39 +8448,16 @@
         <w:pStyle w:val="Ttulo4"/>
       </w:pPr>
       <w:r>
-        <w:t>Diseñe una plantilla</w:t>
-      </w:r>
-    </w:p>
-    <w:p>
-      <w:r>
-        <w:t xml:space="preserve">Todos sus documentos dentro de su manual técnico deben seguir una estructura predefinida. Cuando sus usuarios saben qué esperar, esto mejora su experiencia con el manual y hace que su contenido sea más consistente. Esto es especialmente crítico cuando está utilizando un equipo de escritores para crear su manual, como probablemente lo será. </w:t>
-      </w:r>
-    </w:p>
-    <w:p>
-      <w:r>
-        <w:t xml:space="preserve">La plantilla debe contener información vital relacionada con la estructura del documento. Esto incluye si usar una tabla de contenido, los títulos y subtítulos, así como las opciones de formato. </w:t>
-      </w:r>
-    </w:p>
-    <w:p>
-      <w:r>
-        <w:t>Tener una plantilla estandarizada les brinda a sus escritores un tiempo más fácil cuando se trata de crear contenido nuevo. Pueden seguir un conjunto de reglas predefinidas que su organización ha implementado para garantizar la correcta presentación del contenido.</w:t>
-      </w:r>
-    </w:p>
-    <w:p>
-      <w:pPr>
-        <w:pStyle w:val="Ttulo4"/>
-      </w:pPr>
-      <w:r>
         <w:t>Resuma el propósito del producto/característica</w:t>
       </w:r>
     </w:p>
     <w:p>
       <w:r>
-        <w:t xml:space="preserve">Cuando se trata de escribir su manual técnico, debe asegurarse de que es el experto cuando se trata de explicar su producto y cómo usarlo. Reserve suficiente tiempo para explorar todo sobre los productos y su caso de uso previsto, así como sus características y cómo operarlos. En esta etapa, probablemente querrá obtener información de expertos en la materia, como ingenieros o gerentes de productos, quienes tendrán una contribución significativa para hacer su documentación. Podrán proporcionar información sobre el producto que no esperaría, como fallas comunes y métodos de solución de problemas. También es posible que desee encuestar a sus </w:t>
+        <w:t xml:space="preserve">Cuando se trata de escribir su manual técnico, debe asegurarse de que es el experto cuando se trata de explicar su producto y cómo usarlo. Reserve suficiente tiempo para explorar todo sobre los productos y su caso de uso previsto, así como sus características y cómo operarlos. En esta etapa, probablemente querrá obtener información de expertos en la materia, como ingenieros o gerentes de productos, quienes tendrán una contribución significativa para hacer su documentación. Podrán proporcionar información sobre el producto que no esperaría, como fallas comunes y métodos de solución de problemas. También es posible que desee encuestar a sus clientes para averiguar cómo utilizan su producto y sus funciones. Luego puede </w:t>
       </w:r>
       <w:r>
         <w:lastRenderedPageBreak/>
-        <w:t>clientes para averiguar cómo utilizan su producto y sus funciones. Luego puede asegurarse de que su manual técnico sea completo y se adapte a las necesidades de sus clientes.</w:t>
+        <w:t>asegurarse de que su manual técnico sea completo y se adapte a las necesidades de sus clientes.</w:t>
       </w:r>
     </w:p>
     <w:p>
@@ -8747,7 +8800,7 @@
         <w:ind w:left="1134"/>
       </w:pPr>
       <w:r>
-        <w:t>Hay muchas razones para tener un manual de políticas y procedimientos, incluyendo; controles internos, cumplimiento normativo, capacitación de empleados y consistencia, por nombrar algunos.</w:t>
+        <w:t>Hay muchas razones para tener un manual de políticas y procedimientos, incluyendo controles internos, cumplimiento normativo, capacitación de empleados y consistencia, por nombrar algunos.</w:t>
       </w:r>
     </w:p>
     <w:p>
@@ -10039,7 +10092,15 @@
         <w:ind w:left="1134"/>
       </w:pPr>
       <w:r>
-        <w:t>Pulverizar aire comprimido en un ventilador o limpiar un ventilador con una aspiradora puede causar daños o generar una contra tensión.</w:t>
+        <w:t xml:space="preserve">Pulverizar aire comprimido en un ventilador o limpiar un ventilador con una aspiradora puede causar daños o generar una </w:t>
+      </w:r>
+      <w:proofErr w:type="spellStart"/>
+      <w:r>
+        <w:t>contratensión</w:t>
+      </w:r>
+      <w:proofErr w:type="spellEnd"/>
+      <w:r>
+        <w:t>.</w:t>
       </w:r>
     </w:p>
     <w:p>
@@ -10066,38 +10127,6 @@
       </w:pPr>
       <w:r>
         <w:t>Herramientas de limpieza</w:t>
-      </w:r>
-    </w:p>
-    <w:p>
-      <w:r>
-        <w:rPr>
-          <w:b/>
-          <w:bCs/>
-          <w:lang w:val="es-419" w:eastAsia="es-CO"/>
-        </w:rPr>
-        <w:t>Paño</w:t>
-      </w:r>
-      <w:r>
-        <w:rPr>
-          <w:lang w:val="es-419" w:eastAsia="es-CO"/>
-        </w:rPr>
-        <w:t xml:space="preserve">. </w:t>
-      </w:r>
-      <w:r>
-        <w:t xml:space="preserve">Un paño de algodón es la mejor herramienta para frotar los componentes de la computadora. Las toallas de papel se pueden usar con la mayoría de los accesorios, pero siempre recomendamos usar un paño siempre que sea posible. Sin </w:t>
-      </w:r>
-      <w:r>
-        <w:lastRenderedPageBreak/>
-        <w:t xml:space="preserve">embargo, solo use un paño cuando limpie componentes como la carcasa, la unidad, el </w:t>
-      </w:r>
-      <w:r>
-        <w:rPr>
-          <w:rStyle w:val="Extranjerismo"/>
-        </w:rPr>
-        <w:t>mouse</w:t>
-      </w:r>
-      <w:r>
-        <w:t xml:space="preserve"> y el teclado. No use un paño para limpiar ningún circuito, como la RAM o la placa base.</w:t>
       </w:r>
     </w:p>
     <w:p>
@@ -10113,14 +10142,38 @@
         <w:rPr>
           <w:b/>
           <w:bCs/>
-        </w:rPr>
-        <w:t>Agua o alcohol isopropílico</w:t>
-      </w:r>
-      <w:r>
+          <w:lang w:val="es-419" w:eastAsia="es-CO"/>
+        </w:rPr>
+        <w:t>Paño</w:t>
+      </w:r>
+      <w:r>
+        <w:rPr>
+          <w:lang w:val="es-419" w:eastAsia="es-CO"/>
+        </w:rPr>
         <w:t xml:space="preserve">. </w:t>
       </w:r>
       <w:r>
-        <w:t>Al humedecer un paño, es mejor usar agua o alcohol isopropílico. Otros solventes pueden ser malos para los plásticos usados con su computadora.</w:t>
+        <w:t xml:space="preserve">Un paño de algodón es la mejor herramienta para frotar los componentes de la computadora. Las toallas de papel se pueden usar con la mayoría de los accesorios, pero siempre recomendamos usar un paño siempre </w:t>
+      </w:r>
+      <w:r>
+        <w:lastRenderedPageBreak/>
+        <w:t xml:space="preserve">que sea posible. Sin embargo, solo use un paño cuando limpie componentes como la carcasa, la unidad, el </w:t>
+      </w:r>
+      <w:r>
+        <w:rPr>
+          <w:rStyle w:val="Extranjerismo"/>
+        </w:rPr>
+        <w:t>mouse</w:t>
+      </w:r>
+      <w:r>
+        <w:t xml:space="preserve"> y el teclado. No use un paño para limpiar ningún circuito, como la RAM o la placa base.</w:t>
+      </w:r>
+      <w:r>
+        <w:rPr>
+          <w:b/>
+          <w:bCs/>
+        </w:rPr>
+        <w:t xml:space="preserve"> </w:t>
       </w:r>
     </w:p>
     <w:p>
@@ -10137,13 +10190,10 @@
           <w:b/>
           <w:bCs/>
         </w:rPr>
-        <w:t>Aspiradora portátil</w:t>
-      </w:r>
-      <w:r>
-        <w:t xml:space="preserve">. </w:t>
-      </w:r>
-      <w:r>
-        <w:t>Aspirar el polvo, la suciedad, el cabello, las partículas de cigarrillos y otras partículas de una computadora puede ser uno de los mejores métodos para limpiar una computadora. Sin embargo, no use una aspiradora que se conecte a la pared ya que genera mucha electricidad estática que daña su computadora.</w:t>
+        <w:t>Agua o alcohol isopropílico</w:t>
+      </w:r>
+      <w:r>
+        <w:t>. Al humedecer un paño, es mejor usar agua o alcohol isopropílico. Otros solventes pueden ser malos para los plásticos usados con su computadora.</w:t>
       </w:r>
     </w:p>
     <w:p>
@@ -10160,25 +10210,13 @@
           <w:b/>
           <w:bCs/>
         </w:rPr>
-        <w:t>Bastoncillos de algodón</w:t>
-      </w:r>
-      <w:r>
-        <w:t>.</w:t>
-      </w:r>
-      <w:r>
-        <w:t xml:space="preserve"> </w:t>
-      </w:r>
-      <w:r>
-        <w:t xml:space="preserve">Los bastoncillos de algodón humedecidos con alcohol isopropílico o agua son herramientas excelentes para limpiar áreas de difícil acceso en el teclado, el </w:t>
-      </w:r>
-      <w:r>
-        <w:rPr>
-          <w:rStyle w:val="Extranjerismo"/>
-        </w:rPr>
-        <w:t>mouse</w:t>
-      </w:r>
-      <w:r>
-        <w:t xml:space="preserve"> y otros lugares.</w:t>
+        <w:t>Aspiradora portátil</w:t>
+      </w:r>
+      <w:r>
+        <w:t xml:space="preserve">. </w:t>
+      </w:r>
+      <w:r>
+        <w:t>Aspirar el polvo, la suciedad, el cabello, las partículas de cigarrillos y otras partículas de una computadora puede ser uno de los mejores métodos para limpiar una computadora. Sin embargo, no use una aspiradora que se conecte a la pared ya que genera mucha electricidad estática que daña su computadora.</w:t>
       </w:r>
     </w:p>
     <w:p>
@@ -10195,6 +10233,41 @@
           <w:b/>
           <w:bCs/>
         </w:rPr>
+        <w:t>Bastoncillos de algodón</w:t>
+      </w:r>
+      <w:r>
+        <w:t>.</w:t>
+      </w:r>
+      <w:r>
+        <w:t xml:space="preserve"> </w:t>
+      </w:r>
+      <w:r>
+        <w:t xml:space="preserve">Los bastoncillos de algodón humedecidos con alcohol isopropílico o agua son herramientas excelentes para limpiar áreas de difícil acceso en el teclado, el </w:t>
+      </w:r>
+      <w:r>
+        <w:rPr>
+          <w:rStyle w:val="Extranjerismo"/>
+        </w:rPr>
+        <w:t>mouse</w:t>
+      </w:r>
+      <w:r>
+        <w:t xml:space="preserve"> y otros lugares.</w:t>
+      </w:r>
+    </w:p>
+    <w:p>
+      <w:pPr>
+        <w:pStyle w:val="Prrafodelista"/>
+        <w:numPr>
+          <w:ilvl w:val="0"/>
+          <w:numId w:val="42"/>
+        </w:numPr>
+        <w:ind w:left="993"/>
+      </w:pPr>
+      <w:r>
+        <w:rPr>
+          <w:b/>
+          <w:bCs/>
+        </w:rPr>
         <w:t>Hisopos de espuma</w:t>
       </w:r>
       <w:r>
@@ -11723,7 +11796,13 @@
         <w:ind w:left="1134"/>
       </w:pPr>
       <w:r>
-        <w:t>El Limpiador de vidrio rociado sobre una toalla de papel, nunca directamente sobre la PC, es la mejor manera de limpiar cualquier parte externa de su computadora.</w:t>
+        <w:t xml:space="preserve">El </w:t>
+      </w:r>
+      <w:r>
+        <w:t>l</w:t>
+      </w:r>
+      <w:r>
+        <w:t>impiador de vidrio rociado sobre una toalla de papel, nunca directamente sobre la PC, es la mejor manera de limpiar cualquier parte externa de su computadora.</w:t>
       </w:r>
     </w:p>
     <w:p>
@@ -13063,10 +13142,10 @@
           <w:lang w:eastAsia="es-CO"/>
         </w:rPr>
         <w:drawing>
-          <wp:inline distT="0" distB="0" distL="0" distR="0" wp14:anchorId="75D228AA" wp14:editId="5647CEBB">
+          <wp:inline distT="0" distB="0" distL="0" distR="0" wp14:anchorId="7697A907" wp14:editId="59775933">
             <wp:extent cx="6332220" cy="2428240"/>
             <wp:effectExtent l="0" t="0" r="0" b="0"/>
-            <wp:docPr id="2" name="Gráfico 2" descr="El esquema representa la síntesis del componente formativo Gestión de equipo informáticos. Mantenimiento de “Hardware” y “Software” y sus procesos."/>
+            <wp:docPr id="4" name="Gráfico 4" descr="El esquema representa la síntesis del componente formativo Gestión de equipo informáticos. Mantenimiento de “Hardware” y “Software” y sus procesos."/>
             <wp:cNvGraphicFramePr>
               <a:graphicFrameLocks xmlns:a="http://schemas.openxmlformats.org/drawingml/2006/main" noChangeAspect="1"/>
             </wp:cNvGraphicFramePr>
@@ -13074,7 +13153,7 @@
               <a:graphicData uri="http://schemas.openxmlformats.org/drawingml/2006/picture">
                 <pic:pic xmlns:pic="http://schemas.openxmlformats.org/drawingml/2006/picture">
                   <pic:nvPicPr>
-                    <pic:cNvPr id="2" name="Gráfico 2" descr="El esquema representa la síntesis del componente formativo Gestión de equipo informáticos. Mantenimiento de “Hardware” y “Software” y sus procesos."/>
+                    <pic:cNvPr id="4" name="Gráfico 4" descr="El esquema representa la síntesis del componente formativo Gestión de equipo informáticos. Mantenimiento de “Hardware” y “Software” y sus procesos."/>
                     <pic:cNvPicPr/>
                   </pic:nvPicPr>
                   <pic:blipFill>
@@ -13702,54 +13781,60 @@
       </w:r>
     </w:p>
     <w:p>
-      <w:pPr>
+      <w:r>
         <w:rPr>
           <w:b/>
           <w:bCs/>
         </w:rPr>
-      </w:pPr>
-      <w:r>
+        <w:t xml:space="preserve">ATX: </w:t>
+      </w:r>
+      <w:r>
+        <w:t>formato de placa base bastante moderno cuyas principales características son una mejor ventilación y accesibilidad, además del uso de clavijas mini-DIN y una gran integración de componentes.</w:t>
+      </w:r>
+    </w:p>
+    <w:p>
+      <w:pPr>
         <w:rPr>
           <w:b/>
           <w:bCs/>
         </w:rPr>
-        <w:t xml:space="preserve">ATX: </w:t>
-      </w:r>
-      <w:r>
-        <w:t>formato de placa base bastante moderno cuyas principales características son una mejor ventilación y accesibilidad, además del uso de clavijas mini-DIN y una gran integración de componentes.</w:t>
-      </w:r>
-    </w:p>
-    <w:p>
-      <w:pPr>
+      </w:pPr>
+      <w:r>
         <w:rPr>
           <w:b/>
           <w:bCs/>
         </w:rPr>
-      </w:pPr>
-      <w:r>
+        <w:t xml:space="preserve">Bases de datos: </w:t>
+      </w:r>
+      <w:r>
+        <w:t>conjunto ordenado de datos personales referentes a una persona física identificada o identificable, condicionados a criterios determinados, con independencia de la forma o modalidad de su creación, tipo de soporte, procesamiento, almacenamiento y organización.</w:t>
+      </w:r>
+    </w:p>
+    <w:p>
+      <w:pPr>
         <w:rPr>
           <w:b/>
           <w:bCs/>
         </w:rPr>
-        <w:t xml:space="preserve">BIOS: </w:t>
-      </w:r>
-      <w:r>
-        <w:rPr>
-          <w:rStyle w:val="Extranjerismo"/>
-        </w:rPr>
-        <w:t>Basic Input-Output System</w:t>
-      </w:r>
-      <w:r>
-        <w:t>, sistema básico de entrada-salida. Programa incorporado en un chip de la placa base que se encarga de realizar las funciones básicas de manejo y configuración del ordenador.</w:t>
-      </w:r>
-    </w:p>
-    <w:p>
-      <w:pPr>
+      </w:pPr>
+      <w:r>
         <w:rPr>
           <w:b/>
           <w:bCs/>
         </w:rPr>
-      </w:pPr>
+        <w:t xml:space="preserve">BIOS: </w:t>
+      </w:r>
+      <w:r>
+        <w:rPr>
+          <w:rStyle w:val="Extranjerismo"/>
+        </w:rPr>
+        <w:t>Basic Input-Output System</w:t>
+      </w:r>
+      <w:r>
+        <w:t>, sistema básico de entrada-salida. Programa incorporado en un chip de la placa base que se encarga de realizar las funciones básicas de manejo y configuración del ordenador.</w:t>
+      </w:r>
+    </w:p>
+    <w:p>
       <w:r>
         <w:rPr>
           <w:b/>
@@ -13773,53 +13858,68 @@
           <w:b/>
           <w:bCs/>
         </w:rPr>
-        <w:t xml:space="preserve">CPU: </w:t>
+        <w:lastRenderedPageBreak/>
+        <w:t xml:space="preserve">Código abierto: </w:t>
+      </w:r>
+      <w:r>
+        <w:t xml:space="preserve">se refiere al código fuente del </w:t>
       </w:r>
       <w:r>
         <w:rPr>
           <w:rStyle w:val="Extranjerismo"/>
         </w:rPr>
-        <w:t>Central Processing Unit</w:t>
-      </w:r>
-      <w:r>
-        <w:t xml:space="preserve"> o Unidad Central de Proceso. El "cerebro" de un ordenador; en general, sinónimo de microprocesador. En ocasiones se usa para referirse a toda la caja que contiene la placa base, el micro y las tarjetas de expansión.</w:t>
-      </w:r>
-    </w:p>
-    <w:p>
-      <w:pPr>
+        <w:t>software</w:t>
+      </w:r>
+      <w:r>
+        <w:t xml:space="preserve"> que es abiertamente accesible y que puede ser cambiado y distribuido por cualquier persona.</w:t>
+      </w:r>
+    </w:p>
+    <w:p>
+      <w:r>
         <w:rPr>
           <w:b/>
           <w:bCs/>
         </w:rPr>
-      </w:pPr>
-      <w:r>
+        <w:t xml:space="preserve">CPU: </w:t>
+      </w:r>
+      <w:r>
+        <w:rPr>
+          <w:rStyle w:val="Extranjerismo"/>
+        </w:rPr>
+        <w:t>Central Processing Unit</w:t>
+      </w:r>
+      <w:r>
+        <w:t xml:space="preserve"> o Unidad Central de Proceso. El "cerebro" de un ordenador; en general, sinónimo de microprocesador. En ocasiones se usa para referirse a toda la caja que contiene la placa base, el micro y las tarjetas de expansión.</w:t>
+      </w:r>
+    </w:p>
+    <w:p>
+      <w:pPr>
         <w:rPr>
           <w:b/>
           <w:bCs/>
         </w:rPr>
-        <w:lastRenderedPageBreak/>
-        <w:t xml:space="preserve">Desfragmentación de disco: </w:t>
-      </w:r>
-      <w:r>
-        <w:t>operación que a veces es necesaria para poner orden en los discos duros mecánicos en los que sueles escribir y reescribir con asiduidad, ya que sistemas operativos como Windows tienden a ir dejando fragmentos en ellos que con el paso del tiempo pueden ralentizarlos.</w:t>
-      </w:r>
-    </w:p>
-    <w:p>
-      <w:pPr>
+      </w:pPr>
+      <w:r>
         <w:rPr>
           <w:b/>
           <w:bCs/>
         </w:rPr>
-      </w:pPr>
+        <w:t xml:space="preserve">Desarrollo tecnológico: </w:t>
+      </w:r>
+      <w:r>
+        <w:t>trabajo sistemático fundamentado en los conocimientos obtenidos por la investigación o la experiencia práctica, que se dirige a la fabricación de nuevos materiales, productos o dispositivos; a establecer nuevos procedimientos, sistemas y servicios, o a mejorar considerablemente los ya existentes.</w:t>
+      </w:r>
+    </w:p>
+    <w:p>
       <w:r>
         <w:rPr>
           <w:b/>
           <w:bCs/>
         </w:rPr>
-        <w:t xml:space="preserve">Fuente de alimentación: </w:t>
-      </w:r>
-      <w:r>
-        <w:t>componente esencial de cualquier dispositivo electrónico ya que es ella quien se encarga de darle vida.</w:t>
+        <w:t xml:space="preserve">Desfragmentación de disco: </w:t>
+      </w:r>
+      <w:r>
+        <w:t>operación que a veces es necesaria para poner orden en los discos duros mecánicos en los que sueles escribir y reescribir con asiduidad, ya que sistemas operativos como Windows tienden a ir dejando fragmentos en ellos que con el paso del tiempo pueden ralentizarlos.</w:t>
       </w:r>
     </w:p>
     <w:p>
@@ -13829,6 +13929,48 @@
           <w:bCs/>
         </w:rPr>
       </w:pPr>
+      <w:r>
+        <w:rPr>
+          <w:b/>
+          <w:bCs/>
+        </w:rPr>
+        <w:t xml:space="preserve">Equipos de cómputo: </w:t>
+      </w:r>
+      <w:r>
+        <w:t xml:space="preserve">dispositivo electrónico que almacena y procesa información para después mostrarla en una interfaz a la disposición del usuario, permite una interacción del </w:t>
+      </w:r>
+      <w:r>
+        <w:rPr>
+          <w:rStyle w:val="Extranjerismo"/>
+        </w:rPr>
+        <w:t>hardware</w:t>
+      </w:r>
+      <w:r>
+        <w:t xml:space="preserve"> (parte tangible) con el </w:t>
+      </w:r>
+      <w:r>
+        <w:rPr>
+          <w:rStyle w:val="Extranjerismo"/>
+        </w:rPr>
+        <w:t>software</w:t>
+      </w:r>
+      <w:r>
+        <w:t xml:space="preserve"> (parte intangible).</w:t>
+      </w:r>
+    </w:p>
+    <w:p>
+      <w:r>
+        <w:rPr>
+          <w:b/>
+          <w:bCs/>
+        </w:rPr>
+        <w:t xml:space="preserve">Fuente de alimentación: </w:t>
+      </w:r>
+      <w:r>
+        <w:t>componente esencial de cualquier dispositivo electrónico ya que es ella quien se encarga de darle vida.</w:t>
+      </w:r>
+    </w:p>
+    <w:p>
       <w:r>
         <w:rPr>
           <w:rStyle w:val="Extranjerismo"/>
@@ -13845,7 +13987,7 @@
         <w:t xml:space="preserve">: </w:t>
       </w:r>
       <w:r>
-        <w:t>parte física del ordenador (placa, micro, tarjetas, monitor, etc.).</w:t>
+        <w:t>conjunto de elementos físicos o materiales que constituyen una computadora o un sistema informático.</w:t>
       </w:r>
     </w:p>
     <w:p>
@@ -13855,13 +13997,21 @@
           <w:bCs/>
         </w:rPr>
       </w:pPr>
+      <w:r>
+        <w:rPr>
+          <w:b/>
+          <w:bCs/>
+        </w:rPr>
+        <w:lastRenderedPageBreak/>
+        <w:t xml:space="preserve">Licencia de </w:t>
+      </w:r>
       <w:r>
         <w:rPr>
           <w:rStyle w:val="Extranjerismo"/>
           <w:b/>
           <w:bCs/>
         </w:rPr>
-        <w:t>Malware</w:t>
+        <w:t>software</w:t>
       </w:r>
       <w:r>
         <w:rPr>
@@ -13871,7 +14021,7 @@
         <w:t xml:space="preserve">: </w:t>
       </w:r>
       <w:r>
-        <w:t xml:space="preserve">tipo de </w:t>
+        <w:t xml:space="preserve">contrato en donde el usuario acepta los términos y condiciones del fabricante para poder hacer uso del </w:t>
       </w:r>
       <w:r>
         <w:rPr>
@@ -13880,84 +14030,12 @@
         <w:t>software</w:t>
       </w:r>
       <w:r>
-        <w:t xml:space="preserve"> que tiene como objetivo dañar o infiltrar sin el consentimiento de su propietario en un sistema de información. Palabra que nace de la unión de los términos en inglés de </w:t>
-      </w:r>
-      <w:r>
-        <w:rPr>
-          <w:rStyle w:val="Extranjerismo"/>
-        </w:rPr>
-        <w:t>software</w:t>
-      </w:r>
-      <w:r>
-        <w:t xml:space="preserve"> malintencionado: </w:t>
-      </w:r>
-      <w:r>
-        <w:rPr>
-          <w:rStyle w:val="Extranjerismo"/>
-        </w:rPr>
-        <w:t>malicious software</w:t>
-      </w:r>
-      <w:r>
         <w:t>.</w:t>
       </w:r>
     </w:p>
     <w:p>
       <w:pPr>
-        <w:rPr>
-          <w:b/>
-          <w:bCs/>
-        </w:rPr>
-      </w:pPr>
-      <w:r>
-        <w:rPr>
-          <w:b/>
-          <w:bCs/>
-        </w:rPr>
-        <w:t xml:space="preserve">Procesador: </w:t>
-      </w:r>
-      <w:r>
-        <w:t>cerebro del sistema, justamente procesa todo lo que ocurre en la PC y ejecuta todas las acciones que existen.</w:t>
-      </w:r>
-    </w:p>
-    <w:p>
-      <w:pPr>
-        <w:rPr>
-          <w:b/>
-          <w:bCs/>
-        </w:rPr>
-      </w:pPr>
-      <w:r>
-        <w:rPr>
-          <w:b/>
-          <w:bCs/>
-        </w:rPr>
-        <w:t xml:space="preserve">RAM: </w:t>
-      </w:r>
-      <w:r>
-        <w:rPr>
-          <w:rStyle w:val="Extranjerismo"/>
-        </w:rPr>
-        <w:t>Random Access Memory</w:t>
-      </w:r>
-      <w:r>
-        <w:t>, o Memoria de Acceso aleatorio. La memoria principal en la que se almacenan los datos durante el funcionamiento de un ordenador, la cual se borra al apagarlo. De diversos tipos (</w:t>
-      </w:r>
-      <w:r>
-        <w:rPr>
-          <w:rStyle w:val="Extranjerismo"/>
-        </w:rPr>
-        <w:t>Fast Page</w:t>
-      </w:r>
-      <w:r>
-        <w:t>, EDO, SRAM...) y conectores (SIMM, DIMM...).</w:t>
-      </w:r>
-    </w:p>
-    <w:p>
-      <w:pPr>
-        <w:rPr>
-          <w:b/>
-          <w:bCs/>
-        </w:rPr>
+        <w:ind w:firstLine="708"/>
       </w:pPr>
       <w:r>
         <w:rPr>
@@ -13965,7 +14043,7 @@
           <w:b/>
           <w:bCs/>
         </w:rPr>
-        <w:t>Software</w:t>
+        <w:t>Malware</w:t>
       </w:r>
       <w:r>
         <w:rPr>
@@ -13975,16 +14053,34 @@
         <w:t xml:space="preserve">: </w:t>
       </w:r>
       <w:r>
-        <w:t xml:space="preserve">programas de ordenador, la lógica que permite realizar tareas al </w:t>
+        <w:t xml:space="preserve">tipo de </w:t>
       </w:r>
       <w:r>
         <w:rPr>
           <w:rStyle w:val="Extranjerismo"/>
         </w:rPr>
-        <w:t>hardware</w:t>
-      </w:r>
-      <w:r>
-        <w:t xml:space="preserve"> (la parte física).</w:t>
+        <w:t>software</w:t>
+      </w:r>
+      <w:r>
+        <w:t xml:space="preserve"> que tiene como objetivo dañar o infiltrar sin el consentimiento de su propietario en un sistema de información. Palabra que nace de la unión de los términos en inglés de </w:t>
+      </w:r>
+      <w:r>
+        <w:rPr>
+          <w:rStyle w:val="Extranjerismo"/>
+        </w:rPr>
+        <w:t>software</w:t>
+      </w:r>
+      <w:r>
+        <w:t xml:space="preserve"> malintencionado: </w:t>
+      </w:r>
+      <w:r>
+        <w:rPr>
+          <w:rStyle w:val="Extranjerismo"/>
+        </w:rPr>
+        <w:t>malicious software</w:t>
+      </w:r>
+      <w:r>
+        <w:t>.</w:t>
       </w:r>
     </w:p>
     <w:p>
@@ -13999,133 +14095,48 @@
           <w:b/>
           <w:bCs/>
         </w:rPr>
-        <w:t xml:space="preserve">Bases de datos: </w:t>
-      </w:r>
-      <w:r>
-        <w:t>conjunto ordenado de datos personales referentes a una persona física identificada o identificable, condicionados a criterios determinados, con independencia de la forma o modalidad de su creación, tipo de soporte, procesamiento, almacenamiento y organización.</w:t>
-      </w:r>
-    </w:p>
-    <w:p>
-      <w:pPr>
-        <w:rPr>
-          <w:b/>
-          <w:bCs/>
-        </w:rPr>
-      </w:pPr>
-      <w:r>
-        <w:rPr>
-          <w:b/>
-          <w:bCs/>
-        </w:rPr>
-        <w:lastRenderedPageBreak/>
-        <w:t xml:space="preserve">Código abierto: </w:t>
-      </w:r>
-      <w:r>
-        <w:t xml:space="preserve">se refiere al código fuente del </w:t>
-      </w:r>
-      <w:r>
-        <w:rPr>
-          <w:rStyle w:val="Extranjerismo"/>
-        </w:rPr>
-        <w:t>software</w:t>
-      </w:r>
-      <w:r>
-        <w:t xml:space="preserve"> que es abiertamente accesible y que puede ser cambiado y distribuido por cualquier persona.</w:t>
-      </w:r>
-    </w:p>
-    <w:p>
-      <w:pPr>
-        <w:rPr>
-          <w:b/>
-          <w:bCs/>
-        </w:rPr>
-      </w:pPr>
-      <w:r>
-        <w:rPr>
-          <w:b/>
-          <w:bCs/>
-        </w:rPr>
-        <w:t xml:space="preserve">Desarrollo tecnológico: </w:t>
-      </w:r>
-      <w:r>
-        <w:t>trabajo sistemático fundamentado en los conocimientos obtenidos por la investigación o la experiencia práctica, que se dirige a la fabricación de nuevos materiales, productos o dispositivos; a establecer nuevos procedimientos, sistemas y servicios, o a mejorar considerablemente los ya existentes.</w:t>
-      </w:r>
-    </w:p>
-    <w:p>
-      <w:pPr>
-        <w:rPr>
-          <w:b/>
-          <w:bCs/>
-        </w:rPr>
-      </w:pPr>
-      <w:r>
-        <w:rPr>
-          <w:b/>
-          <w:bCs/>
-        </w:rPr>
-        <w:t xml:space="preserve">Equipos de cómputo: </w:t>
-      </w:r>
-      <w:r>
-        <w:t xml:space="preserve">dispositivo electrónico que almacena y procesa información para después mostrarla en una interfaz a la disposición del usuario, permite una interacción del </w:t>
-      </w:r>
-      <w:r>
-        <w:rPr>
-          <w:rStyle w:val="Extranjerismo"/>
-        </w:rPr>
-        <w:t>hardware</w:t>
-      </w:r>
-      <w:r>
-        <w:t xml:space="preserve"> (parte tangible) con el </w:t>
-      </w:r>
-      <w:r>
-        <w:rPr>
-          <w:rStyle w:val="Extranjerismo"/>
-        </w:rPr>
-        <w:t>software</w:t>
-      </w:r>
-      <w:r>
-        <w:t xml:space="preserve"> (parte intangible).</w:t>
-      </w:r>
-    </w:p>
-    <w:p>
-      <w:pPr>
-        <w:rPr>
-          <w:b/>
-          <w:bCs/>
-        </w:rPr>
-      </w:pPr>
+        <w:t xml:space="preserve">Mantenimiento de </w:t>
+      </w:r>
       <w:r>
         <w:rPr>
           <w:rStyle w:val="Extranjerismo"/>
           <w:b/>
           <w:bCs/>
         </w:rPr>
-        <w:t>Hardware</w:t>
-      </w:r>
+        <w:t>software</w:t>
+      </w:r>
+      <w:r>
+        <w:t xml:space="preserve">: es la modificación de un producto de </w:t>
+      </w:r>
+      <w:r>
+        <w:rPr>
+          <w:rStyle w:val="Extranjerismo"/>
+        </w:rPr>
+        <w:t>software</w:t>
+      </w:r>
+      <w:r>
+        <w:t xml:space="preserve"> después de la entrega, para corregir errores, mejorar el rendimiento, u otros atributos.</w:t>
+      </w:r>
+    </w:p>
+    <w:p>
       <w:r>
         <w:rPr>
           <w:b/>
           <w:bCs/>
         </w:rPr>
-        <w:t xml:space="preserve">: </w:t>
-      </w:r>
-      <w:r>
-        <w:t>conjunto de elementos físicos o materiales que constituyen una computadora o un sistema informático.</w:t>
-      </w:r>
-    </w:p>
-    <w:p>
-      <w:pPr>
+        <w:t xml:space="preserve">Procesador: </w:t>
+      </w:r>
+      <w:r>
+        <w:t>cerebro del sistema, justamente procesa todo lo que ocurre en la PC y ejecuta todas las acciones que existen.</w:t>
+      </w:r>
+    </w:p>
+    <w:p>
+      <w:r>
         <w:rPr>
           <w:b/>
           <w:bCs/>
         </w:rPr>
-      </w:pPr>
-      <w:r>
-        <w:rPr>
-          <w:b/>
-          <w:bCs/>
-        </w:rPr>
-        <w:t xml:space="preserve">Licencia de </w:t>
+        <w:t xml:space="preserve">Producto de </w:t>
       </w:r>
       <w:r>
         <w:rPr>
@@ -14143,7 +14154,7 @@
         <w:t xml:space="preserve">: </w:t>
       </w:r>
       <w:r>
-        <w:t xml:space="preserve">contrato en donde el usuario acepta los términos y condiciones del fabricante para poder hacer uso del </w:t>
+        <w:t xml:space="preserve">se refiere al sistema (código fuente), documentación asociada y datos necesarios para el funcionamiento del </w:t>
       </w:r>
       <w:r>
         <w:rPr>
@@ -14152,7 +14163,7 @@
         <w:t>software</w:t>
       </w:r>
       <w:r>
-        <w:t>.</w:t>
+        <w:t xml:space="preserve"> que se desarrolló y que se entrega a un cliente o usuario.</w:t>
       </w:r>
     </w:p>
     <w:p>
@@ -14167,7 +14178,7 @@
           <w:b/>
           <w:bCs/>
         </w:rPr>
-        <w:t xml:space="preserve">Mantenimiento de </w:t>
+        <w:t xml:space="preserve">Pruebas de </w:t>
       </w:r>
       <w:r>
         <w:rPr>
@@ -14178,131 +14189,84 @@
         <w:t>software</w:t>
       </w:r>
       <w:r>
-        <w:t xml:space="preserve">: es la modificación de un producto de </w:t>
-      </w:r>
-      <w:r>
-        <w:rPr>
-          <w:rStyle w:val="Extranjerismo"/>
-        </w:rPr>
-        <w:t>software</w:t>
-      </w:r>
-      <w:r>
-        <w:t xml:space="preserve"> después de la entrega, para corregir errores, mejorar el rendimiento, u otros atributos.</w:t>
-      </w:r>
-    </w:p>
-    <w:p>
-      <w:pPr>
         <w:rPr>
           <w:b/>
           <w:bCs/>
         </w:rPr>
-      </w:pPr>
+        <w:t xml:space="preserve">: </w:t>
+      </w:r>
+      <w:r>
+        <w:t xml:space="preserve">proceso de analizar un componente de </w:t>
+      </w:r>
+      <w:r>
+        <w:rPr>
+          <w:rStyle w:val="Extranjerismo"/>
+        </w:rPr>
+        <w:t>software</w:t>
+      </w:r>
+      <w:r>
+        <w:t xml:space="preserve"> u operar un sistema que ayuda a detectar errores o defectos y a identificar la completitud o diferencias con respecto a los requerimientos y acuerdos establecidos con la finalidad de evaluar la calidad del </w:t>
+      </w:r>
+      <w:r>
+        <w:rPr>
+          <w:rStyle w:val="Extranjerismo"/>
+        </w:rPr>
+        <w:t>software</w:t>
+      </w:r>
+      <w:r>
+        <w:t>.</w:t>
+      </w:r>
+    </w:p>
+    <w:p>
       <w:r>
         <w:rPr>
           <w:b/>
           <w:bCs/>
         </w:rPr>
-        <w:t xml:space="preserve">Producto de </w:t>
+        <w:t xml:space="preserve">RAM: </w:t>
       </w:r>
       <w:r>
         <w:rPr>
           <w:rStyle w:val="Extranjerismo"/>
+        </w:rPr>
+        <w:t>Random Access Memory</w:t>
+      </w:r>
+      <w:r>
+        <w:t>, o Memoria de Acceso aleatorio. La memoria principal en la que se almacenan los datos durante el funcionamiento de un ordenador, la cual se borra al apagarlo. De diversos tipos (</w:t>
+      </w:r>
+      <w:r>
+        <w:rPr>
+          <w:rStyle w:val="Extranjerismo"/>
+        </w:rPr>
+        <w:t>Fast Page</w:t>
+      </w:r>
+      <w:r>
+        <w:t>, EDO, SRAM...) y conectores (SIMM, DIMM...).</w:t>
+      </w:r>
+    </w:p>
+    <w:p>
+      <w:pPr>
+        <w:rPr>
           <w:b/>
           <w:bCs/>
         </w:rPr>
-        <w:t>software</w:t>
-      </w:r>
+      </w:pPr>
       <w:r>
         <w:rPr>
           <w:b/>
           <w:bCs/>
         </w:rPr>
-        <w:t xml:space="preserve">: </w:t>
-      </w:r>
-      <w:r>
-        <w:t xml:space="preserve">se refiere al sistema (código fuente), documentación asociada y datos necesarios para el funcionamiento del </w:t>
-      </w:r>
-      <w:r>
-        <w:rPr>
-          <w:rStyle w:val="Extranjerismo"/>
-        </w:rPr>
-        <w:t>software</w:t>
-      </w:r>
-      <w:r>
-        <w:t xml:space="preserve"> que se desarrolló y que se entrega a un cliente o usuario.</w:t>
-      </w:r>
-    </w:p>
-    <w:p>
-      <w:pPr>
-        <w:rPr>
-          <w:b/>
-          <w:bCs/>
-        </w:rPr>
-      </w:pPr>
-      <w:r>
-        <w:rPr>
-          <w:b/>
-          <w:bCs/>
-        </w:rPr>
-        <w:t xml:space="preserve">Pruebas de </w:t>
-      </w:r>
-      <w:r>
-        <w:rPr>
-          <w:rStyle w:val="Extranjerismo"/>
-          <w:b/>
-          <w:bCs/>
-        </w:rPr>
-        <w:t>software</w:t>
-      </w:r>
-      <w:r>
-        <w:rPr>
-          <w:b/>
-          <w:bCs/>
-        </w:rPr>
-        <w:t xml:space="preserve">: </w:t>
-      </w:r>
-      <w:r>
-        <w:t xml:space="preserve">proceso de analizar un componente de </w:t>
-      </w:r>
-      <w:r>
-        <w:rPr>
-          <w:rStyle w:val="Extranjerismo"/>
-        </w:rPr>
-        <w:t>software</w:t>
-      </w:r>
-      <w:r>
-        <w:t xml:space="preserve"> u operar un sistema que ayuda a detectar errores o defectos y a identificar la completitud </w:t>
+        <w:t xml:space="preserve">Redes de Computadores: </w:t>
+      </w:r>
+      <w:r>
+        <w:t xml:space="preserve">también llamada red de ordenadores o red informática. Es un conjunto de equipos conectados por medio de cables, señales, ondas </w:t>
       </w:r>
       <w:r>
         <w:lastRenderedPageBreak/>
-        <w:t xml:space="preserve">o diferencias con respecto a los requerimientos y acuerdos establecidos con la finalidad de evaluar la calidad del </w:t>
-      </w:r>
-      <w:r>
-        <w:rPr>
-          <w:rStyle w:val="Extranjerismo"/>
-        </w:rPr>
-        <w:t>software</w:t>
+        <w:t>o cualquier otro método de transporte de datos, que comparten información (archivos), recursos (CD-ROM, impresoras, etc.)</w:t>
       </w:r>
       <w:r>
         <w:t>.</w:t>
-      </w:r>
-    </w:p>
-    <w:p>
-      <w:pPr>
-        <w:rPr>
-          <w:b/>
-          <w:bCs/>
-        </w:rPr>
-      </w:pPr>
-      <w:r>
-        <w:rPr>
-          <w:b/>
-          <w:bCs/>
-        </w:rPr>
-        <w:t xml:space="preserve">Redes de Computadores: </w:t>
-      </w:r>
-      <w:r>
-        <w:t>también llamada red de ordenadores o red informática. Es un conjunto de equipos conectados por medio de cables, señales, ondas o cualquier otro método de transporte de datos, que comparten información (archivos), recursos (CD-ROM, impresoras, etc.)</w:t>
       </w:r>
     </w:p>
     <w:p>
@@ -15463,13 +15427,8 @@
             <w:pPr>
               <w:pStyle w:val="TextoTablas"/>
             </w:pPr>
-            <w:proofErr w:type="spellStart"/>
-            <w:r>
-              <w:t>Jhon</w:t>
-            </w:r>
-            <w:proofErr w:type="spellEnd"/>
-            <w:r>
-              <w:t xml:space="preserve"> Jairo Urueta Álvarez</w:t>
+            <w:r>
+              <w:t>Jhon Jairo Urueta Álvarez</w:t>
             </w:r>
           </w:p>
         </w:tc>
@@ -15740,13 +15699,8 @@
               <w:pStyle w:val="TextoTablas"/>
             </w:pPr>
             <w:r>
-              <w:t xml:space="preserve">Luis Gabriel Urueta </w:t>
-            </w:r>
-            <w:proofErr w:type="spellStart"/>
-            <w:r>
-              <w:t>Alvarez</w:t>
-            </w:r>
-            <w:proofErr w:type="spellEnd"/>
+              <w:t>Luis Gabriel Urueta Alvarez</w:t>
+            </w:r>
           </w:p>
         </w:tc>
         <w:tc>
@@ -16245,7 +16199,7 @@
 </file>
 
 <file path=word/endnotes.xml><?xml version="1.0" encoding="utf-8"?>
-<w:endnotes xmlns:wpc="http://schemas.microsoft.com/office/word/2010/wordprocessingCanvas" xmlns:cx="http://schemas.microsoft.com/office/drawing/2014/chartex" xmlns:cx1="http://schemas.microsoft.com/office/drawing/2015/9/8/chartex" xmlns:cx2="http://schemas.microsoft.com/office/drawing/2015/10/21/chartex" xmlns:cx3="http://schemas.microsoft.com/office/drawing/2016/5/9/chartex" xmlns:cx4="http://schemas.microsoft.com/office/drawing/2016/5/10/chartex" xmlns:cx5="http://schemas.microsoft.com/office/drawing/2016/5/11/chartex" xmlns:cx6="http://schemas.microsoft.com/office/drawing/2016/5/12/chartex" xmlns:cx7="http://schemas.microsoft.com/office/drawing/2016/5/13/chartex" xmlns:cx8="http://schemas.microsoft.com/office/drawing/2016/5/14/chartex" xmlns:mc="http://schemas.openxmlformats.org/markup-compatibility/2006" xmlns:aink="http://schemas.microsoft.com/office/drawing/2016/ink" xmlns:am3d="http://schemas.microsoft.com/office/drawing/2017/model3d" xmlns:o="urn:schemas-microsoft-com:office:office" xmlns:oel="http://schemas.microsoft.com/office/2019/extlst" xmlns:r="http://schemas.openxmlformats.org/officeDocument/2006/relationships" xmlns:m="http://schemas.openxmlformats.org/officeDocument/2006/math" xmlns:v="urn:schemas-microsoft-com:vml" xmlns:wp14="http://schemas.microsoft.com/office/word/2010/wordprocessingDrawing" xmlns:wp="http://schemas.openxmlformats.org/drawingml/2006/wordprocessingDrawing" xmlns:w10="urn:schemas-microsoft-com:office:word" xmlns:w="http://schemas.openxmlformats.org/wordprocessingml/2006/main" xmlns:w14="http://schemas.microsoft.com/office/word/2010/wordml" xmlns:w15="http://schemas.microsoft.com/office/word/2012/wordml" xmlns:w16cex="http://schemas.microsoft.com/office/word/2018/wordml/cex" xmlns:w16cid="http://schemas.microsoft.com/office/word/2016/wordml/cid" xmlns:w16="http://schemas.microsoft.com/office/word/2018/wordml" xmlns:w16sdtdh="http://schemas.microsoft.com/office/word/2020/wordml/sdtdatahash" xmlns:w16se="http://schemas.microsoft.com/office/word/2015/wordml/symex" xmlns:wpg="http://schemas.microsoft.com/office/word/2010/wordprocessingGroup" xmlns:wpi="http://schemas.microsoft.com/office/word/2010/wordprocessingInk" xmlns:wne="http://schemas.microsoft.com/office/word/2006/wordml" xmlns:wps="http://schemas.microsoft.com/office/word/2010/wordprocessingShape" mc:Ignorable="w14 w15 w16se w16cid w16 w16cex w16sdtdh wp14">
+<w:endnotes xmlns:wpc="http://schemas.microsoft.com/office/word/2010/wordprocessingCanvas" xmlns:cx="http://schemas.microsoft.com/office/drawing/2014/chartex" xmlns:cx1="http://schemas.microsoft.com/office/drawing/2015/9/8/chartex" xmlns:cx2="http://schemas.microsoft.com/office/drawing/2015/10/21/chartex" xmlns:cx3="http://schemas.microsoft.com/office/drawing/2016/5/9/chartex" xmlns:cx4="http://schemas.microsoft.com/office/drawing/2016/5/10/chartex" xmlns:cx5="http://schemas.microsoft.com/office/drawing/2016/5/11/chartex" xmlns:cx6="http://schemas.microsoft.com/office/drawing/2016/5/12/chartex" xmlns:cx7="http://schemas.microsoft.com/office/drawing/2016/5/13/chartex" xmlns:cx8="http://schemas.microsoft.com/office/drawing/2016/5/14/chartex" xmlns:mc="http://schemas.openxmlformats.org/markup-compatibility/2006" xmlns:aink="http://schemas.microsoft.com/office/drawing/2016/ink" xmlns:am3d="http://schemas.microsoft.com/office/drawing/2017/model3d" xmlns:o="urn:schemas-microsoft-com:office:office" xmlns:r="http://schemas.openxmlformats.org/officeDocument/2006/relationships" xmlns:m="http://schemas.openxmlformats.org/officeDocument/2006/math" xmlns:v="urn:schemas-microsoft-com:vml" xmlns:wp14="http://schemas.microsoft.com/office/word/2010/wordprocessingDrawing" xmlns:wp="http://schemas.openxmlformats.org/drawingml/2006/wordprocessingDrawing" xmlns:w10="urn:schemas-microsoft-com:office:word" xmlns:w="http://schemas.openxmlformats.org/wordprocessingml/2006/main" xmlns:w14="http://schemas.microsoft.com/office/word/2010/wordml" xmlns:w15="http://schemas.microsoft.com/office/word/2012/wordml" xmlns:w16cex="http://schemas.microsoft.com/office/word/2018/wordml/cex" xmlns:w16cid="http://schemas.microsoft.com/office/word/2016/wordml/cid" xmlns:w16="http://schemas.microsoft.com/office/word/2018/wordml" xmlns:w16sdtdh="http://schemas.microsoft.com/office/word/2020/wordml/sdtdatahash" xmlns:w16se="http://schemas.microsoft.com/office/word/2015/wordml/symex" xmlns:wpg="http://schemas.microsoft.com/office/word/2010/wordprocessingGroup" xmlns:wpi="http://schemas.microsoft.com/office/word/2010/wordprocessingInk" xmlns:wne="http://schemas.microsoft.com/office/word/2006/wordml" xmlns:wps="http://schemas.microsoft.com/office/word/2010/wordprocessingShape" mc:Ignorable="w14 w15 w16se w16cid w16 w16cex w16sdtdh wp14">
   <w:endnote w:type="separator" w:id="-1">
     <w:p>
       <w:pPr>
@@ -16270,7 +16224,7 @@
 </file>
 
 <file path=word/footer1.xml><?xml version="1.0" encoding="utf-8"?>
-<w:ftr xmlns:wpc="http://schemas.microsoft.com/office/word/2010/wordprocessingCanvas" xmlns:cx="http://schemas.microsoft.com/office/drawing/2014/chartex" xmlns:cx1="http://schemas.microsoft.com/office/drawing/2015/9/8/chartex" xmlns:cx2="http://schemas.microsoft.com/office/drawing/2015/10/21/chartex" xmlns:cx3="http://schemas.microsoft.com/office/drawing/2016/5/9/chartex" xmlns:cx4="http://schemas.microsoft.com/office/drawing/2016/5/10/chartex" xmlns:cx5="http://schemas.microsoft.com/office/drawing/2016/5/11/chartex" xmlns:cx6="http://schemas.microsoft.com/office/drawing/2016/5/12/chartex" xmlns:cx7="http://schemas.microsoft.com/office/drawing/2016/5/13/chartex" xmlns:cx8="http://schemas.microsoft.com/office/drawing/2016/5/14/chartex" xmlns:mc="http://schemas.openxmlformats.org/markup-compatibility/2006" xmlns:aink="http://schemas.microsoft.com/office/drawing/2016/ink" xmlns:am3d="http://schemas.microsoft.com/office/drawing/2017/model3d" xmlns:o="urn:schemas-microsoft-com:office:office" xmlns:oel="http://schemas.microsoft.com/office/2019/extlst" xmlns:r="http://schemas.openxmlformats.org/officeDocument/2006/relationships" xmlns:m="http://schemas.openxmlformats.org/officeDocument/2006/math" xmlns:v="urn:schemas-microsoft-com:vml" xmlns:wp14="http://schemas.microsoft.com/office/word/2010/wordprocessingDrawing" xmlns:wp="http://schemas.openxmlformats.org/drawingml/2006/wordprocessingDrawing" xmlns:w10="urn:schemas-microsoft-com:office:word" xmlns:w="http://schemas.openxmlformats.org/wordprocessingml/2006/main" xmlns:w14="http://schemas.microsoft.com/office/word/2010/wordml" xmlns:w15="http://schemas.microsoft.com/office/word/2012/wordml" xmlns:w16cex="http://schemas.microsoft.com/office/word/2018/wordml/cex" xmlns:w16cid="http://schemas.microsoft.com/office/word/2016/wordml/cid" xmlns:w16="http://schemas.microsoft.com/office/word/2018/wordml" xmlns:w16sdtdh="http://schemas.microsoft.com/office/word/2020/wordml/sdtdatahash" xmlns:w16se="http://schemas.microsoft.com/office/word/2015/wordml/symex" xmlns:wpg="http://schemas.microsoft.com/office/word/2010/wordprocessingGroup" xmlns:wpi="http://schemas.microsoft.com/office/word/2010/wordprocessingInk" xmlns:wne="http://schemas.microsoft.com/office/word/2006/wordml" xmlns:wps="http://schemas.microsoft.com/office/word/2010/wordprocessingShape" mc:Ignorable="w14 w15 w16se w16cid w16 w16cex w16sdtdh wp14">
+<w:ftr xmlns:wpc="http://schemas.microsoft.com/office/word/2010/wordprocessingCanvas" xmlns:cx="http://schemas.microsoft.com/office/drawing/2014/chartex" xmlns:cx1="http://schemas.microsoft.com/office/drawing/2015/9/8/chartex" xmlns:cx2="http://schemas.microsoft.com/office/drawing/2015/10/21/chartex" xmlns:cx3="http://schemas.microsoft.com/office/drawing/2016/5/9/chartex" xmlns:cx4="http://schemas.microsoft.com/office/drawing/2016/5/10/chartex" xmlns:cx5="http://schemas.microsoft.com/office/drawing/2016/5/11/chartex" xmlns:cx6="http://schemas.microsoft.com/office/drawing/2016/5/12/chartex" xmlns:cx7="http://schemas.microsoft.com/office/drawing/2016/5/13/chartex" xmlns:cx8="http://schemas.microsoft.com/office/drawing/2016/5/14/chartex" xmlns:mc="http://schemas.openxmlformats.org/markup-compatibility/2006" xmlns:aink="http://schemas.microsoft.com/office/drawing/2016/ink" xmlns:am3d="http://schemas.microsoft.com/office/drawing/2017/model3d" xmlns:o="urn:schemas-microsoft-com:office:office" xmlns:r="http://schemas.openxmlformats.org/officeDocument/2006/relationships" xmlns:m="http://schemas.openxmlformats.org/officeDocument/2006/math" xmlns:v="urn:schemas-microsoft-com:vml" xmlns:wp14="http://schemas.microsoft.com/office/word/2010/wordprocessingDrawing" xmlns:wp="http://schemas.openxmlformats.org/drawingml/2006/wordprocessingDrawing" xmlns:w10="urn:schemas-microsoft-com:office:word" xmlns:w="http://schemas.openxmlformats.org/wordprocessingml/2006/main" xmlns:w14="http://schemas.microsoft.com/office/word/2010/wordml" xmlns:w15="http://schemas.microsoft.com/office/word/2012/wordml" xmlns:w16cex="http://schemas.microsoft.com/office/word/2018/wordml/cex" xmlns:w16cid="http://schemas.microsoft.com/office/word/2016/wordml/cid" xmlns:w16="http://schemas.microsoft.com/office/word/2018/wordml" xmlns:w16sdtdh="http://schemas.microsoft.com/office/word/2020/wordml/sdtdatahash" xmlns:w16se="http://schemas.microsoft.com/office/word/2015/wordml/symex" xmlns:wpg="http://schemas.microsoft.com/office/word/2010/wordprocessingGroup" xmlns:wpi="http://schemas.microsoft.com/office/word/2010/wordprocessingInk" xmlns:wne="http://schemas.microsoft.com/office/word/2006/wordml" xmlns:wps="http://schemas.microsoft.com/office/word/2010/wordprocessingShape" mc:Ignorable="w14 w15 w16se w16cid w16 w16cex w16sdtdh wp14">
   <w:sdt>
     <w:sdtPr>
       <w:id w:val="-1465197936"/>
@@ -16279,6 +16233,7 @@
         <w:docPartUnique/>
       </w:docPartObj>
     </w:sdtPr>
+    <w:sdtEndPr/>
     <w:sdtContent>
       <w:p>
         <w:pPr>
@@ -16315,7 +16270,7 @@
 </file>
 
 <file path=word/footnotes.xml><?xml version="1.0" encoding="utf-8"?>
-<w:footnotes xmlns:wpc="http://schemas.microsoft.com/office/word/2010/wordprocessingCanvas" xmlns:cx="http://schemas.microsoft.com/office/drawing/2014/chartex" xmlns:cx1="http://schemas.microsoft.com/office/drawing/2015/9/8/chartex" xmlns:cx2="http://schemas.microsoft.com/office/drawing/2015/10/21/chartex" xmlns:cx3="http://schemas.microsoft.com/office/drawing/2016/5/9/chartex" xmlns:cx4="http://schemas.microsoft.com/office/drawing/2016/5/10/chartex" xmlns:cx5="http://schemas.microsoft.com/office/drawing/2016/5/11/chartex" xmlns:cx6="http://schemas.microsoft.com/office/drawing/2016/5/12/chartex" xmlns:cx7="http://schemas.microsoft.com/office/drawing/2016/5/13/chartex" xmlns:cx8="http://schemas.microsoft.com/office/drawing/2016/5/14/chartex" xmlns:mc="http://schemas.openxmlformats.org/markup-compatibility/2006" xmlns:aink="http://schemas.microsoft.com/office/drawing/2016/ink" xmlns:am3d="http://schemas.microsoft.com/office/drawing/2017/model3d" xmlns:o="urn:schemas-microsoft-com:office:office" xmlns:oel="http://schemas.microsoft.com/office/2019/extlst" xmlns:r="http://schemas.openxmlformats.org/officeDocument/2006/relationships" xmlns:m="http://schemas.openxmlformats.org/officeDocument/2006/math" xmlns:v="urn:schemas-microsoft-com:vml" xmlns:wp14="http://schemas.microsoft.com/office/word/2010/wordprocessingDrawing" xmlns:wp="http://schemas.openxmlformats.org/drawingml/2006/wordprocessingDrawing" xmlns:w10="urn:schemas-microsoft-com:office:word" xmlns:w="http://schemas.openxmlformats.org/wordprocessingml/2006/main" xmlns:w14="http://schemas.microsoft.com/office/word/2010/wordml" xmlns:w15="http://schemas.microsoft.com/office/word/2012/wordml" xmlns:w16cex="http://schemas.microsoft.com/office/word/2018/wordml/cex" xmlns:w16cid="http://schemas.microsoft.com/office/word/2016/wordml/cid" xmlns:w16="http://schemas.microsoft.com/office/word/2018/wordml" xmlns:w16sdtdh="http://schemas.microsoft.com/office/word/2020/wordml/sdtdatahash" xmlns:w16se="http://schemas.microsoft.com/office/word/2015/wordml/symex" xmlns:wpg="http://schemas.microsoft.com/office/word/2010/wordprocessingGroup" xmlns:wpi="http://schemas.microsoft.com/office/word/2010/wordprocessingInk" xmlns:wne="http://schemas.microsoft.com/office/word/2006/wordml" xmlns:wps="http://schemas.microsoft.com/office/word/2010/wordprocessingShape" mc:Ignorable="w14 w15 w16se w16cid w16 w16cex w16sdtdh wp14">
+<w:footnotes xmlns:wpc="http://schemas.microsoft.com/office/word/2010/wordprocessingCanvas" xmlns:cx="http://schemas.microsoft.com/office/drawing/2014/chartex" xmlns:cx1="http://schemas.microsoft.com/office/drawing/2015/9/8/chartex" xmlns:cx2="http://schemas.microsoft.com/office/drawing/2015/10/21/chartex" xmlns:cx3="http://schemas.microsoft.com/office/drawing/2016/5/9/chartex" xmlns:cx4="http://schemas.microsoft.com/office/drawing/2016/5/10/chartex" xmlns:cx5="http://schemas.microsoft.com/office/drawing/2016/5/11/chartex" xmlns:cx6="http://schemas.microsoft.com/office/drawing/2016/5/12/chartex" xmlns:cx7="http://schemas.microsoft.com/office/drawing/2016/5/13/chartex" xmlns:cx8="http://schemas.microsoft.com/office/drawing/2016/5/14/chartex" xmlns:mc="http://schemas.openxmlformats.org/markup-compatibility/2006" xmlns:aink="http://schemas.microsoft.com/office/drawing/2016/ink" xmlns:am3d="http://schemas.microsoft.com/office/drawing/2017/model3d" xmlns:o="urn:schemas-microsoft-com:office:office" xmlns:r="http://schemas.openxmlformats.org/officeDocument/2006/relationships" xmlns:m="http://schemas.openxmlformats.org/officeDocument/2006/math" xmlns:v="urn:schemas-microsoft-com:vml" xmlns:wp14="http://schemas.microsoft.com/office/word/2010/wordprocessingDrawing" xmlns:wp="http://schemas.openxmlformats.org/drawingml/2006/wordprocessingDrawing" xmlns:w10="urn:schemas-microsoft-com:office:word" xmlns:w="http://schemas.openxmlformats.org/wordprocessingml/2006/main" xmlns:w14="http://schemas.microsoft.com/office/word/2010/wordml" xmlns:w15="http://schemas.microsoft.com/office/word/2012/wordml" xmlns:w16cex="http://schemas.microsoft.com/office/word/2018/wordml/cex" xmlns:w16cid="http://schemas.microsoft.com/office/word/2016/wordml/cid" xmlns:w16="http://schemas.microsoft.com/office/word/2018/wordml" xmlns:w16sdtdh="http://schemas.microsoft.com/office/word/2020/wordml/sdtdatahash" xmlns:w16se="http://schemas.microsoft.com/office/word/2015/wordml/symex" xmlns:wpg="http://schemas.microsoft.com/office/word/2010/wordprocessingGroup" xmlns:wpi="http://schemas.microsoft.com/office/word/2010/wordprocessingInk" xmlns:wne="http://schemas.microsoft.com/office/word/2006/wordml" xmlns:wps="http://schemas.microsoft.com/office/word/2010/wordprocessingShape" mc:Ignorable="w14 w15 w16se w16cid w16 w16cex w16sdtdh wp14">
   <w:footnote w:type="separator" w:id="-1">
     <w:p>
       <w:pPr>
@@ -16340,7 +16295,7 @@
 </file>
 
 <file path=word/header1.xml><?xml version="1.0" encoding="utf-8"?>
-<w:hdr xmlns:wpc="http://schemas.microsoft.com/office/word/2010/wordprocessingCanvas" xmlns:cx="http://schemas.microsoft.com/office/drawing/2014/chartex" xmlns:cx1="http://schemas.microsoft.com/office/drawing/2015/9/8/chartex" xmlns:cx2="http://schemas.microsoft.com/office/drawing/2015/10/21/chartex" xmlns:cx3="http://schemas.microsoft.com/office/drawing/2016/5/9/chartex" xmlns:cx4="http://schemas.microsoft.com/office/drawing/2016/5/10/chartex" xmlns:cx5="http://schemas.microsoft.com/office/drawing/2016/5/11/chartex" xmlns:cx6="http://schemas.microsoft.com/office/drawing/2016/5/12/chartex" xmlns:cx7="http://schemas.microsoft.com/office/drawing/2016/5/13/chartex" xmlns:cx8="http://schemas.microsoft.com/office/drawing/2016/5/14/chartex" xmlns:mc="http://schemas.openxmlformats.org/markup-compatibility/2006" xmlns:aink="http://schemas.microsoft.com/office/drawing/2016/ink" xmlns:am3d="http://schemas.microsoft.com/office/drawing/2017/model3d" xmlns:o="urn:schemas-microsoft-com:office:office" xmlns:oel="http://schemas.microsoft.com/office/2019/extlst" xmlns:r="http://schemas.openxmlformats.org/officeDocument/2006/relationships" xmlns:m="http://schemas.openxmlformats.org/officeDocument/2006/math" xmlns:v="urn:schemas-microsoft-com:vml" xmlns:wp14="http://schemas.microsoft.com/office/word/2010/wordprocessingDrawing" xmlns:wp="http://schemas.openxmlformats.org/drawingml/2006/wordprocessingDrawing" xmlns:w10="urn:schemas-microsoft-com:office:word" xmlns:w="http://schemas.openxmlformats.org/wordprocessingml/2006/main" xmlns:w14="http://schemas.microsoft.com/office/word/2010/wordml" xmlns:w15="http://schemas.microsoft.com/office/word/2012/wordml" xmlns:w16cex="http://schemas.microsoft.com/office/word/2018/wordml/cex" xmlns:w16cid="http://schemas.microsoft.com/office/word/2016/wordml/cid" xmlns:w16="http://schemas.microsoft.com/office/word/2018/wordml" xmlns:w16sdtdh="http://schemas.microsoft.com/office/word/2020/wordml/sdtdatahash" xmlns:w16se="http://schemas.microsoft.com/office/word/2015/wordml/symex" xmlns:wpg="http://schemas.microsoft.com/office/word/2010/wordprocessingGroup" xmlns:wpi="http://schemas.microsoft.com/office/word/2010/wordprocessingInk" xmlns:wne="http://schemas.microsoft.com/office/word/2006/wordml" xmlns:wps="http://schemas.microsoft.com/office/word/2010/wordprocessingShape" mc:Ignorable="w14 w15 w16se w16cid w16 w16cex w16sdtdh wp14">
+<w:hdr xmlns:wpc="http://schemas.microsoft.com/office/word/2010/wordprocessingCanvas" xmlns:cx="http://schemas.microsoft.com/office/drawing/2014/chartex" xmlns:cx1="http://schemas.microsoft.com/office/drawing/2015/9/8/chartex" xmlns:cx2="http://schemas.microsoft.com/office/drawing/2015/10/21/chartex" xmlns:cx3="http://schemas.microsoft.com/office/drawing/2016/5/9/chartex" xmlns:cx4="http://schemas.microsoft.com/office/drawing/2016/5/10/chartex" xmlns:cx5="http://schemas.microsoft.com/office/drawing/2016/5/11/chartex" xmlns:cx6="http://schemas.microsoft.com/office/drawing/2016/5/12/chartex" xmlns:cx7="http://schemas.microsoft.com/office/drawing/2016/5/13/chartex" xmlns:cx8="http://schemas.microsoft.com/office/drawing/2016/5/14/chartex" xmlns:mc="http://schemas.openxmlformats.org/markup-compatibility/2006" xmlns:aink="http://schemas.microsoft.com/office/drawing/2016/ink" xmlns:am3d="http://schemas.microsoft.com/office/drawing/2017/model3d" xmlns:o="urn:schemas-microsoft-com:office:office" xmlns:r="http://schemas.openxmlformats.org/officeDocument/2006/relationships" xmlns:m="http://schemas.openxmlformats.org/officeDocument/2006/math" xmlns:v="urn:schemas-microsoft-com:vml" xmlns:wp14="http://schemas.microsoft.com/office/word/2010/wordprocessingDrawing" xmlns:wp="http://schemas.openxmlformats.org/drawingml/2006/wordprocessingDrawing" xmlns:w10="urn:schemas-microsoft-com:office:word" xmlns:w="http://schemas.openxmlformats.org/wordprocessingml/2006/main" xmlns:w14="http://schemas.microsoft.com/office/word/2010/wordml" xmlns:w15="http://schemas.microsoft.com/office/word/2012/wordml" xmlns:w16cex="http://schemas.microsoft.com/office/word/2018/wordml/cex" xmlns:w16cid="http://schemas.microsoft.com/office/word/2016/wordml/cid" xmlns:w16="http://schemas.microsoft.com/office/word/2018/wordml" xmlns:w16sdtdh="http://schemas.microsoft.com/office/word/2020/wordml/sdtdatahash" xmlns:w16se="http://schemas.microsoft.com/office/word/2015/wordml/symex" xmlns:wpg="http://schemas.microsoft.com/office/word/2010/wordprocessingGroup" xmlns:wpi="http://schemas.microsoft.com/office/word/2010/wordprocessingInk" xmlns:wne="http://schemas.microsoft.com/office/word/2006/wordml" xmlns:wps="http://schemas.microsoft.com/office/word/2010/wordprocessingShape" mc:Ignorable="w14 w15 w16se w16cid w16 w16cex w16sdtdh wp14">
   <w:p>
     <w:pPr>
       <w:pStyle w:val="Encabezado"/>
@@ -16426,7 +16381,7 @@
 </file>
 
 <file path=word/numbering.xml><?xml version="1.0" encoding="utf-8"?>
-<w:numbering xmlns:wpc="http://schemas.microsoft.com/office/word/2010/wordprocessingCanvas" xmlns:cx="http://schemas.microsoft.com/office/drawing/2014/chartex" xmlns:cx1="http://schemas.microsoft.com/office/drawing/2015/9/8/chartex" xmlns:cx2="http://schemas.microsoft.com/office/drawing/2015/10/21/chartex" xmlns:cx3="http://schemas.microsoft.com/office/drawing/2016/5/9/chartex" xmlns:cx4="http://schemas.microsoft.com/office/drawing/2016/5/10/chartex" xmlns:cx5="http://schemas.microsoft.com/office/drawing/2016/5/11/chartex" xmlns:cx6="http://schemas.microsoft.com/office/drawing/2016/5/12/chartex" xmlns:cx7="http://schemas.microsoft.com/office/drawing/2016/5/13/chartex" xmlns:cx8="http://schemas.microsoft.com/office/drawing/2016/5/14/chartex" xmlns:mc="http://schemas.openxmlformats.org/markup-compatibility/2006" xmlns:aink="http://schemas.microsoft.com/office/drawing/2016/ink" xmlns:am3d="http://schemas.microsoft.com/office/drawing/2017/model3d" xmlns:o="urn:schemas-microsoft-com:office:office" xmlns:oel="http://schemas.microsoft.com/office/2019/extlst" xmlns:r="http://schemas.openxmlformats.org/officeDocument/2006/relationships" xmlns:m="http://schemas.openxmlformats.org/officeDocument/2006/math" xmlns:v="urn:schemas-microsoft-com:vml" xmlns:wp14="http://schemas.microsoft.com/office/word/2010/wordprocessingDrawing" xmlns:wp="http://schemas.openxmlformats.org/drawingml/2006/wordprocessingDrawing" xmlns:w10="urn:schemas-microsoft-com:office:word" xmlns:w="http://schemas.openxmlformats.org/wordprocessingml/2006/main" xmlns:w14="http://schemas.microsoft.com/office/word/2010/wordml" xmlns:w15="http://schemas.microsoft.com/office/word/2012/wordml" xmlns:w16cex="http://schemas.microsoft.com/office/word/2018/wordml/cex" xmlns:w16cid="http://schemas.microsoft.com/office/word/2016/wordml/cid" xmlns:w16="http://schemas.microsoft.com/office/word/2018/wordml" xmlns:w16sdtdh="http://schemas.microsoft.com/office/word/2020/wordml/sdtdatahash" xmlns:w16se="http://schemas.microsoft.com/office/word/2015/wordml/symex" xmlns:wpg="http://schemas.microsoft.com/office/word/2010/wordprocessingGroup" xmlns:wpi="http://schemas.microsoft.com/office/word/2010/wordprocessingInk" xmlns:wne="http://schemas.microsoft.com/office/word/2006/wordml" xmlns:wps="http://schemas.microsoft.com/office/word/2010/wordprocessingShape" mc:Ignorable="w14 w15 w16se w16cid w16 w16cex w16sdtdh wp14">
+<w:numbering xmlns:wpc="http://schemas.microsoft.com/office/word/2010/wordprocessingCanvas" xmlns:cx="http://schemas.microsoft.com/office/drawing/2014/chartex" xmlns:cx1="http://schemas.microsoft.com/office/drawing/2015/9/8/chartex" xmlns:cx2="http://schemas.microsoft.com/office/drawing/2015/10/21/chartex" xmlns:cx3="http://schemas.microsoft.com/office/drawing/2016/5/9/chartex" xmlns:cx4="http://schemas.microsoft.com/office/drawing/2016/5/10/chartex" xmlns:cx5="http://schemas.microsoft.com/office/drawing/2016/5/11/chartex" xmlns:cx6="http://schemas.microsoft.com/office/drawing/2016/5/12/chartex" xmlns:cx7="http://schemas.microsoft.com/office/drawing/2016/5/13/chartex" xmlns:cx8="http://schemas.microsoft.com/office/drawing/2016/5/14/chartex" xmlns:mc="http://schemas.openxmlformats.org/markup-compatibility/2006" xmlns:aink="http://schemas.microsoft.com/office/drawing/2016/ink" xmlns:am3d="http://schemas.microsoft.com/office/drawing/2017/model3d" xmlns:o="urn:schemas-microsoft-com:office:office" xmlns:r="http://schemas.openxmlformats.org/officeDocument/2006/relationships" xmlns:m="http://schemas.openxmlformats.org/officeDocument/2006/math" xmlns:v="urn:schemas-microsoft-com:vml" xmlns:wp14="http://schemas.microsoft.com/office/word/2010/wordprocessingDrawing" xmlns:wp="http://schemas.openxmlformats.org/drawingml/2006/wordprocessingDrawing" xmlns:w10="urn:schemas-microsoft-com:office:word" xmlns:w="http://schemas.openxmlformats.org/wordprocessingml/2006/main" xmlns:w14="http://schemas.microsoft.com/office/word/2010/wordml" xmlns:w15="http://schemas.microsoft.com/office/word/2012/wordml" xmlns:w16cex="http://schemas.microsoft.com/office/word/2018/wordml/cex" xmlns:w16cid="http://schemas.microsoft.com/office/word/2016/wordml/cid" xmlns:w16="http://schemas.microsoft.com/office/word/2018/wordml" xmlns:w16sdtdh="http://schemas.microsoft.com/office/word/2020/wordml/sdtdatahash" xmlns:w16se="http://schemas.microsoft.com/office/word/2015/wordml/symex" xmlns:wpg="http://schemas.microsoft.com/office/word/2010/wordprocessingGroup" xmlns:wpi="http://schemas.microsoft.com/office/word/2010/wordprocessingInk" xmlns:wne="http://schemas.microsoft.com/office/word/2006/wordml" xmlns:wps="http://schemas.microsoft.com/office/word/2010/wordprocessingShape" mc:Ignorable="w14 w15 w16se w16cid w16 w16cex w16sdtdh wp14">
   <w:abstractNum w:abstractNumId="0" w15:restartNumberingAfterBreak="0">
     <w:nsid w:val="FFFFFF7E"/>
     <w:multiLevelType w:val="singleLevel"/>
@@ -21501,37 +21456,37 @@
       </w:rPr>
     </w:lvl>
   </w:abstractNum>
-  <w:num w:numId="1" w16cid:durableId="772671749">
+  <w:num w:numId="1">
     <w:abstractNumId w:val="5"/>
   </w:num>
-  <w:num w:numId="2" w16cid:durableId="399139361">
+  <w:num w:numId="2">
     <w:abstractNumId w:val="21"/>
   </w:num>
-  <w:num w:numId="3" w16cid:durableId="610863320">
+  <w:num w:numId="3">
     <w:abstractNumId w:val="40"/>
   </w:num>
-  <w:num w:numId="4" w16cid:durableId="1026562646">
+  <w:num w:numId="4">
     <w:abstractNumId w:val="30"/>
   </w:num>
-  <w:num w:numId="5" w16cid:durableId="2006132240">
+  <w:num w:numId="5">
     <w:abstractNumId w:val="35"/>
   </w:num>
-  <w:num w:numId="6" w16cid:durableId="1391465342">
+  <w:num w:numId="6">
     <w:abstractNumId w:val="3"/>
   </w:num>
-  <w:num w:numId="7" w16cid:durableId="1319312428">
+  <w:num w:numId="7">
     <w:abstractNumId w:val="2"/>
   </w:num>
-  <w:num w:numId="8" w16cid:durableId="153881047">
+  <w:num w:numId="8">
     <w:abstractNumId w:val="4"/>
   </w:num>
-  <w:num w:numId="9" w16cid:durableId="1754889659">
+  <w:num w:numId="9">
     <w:abstractNumId w:val="1"/>
   </w:num>
-  <w:num w:numId="10" w16cid:durableId="1262683308">
+  <w:num w:numId="10">
     <w:abstractNumId w:val="0"/>
   </w:num>
-  <w:num w:numId="11" w16cid:durableId="1163816982">
+  <w:num w:numId="11">
     <w:abstractNumId w:val="35"/>
     <w:lvlOverride w:ilvl="0">
       <w:startOverride w:val="1"/>
@@ -21561,79 +21516,79 @@
       <w:startOverride w:val="1"/>
     </w:lvlOverride>
   </w:num>
-  <w:num w:numId="12" w16cid:durableId="9259055">
+  <w:num w:numId="12">
     <w:abstractNumId w:val="8"/>
   </w:num>
-  <w:num w:numId="13" w16cid:durableId="1594170192">
+  <w:num w:numId="13">
     <w:abstractNumId w:val="11"/>
   </w:num>
-  <w:num w:numId="14" w16cid:durableId="771434985">
+  <w:num w:numId="14">
     <w:abstractNumId w:val="15"/>
   </w:num>
-  <w:num w:numId="15" w16cid:durableId="1159152197">
+  <w:num w:numId="15">
     <w:abstractNumId w:val="6"/>
   </w:num>
-  <w:num w:numId="16" w16cid:durableId="1722173823">
+  <w:num w:numId="16">
     <w:abstractNumId w:val="41"/>
   </w:num>
-  <w:num w:numId="17" w16cid:durableId="2008559013">
+  <w:num w:numId="17">
     <w:abstractNumId w:val="43"/>
   </w:num>
-  <w:num w:numId="18" w16cid:durableId="945891680">
+  <w:num w:numId="18">
     <w:abstractNumId w:val="49"/>
   </w:num>
-  <w:num w:numId="19" w16cid:durableId="1094738999">
+  <w:num w:numId="19">
     <w:abstractNumId w:val="42"/>
   </w:num>
-  <w:num w:numId="20" w16cid:durableId="1807893302">
+  <w:num w:numId="20">
     <w:abstractNumId w:val="24"/>
   </w:num>
-  <w:num w:numId="21" w16cid:durableId="1074668374">
+  <w:num w:numId="21">
     <w:abstractNumId w:val="36"/>
   </w:num>
-  <w:num w:numId="22" w16cid:durableId="1137796616">
+  <w:num w:numId="22">
     <w:abstractNumId w:val="16"/>
   </w:num>
-  <w:num w:numId="23" w16cid:durableId="1394965164">
+  <w:num w:numId="23">
     <w:abstractNumId w:val="45"/>
   </w:num>
-  <w:num w:numId="24" w16cid:durableId="236399609">
+  <w:num w:numId="24">
     <w:abstractNumId w:val="31"/>
   </w:num>
-  <w:num w:numId="25" w16cid:durableId="1187016597">
+  <w:num w:numId="25">
     <w:abstractNumId w:val="46"/>
   </w:num>
-  <w:num w:numId="26" w16cid:durableId="1973749030">
+  <w:num w:numId="26">
     <w:abstractNumId w:val="37"/>
   </w:num>
-  <w:num w:numId="27" w16cid:durableId="310990853">
+  <w:num w:numId="27">
     <w:abstractNumId w:val="50"/>
   </w:num>
-  <w:num w:numId="28" w16cid:durableId="92944799">
+  <w:num w:numId="28">
     <w:abstractNumId w:val="32"/>
   </w:num>
-  <w:num w:numId="29" w16cid:durableId="1171606122">
+  <w:num w:numId="29">
     <w:abstractNumId w:val="13"/>
   </w:num>
-  <w:num w:numId="30" w16cid:durableId="1187670143">
+  <w:num w:numId="30">
     <w:abstractNumId w:val="19"/>
   </w:num>
-  <w:num w:numId="31" w16cid:durableId="746146561">
+  <w:num w:numId="31">
     <w:abstractNumId w:val="34"/>
   </w:num>
-  <w:num w:numId="32" w16cid:durableId="1868634630">
+  <w:num w:numId="32">
     <w:abstractNumId w:val="52"/>
   </w:num>
-  <w:num w:numId="33" w16cid:durableId="715813596">
+  <w:num w:numId="33">
     <w:abstractNumId w:val="27"/>
   </w:num>
-  <w:num w:numId="34" w16cid:durableId="15887810">
+  <w:num w:numId="34">
     <w:abstractNumId w:val="7"/>
   </w:num>
-  <w:num w:numId="35" w16cid:durableId="1600219444">
+  <w:num w:numId="35">
     <w:abstractNumId w:val="39"/>
   </w:num>
-  <w:num w:numId="36" w16cid:durableId="1899826515">
+  <w:num w:numId="36">
     <w:abstractNumId w:val="35"/>
     <w:lvlOverride w:ilvl="0">
       <w:startOverride w:val="1"/>
@@ -21663,64 +21618,64 @@
       <w:startOverride w:val="1"/>
     </w:lvlOverride>
   </w:num>
-  <w:num w:numId="37" w16cid:durableId="2034181836">
+  <w:num w:numId="37">
     <w:abstractNumId w:val="18"/>
   </w:num>
-  <w:num w:numId="38" w16cid:durableId="1171332100">
+  <w:num w:numId="38">
     <w:abstractNumId w:val="48"/>
   </w:num>
-  <w:num w:numId="39" w16cid:durableId="576791478">
+  <w:num w:numId="39">
     <w:abstractNumId w:val="29"/>
   </w:num>
-  <w:num w:numId="40" w16cid:durableId="135148089">
+  <w:num w:numId="40">
     <w:abstractNumId w:val="44"/>
   </w:num>
-  <w:num w:numId="41" w16cid:durableId="1833330689">
+  <w:num w:numId="41">
     <w:abstractNumId w:val="26"/>
   </w:num>
-  <w:num w:numId="42" w16cid:durableId="1893955176">
+  <w:num w:numId="42">
     <w:abstractNumId w:val="33"/>
   </w:num>
-  <w:num w:numId="43" w16cid:durableId="928079218">
+  <w:num w:numId="43">
     <w:abstractNumId w:val="17"/>
   </w:num>
-  <w:num w:numId="44" w16cid:durableId="914244189">
+  <w:num w:numId="44">
     <w:abstractNumId w:val="23"/>
   </w:num>
-  <w:num w:numId="45" w16cid:durableId="105320088">
+  <w:num w:numId="45">
     <w:abstractNumId w:val="9"/>
   </w:num>
-  <w:num w:numId="46" w16cid:durableId="641274159">
+  <w:num w:numId="46">
     <w:abstractNumId w:val="47"/>
   </w:num>
-  <w:num w:numId="47" w16cid:durableId="577715768">
+  <w:num w:numId="47">
     <w:abstractNumId w:val="28"/>
   </w:num>
-  <w:num w:numId="48" w16cid:durableId="420875816">
+  <w:num w:numId="48">
     <w:abstractNumId w:val="38"/>
   </w:num>
-  <w:num w:numId="49" w16cid:durableId="1442144024">
+  <w:num w:numId="49">
     <w:abstractNumId w:val="51"/>
   </w:num>
-  <w:num w:numId="50" w16cid:durableId="470826899">
+  <w:num w:numId="50">
     <w:abstractNumId w:val="25"/>
   </w:num>
-  <w:num w:numId="51" w16cid:durableId="61343284">
+  <w:num w:numId="51">
     <w:abstractNumId w:val="20"/>
   </w:num>
-  <w:num w:numId="52" w16cid:durableId="38823259">
+  <w:num w:numId="52">
     <w:abstractNumId w:val="14"/>
   </w:num>
-  <w:num w:numId="53" w16cid:durableId="1576939990">
+  <w:num w:numId="53">
     <w:abstractNumId w:val="22"/>
   </w:num>
-  <w:num w:numId="54" w16cid:durableId="403332031">
+  <w:num w:numId="54">
     <w:abstractNumId w:val="10"/>
   </w:num>
-  <w:num w:numId="55" w16cid:durableId="352464655">
+  <w:num w:numId="55">
     <w:abstractNumId w:val="12"/>
   </w:num>
-  <w:numIdMacAtCleanup w:val="11"/>
+  <w:numIdMacAtCleanup w:val="55"/>
 </w:numbering>
 </file>
 
@@ -34555,15 +34510,6 @@
 </file>
 
 <file path=customXml/item1.xml><?xml version="1.0" encoding="utf-8"?>
-<?mso-contentType ?>
-<FormTemplates xmlns="http://schemas.microsoft.com/sharepoint/v3/contenttype/forms">
-  <Display>DocumentLibraryForm</Display>
-  <Edit>DocumentLibraryForm</Edit>
-  <New>DocumentLibraryForm</New>
-</FormTemplates>
-</file>
-
-<file path=customXml/item2.xml><?xml version="1.0" encoding="utf-8"?>
 <ct:contentTypeSchema xmlns:ct="http://schemas.microsoft.com/office/2006/metadata/contentType" xmlns:ma="http://schemas.microsoft.com/office/2006/metadata/properties/metaAttributes" ct:_="" ma:_="" ma:contentTypeName="Documento" ma:contentTypeID="0x0101006A81D6BD42E8DF4C91013959704817E1" ma:contentTypeVersion="15" ma:contentTypeDescription="Crear nuevo documento." ma:contentTypeScope="" ma:versionID="bf4f72ffd194f0963ff564daca6869f7">
   <xsd:schema xmlns:xsd="http://www.w3.org/2001/XMLSchema" xmlns:xs="http://www.w3.org/2001/XMLSchema" xmlns:p="http://schemas.microsoft.com/office/2006/metadata/properties" xmlns:ns2="13c90a0b-73bc-4dc0-be5f-28d77b615beb" xmlns:ns3="13c93bba-48ce-428c-bfe5-88b42c19b028" targetNamespace="http://schemas.microsoft.com/office/2006/metadata/properties" ma:root="true" ma:fieldsID="8718d6f4873a5b1392a45044efa78385" ns2:_="" ns3:_="">
     <xsd:import namespace="13c90a0b-73bc-4dc0-be5f-28d77b615beb"/>
@@ -34798,7 +34744,20 @@
 </ct:contentTypeSchema>
 </file>
 
+<file path=customXml/item2.xml><?xml version="1.0" encoding="utf-8"?>
+<?mso-contentType ?>
+<FormTemplates xmlns="http://schemas.microsoft.com/sharepoint/v3/contenttype/forms">
+  <Display>DocumentLibraryForm</Display>
+  <Edit>DocumentLibraryForm</Edit>
+  <New>DocumentLibraryForm</New>
+</FormTemplates>
+</file>
+
 <file path=customXml/item3.xml><?xml version="1.0" encoding="utf-8"?>
+<b:Sources xmlns:b="http://schemas.openxmlformats.org/officeDocument/2006/bibliography" xmlns="http://schemas.openxmlformats.org/officeDocument/2006/bibliography" SelectedStyle="\APASixthEditionOfficeOnline.xsl" StyleName="APA" Version="6"/>
+</file>
+
+<file path=customXml/item4.xml><?xml version="1.0" encoding="utf-8"?>
 <p:properties xmlns:p="http://schemas.microsoft.com/office/2006/metadata/properties" xmlns:xsi="http://www.w3.org/2001/XMLSchema-instance" xmlns:pc="http://schemas.microsoft.com/office/infopath/2007/PartnerControls">
   <documentManagement>
     <TaxCatchAll xmlns="13c90a0b-73bc-4dc0-be5f-28d77b615beb" xsi:nil="true"/>
@@ -34809,11 +34768,26 @@
 </p:properties>
 </file>
 
-<file path=customXml/item4.xml><?xml version="1.0" encoding="utf-8"?>
-<b:Sources xmlns:b="http://schemas.openxmlformats.org/officeDocument/2006/bibliography" xmlns="http://schemas.openxmlformats.org/officeDocument/2006/bibliography" SelectedStyle="\APASixthEditionOfficeOnline.xsl" StyleName="APA" Version="6"/>
+<file path=customXml/itemProps1.xml><?xml version="1.0" encoding="utf-8"?>
+<ds:datastoreItem xmlns:ds="http://schemas.openxmlformats.org/officeDocument/2006/customXml" ds:itemID="{D7CC39B2-E8D9-47D7-99B7-221422943CB7}">
+  <ds:schemaRefs>
+    <ds:schemaRef ds:uri="http://schemas.microsoft.com/office/2006/metadata/contentType"/>
+    <ds:schemaRef ds:uri="http://schemas.microsoft.com/office/2006/metadata/properties/metaAttributes"/>
+    <ds:schemaRef ds:uri="http://www.w3.org/2001/XMLSchema"/>
+    <ds:schemaRef ds:uri="http://schemas.microsoft.com/office/2006/metadata/properties"/>
+    <ds:schemaRef ds:uri="13c90a0b-73bc-4dc0-be5f-28d77b615beb"/>
+    <ds:schemaRef ds:uri="13c93bba-48ce-428c-bfe5-88b42c19b028"/>
+    <ds:schemaRef ds:uri="http://schemas.microsoft.com/office/2006/documentManagement/types"/>
+    <ds:schemaRef ds:uri="http://schemas.microsoft.com/office/infopath/2007/PartnerControls"/>
+    <ds:schemaRef ds:uri="http://schemas.openxmlformats.org/package/2006/metadata/core-properties"/>
+    <ds:schemaRef ds:uri="http://purl.org/dc/elements/1.1/"/>
+    <ds:schemaRef ds:uri="http://purl.org/dc/terms/"/>
+    <ds:schemaRef ds:uri="http://schemas.microsoft.com/internal/obd"/>
+  </ds:schemaRefs>
+</ds:datastoreItem>
 </file>
 
-<file path=customXml/itemProps1.xml><?xml version="1.0" encoding="utf-8"?>
+<file path=customXml/itemProps2.xml><?xml version="1.0" encoding="utf-8"?>
 <ds:datastoreItem xmlns:ds="http://schemas.openxmlformats.org/officeDocument/2006/customXml" ds:itemID="{10663269-2064-4804-8290-36D4A57F5557}">
   <ds:schemaRefs>
     <ds:schemaRef ds:uri="http://schemas.microsoft.com/sharepoint/v3/contenttype/forms"/>
@@ -34821,25 +34795,21 @@
 </ds:datastoreItem>
 </file>
 
-<file path=customXml/itemProps2.xml><?xml version="1.0" encoding="utf-8"?>
-<ds:datastoreItem xmlns:ds="http://schemas.openxmlformats.org/officeDocument/2006/customXml" ds:itemID="{D7CC39B2-E8D9-47D7-99B7-221422943CB7}"/>
-</file>
-
 <file path=customXml/itemProps3.xml><?xml version="1.0" encoding="utf-8"?>
-<ds:datastoreItem xmlns:ds="http://schemas.openxmlformats.org/officeDocument/2006/customXml" ds:itemID="{1279454D-02BE-4A9C-A117-DCD1573E2608}">
+<ds:datastoreItem xmlns:ds="http://schemas.openxmlformats.org/officeDocument/2006/customXml" ds:itemID="{EAE431FD-7059-4C09-804B-C9D69EB7B213}">
   <ds:schemaRefs>
-    <ds:schemaRef ds:uri="http://schemas.microsoft.com/office/2006/metadata/properties"/>
-    <ds:schemaRef ds:uri="http://schemas.microsoft.com/office/infopath/2007/PartnerControls"/>
-    <ds:schemaRef ds:uri="b250f519-6473-4480-8c44-6ee3a3a530c3"/>
-    <ds:schemaRef ds:uri="d174a4fb-80c2-4523-8d89-375030acacbf"/>
+    <ds:schemaRef ds:uri="http://schemas.openxmlformats.org/officeDocument/2006/bibliography"/>
   </ds:schemaRefs>
 </ds:datastoreItem>
 </file>
 
 <file path=customXml/itemProps4.xml><?xml version="1.0" encoding="utf-8"?>
-<ds:datastoreItem xmlns:ds="http://schemas.openxmlformats.org/officeDocument/2006/customXml" ds:itemID="{EAE431FD-7059-4C09-804B-C9D69EB7B213}">
+<ds:datastoreItem xmlns:ds="http://schemas.openxmlformats.org/officeDocument/2006/customXml" ds:itemID="{1279454D-02BE-4A9C-A117-DCD1573E2608}">
   <ds:schemaRefs>
-    <ds:schemaRef ds:uri="http://schemas.openxmlformats.org/officeDocument/2006/bibliography"/>
+    <ds:schemaRef ds:uri="http://schemas.microsoft.com/office/2006/metadata/properties"/>
+    <ds:schemaRef ds:uri="http://schemas.microsoft.com/office/infopath/2007/PartnerControls"/>
+    <ds:schemaRef ds:uri="13c90a0b-73bc-4dc0-be5f-28d77b615beb"/>
+    <ds:schemaRef ds:uri="13c93bba-48ce-428c-bfe5-88b42c19b028"/>
   </ds:schemaRefs>
 </ds:datastoreItem>
 </file>